--- a/docs/studienskripte/word-rohfassungen/woek-g-v17.docx
+++ b/docs/studienskripte/word-rohfassungen/woek-g-v17.docx
@@ -29,47 +29,7 @@
     </w:p>
     <w:p>
       <w:r>
-        <w:t>Track: Grundstudium Wirkungsökonomie</w:t>
-      </w:r>
-    </w:p>
-    <w:p>
-      <w:r>
-        <w:t>Kurscode: woek-g</w:t>
-      </w:r>
-    </w:p>
-    <w:p>
-      <w:r>
-        <w:t>Vorlesungscode: V17</w:t>
-      </w:r>
-    </w:p>
-    <w:p>
-      <w:r>
-        <w:t>Modul/Abschnitt: G2.2</w:t>
-      </w:r>
-    </w:p>
-    <w:p>
-      <w:r>
-        <w:t>Titel: Medien, Sprache und Öffentlichkeit als Wirkungsräume</w:t>
-      </w:r>
-    </w:p>
-    <w:p>
-      <w:r>
-        <w:t>Status: Rohfassung V0 · Sprint-Produktionslauf · muss im nächsten Tiefensprint auf 40-50 Seiten erweitert werden</w:t>
-      </w:r>
-    </w:p>
-    <w:p>
-      <w:r>
-        <w:t>Quelle: woek-akademie-app/content/lehrgaenge/woek-g-v17.md</w:t>
-      </w:r>
-    </w:p>
-    <w:p>
-      <w:r>
-        <w:t>Ablage: Markdown-Master in content/studienskripte/woek-g-v17.md, Word-Rohfassung in docs/studienskripte/word-rohfassungen/woek-g-v17.docx</w:t>
-      </w:r>
-    </w:p>
-    <w:p>
-      <w:r>
-        <w:t>Wissensbasis: aktuelles Grundlagenwerk, Website-Korpus inklusive Journal, Akademie-Quelltexte, Glossar, interne Dossiers und externe Fachquellen</w:t>
+        <w:t>Track: Grundstudium Wirkungsökonomie Kurscode: woek-g Vorlesungscode: V17 Modul/Abschnitt: G2.2 Titel: Medien, Sprache und Öffentlichkeit als Wirkungsräume Status: Rohfassung V0 · Sprint-Produktionslauf · muss im nächsten Tiefensprint auf 40-50 Seiten erweitert werden Quelle: woek-akademie-app/content/lehrgaenge/woek-g-v17.md Ablage: Markdown-Master in content/studienskripte/woek-g-v17.md, Word-Rohfassung in docs/studienskripte/word-rohfassungen/woek-g-v17.docx Wissensbasis: aktuelles Grundlagenwerk, Website-Korpus inklusive Journal, Akademie-Quelltexte, Glossar, interne Dossiers und externe Fachquellen</w:t>
       </w:r>
     </w:p>
     <w:p>
@@ -715,42 +675,7 @@
     </w:p>
     <w:p>
       <w:r>
-        <w:t>```chart-spec</w:t>
-      </w:r>
-    </w:p>
-    <w:p>
-      <w:r>
-        <w:t>slug: woek-g-v17-wirkpfad</w:t>
-      </w:r>
-    </w:p>
-    <w:p>
-      <w:r>
-        <w:t>type: wirkpfad</w:t>
-      </w:r>
-    </w:p>
-    <w:p>
-      <w:r>
-        <w:t>reuse_first: true</w:t>
-      </w:r>
-    </w:p>
-    <w:p>
-      <w:r>
-        <w:t>preferred_asset: content/studienskripte/assets/woek-g-v17/woek-g-v17-wirkpfad.svg</w:t>
-      </w:r>
-    </w:p>
-    <w:p>
-      <w:r>
-        <w:t>message: Medien, Sprache und Öffentlichkeit als Wirkungsräume wird als Wirkpfad von Auslöser über Mechanismus, Wirkungsempfänger und Zustandsveränderung bis zur Rückkopplung dargestellt.</w:t>
-      </w:r>
-    </w:p>
-    <w:p>
-      <w:r>
-        <w:t>source: WÖk-Grundlagenwerk, Website-Korpus, Akademie-Quelltexte, Glossar</w:t>
-      </w:r>
-    </w:p>
-    <w:p>
-      <w:r>
-        <w:t>```</w:t>
+        <w:t>``chart-spec slug: woek-g-v17-wirkpfad type: wirkpfad reuse_first: true preferred_asset: content/studienskripte/assets/woek-g-v17/woek-g-v17-wirkpfad.svg message: Medien, Sprache und Öffentlichkeit als Wirkungsräume wird als Wirkpfad von Auslöser über Mechanismus, Wirkungsempfänger und Zustandsveränderung bis zur Rückkopplung dargestellt. source: WÖk-Grundlagenwerk, Website-Korpus, Akademie-Quelltexte, Glossar ``</w:t>
       </w:r>
     </w:p>
     <w:p>

--- a/docs/studienskripte/word-rohfassungen/woek-g-v17.docx
+++ b/docs/studienskripte/word-rohfassungen/woek-g-v17.docx
@@ -29,7 +29,7 @@
     </w:p>
     <w:p>
       <w:r>
-        <w:t>Track: Grundstudium Wirkungsökonomie Kurscode: woek-g Vorlesungscode: V17 Modul/Abschnitt: G2.2 Titel: Medien, Sprache und Öffentlichkeit als Wirkungsräume Status: Rohfassung V0 · Sprint-Produktionslauf · muss im nächsten Tiefensprint auf 40-50 Seiten erweitert werden Quelle: woek-akademie-app/content/lehrgaenge/woek-g-v17.md Ablage: Markdown-Master in content/studienskripte/woek-g-v17.md, Word-Rohfassung in docs/studienskripte/word-rohfassungen/woek-g-v17.docx Wissensbasis: aktuelles Grundlagenwerk, Website-Korpus inklusive Journal, Akademie-Quelltexte, Glossar, interne Dossiers und externe Fachquellen</w:t>
+        <w:t>Track: Grundstudium Wirkungsökonomie Kurscode: woek-g Vorlesungscode: V17 Modul/Abschnitt: G2.2 Titel: Medien, Sprache und Öffentlichkeit als Wirkungsräume Status: Tiefenskript-Sprint 7 · substanzielle Arbeitsfassung, Claude-CI/CD-Finalisierung offen Quelle: woek-akademie-app/content/lehrgaenge/woek-g-v17.md Ablage: Markdown-Master in content/studienskripte/woek-g-v17.md, Word-Rohfassung in docs/studienskripte/word-rohfassungen/woek-g-v17.docx Wissensbasis: aktuelles Grundlagenwerk, Website-Korpus inklusive Journal, Akademie-Quelltexte, Glossar, interne Dossiers und externe Fachquellen</w:t>
       </w:r>
     </w:p>
     <w:p>
@@ -993,17 +993,1337 @@
         <w:pStyle w:val="Heading2"/>
       </w:pPr>
       <w:r>
-        <w:t>7. Prüfungsrelevanz</w:t>
-      </w:r>
-    </w:p>
-    <w:p>
-      <w:r>
-        <w:t>Diese Vorlesung ist prüfungsrelevant, aber die eigentliche Antwortlogik gehört nicht in das öffentliche Studienskript. Zertifikatsfragen, CorrectAnswer, Scoring-Regeln und Fallrubrics werden separat in der geschützten App-Lane unter woek-akademie-app/content/pruefungen/ gepflegt.</w:t>
-      </w:r>
-    </w:p>
-    <w:p>
-      <w:r>
-        <w:t>Für den Fragenpool sind besonders geeignet:</w:t>
+        <w:t>7. Tiefenskript-Erweiterung Sprint 7</w:t>
+      </w:r>
+    </w:p>
+    <w:p>
+      <w:r>
+        <w:t>Status dieser Erweiterung: ausgebaute Arbeitsfassung für Claude-CI/CD, Word-Rohfassung und Reader-Spiegel. Sie ersetzt noch nicht die spätere Satz-, Quellen- und PDF-Finalisierung, bringt die Vorlesung aber aus der Kurzfassung in eine substanzielle Studienskriptfassung.</w:t>
+      </w:r>
+    </w:p>
+    <w:p>
+      <w:pPr>
+        <w:pStyle w:val="Heading3"/>
+      </w:pPr>
+      <w:r>
+        <w:t>7.1 Leitthese</w:t>
+      </w:r>
+    </w:p>
+    <w:p>
+      <w:r>
+        <w:t>Medien, Sprache und Öffentlichkeit als Wirkungsräume markiert im Grundstudium eine Grundentscheidung der Wirkungsökonomie: Entscheidend ist nicht, was plausibel klingt, sondern welche Zustände sich bei welchen Wirkungsempfängern in welchem Wirkungsraum tatsächlich verändern.</w:t>
+      </w:r>
+    </w:p>
+    <w:p>
+      <w:r>
+        <w:t>Die Vorlesung bleibt dabei an die Grundregel gebunden: Wirkung ist neutral und relational. Erst die Bewertung im Referenzrahmen Mensch, Planet, Demokratie, SDGs, Agenda 2030 und SDG+ entscheidet, ob eine Veränderung positiv, negativ oder ambivalent einzuordnen ist. Wenn eine Zielgröße gemeint ist, sprechen wir von positiver Netto-Wirkung.</w:t>
+      </w:r>
+    </w:p>
+    <w:p>
+      <w:pPr>
+        <w:pStyle w:val="Heading3"/>
+      </w:pPr>
+      <w:r>
+        <w:t>7.2 Didaktische Einordnung im Studiengang</w:t>
+      </w:r>
+    </w:p>
+    <w:p>
+      <w:r>
+        <w:t>V17 liegt an der Schwelle zwischen begrifflicher Grundlegung und Bewertungsarchitektur. Die Studierenden sollen nicht nur Begriffe wiedergeben, sondern an Fällen erkennen, welche Aussage schon Wirkung behauptet, welche nur Wirkungspotenzial beschreibt und wo ein Wirkungsrisiko offenliegt. Der Tiefensinn dieser Vorlesung liegt deshalb nicht in zusätzlicher Komplexität, sondern in besserer Unterscheidungsfähigkeit.</w:t>
+      </w:r>
+    </w:p>
+    <w:p>
+      <w:r>
+        <w:t>Für die spätere Praxis ist entscheidend, dass jede Analyse vier Ebenen getrennt hält:</w:t>
+      </w:r>
+    </w:p>
+    <w:p>
+      <w:r>
+        <w:t>1. Beschreibung: Was geschieht tatsächlich oder soll geschehen?</w:t>
+      </w:r>
+    </w:p>
+    <w:p>
+      <w:r>
+        <w:t>2. Kausalannahme: Über welchen Mechanismus könnte daraus eine Zustandsveränderung entstehen?</w:t>
+      </w:r>
+    </w:p>
+    <w:p>
+      <w:r>
+        <w:t>3. Bewertung: Welche Richtung hat diese Veränderung im Referenzrahmen?</w:t>
+      </w:r>
+    </w:p>
+    <w:p>
+      <w:r>
+        <w:t>4. Rückkopplung: Welche Entscheidung, Regel, Ressource oder Kommunikation wird dadurch verändert?</w:t>
+      </w:r>
+    </w:p>
+    <w:p>
+      <w:r>
+        <w:t>Wo diese Ebenen vermischt werden, entstehen typische WÖk-Fehler: Aktivität wird als Wirkung ausgegeben, Reichweite ersetzt Zustandsveränderung, gute Absicht verdeckt Nebenwirkungen oder Reporting wird mit Lernen verwechselt.</w:t>
+      </w:r>
+    </w:p>
+    <w:p>
+      <w:pPr>
+        <w:pStyle w:val="Heading3"/>
+      </w:pPr>
+      <w:r>
+        <w:t>7.3 Analysemodell</w:t>
+      </w:r>
+    </w:p>
+    <w:tbl>
+      <w:tblPr>
+        <w:tblStyle w:val="TableGrid"/>
+        <w:tblW w:type="auto" w:w="0"/>
+        <w:jc w:val="left"/>
+        <w:tblLook w:firstColumn="1" w:firstRow="1" w:lastColumn="0" w:lastRow="0" w:noHBand="0" w:noVBand="1" w:val="04A0"/>
+      </w:tblPr>
+      <w:tblGrid>
+        <w:gridCol w:w="2340"/>
+        <w:gridCol w:w="2340"/>
+        <w:gridCol w:w="2340"/>
+        <w:gridCol w:w="2340"/>
+      </w:tblGrid>
+      <w:tr>
+        <w:tc>
+          <w:tcPr>
+            <w:tcW w:type="dxa" w:w="2340"/>
+            <w:vAlign w:val="center"/>
+          </w:tcPr>
+          <w:p>
+            <w:r>
+              <w:rPr>
+                <w:b/>
+              </w:rPr>
+              <w:t>Analyseobjekt</w:t>
+            </w:r>
+          </w:p>
+        </w:tc>
+        <w:tc>
+          <w:tcPr>
+            <w:tcW w:type="dxa" w:w="2340"/>
+            <w:vAlign w:val="center"/>
+          </w:tcPr>
+          <w:p>
+            <w:r>
+              <w:rPr>
+                <w:b/>
+              </w:rPr>
+              <w:t>Woran es wirkt</w:t>
+            </w:r>
+          </w:p>
+        </w:tc>
+        <w:tc>
+          <w:tcPr>
+            <w:tcW w:type="dxa" w:w="2340"/>
+            <w:vAlign w:val="center"/>
+          </w:tcPr>
+          <w:p>
+            <w:r>
+              <w:rPr>
+                <w:b/>
+              </w:rPr>
+              <w:t>Typischer Fehler</w:t>
+            </w:r>
+          </w:p>
+        </w:tc>
+        <w:tc>
+          <w:tcPr>
+            <w:tcW w:type="dxa" w:w="2340"/>
+            <w:vAlign w:val="center"/>
+          </w:tcPr>
+          <w:p>
+            <w:r>
+              <w:rPr>
+                <w:b/>
+              </w:rPr>
+              <w:t>Saubere WÖk-Lesart</w:t>
+            </w:r>
+          </w:p>
+        </w:tc>
+      </w:tr>
+      <w:tr>
+        <w:tc>
+          <w:tcPr>
+            <w:tcW w:type="dxa" w:w="2340"/>
+            <w:vAlign w:val="center"/>
+          </w:tcPr>
+          <w:p>
+            <w:r>
+              <w:t>Begriff</w:t>
+            </w:r>
+          </w:p>
+        </w:tc>
+        <w:tc>
+          <w:tcPr>
+            <w:tcW w:type="dxa" w:w="2340"/>
+            <w:vAlign w:val="center"/>
+          </w:tcPr>
+          <w:p>
+            <w:r>
+              <w:t>Was muss präzise getrennt werden?</w:t>
+            </w:r>
+          </w:p>
+        </w:tc>
+        <w:tc>
+          <w:tcPr>
+            <w:tcW w:type="dxa" w:w="2340"/>
+            <w:vAlign w:val="center"/>
+          </w:tcPr>
+          <w:p>
+            <w:r>
+              <w:t>Typischer Fehler</w:t>
+            </w:r>
+          </w:p>
+        </w:tc>
+        <w:tc>
+          <w:tcPr>
+            <w:tcW w:type="dxa" w:w="2340"/>
+            <w:vAlign w:val="center"/>
+          </w:tcPr>
+          <w:p>
+            <w:r>
+              <w:t>Saubere WÖk-Lesart</w:t>
+            </w:r>
+          </w:p>
+        </w:tc>
+      </w:tr>
+      <w:tr>
+        <w:tc>
+          <w:tcPr>
+            <w:tcW w:type="dxa" w:w="2340"/>
+            <w:vAlign w:val="center"/>
+          </w:tcPr>
+          <w:p>
+            <w:r>
+              <w:t>Wirkung</w:t>
+            </w:r>
+          </w:p>
+        </w:tc>
+        <w:tc>
+          <w:tcPr>
+            <w:tcW w:type="dxa" w:w="2340"/>
+            <w:vAlign w:val="center"/>
+          </w:tcPr>
+          <w:p>
+            <w:r>
+              <w:t>tatsächliche Zustandsveränderung</w:t>
+            </w:r>
+          </w:p>
+        </w:tc>
+        <w:tc>
+          <w:tcPr>
+            <w:tcW w:type="dxa" w:w="2340"/>
+            <w:vAlign w:val="center"/>
+          </w:tcPr>
+          <w:p>
+            <w:r>
+              <w:t>Absicht, Aktivität oder Reichweite als Wirkung ausgeben</w:t>
+            </w:r>
+          </w:p>
+        </w:tc>
+        <w:tc>
+          <w:tcPr>
+            <w:tcW w:type="dxa" w:w="2340"/>
+            <w:vAlign w:val="center"/>
+          </w:tcPr>
+          <w:p>
+            <w:r>
+              <w:t>Zustand, Empfänger, Wirkpfad und Quelle nennen</w:t>
+            </w:r>
+          </w:p>
+        </w:tc>
+      </w:tr>
+      <w:tr>
+        <w:tc>
+          <w:tcPr>
+            <w:tcW w:type="dxa" w:w="2340"/>
+            <w:vAlign w:val="center"/>
+          </w:tcPr>
+          <w:p>
+            <w:r>
+              <w:t>Potenzial</w:t>
+            </w:r>
+          </w:p>
+        </w:tc>
+        <w:tc>
+          <w:tcPr>
+            <w:tcW w:type="dxa" w:w="2340"/>
+            <w:vAlign w:val="center"/>
+          </w:tcPr>
+          <w:p>
+            <w:r>
+              <w:t>mögliche künftige Wirkung</w:t>
+            </w:r>
+          </w:p>
+        </w:tc>
+        <w:tc>
+          <w:tcPr>
+            <w:tcW w:type="dxa" w:w="2340"/>
+            <w:vAlign w:val="center"/>
+          </w:tcPr>
+          <w:p>
+            <w:r>
+              <w:t>Möglichkeit als Ergebnis verkaufen</w:t>
+            </w:r>
+          </w:p>
+        </w:tc>
+        <w:tc>
+          <w:tcPr>
+            <w:tcW w:type="dxa" w:w="2340"/>
+            <w:vAlign w:val="center"/>
+          </w:tcPr>
+          <w:p>
+            <w:r>
+              <w:t>Bedingungen, Unsicherheit und Resonanzraum markieren</w:t>
+            </w:r>
+          </w:p>
+        </w:tc>
+      </w:tr>
+      <w:tr>
+        <w:tc>
+          <w:tcPr>
+            <w:tcW w:type="dxa" w:w="2340"/>
+            <w:vAlign w:val="center"/>
+          </w:tcPr>
+          <w:p>
+            <w:r>
+              <w:t>Risiko</w:t>
+            </w:r>
+          </w:p>
+        </w:tc>
+        <w:tc>
+          <w:tcPr>
+            <w:tcW w:type="dxa" w:w="2340"/>
+            <w:vAlign w:val="center"/>
+          </w:tcPr>
+          <w:p>
+            <w:r>
+              <w:t>mögliche negative Wirkung oder Nebenwirkung</w:t>
+            </w:r>
+          </w:p>
+        </w:tc>
+        <w:tc>
+          <w:tcPr>
+            <w:tcW w:type="dxa" w:w="2340"/>
+            <w:vAlign w:val="center"/>
+          </w:tcPr>
+          <w:p>
+            <w:r>
+              <w:t>positive Geschichte ohne Schattenseite erzählen</w:t>
+            </w:r>
+          </w:p>
+        </w:tc>
+        <w:tc>
+          <w:tcPr>
+            <w:tcW w:type="dxa" w:w="2340"/>
+            <w:vAlign w:val="center"/>
+          </w:tcPr>
+          <w:p>
+            <w:r>
+              <w:t>Nebenwirkungen, Rebound und Zielkonflikte offenlegen</w:t>
+            </w:r>
+          </w:p>
+        </w:tc>
+      </w:tr>
+      <w:tr>
+        <w:tc>
+          <w:tcPr>
+            <w:tcW w:type="dxa" w:w="2340"/>
+            <w:vAlign w:val="center"/>
+          </w:tcPr>
+          <w:p>
+            <w:r>
+              <w:t>Rückkopplung</w:t>
+            </w:r>
+          </w:p>
+        </w:tc>
+        <w:tc>
+          <w:tcPr>
+            <w:tcW w:type="dxa" w:w="2340"/>
+            <w:vAlign w:val="center"/>
+          </w:tcPr>
+          <w:p>
+            <w:r>
+              <w:t>Konsequenz aus beobachteter oder bewerteter Wirkung</w:t>
+            </w:r>
+          </w:p>
+        </w:tc>
+        <w:tc>
+          <w:tcPr>
+            <w:tcW w:type="dxa" w:w="2340"/>
+            <w:vAlign w:val="center"/>
+          </w:tcPr>
+          <w:p>
+            <w:r>
+              <w:t>Reporting als Abschluss behandeln</w:t>
+            </w:r>
+          </w:p>
+        </w:tc>
+        <w:tc>
+          <w:tcPr>
+            <w:tcW w:type="dxa" w:w="2340"/>
+            <w:vAlign w:val="center"/>
+          </w:tcPr>
+          <w:p>
+            <w:r>
+              <w:t>Lernen und Steuerungsänderung einbauen</w:t>
+            </w:r>
+          </w:p>
+        </w:tc>
+      </w:tr>
+    </w:tbl>
+    <w:p/>
+    <w:p>
+      <w:pPr>
+        <w:pStyle w:val="Heading3"/>
+      </w:pPr>
+      <w:r>
+        <w:t>7.4 Modellformel</w:t>
+      </w:r>
+    </w:p>
+    <w:p>
+      <w:r>
+        <w:t>Die folgende Formel ist ein didaktisches Denkmodell, kein amtlicher Bewertungsstandard:</w:t>
+      </w:r>
+    </w:p>
+    <w:p>
+      <w:r>
+        <w:t>Wirkung = Delta Zustand(Empfaenger, Raum, Zeit) \; durch \; Wirkpfad(Ausloeser, Mechanismus, Resonanz, Rueckkopplung)</w:t>
+      </w:r>
+    </w:p>
+    <w:p>
+      <w:r>
+        <w:t>Die Formel ist ein didaktisches Raster: Sie schützt davor, Wirkung auf Absicht, Output, Symbolik oder Reichweite zu verkürzen.</w:t>
+      </w:r>
+    </w:p>
+    <w:p>
+      <w:r>
+        <w:t>Die Formel soll gerade keine Scheingenauigkeit erzeugen. Sie zwingt dazu, die Faktoren offen zu legen, die eine Aussage tragen. In einem echten Bewertungsprozess müssten Datenquelle, Aktualität, Datenqualitätsklasse, Unsicherheitsgrad und Rückkopplungsregel ergänzt werden.</w:t>
+      </w:r>
+    </w:p>
+    <w:p>
+      <w:pPr>
+        <w:pStyle w:val="Heading3"/>
+      </w:pPr>
+      <w:r>
+        <w:t>7.5 Fallfenster</w:t>
+      </w:r>
+    </w:p>
+    <w:p>
+      <w:r>
+        <w:t>Fall 1. Ein Projekt kann im Themenfeld Medien, Sprache und Öffentlichkeit als Wirkungsräume überzeugend kommunizieren und trotzdem nur Wirkungspotenzial erzeugen. Die WÖk-Prüfung beginnt erst, wenn klar wird, welcher Zustand sich bei wem verändert.</w:t>
+      </w:r>
+    </w:p>
+    <w:p>
+      <w:r>
+        <w:t>Fall 2. Eine Organisation kann im Themenfeld Medien, Sprache und Öffentlichkeit als Wirkungsräume gute Absichten haben und zugleich Wirkungsrisiken übersehen. Das Skript trainiert deshalb die Trennung von Absicht, Auslöser, Wirkmechanismus, Empfänger, Datenlage und Bewertung.</w:t>
+      </w:r>
+    </w:p>
+    <w:p>
+      <w:pPr>
+        <w:pStyle w:val="Heading3"/>
+      </w:pPr>
+      <w:r>
+        <w:t>7.6 Prüfungsnahe Fallfragen ohne geschützte Antwortlogik</w:t>
+      </w:r>
+    </w:p>
+    <w:p>
+      <w:r>
+        <w:t>Diese Fragen sind öffentlich und dienen dem Lernen. Die geschützte Antwortlogik, Scoring-Regeln und CorrectAnswer-Felder bleiben in der Prüfungs-Lane der App.</w:t>
+      </w:r>
+    </w:p>
+    <w:p>
+      <w:r>
+        <w:t>1. Beschreibe den Auslöser im Fall und trenne ihn von Absicht, Image oder Reichweite.</w:t>
+      </w:r>
+    </w:p>
+    <w:p>
+      <w:r>
+        <w:t>2. Formuliere einen plausiblen Wirkpfad mit Wirkungsempfängern, Zustandsveränderung und Rückkopplung.</w:t>
+      </w:r>
+    </w:p>
+    <w:p>
+      <w:r>
+        <w:t>3. Benenne mindestens ein Wirkungspotenzial und ein Wirkungsrisiko.</w:t>
+      </w:r>
+    </w:p>
+    <w:p>
+      <w:r>
+        <w:t>4. Zeige, welche Quelle oder Datenart nötig wäre, um von Potenzial zu belastbarer Wirkungsaussage zu kommen.</w:t>
+      </w:r>
+    </w:p>
+    <w:p>
+      <w:r>
+        <w:t>5. Prüfe, ob Nichtkompensation oder Reverse Merit Order einschlägig sein könnten.</w:t>
+      </w:r>
+    </w:p>
+    <w:p>
+      <w:r>
+        <w:t>6. Formuliere eine saubere Wirkungsaussage in einem Satz: Was wissen wir, was nehmen wir an, was bleibt offen?</w:t>
+      </w:r>
+    </w:p>
+    <w:p>
+      <w:pPr>
+        <w:pStyle w:val="Heading3"/>
+      </w:pPr>
+      <w:r>
+        <w:t>7.7 Auswertung aus der lebenden Website-Referenz</w:t>
+      </w:r>
+    </w:p>
+    <w:p>
+      <w:pPr>
+        <w:pStyle w:val="Heading3"/>
+      </w:pPr>
+      <w:r>
+        <w:t>Quellenanker: Kapitel 74 - Öffentlichkeit als Wirkungsraum</w:t>
+      </w:r>
+    </w:p>
+    <w:p>
+      <w:r>
+        <w:t>Interne Quelle: referenz/kapitel-074-oeffentlichkeit-als-wirkungsraum/index.html</w:t>
+      </w:r>
+    </w:p>
+    <w:p>
+      <w:r>
+        <w:t>Öffentlichkeit ist nicht nur der Ort, an dem Meinungen erscheinen. Sie ist die Rückkopplungsinfrastruktur, durch die eine Demokratie Wirklichkeit prüfen und sich selbst korrigieren kann.</w:t>
+      </w:r>
+    </w:p>
+    <w:p>
+      <w:r>
+        <w:t>In der alten Vorstellung war Öffentlichkeit ein offener Marktplatz: Menschen sprechen, hören zu, widersprechen, vergleichen Argumente und bilden Meinungen. Diese Vorstellung bleibt normativ wichtig. Sie schützt Meinungsfreiheit, Pluralität und politische Auseinandersetzung. Aber sie beschreibt die heutige Wirklichkeit nicht mehr ausreichend. Öffentlichkeit wird heute durch Medienökonomie, Plattformen, Algorithmen, Eigentumsstrukturen, politische Kampagnen, Desinformation, KI-generierte Inhalte, Influencer, Datenmärkte, Werbelogik, Aufmerksamkeitsdruck und hybride Einflussnahme geprägt [I-K74-1; I-K74-2].</w:t>
+      </w:r>
+    </w:p>
+    <w:p>
+      <w:r>
+        <w:t>Sichtbarkeit entsteht nicht nur durch Relevanz. Sie entsteht durch technische Verstärkung, emotionale Aktivierung, Gruppendynamik, Wiederholung, Tonalität, Bildwirkung und Geschäftsmodelle. Ein Medienbeitrag, ein politischer Satz, eine Überschrift, ein Meme, ein Podcast, ein Kommentar, ein Bildschnitt, eine Statistik oder eine algorithmische Empfehlung erzeugt Wirkungspotenzial. Nicht alles wird sofort tatsächliche Wirkung. Aber alles kann Möglichkeitsräume verändern: was sichtbar wird, wem geglaubt wird, wer als Bedrohung erscheint, welche Institutionen legitim wirken und welche Handlungen wahrscheinlicher werden.</w:t>
+      </w:r>
+    </w:p>
+    <w:p>
+      <w:pPr>
+        <w:pStyle w:val="Heading3"/>
+      </w:pPr>
+      <w:r>
+        <w:t>74.1 Medien erzeugen Zustände</w:t>
+      </w:r>
+    </w:p>
+    <w:p>
+      <w:r>
+        <w:t>Medien berichten nicht nur über Zustände. Sie erzeugen Zustände mit. Das heißt nicht, dass Journalist:innen, Redaktionen, Plattformen oder Creator:innen beliebig Wirklichkeit herstellen. Wirklichkeit besteht nicht aus Kommunikation allein. Aber öffentliche Kommunikation entscheidet mit, welche Wirklichkeit gesellschaftlich zugänglich wird, welche Probleme Aufmerksamkeit erhalten, welche Gruppen gesehen werden, welche Konflikte eskalieren und welche Korrekturen möglich bleiben.</w:t>
+      </w:r>
+    </w:p>
+    <w:p>
+      <w:r>
+        <w:t>Ein Bericht über Pflege kann Würde sichtbar machen oder Pflege auf Kosten reduzieren. Ein Beitrag über Migration kann Schutz, Arbeit, Sprache und Zugehörigkeit zeigen oder Angst, Verdacht und Feindbild erzeugen. Eine Meldung über Klimadaten kann Orientierung schaffen oder Ohnmacht verstärken. Eine Recherche kann Macht kontrollieren. Eine Schlagzeile kann entwürdigen. Ein Bild kann Mitgefühl wecken oder Menschen markieren. Ein Kommentar kann Streit klären oder Fronten verhärten.</w:t>
+      </w:r>
+    </w:p>
+    <w:p>
+      <w:r>
+        <w:t>Die Wirkungsökonomie bewertet damit nicht einzelne Meinungen. Sie bewertet die Bedingungen öffentlicher Rückkopplung: Transparenz, Quellenklarheit, Vielfalt, Korrekturmechanismen, redaktionelle Unabhängigkeit, Eigentumsstrukturen, algorithmische Verstärkung, Schutz vor Manipulation, Zugang, Teilhabe und Diskursstabilität. Die Grenze ist zentral: Nicht die Meinung wird zum Prüfobjekt, sondern die Infrastruktur, die Sichtbarkeit, Verstärkung, Transparenz, Korrektur und Manipulationsrisiken organisiert.</w:t>
+      </w:r>
+    </w:p>
+    <w:p>
+      <w:r>
+        <w:t>Öffentlichkeit wirkt auf alle anderen Systeme. Sie wirkt auf Bildung, weil Kinder und Jugendliche lernen müssen, Quellen zu prüfen, Frames zu erkennen, Tonalität zu verstehen und digitale Manipulation einzuordnen. Sie wirkt auf Wissenschaft, weil Erkenntnis nur gesellschaftlich wirksam wird, wenn sie kommuniziert, verstanden und vor Desinformation geschützt wird. Sie wirkt auf Gesundheit, weil falsche Informationen, Angstkommunikation, Einsamkeit, Hass und Dauererregung körperliche und psychische Folgen haben können. Sie wirkt auf soziale Sicherheit, weil Armut, Migration, Pflege, Wohnen und Arbeit öffentlich gedeutet werden, bevor Politik darüber entscheidet. Sie wirkt auf Kapitalmärkte, weil Vertrauen, Reputationsrisiken, Desinformation, Versicherbarkeit und politische Stabilität öffentliche Informationsqualität voraussetzen. Sie wirkt auf Sicherheit, weil hybride Einflussnahme nicht nur falsche Informationen verbreitet, sondern Rückkopplung beschädigt.</w:t>
+      </w:r>
+    </w:p>
+    <w:p>
+      <w:r>
+        <w:t>Deshalb muss Öffentlichkeit in der Wirkungsökonomie so ernst genommen werden wie Energie, Wasser, Gesundheit oder Bildung. Eine Gesellschaft kann die besten Klimadaten haben und trotzdem nicht handeln, wenn öffentliche Resonanzräume die Wirklichkeit verzerren. Sie kann gute Sozialpolitik bauen und trotzdem Misstrauen erzeugen, wenn ihre Wirkungslogik nicht nachvollziehbar wird. Sie kann Demokratie schützen wollen und sie schwächen, wenn sie öffentliche Debatte mit Belehrung, moralischer Überhöhung oder staatlicher Wahrheitskontrolle verwechselt.</w:t>
+      </w:r>
+    </w:p>
+    <w:p>
+      <w:pPr>
+        <w:pStyle w:val="Heading3"/>
+      </w:pPr>
+      <w:r>
+        <w:t>74.2 Wahrheit als Infrastruktur</w:t>
+      </w:r>
+    </w:p>
+    <w:p>
+      <w:r>
+        <w:t>Wahrheit ist nicht nur eine Aussage. Wahrheit ist Infrastruktur.</w:t>
+      </w:r>
+    </w:p>
+    <w:p>
+      <w:r>
+        <w:t>Diese Formulierung ist für die Wirkungsökonomie maßgeblich. In einer komplexen Gesellschaft reicht es nicht, dass einzelne Fakten irgendwo vorhanden sind. Wahrheit muss auffindbar, prüfbar, verständlich, korrigierbar, institutionell geschützt und öffentlich anschlussfähig sein. Eine Studie in einem Fachjournal wirkt nicht automatisch politisch. Eine Statistik wirkt nicht automatisch gegen Angst. Eine gerichtliche Entscheidung wirkt nicht automatisch gegen ein falsches Narrativ. Eine Recherche wirkt nicht automatisch, wenn sie im Aufmerksamkeitsraum verschwindet.</w:t>
+      </w:r>
+    </w:p>
+    <w:p>
+      <w:r>
+        <w:t>Wahrheit als Infrastruktur braucht mehrere Schichten: amtliche Statistik, freie Wissenschaft, unabhängigen Journalismus, Gerichte, transparente Verwaltung, offene Daten, Quellenklarheit, Faktenprüfung, Archive, Bibliotheken, Medienkompetenz, Korrekturmechanismen, Plattformtransparenz, Wissenschaftskommunikation und Schutz vor Einschüchterung, strategischen Klagen und Gewalt.</w:t>
+      </w:r>
+    </w:p>
+    <w:p>
+      <w:r>
+        <w:t>Ohne diese Infrastruktur wird Wahrheit zu einer privaten Behauptung unter vielen. Dann gewinnt nicht, was besser belegt ist, sondern was besser aktiviert. Dann wird Realität gruppenabhängig. Dann verlieren demokratische Institutionen ihre gemeinsame Bezugsfläche.</w:t>
+      </w:r>
+    </w:p>
+    <w:p>
+      <w:r>
+        <w:t>Wahrheit als Infrastruktur unterscheidet drei Ebenen. Die erste Ebene ist Wahrheitserzeugung: Wissenschaft, Statistik, Recherche, Untersuchung, Messung und Dokumentation erzeugen belastbare Erkenntnis. Die zweite Ebene ist Wahrheitszugang: Bürger:innen, Medien, Parteien, Gerichte, Verwaltung, Unternehmen und Zivilgesellschaft müssen auf Daten, Quellen und Begründungen zugreifen können. Die dritte Ebene ist Wahrheitswirkung: Erkenntnisse müssen öffentlich anschlussfähig werden. Sie brauchen Sprache, Kontext, Tonalität, Vertrauen, Wiederholung, Korrektur und institutionelle Übersetzung.</w:t>
+      </w:r>
+    </w:p>
+    <w:p>
+      <w:r>
+        <w:t>Diese Sicht schützt vor zwei Fehlern. Der erste Fehler wäre staatliche Wahrheitskontrolle. Eine Demokratie darf Wahrheit nicht als Regierungsbesitz behandeln. Wahrheit braucht unabhängige Institutionen, offene Kritik, Wissenschaftsfreiheit, Pressefreiheit, Gerichte, Transparenz und öffentliche Gegenprüfung [E-K74-1; E-K74-3]. Der zweite Fehler wäre die Gleichsetzung aller Behauptungen. Nicht jede Aussage hat denselben Wahrheitswert. Meinung ist frei. Aber nicht jede Behauptung ist belegt, nicht jede Quelle ist belastbar, nicht jede Interpretation ist redlich und nicht jede Kampagne ist demokratische Debatte.</w:t>
+      </w:r>
+    </w:p>
+    <w:p>
+      <w:r>
+        <w:t>Die Wirkungsökonomie schützt daher nicht eine richtige Meinung. Sie schützt die Bedingungen, unter denen Wahrheit gesucht, geprüft, korrigiert und öffentlich wirksam werden kann.</w:t>
+      </w:r>
+    </w:p>
+    <w:p>
+      <w:pPr>
+        <w:pStyle w:val="Heading3"/>
+      </w:pPr>
+      <w:r>
+        <w:t>74.3 Aufmerksamkeit und Verantwortung</w:t>
+      </w:r>
+    </w:p>
+    <w:p>
+      <w:r>
+        <w:t>Aufmerksamkeit ist notwendig. Ohne Aufmerksamkeit erreicht auch Wahrheit niemanden. Ohne Aufmerksamkeit bleibt eine Recherche folgenlos. Ohne Aufmerksamkeit entsteht keine politische Öffentlichkeit. Demokratie braucht Aufmerksamkeit für Missstände, Rechte, Risiken, Krisen, Alternativen und Verantwortung.</w:t>
+      </w:r>
+    </w:p>
+    <w:p>
+      <w:r>
+        <w:t>Das Problem entsteht, wenn Aufmerksamkeit die Wahrheit ersetzt. Viele digitale Geschäftsmodelle sind darauf gebaut, Aufmerksamkeit zu gewinnen, zu halten, zu messen und zu monetarisieren. Klicks, Watchtime, Likes, Shares, Kommentare, Abonnements, Verweildauer und Engagement werden zu Steuerungsgrößen. Was Aufmerksamkeit erzeugt, wird sichtbarer. Was sichtbar wird, erzeugt mehr Aufmerksamkeit. So entsteht Rückkopplung.</w:t>
+      </w:r>
+    </w:p>
+    <w:p>
+      <w:r>
+        <w:t>Aufmerksamkeit misst Aktivierung, nicht Relevanz. Sie misst Reaktion, nicht Orientierung. Sie misst Lautstärke, nicht Belastbarkeit. Sie misst Erregung, nicht demokratische Wirkleistung. Genau hier entsteht Scheinleistung der Öffentlichkeit: viel Bewegung, wenig Orientierung.</w:t>
+      </w:r>
+    </w:p>
+    <w:p>
+      <w:r>
+        <w:t>Die Wirkungskette ist einfach: Empörung erzeugt Reaktion. Reaktion erzeugt Reichweite. Reichweite erzeugt Wiederholung. Wiederholung erzeugt Vertrautheit. Vertrautheit kann Wahrheit simulieren. Das gilt nicht nur für Lügen. Es gilt auch für zugespitzte Halbwahrheiten, entwürdigende Frames, Bilder ohne Kontext, skandalisierende Überschriften, strategische Provokation, ironische Verachtung, Angstnarrative und symbolische Empörung.</w:t>
+      </w:r>
+    </w:p>
+    <w:p>
+      <w:r>
+        <w:t>Wenn Aufmerksamkeit zur primären Steuerungsgröße wird, sortiert sich Öffentlichkeit nach Reizintensität. Komplexität wird bestraft. Langsamkeit wird bestraft. Korrektur wird bestraft. Kontext wird bestraft. Ambivalenz wird bestraft. Respekt wird bestraft, wenn Verachtung mehr Reaktion erzeugt.</w:t>
+      </w:r>
+    </w:p>
+    <w:p>
+      <w:r>
+        <w:t>Ein viraler Clip kann Millionen Menschen erreichen und demokratische Verlustleistung erzeugen. Eine langsame Recherche kann weniger Menschen erreichen und hohe Wirkleistung haben, wenn sie Korruption aufdeckt, Macht kontrolliert, Kontext liefert oder Vertrauen stärkt. Deshalb darf Reichweite nicht mit öffentlichem Wert verwechselt werden.</w:t>
+      </w:r>
+    </w:p>
+    <w:p>
+      <w:r>
+        <w:t>Verantwortung wächst mit Reichweite, Verstärkung und Macht. Ein privater Satz in einem kleinen Kreis hat andere Wirkung als dieselbe Formulierung auf einer Plattform mit Millionen Menschen. Eine Redaktion hat andere Verantwortung als ein privater Chat. Eine Plattform hat andere Verantwortung als ein einzelner Kommentar. Ein Creator mit großer Community verändert andere Wirkungsräume als ein Mensch ohne Reichweite. Diese Differenz wird später im Zusammenhang mit Creator-Verantwortung und digitalen Öffentlichkeiten vertieft. Hier gilt der Grundsatz: Wer Öffentlichkeit prägt, verändert Wirkungsräume.</w:t>
+      </w:r>
+    </w:p>
+    <w:p>
+      <w:r>
+        <w:t>Verantwortung heißt nicht Zensur. Sie heißt nicht, dass starke Kritik vermieden werden soll. Demokratie braucht harte Kritik, investigative Recherche, Satire, Widerspruch und Streit. Verantwortung heißt, dass öffentliche Akteure Wirkungspotenziale ihrer Reichweite, Tonalität, Wiederholung, Bildauswahl, Quellenlage und Verstärkungslogik ernst nehmen. Kritik ist demokratische Wirkleistung, wenn sie Wirklichkeit klärt. Sie wird destruktiv, wenn sie Wahrheit, Würde und Korrekturfähigkeit beschädigt.</w:t>
+      </w:r>
+    </w:p>
+    <w:p>
+      <w:pPr>
+        <w:pStyle w:val="Heading3"/>
+      </w:pPr>
+      <w:r>
+        <w:t>74.4 Öffentlichkeit ohne Marktplatzillusion</w:t>
+      </w:r>
+    </w:p>
+    <w:p>
+      <w:r>
+        <w:t>Der Marktplatz bleibt eine starke demokratische Metapher. Menschen kommen zusammen, tauschen Informationen aus, streiten, hören zu, vergleichen Argumente und bilden Meinungen. Habermas’ Analyse der bürgerlichen Öffentlichkeit knüpft an diesen Raum vernünftiger, zugänglicher und kritischer Verständigung über gemeinsame Angelegenheiten an. Diese Tradition bleibt wichtig.</w:t>
+      </w:r>
+    </w:p>
+    <w:p>
+      <w:r>
+        <w:t>Aber die Metapher reicht nicht mehr.</w:t>
+      </w:r>
+    </w:p>
+    <w:p>
+      <w:r>
+        <w:t>Ein realer Marktplatz hat Grenzen. Menschen sehen, wer spricht. Man kann gehen, widersprechen, zuhören. Lautstärke ist sichtbar. Eigentum am Platz ist begrenzt. Digitale Öffentlichkeit ist anders. Sie ist nicht ein Platz, sondern ein Netzwerk aus Plattformen, Suchmaschinen, Messengern, Videokanälen, Podcasts, Newslettern, Medienhäusern, Foren, Kommentarräumen, Werbesystemen, Datenbrokern, Empfehlungssystemen und KI-generierten Antwortsystemen.</w:t>
+      </w:r>
+    </w:p>
+    <w:p>
+      <w:r>
+        <w:t>Sie ist nicht neutral zugänglich, sondern technisch sortiert. Sie ist nicht nur Gespräch, sondern Geschäftsmodell. Sie ist nicht nur Öffentlichkeit, sondern Datenernte. Sie ist nicht nur Meinungsbildung, sondern Verhaltenslenkung. Sie ist nicht nur Austausch, sondern Skalierung.</w:t>
+      </w:r>
+    </w:p>
+    <w:p>
+      <w:r>
+        <w:t>Die Marktplatzillusion verdeckt drei Dinge. Erstens Eigentum: Digitale Öffentlichkeiten liegen häufig in privaten Infrastrukturen. Die Regeln des Sichtbaren werden durch Plattformarchitekturen, Geschäftsbedingungen, Moderation, Werbemodelle und Algorithmendesign mitbestimmt. Zweitens Verstärkung: Nicht jede Aussage wird gleich sichtbar. Ranking, Empfehlung, Trendlogik, Kommentarreihenfolge, Videoausspielung, Monetarisierung und Depriorisierung entscheiden mit. Drittens Asymmetrie: Einige Akteure können Sichtbarkeit kaufen, Daten nutzen, Bots einsetzen, Microtargeting betreiben, Netzwerke koordinieren oder professionelle Manipulation organisieren.</w:t>
+      </w:r>
+    </w:p>
+    <w:p>
+      <w:r>
+        <w:t>Öffentlichkeit ist daher kein Marktplatz im einfachen Sinn. Sie ist Infrastruktur mit Macht. Wirkungsökonomisch bedeutet das: Man darf nicht nur auf Inhalte schauen. Man muss auf die Bedingungen schauen, unter denen Inhalte sichtbar werden. Wer besitzt die Infrastruktur? Wer finanziert Sichtbarkeit? Welche Daten fließen? Welche Inhalte werden verstärkt? Welche Korrekturen sind möglich? Welche Gruppen werden verdrängt? Welche Fehler werden wiederholt? Welche Akteure profitieren von Erregung? Welche Wahrheit bleibt unsichtbar, weil sie nicht attraktiv genug erscheint?</w:t>
+      </w:r>
+    </w:p>
+    <w:p>
+      <w:r>
+        <w:t>Demokratische Öffentlichkeit entsteht nicht automatisch, wenn viele sprechen. Sie entsteht, wenn Sichtbarkeit, Widerspruch, Korrektur und Teilhabe fair organisiert sind. Das ist kein Argument gegen Meinungsfreiheit. Es ist ein Argument gegen die Verwechslung von Meinungsfreiheit mit unregulierter Macht über Sichtbarkeit.</w:t>
+      </w:r>
+    </w:p>
+    <w:p>
+      <w:r>
+        <w:t>Die alte Frage lautete: Wer darf was sagen? Diese Frage bleibt grundrechtlich zentral. Die Wirkungsökonomie ergänzt: Welche Strukturen entscheiden, was sichtbar wird, was korrigierbar bleibt, wem geglaubt wird und ob Demokratie handlungsfähig bleibt?</w:t>
+      </w:r>
+    </w:p>
+    <w:p>
+      <w:r>
+        <w:t>Damit wird Öffentlichkeit nicht verengt. Sie wird ernst genommen. Die nächsten Kapitel entfalten diese Logik: Plattformlogik und Algorithmen, Sprache, Framing und Tonalität, Desinformation und hybride Einflussnahme, Creator, Hosts und digitale Verantwortung sowie Diskurskultur.</w:t>
+      </w:r>
+    </w:p>
+    <w:p>
+      <w:pPr>
+        <w:pStyle w:val="Heading3"/>
+      </w:pPr>
+      <w:r>
+        <w:t>74.5 Zwischenfazit</w:t>
+      </w:r>
+    </w:p>
+    <w:p>
+      <w:pPr>
+        <w:pStyle w:val="Heading3"/>
+      </w:pPr>
+      <w:r>
+        <w:t>Quellenanker: Kapitel 75 - Plattformlogik und Algorithmen</w:t>
+      </w:r>
+    </w:p>
+    <w:p>
+      <w:r>
+        <w:t>Interne Quelle: referenz/kapitel-075-plattformlogik-und-algorithmen/index.html</w:t>
+      </w:r>
+    </w:p>
+    <w:p>
+      <w:r>
+        <w:t>Kapitel 74 hat Öffentlichkeit als Wirkungsraum beschrieben. Öffentlichkeit ist nicht nur der Ort, an dem Meinungen erscheinen. Sie ist die Rückkopplungsinfrastruktur, durch die eine Demokratie Wirklichkeit prüfen und sich selbst korrigieren kann. Dieses Kapitel geht einen Schritt tiefer in die digitale Architektur dieser Öffentlichkeit: Plattformen, Empfehlungssysteme, Reichweitenlogik und algorithmische Verstärkung.</w:t>
+      </w:r>
+    </w:p>
+    <w:p>
+      <w:r>
+        <w:t>Plattformen sind keine neutralen Kanäle. Sie steuern Sichtbarkeit, Aufmerksamkeit und Resonanz - und genau dadurch verändern sie öffentliche Wirkungsräume.</w:t>
+      </w:r>
+    </w:p>
+    <w:p>
+      <w:r>
+        <w:t>Eine soziale Plattform zeigt nicht einfach, was Menschen sagen. Sie sortiert, priorisiert, dämpft, verstärkt, empfiehlt, monetarisiert, personalisiert und verbindet. Sie entscheidet, was Menschen zuerst sehen, was hängen bleibt, welche Inhalte in Wiederholung gehen, welche Communities entstehen, welche Konflikte Anschluss finden und welche Stimmen kaum sichtbar werden. Diese Entscheidungen sind nicht nur technisch. Sie sind Wirkungsarchitektur [I-K75-1; I-K75-2].</w:t>
+      </w:r>
+    </w:p>
+    <w:p>
+      <w:pPr>
+        <w:pStyle w:val="Heading3"/>
+      </w:pPr>
+      <w:r>
+        <w:t>75.1 Reichweite als Steuerung</w:t>
+      </w:r>
+    </w:p>
+    <w:p>
+      <w:r>
+        <w:t>Reichweite ist nicht nur Ergebnis. Reichweite ist Steuerung. Ein Beitrag mit großer Reichweite verändert den öffentlichen Raum anders als derselbe Beitrag in einem kleinen privaten Kreis. Reichweite schafft Wiederholung, Vertrautheit, Gruppenbindung, Gegenreaktionen, Konfliktlinien und Erwartung. Sie kann Aufklärung ermöglichen. Sie kann aber auch Angst, Hass, Desinformation und Feindbilder skalieren.</w:t>
+      </w:r>
+    </w:p>
+    <w:p>
+      <w:r>
+        <w:t>Digitale Plattformen verteilen Reichweite nicht zufällig. Sie arbeiten mit Feeds, Rankings, Trendlogiken, Empfehlungen, Kommentarreihenfolgen, Monetarisierung, Benachrichtigungen, Videoausspielung, Depriorisierung und Sperrmechanismen. Nicht jede Aussage wird gleich sichtbar. Sichtbarkeit hängt von technischen und ökonomischen Regeln ab.</w:t>
+      </w:r>
+    </w:p>
+    <w:p>
+      <w:r>
+        <w:t>Damit wird Plattformlogik zu öffentlicher Steuerungslogik. Wer Reichweite verteilt, wirkt auf Demokratie. Ein System, das Inhalte nach Qualität, Kontext, Quellenklarheit und Korrekturfähigkeit sichtbar macht, wirkt anders als ein System, das Wut, Angst, Spott und Feindbild belohnt. Das gilt für Politik, Wissenschaft, Gesundheit, Kultur, Migration, Pflege, Klima, Krieg, Wahlen und persönliche Lebenswelten.</w:t>
+      </w:r>
+    </w:p>
+    <w:p>
+      <w:r>
+        <w:t>Reichweite ist besonders sensibel, weil sie Deutung in Wirklichkeit verwandeln kann. Ein falscher Vorwurf wird durch Reichweite nicht wahr, aber sozial wirksam. Ein entwürdigender Frame wird durch Wiederholung nicht korrekt, aber vertraut. Eine Verschwörungserzählung wird durch algorithmische Nähe nicht belegt, aber anschlussfähig. Eine seriöse Korrektur kann sachlich stärker sein und dennoch zu spät kommen, wenn die Erregung vorher skaliert wurde.</w:t>
+      </w:r>
+    </w:p>
+    <w:p>
+      <w:r>
+        <w:t>Die Wirkungsökonomie bewertet daher nicht die Meinung als solche. Sie bewertet die Infrastruktur, die Reichweite, Verstärkung, Transparenz, Korrektur und Manipulationsrisiken organisiert. Das schützt Meinungsfreiheit. Und es schützt Demokratie vor verdeckter Verhaltenssteuerung.</w:t>
+      </w:r>
+    </w:p>
+    <w:p>
+      <w:r>
+        <w:t>Reichweite als Steuerung verlangt keine staatliche Meinungsbehörde. Sie verlangt Transparenz über die Bedingungen des Sichtbaren. Welche Inhalte werden verstärkt? Nach welchen Kriterien? Welche Daten fließen ein? Welche Rolle spielt Werbung? Welche Rolle spielt Nutzerbindung? Welche Rolle spielt Empörung? Welche Korrekturen sind möglich? Welche Gruppen werden geschützt? Welche Gruppen werden algorithmisch verwundbarer?</w:t>
+      </w:r>
+    </w:p>
+    <w:p>
+      <w:r>
+        <w:t>Der Digital Services Act setzt hier bereits an. Für sehr große Online-Plattformen und Suchmaschinen gelten besondere Pflichten zur Risikoanalyse und Risikominderung. Diese Pflichten betreffen unter anderem Risiken für Grundrechte, Medienfreiheit, Pluralismus, öffentliche Sicherheit, Wahlprozesse, Schutz Minderjähriger, öffentliche Gesundheit sowie körperliches und psychisches Wohlbefinden. Wirkungsökonomisch ist das ein Anfang. Es zeigt: Plattformen sind nicht nur Dienste. Sie sind öffentliche Wirkungsräume in privater Hand.</w:t>
+      </w:r>
+    </w:p>
+    <w:p>
+      <w:pPr>
+        <w:pStyle w:val="Heading3"/>
+      </w:pPr>
+      <w:r>
+        <w:t>75.2 Erregung, Polarisierung, Suchtlogik</w:t>
+      </w:r>
+    </w:p>
+    <w:p>
+      <w:r>
+        <w:t>Digitale Geschäftsmodelle sind häufig auf Aufmerksamkeit gebaut. Klicks, Watchtime, Likes, Shares, Kommentare, Verweildauer, Abonnements und Engagement werden zu Steuerungsgrößen. Was Reaktion erzeugt, wird sichtbarer. Was sichtbarer wird, erzeugt mehr Reaktion. So entsteht Rückkopplung.</w:t>
+      </w:r>
+    </w:p>
+    <w:p>
+      <w:r>
+        <w:t>Das Problem ist nicht Aufmerksamkeit selbst. Ohne Aufmerksamkeit erreicht auch Wahrheit niemanden. Das Problem entsteht, wenn Aufmerksamkeit Wahrheit, Kontext und demokratische Wirkleistung ersetzt. Aufmerksamkeit misst Aktivierung, nicht Relevanz. Sie misst Reaktion, nicht Orientierung. Sie misst Lautstärke, nicht Belastbarkeit. Sie misst Erregung, nicht demokratische Qualität.</w:t>
+      </w:r>
+    </w:p>
+    <w:p>
+      <w:r>
+        <w:t>Erregung hat einen technischen Vorteil. Sie ist schnell, körperlich, wiederholbar, teilbar. Sie braucht weniger Kontext als Erklärung. Sie kann in kurzen Clips, Kommentaren, Bildern und Schlagworten zirkulieren. Sie kann Zugehörigkeit schaffen, weil Menschen gemeinsam empört sind. Sie kann Gegner markieren, ohne Argumente auszubauen. Plattformen, die solche Reaktionen belohnen, verstärken nicht nur einzelne Inhalte. Sie verändern die Diskursarchitektur.</w:t>
+      </w:r>
+    </w:p>
+    <w:p>
+      <w:r>
+        <w:t>Polarisierung entsteht nicht allein durch Algorithmen. Sie entsteht auch durch soziale Ungleichheit, Statusangst, Medienlogik, politische Sprache, Krisen, Misstrauen, Gruppenzugehörigkeit und Macht. Algorithmen können diese Spannungen jedoch verstärken, verdichten und beschleunigen. Sie können Menschen in Konflikträume ziehen, in denen Widerspruch nicht mehr als Korrektur, sondern als Angriff gelesen wird.</w:t>
+      </w:r>
+    </w:p>
+    <w:p>
+      <w:r>
+        <w:t>Suchtlogik ist eine weitere Form der Wirkungssteuerung. Digitale Produkte gestalten Verhalten über Buttons, Defaults, Farben, Benachrichtigungen, Feeds, Rankings, Belohnungen, Zeitdruck, Knappheit, Autoplay, Infinite Scroll, personalisierte Werbung, Abo-Fallen, Kündigungshürden, algorithmische Empfehlungen und soziale Vergleichslogiken. Nicht jede Gestaltung ist illegitim. Jede Oberfläche lenkt. Die Frage lautet, ob diese Lenkung transparent, freiheitsachtend und wirkungspositiv ist.</w:t>
+      </w:r>
+    </w:p>
+    <w:p>
+      <w:r>
+        <w:t>Manipulation beginnt dort, wo Menschen ohne klare Information, gegen ihre eigenen Interessen oder durch asymmetrische Macht in Entscheidungen gedrängt werden. Wirkungsökonomisch sind manipulative Designs Verlustleistung: Sie erzeugen Umsatz durch Autonomieverlust, Klicks durch Aufmerksamkeitsermüdung, Konsum durch psychischen Druck und politische Wirkung durch emotionale Verstärkung.</w:t>
+      </w:r>
+    </w:p>
+    <w:p>
+      <w:r>
+        <w:t>Kinder und Jugendliche sind hier besonders verletzlich. Sie brauchen Schutz vor Suchtmechaniken, Hass, Desinformation, Grooming, Cybermobbing, sexualisierter Ausbeutung, Radikalisierung, manipulativen Algorithmen und kommerziellen Praktiken, die ihre Entwicklung ausnutzen. Die EU-Kommission hat 2025 Leitlinien zum Schutz Minderjähriger unter dem Digital Services Act veröffentlicht; sie nennen unter anderem Grooming, schädliche Inhalte, problematische und suchtfördernde Verhaltensweisen, Cybermobbing und schädliche kommerzielle Praktiken als Risiken, gegen die Plattformen angemessene Maßnahmen treffen sollen.</w:t>
+      </w:r>
+    </w:p>
+    <w:p>
+      <w:r>
+        <w:t>Doch Schutz darf nicht mit digitalem Ausschluss verwechselt werden. Digitale Räume sind auch Lern-, Kultur- und Kreativitätsräume. Kinder und Jugendliche lernen dort Mathematik, Physik, Musik, Zeichnen, Programmieren, Sport, Sprache, Kultur, Wissenschaft, Handwerk, Geschichte, Kreativität und digitale Mündigkeit. Sie finden Communities, Vorbilder, Minderheitensichtbarkeit, kulturelle Teilhabe und Zugänge, die sie in ihrer unmittelbaren Umgebung nicht immer haben. Die Europäische Kommission betont ausdrücklich, dass die Online-Welt Lern-, Kreativitäts- und Kommunikationsmöglichkeiten eröffnet, aber zugleich besondere Risiken für Kinder und Jugendliche birgt.</w:t>
+      </w:r>
+    </w:p>
+    <w:p>
+      <w:r>
+        <w:t>Ein pauschales Social-Media-Verbot für Minderjährige muss daher wirkungsökonomisch geprüft werden. Es kann Schutz versprechen, aber auch digitale Kompetenz, Kreativität, Teilhabe, Bildung und kulturelle Resonanz schwächen. Das Europäische Parlament forderte 2025 in einem nicht-legislativen Bericht unter anderem ein EU-weites Mindestalter von 16 Jahren für soziale Medien, Videoplattformen und KI-Begleiter sowie Verbote besonders schädlicher suchtfördernder Praktiken; zugleich verlangte es ein Verbot von engagementbasierten Empfehlungssystemen für Minderjährige und Maßnahmen gegen Dark Patterns, Lootboxen und KI-Risiken. Wirkungsökonomisch liegt die präzisere Lösung nicht im digitalen Hausverbot für Wissen, Kunst, Sport, Programmierung, Sprache, Kultur, Kreativität und Gemeinschaft. Sie liegt in der Regulierung der Mechaniken, die Kinder und Jugendliche ausbeuten.</w:t>
+      </w:r>
+    </w:p>
+    <w:p>
+      <w:r>
+        <w:t>Das gilt nicht nur für Kinder. Hass, Hetze, Desinformation, Mobbing, Suchtlogik, Polarisierung, Grooming, Manipulation und algorithmische Erregung treffen auch Erwachsene. Erwachsene verlieren Schlaf, Vertrauen, Beziehung, Orientierung, psychische Stabilität, politische Urteilskraft oder Sicherheit. Sie werden radikalisiert, eingeschüchtert, beschämt, getäuscht oder in Dauererregung gehalten. Eine Wirkungsökonomie schützt daher nicht nur Minderjährige. Sie schützt öffentliche und private Handlungsfähigkeit vor manipulativer Plattformlogik.</w:t>
+      </w:r>
+    </w:p>
+    <w:p>
+      <w:r>
+        <w:t>Der Digital Services Act müsste hier konsequent wirken: gegen illegale Inhalte, systemische Risiken, manipulative Gestaltung, intransparente Werbung, riskante Empfehlungssysteme und mangelnden Schutz Minderjähriger [E-K75-1; E-K75-4]. Aber der Digital Services Act bleibt in der Wirkungsökonomie nur ein Teil der Lösung. Er begrenzt Symptome und bestimmte Mechaniken. Die Ursache liegt tiefer: Geschäftsmodelle, die Aufmerksamkeit, Daten, Reichweite und Monetarisierung stärker belohnen als Orientierung, Quellenklarheit, Beziehung, Selbstbestimmung und demokratische Korrektur.</w:t>
+      </w:r>
+    </w:p>
+    <w:p>
+      <w:r>
+        <w:t>Die wirkungsökonomische Lösung heißt daher: nicht Kinder aus Zukunftsräumen aussperren, sondern Plattformmechaniken nach Wirkung umbauen.</w:t>
+      </w:r>
+    </w:p>
+    <w:p>
+      <w:pPr>
+        <w:pStyle w:val="Heading3"/>
+      </w:pPr>
+      <w:r>
+        <w:t>75.3 Algorithmische Verstärkung</w:t>
+      </w:r>
+    </w:p>
+    <w:p>
+      <w:r>
+        <w:t>Algorithmen sind keine neutralen Sortierwerkzeuge. Sie sind Entscheidungsarchitekturen. Sie ordnen Sichtbarkeit, Nähe, Wiederholung, Anschluss und Relevanz. Sie können helfen, gute Inhalte zu finden. Sie können Lernen, Barrierefreiheit, Kreativität, Minderheitensichtbarkeit, Beteiligung und Wissenschaft unterstützen. Sie können aber auch die falschen Signale verstärken: Erregung, Entwürdigung, Sucht, Feindbilder, Desinformation und Gruppenhass [I-K75-4; I-K75-6].</w:t>
+      </w:r>
+    </w:p>
+    <w:p>
+      <w:r>
+        <w:t>Algorithmische Verstärkung wirkt besonders stark, weil sie unsichtbar erscheint. Viele Nutzer:innen sehen nur den Feed. Sie sehen nicht, welche Inhalte nicht angezeigt wurden, welche Gewichtungen wirken, welche Daten herangezogen wurden, welche Ziele optimiert werden und welche Gruppen bevorzugt oder benachteiligt werden. Sichtbarkeit wirkt dann wie natürliche Öffentlichkeit, obwohl sie technisch erzeugt wurde.</w:t>
+      </w:r>
+    </w:p>
+    <w:p>
+      <w:r>
+        <w:t>Die Wirkungsökonomie fragt deshalb nicht nur, ob ein einzelner Beitrag wahr oder falsch ist. Sie fragt, warum dieser Beitrag Reichweite erhielt. Welche Optimierungsziele waren aktiv? Watchtime? Engagement? Werbung? Konflikt? Nähe zu früherem Verhalten? Profilähnlichkeit? Kommerzielle Relevanz? Politische Wirkung? Gruppendynamik? Welche Inhalte wurden verdrängt? Welche Korrekturen wurden langsamer? Welche Quellen wurden schwächer sichtbar?</w:t>
+      </w:r>
+    </w:p>
+    <w:p>
+      <w:r>
+        <w:t>Algorithmische Verstärkung kann auch die Illusion sozialer Mehrheit erzeugen. Wenn bestimmte Inhalte häufig erscheinen, entsteht der Eindruck, sie seien repräsentativer, als sie sind. Wenn Bots, koordinierte Kampagnen, Microtargeting, Influencer-Netzwerke oder bezahlte Sichtbarkeit hinzukommen, wird der Wirkungsraum weiter verzerrt. Das ist keine bloße Kommunikationsfrage. Es betrifft Wahlen, Gesundheit, Wissenschaft, Minderheitenschutz, Sicherheit und Vertrauen.</w:t>
+      </w:r>
+    </w:p>
+    <w:p>
+      <w:r>
+        <w:t>Die Wirkungsökonomie braucht deshalb algorithmische Rechenschaft. Nicht jede Codezeile muss öffentlich werden. Aber die Wirkungslogik muss prüfbar sein. Welche Kriterien steuern Sichtbarkeit? Welche Risiken wurden erkannt? Welche Daten wurden genutzt? Welche Gruppen sind besonders betroffen? Welche Beschwerdewege bestehen? Welche Forschung kann Zugang erhalten? Welche unabhängige Prüfung findet statt? Welche Folgen haben algorithmische Updates?</w:t>
+      </w:r>
+    </w:p>
+    <w:p>
+      <w:r>
+        <w:t>Das Systemmodell der Wirkungsökonomie formuliert dafür Normen der digitalen Öffentlichkeit: Digitale Räume sollen Qualitäts-, Fairness- und Anti-Polarisierungsregeln folgen; Sichtbarkeit soll nicht auf Erregung beruhen; Informationssouveränität umfasst Zugang zu verlässlicher Information, Quellenklarheit, Offenlegung algorithmischer Entscheidungen, Schutz vor Manipulation, Schutz vor Deepfakes und öffentliche Wissensinfrastrukturen [I-K75-9; I-K75-10].</w:t>
+      </w:r>
+    </w:p>
+    <w:p>
+      <w:r>
+        <w:t>Das ist keine Zensur. Zensur verbietet Meinungen. Algorithmische Rechenschaft prüft die Bedingungen der Sichtbarkeit. Eine Plattform kann weiterhin unterschiedliche Meinungen zulassen. Sie darf aber nicht verdeckt jene Inhalte belohnen, die Hass, Sucht, Desinformation oder demokratische Destabilisierung wirtschaftlich attraktiv machen.</w:t>
+      </w:r>
+    </w:p>
+    <w:p>
+      <w:r>
+        <w:t>Algorithmische Verstärkung muss besonders dort begrenzt werden, wo Verwundbarkeit hoch ist: Kinder, Jugendliche, psychisch belastete Menschen, Menschen in Krisen, Minderheiten, von Gewalt Betroffene, ältere Menschen, politisch polarisierte Räume, Gesundheitsinformationen, Wahlen, Kriege und Katastrophen. Je höher Wirkungspotenzial und Reichweite, desto höher die Pflicht zur Prüfung.</w:t>
+      </w:r>
+    </w:p>
+    <w:p>
+      <w:pPr>
+        <w:pStyle w:val="Heading3"/>
+      </w:pPr>
+      <w:r>
+        <w:t>75.4 Plattformverantwortung</w:t>
+      </w:r>
+    </w:p>
+    <w:p>
+      <w:r>
+        <w:t>Plattformverantwortung ist Wirkungspflicht. Sie umfasst Design, Empfehlungssysteme, Moderation, Werbung, Datenlogik, Alters- und Risikogerechtigkeit. Eine Plattform kann nicht sagen, sie stelle nur Infrastruktur bereit, wenn ihre Architektur Sichtbarkeit, Aufmerksamkeit, Monetarisierung, Community-Dynamik und Verhaltensmuster prägt.</w:t>
+      </w:r>
+    </w:p>
+    <w:p>
+      <w:r>
+        <w:t>Eine soziale Plattform wirkt positiv, wenn sie Austausch, Gemeinschaft, Kreativität, Bildung, Kultur, politische Beteiligung, Minderheitensichtbarkeit und demokratische Debatte ermöglicht. Sie wirkt negativ, wenn sie Polarisierung verstärkt, Desinformation skaliert, Hass belohnt, psychische Belastungen erhöht, Kinder als Daten- und Aufmerksamkeitsquelle behandelt, Manipulation erleichtert oder öffentliche Aufmerksamkeit nach Erregung verteilt [I-K75-6; I-K75-4].</w:t>
+      </w:r>
+    </w:p>
+    <w:p>
+      <w:r>
+        <w:t>Plattformverantwortung bedeutet fünf Grundpflichten.</w:t>
+      </w:r>
+    </w:p>
+    <w:p>
+      <w:pPr>
+        <w:pStyle w:val="Heading3"/>
+      </w:pPr>
+      <w:r>
+        <w:t>Quellenanker: Kapitel 76 - Framing, Sprache und Tonalität</w:t>
+      </w:r>
+    </w:p>
+    <w:p>
+      <w:r>
+        <w:t>Interne Quelle: referenz/kapitel-076-framing-sprache-und-tonalitaet/index.html</w:t>
+      </w:r>
+    </w:p>
+    <w:p>
+      <w:r>
+        <w:t>Kapitel 75 hat gezeigt, dass Plattformen Sichtbarkeit, Aufmerksamkeit und Resonanz steuern. Dieses Kapitel richtet den Blick auf das, was in diesen Räumen zirkuliert: Sprache, Bilder, Tonalität, Frames, Mimik, Stimme, Wiederholung, Metaphern und Kampfbegriffe. Kommunikation ist nicht nur Übertragung von Information. Sie schafft Wirkungspotenzial. Sie ordnet Wahrnehmung, Emotion, Zugehörigkeit und Handlungsschwellen.</w:t>
+      </w:r>
+    </w:p>
+    <w:p>
+      <w:r>
+        <w:t>Sprache beschreibt Wirklichkeit nicht nur. Sie ordnet sie. Deshalb ist sprachliche Verantwortung keine Höflichkeitsfrage, sondern eine demokratische Wirkungsfrage.</w:t>
+      </w:r>
+    </w:p>
+    <w:p>
+      <w:r>
+        <w:t>Diese Aussage ist keine Aufforderung zur Sprachkontrolle. Die Wirkungsökonomie will Sprache nicht glätten, Kritik nicht entschärfen, Kunst nicht disziplinieren, Opposition nicht beruhigen und keine staatliche Sprachpolizei schaffen. Sie sagt nur: Sprache wirkt. Wenn Sprache wirkt, muss eine demokratische Gesellschaft ihre Wirkmechaniken verstehen.</w:t>
+      </w:r>
+    </w:p>
+    <w:p>
+      <w:pPr>
+        <w:pStyle w:val="Heading3"/>
+      </w:pPr>
+      <w:r>
+        <w:t>76.1 Frames als Wirkungspotenziale</w:t>
+      </w:r>
+    </w:p>
+    <w:p>
+      <w:r>
+        <w:t>Frames sind Deutungsrahmen. Sie entscheiden mit, was als Problem erscheint, welche Ursache sichtbar wird, wer Verantwortung erhält und welche Lösung plausibel wirkt. Robert Entman beschrieb Framing als Auswahl und Hervorhebung bestimmter Aspekte einer wahrgenommenen Realität, sodass Problemdefinition, Ursachendiagnose, moralische Bewertung und Handlungsempfehlung unterstützt werden. Für die Wirkungsökonomie ist daran wichtig: Frames sind nicht nur Stil. Sie sind Wirkungspotenziale.</w:t>
+      </w:r>
+    </w:p>
+    <w:p>
+      <w:r>
+        <w:t>Ein Frame kann Wahrheit sichtbar machen. Er kann Wahrheit aber auch verengen. „Menschen auf der Flucht“ ruft andere Wirkungsräume auf als „Flüchtlingswelle“. „Schutz vor Folgekosten“ ruft andere Wirkungsräume auf als „Klimaverbot“. „Stabilitätsinvestitionen“ ruft andere Wirkungsräume auf als „Sozialausgaben“. Keiner dieser Begriffe ist bloß Wortwahl. Jeder verschiebt Aufmerksamkeit, Verantwortung, Emotion und Lösungslogik.</w:t>
+      </w:r>
+    </w:p>
+    <w:p>
+      <w:r>
+        <w:t>Frames sind unvermeidlich. Es gibt keine vollständig framefreie Kommunikation. Wer behauptet, nur Fakten zu liefern, nutzt trotzdem Auswahl, Reihenfolge, Kontext, Überschrift, Beispiele und Begriffe. Das Problem ist daher nicht Framing an sich. Das Problem ist unbewusstes, manipulierendes oder entwürdigendes Framing.</w:t>
+      </w:r>
+    </w:p>
+    <w:p>
+      <w:r>
+        <w:t>Frames wirken in fünf Richtungen. Sie machen etwas sichtbar. Sie lassen anderes zurücktreten. Sie schreiben Verantwortung zu. Sie ordnen Emotionen. Sie machen bestimmte Lösungen wahrscheinlicher. Genau deshalb sind politische Programme nicht nur Maßnahmenkataloge, sondern Resonanzinstrumente. Ein Programm kann durch seine Begriffe Zugehörigkeit schaffen, Angst aktivieren, Gegner markieren oder Scheinsicherheit erzeugen, auch wenn zentrale Forderungen praktisch kaum umsetzbar sind.</w:t>
+      </w:r>
+    </w:p>
+    <w:p>
+      <w:r>
+        <w:t>Wie in den anthropologischen Teilen gezeigt wurde, handeln Menschen nicht nur nach Information. Angst, Status, Zugehörigkeit und Macht prägen Wahrnehmung und Entscheidung. Frames setzen genau dort an. Sie können Angst in Vorsorge übersetzen. Sie können aber auch Angst in Feindbild verwandeln. Sie können Verantwortung klären. Sie können Schuld verschieben. Sie können gemeinsame Handlungsfähigkeit öffnen. Sie können Gesellschaft in Gruppen zerlegen.</w:t>
+      </w:r>
+    </w:p>
+    <w:p>
+      <w:r>
+        <w:t>Auch Metaphern sind keine Verzierung. George Lakoff und Mark Johnson haben gezeigt, dass Metaphern Denken strukturieren und nicht nur Sprache schmücken. Eine „Invasion“ verlangt Abwehr. Eine „Welle“ verlangt Dämme. Ein „gemeinsames Haus“ verlangt Pflege. Ein „defekter Kompass“ verlangt Korrektur. Ein „Wirkungsraum“ verlangt die Frage, was in ihm geschieht. Metaphern bauen Wirkungsräume.</w:t>
+      </w:r>
+    </w:p>
+    <w:p>
+      <w:r>
+        <w:t>Frames sind daher weder verboten noch unschuldig. Sie sind die Architektur, in der Wahrnehmung wahrscheinlich wird.</w:t>
+      </w:r>
+    </w:p>
+    <w:p>
+      <w:r>
+        <w:t>Der Begriff Wirkstoff kann diese Logik zuspitzen, wenn er sorgfältig verwendet wird. Ein kommunikativer Wirkstoff ist kein naturwissenschaftlicher Stoff und keine automatische Kausalmaschine. Gemeint ist das aktive Element eines Narrativs: ein Bild, ein Frame, eine emotionale Ladung, eine Problemdefinition oder eine Wiederholung, die in einem Resonanzraum Wirkungspotenzial trägt. Wirkung entsteht erst, wenn sich Zustände tatsächlich verändern.</w:t>
+      </w:r>
+    </w:p>
+    <w:p>
+      <w:pPr>
+        <w:pStyle w:val="Heading3"/>
+      </w:pPr>
+      <w:r>
+        <w:t>76.2 Tonalität, Mimik, Bilder</w:t>
+      </w:r>
+    </w:p>
+    <w:p>
+      <w:r>
+        <w:t>Ein Inhalt erscheint nie nackt. Er wird gesprochen, geschrieben, geschnitten, bebildert, betont, wiederholt, ironisiert, emotionalisiert oder kommentiert. Diese Form verändert Wirkungspotenzial. Eine sachliche Kritik kann demokratische Korrektur ermöglichen. Dieselbe Kritik in verächtlicher Tonalität kann Entwürdigung erzeugen. Eine Warnung kann schützen. Dieselbe Warnung in panischer Tonalität kann Ohnmacht erzeugen. Ein harter Widerspruch kann notwendig sein. Derselbe Widerspruch als Herabsetzung kann den gemeinsamen Raum beschädigen.</w:t>
+      </w:r>
+    </w:p>
+    <w:p>
+      <w:r>
+        <w:t>Tonalität entscheidet nicht über Wahrheit. Aber sie entscheidet mit, ob Wahrheit anschlussfähig wird. Sie wirkt über Stimme, Tempo, Rhythmus, Pausen, Mimik, Gestik, Blick, Bildsprache, Musik, Schnitt, Spott, Wärme, Härte, Wiederholung und Beziehungsebene. Eine ruhige Stimme kann Erregung senken. Eine aggressive Stimme kann Verteidigung aktivieren. Verächtliche Mimik kann Entwürdigung markieren. Eine Pause kann Bedeutung verdichten. Ein ironischer Unterton kann Zugehörigkeit in der eigenen Gruppe und Abwertung der anderen Gruppe erzeugen.</w:t>
+      </w:r>
+    </w:p>
+    <w:p>
+      <w:r>
+        <w:t>Tonalität ist damit nicht bloß subjektives Empfinden. Sie ist eine wiedererkennbare Wirkungsebene. Sie wirkt über Körper, Beziehung, Identität, soziale Normen, Wiederholung und Plattformverstärkung. Nicht jede Tonalität lässt sich exakt messen. Aber Muster sind erkennbar: erklärend oder beschämend, hart oder verächtlich, emotional oder manipulierend, klar oder einschüchternd, verbindend oder spaltend, kritikfähig oder absolut, dialogisch oder dominierend.</w:t>
+      </w:r>
+    </w:p>
+    <w:p>
+      <w:r>
+        <w:t>Bilder verdichten Wirkung. Sie können schneller wirken als Begriffe, weil sie Körper, Erinnerung und Emotion direkter erreichen. Ein Bild kann Mitgefühl wecken, Schutz aktivieren, Zugehörigkeit schaffen oder eine Situation greifbar machen. Ein Bild kann aber auch Feindmarkierung, Angst, Ekel, Scham oder Entmenschlichung erzeugen. Ein einzelnes Bild kann eine Gruppe als bedrohlich, schwach, fremd, schuldig, lächerlich oder schutzwürdig markieren. Bildwirkung ist deshalb keine Nebensache öffentlicher Kommunikation.</w:t>
+      </w:r>
+    </w:p>
+    <w:p>
+      <w:r>
+        <w:t>Mimik und Gestik gehören ebenfalls dazu. Ein Lächeln kann öffnen. Ein verächtliches Lachen kann abwerten. Ein demonstratives Wegsehen kann Missachtung signalisieren. Ein Blick kann Nähe herstellen oder Ausschluss. In digitalen Räumen werden solche Signale durch Emojis, Memes, Schnitte, Reaktionsbilder, Untertitel, Musik und Kommentarumfelder ersetzt oder verstärkt. Die Wirkung bleibt: Kommunikation spricht nicht nur den Verstand an. Sie erreicht Körper, Identität und Zugehörigkeit.</w:t>
+      </w:r>
+    </w:p>
+    <w:p>
+      <w:r>
+        <w:t>Das bedeutet nicht, dass Emotion aus Öffentlichkeit verschwinden soll. Emotionen sind keine Störung demokratischer Kommunikation. Sie zeigen Betroffenheit, Verletzlichkeit, Wut, Trauer, Freude, Hoffnung und Solidarität. Ohne Emotion wird Öffentlichkeit kalt. Das Problem entsteht, wenn Emotion zur Manipulation wird: wenn Angst ohne Kontext gesetzt wird, wenn Beschämung als Aktivierung dient, wenn Verachtung als Gruppenbindung genutzt wird, wenn Bilder Gewaltfantasien normalisieren oder wenn Ironie Entwürdigung tarnt.</w:t>
+      </w:r>
+    </w:p>
+    <w:p>
+      <w:r>
+        <w:t>Tonalität, Mimik und Bilder sind damit keine Höflichkeitsfragen. Sie sind Wirkungsfaktoren.</w:t>
+      </w:r>
+    </w:p>
+    <w:p>
+      <w:pPr>
+        <w:pStyle w:val="Heading3"/>
+      </w:pPr>
+      <w:r>
+        <w:t>76.3 Kampfbegriffe und Normalisierung</w:t>
+      </w:r>
+    </w:p>
+    <w:p>
+      <w:r>
+        <w:t>Kampfbegriffe sind Begriffe, die nicht primär klären, sondern markieren. Sie ordnen Gruppen, schaffen Zugehörigkeit, setzen Gegner, verkürzen Komplexität und verschieben Sagbarkeit. Sie können demokratisch legitim sein, wenn sie Macht sichtbar machen, Missstände benennen und Kritik zuspitzen. Sie werden problematisch, wenn sie Menschen entwürdigen, Gegner entmenschlichen, Institutionen pauschal delegitimieren oder Feindlogik aufbauen.</w:t>
+      </w:r>
+    </w:p>
+    <w:p>
+      <w:r>
+        <w:t>Die Grenze zwischen starker Kritik und entwürdigender Sprache ist deshalb wichtig. Starke Kritik greift Handlungen, Entscheidungen, Programme, Machtstrukturen oder Institutionen an. Sie kann hart, scharf, unbequem und verletzend für Macht sein. Entwürdigende Sprache greift Menschen als gleichwertige Träger:innen von Würde an. Sie markiert sie als minderwertig, schmutzig, parasitär, gefährlich, austauschbar, nicht zugehörig oder vernichtbar.</w:t>
+      </w:r>
+    </w:p>
+    <w:p>
+      <w:r>
+        <w:t>Diese Grenze schützt Kritik. Wer Entwürdigung und Kritik vermischt, schwächt Demokratie. Denn dann wird jede harte Kritik verdächtig und jede Entwürdigung als „nur Meinung“ verteidigt. Die Wirkungsökonomie braucht eine klare Trennung: Kritik ist Korrektur. Entwürdigung ist Verlustleistung im gemeinsamen Raum.</w:t>
+      </w:r>
+    </w:p>
+    <w:p>
+      <w:r>
+        <w:t>Normalisierung geschieht durch Wiederholung. Ein Begriff, der einmal schockiert, kann nach hundert Wiederholungen gewöhnlich wirken. Eine Feindmarkierung kann als „zugespitzte Sprache“ erscheinen. Eine Verschwörungserzählung kann als „berechtigte Frage“ getarnt werden. Eine institutionelle Delegitimierung kann als „gesunder Zweifel“ auftreten. Wiederholung erzeugt Vertrautheit, und Vertrautheit kann Wahrheit simulieren.</w:t>
+      </w:r>
+    </w:p>
+    <w:p>
+      <w:r>
+        <w:t>Daraus folgt eine redaktionelle Schutzregel: Ein Faktencheck kann formal richtig und wirkungsbezogen schwach sein, wenn er zuerst den falschen Frame groß wiederholt. Wahrheit braucht deshalb nicht nur Korrektur, sondern Dramaturgie. Die falsche Behauptung darf benannt werden, aber kurz, markiert und eingebettet in den stärkeren Wirkungsrahmen der Wahrheit. Ein Wirkungscheck ergänzt den Faktencheck: Welcher Frame wird aktiviert? Welche Bilder werden wiederholt? Welche Emotion wird freigesetzt? Wer wird zum Problem gemacht? Welche Wirkungspotenziale entstehen durch die Form der Korrektur selbst?</w:t>
+      </w:r>
+    </w:p>
+    <w:p>
+      <w:r>
+        <w:t>Normalisierung wirkt besonders stark, wenn Kampfbegriffe mit Plattformlogik verbunden werden. Ein zugespitztes Wort erzeugt Reaktion. Reaktion erzeugt Reichweite. Reichweite erzeugt Wiederholung. Wiederholung erzeugt Vertrautheit. Vertrautheit verändert Sagbarkeit. So kann ein öffentlicher Raum schrittweise härter, feindseliger und entmenschlichender werden, ohne dass ein einzelner Satz allein alles erklärt.</w:t>
+      </w:r>
+    </w:p>
+    <w:p>
+      <w:r>
+        <w:t>Feindbilder ordnen die Welt. Sie bieten Zugehörigkeit durch Abgrenzung. Wer dazugehören will, weiß, gegen wen er sein muss. Das ist politisch anschlussfähig, weil es Komplexität reduziert und Sicherheit verspricht. Aber es zerstört demokratische Wirklichkeit. Ein Feindbild muss nicht argumentieren. Es muss nur markieren. Es ersetzt Prüfung durch Loyalität.</w:t>
+      </w:r>
+    </w:p>
+    <w:p>
+      <w:r>
+        <w:t>Häme hat eine ähnliche Wirkung. Sie erscheint leicht als Humor oder Ironie. Sie kann Macht kritisieren, Absurdität zeigen und Distanz schaffen. Sie kann aber auch Menschen entwürdigen, Leid lächerlich machen und Empathie abbauen. Eine Öffentlichkeit, die Häme belohnt, verliert leichter die Fähigkeit, Menschen hinter Konflikten zu sehen.</w:t>
+      </w:r>
+    </w:p>
+    <w:p>
+      <w:r>
+        <w:t>Entmenschlichung ist die härteste Form dieser Entwicklung. Sie beginnt nicht erst mit Gewaltaufrufen. Sie beginnt, wenn Menschen nur noch als Masse, Schmutz, Krankheit, Last, Gefahr, Parasiten, Tiere, Müll oder Störung erscheinen. Solche Sprache senkt die Schwelle, Härte gegen Menschen als notwendig, gerecht oder unvermeidlich zu deuten. Das heißt nicht, dass Sprache automatisch Gewalt erzeugt. Es heißt: Sprache kann Handlungsschwellen verschieben.</w:t>
+      </w:r>
+    </w:p>
+    <w:p>
+      <w:r>
+        <w:t>Die Wirkungsökonomie braucht deshalb Diskursindikatoren, die nicht Meinungen kontrollieren, sondern Muster beobachten: dominante Narrative, toxische Narrative, Entmenschlichung, Verschwörung, Resonanzfelder, Feindseligkeit, Tonlage, Aggression, Anfeindung, Echokammern, Fake-News-Dynamiken, Feindbilder, Outgroup-Hass, Radikalisierung und digitale Gewalt. Solche Indikatoren sind kein Ersatz für Recht. Sie sind Frühwarninstrumente für demokratische Erosion.</w:t>
+      </w:r>
+    </w:p>
+    <w:p>
+      <w:pPr>
+        <w:pStyle w:val="Heading3"/>
+      </w:pPr>
+      <w:r>
+        <w:t>76.4 Sprachliche Verantwortung</w:t>
+      </w:r>
+    </w:p>
+    <w:p>
+      <w:r>
+        <w:t>Sprachliche Verantwortung bedeutet nicht, immer angenehm zu sprechen. Sie bedeutet, die Wirkung von Begriffen, Frames, Tonalität, Wiederholung, Bildern und Verstärkung auf Mensch, Planet und Demokratie mitzudenken. Eine Demokratie braucht Streit, Kritik, Protest, Satire, Kunst, Widerstand, Anklage und harte Worte. Sprachliche Verantwortung will all das nicht schwächen. Sie will verhindern, dass Sprache die Bedingungen zerstört, unter denen Streit, Wahrheit und Korrektur möglich bleiben.</w:t>
+      </w:r>
+    </w:p>
+    <w:p>
+      <w:r>
+        <w:t>Die alte Frage lautete: Darf man das sagen? Diese Frage bleibt grundrechtlich wichtig. Die neue Frage lautet zusätzlich: Welche Wirkung entfaltet diese Sprache, welcher Resonanzraum entsteht, welche Gruppen werden gestärkt oder entwürdigt, welche Korrektur wird möglich oder unmöglich, und welche Folgen entstehen für Mensch, Planet und Demokratie?</w:t>
+      </w:r>
+    </w:p>
+    <w:p>
+      <w:r>
+        <w:t>Für Politik bedeutet Sprachverantwortung: Nicht nur mobilisieren, sondern demokratische Grundbedingungen nicht beschädigen. Für Verwaltung bedeutet sie: Nicht nur rechtlich korrekt formulieren, sondern so erklären, dass Menschen handeln können. Für Wirtschaft bedeutet sie: Nicht nur Reputation schützen, sondern Interessen, Risiken, Daten und Folgen transparent machen. Für Medien bedeutet sie: Nicht nur berichten, sondern einordnen, korrigieren und Resonanzräume mitverantworten. Für Wissenschaft bedeutet sie: Unsicherheit erklären, ohne Arroganzverdacht oder Scheinsicherheit zu erzeugen.</w:t>
+      </w:r>
+    </w:p>
+    <w:p>
+      <w:r>
+        <w:t>Sprachverantwortung ist Teil von Governance, nicht Zensur. Sie macht Institutionen lesbarer. Vertrauen entsteht nicht aus Perfektion, sondern aus Nachvollziehbarkeit. Eine Maßnahme wird anschlussfähiger, wenn Ziel, Mittel, Kosten, Alternativen, Wirkung und Evaluation erklärt werden. Eine Reform wird glaubwürdiger, wenn Zielkonflikte benannt werden. Eine Krise wird weniger anfällig für Desinformation, wenn Kommunikation weder beschönigt noch panisch macht.</w:t>
+      </w:r>
+    </w:p>
+    <w:p>
+      <w:r>
+        <w:t>Hate Speech braucht rechtsstaatlich präzise Grenzziehung und verhältnismäßige Antworten. Der Europarat versteht Hassrede als Ausdrucksformen, die Gewalt, Hass oder Diskriminierung gegen Personen oder Gruppen aufgrund realer oder zugeschriebener Merkmale anstiften, fördern, verbreiten oder rechtfertigen oder solche Personen beziehungsweise Gruppen herabsetzen; zugleich unterscheidet er Schweregrade und verlangt verhältnismäßige Reaktionen. Wirkungsökonomisch heißt das: Nicht jede unangenehme Aussage ist Hassrede. Aber rechtlich und gesellschaftlich relevante Hasskommunikation darf nicht verharmlost werden.</w:t>
+      </w:r>
+    </w:p>
+    <w:p>
+      <w:pPr>
+        <w:pStyle w:val="Heading3"/>
+      </w:pPr>
+      <w:r>
+        <w:t>Quellenanker: Kapitel 77 - Desinformation und hybride Kriegsführung</w:t>
+      </w:r>
+    </w:p>
+    <w:p>
+      <w:r>
+        <w:t>Interne Quelle: referenz/kapitel-077-desinformation-und-hybride-kriegsfuehrung/index.html</w:t>
+      </w:r>
+    </w:p>
+    <w:p>
+      <w:r>
+        <w:t>Kapitel 76 hat Sprache als Wirkungspotenzial beschrieben. Frames, Tonalität, Bilder, Wiederholung und Kampfbegriffe ordnen Wirklichkeit. Dieses Kapitel zeigt, was geschieht, wenn solche Mechanismen gezielt genutzt werden, um demokratische Rückkopplung zu beschädigen.</w:t>
+      </w:r>
+    </w:p>
+    <w:p>
+      <w:r>
+        <w:t>Desinformation will nicht nur falsche Dinge verbreiten. Sie will die Fähigkeit einer Gesellschaft beschädigen, gemeinsam Wirklichkeit zu prüfen.</w:t>
+      </w:r>
+    </w:p>
+    <w:p>
+      <w:r>
+        <w:t>Hybride Einflussnahme ist mehr als Lüge. Sie kann Desinformation, Cyberangriffe, Infrastrukturstörungen, wirtschaftlichen Druck, verdeckte Finanzierung, Plattformverstärkung, politische Spaltung, soziale Kränkungen, Identitätskonflikte, Angstnarrative, juristische Angriffe, Think-Tank-Netzwerke, Influencer-Kampagnen und lokale Multiplikatoren verbinden. Sie arbeitet nicht nur von außen und nicht nur von innen. Ihre Wirkung entsteht, wenn externe Interessen, inländische Resonanzräume, bestehende Konflikte und digitale Verstärkung zusammenkommen [I-K77-1; E-K77-1; E-K77-2].</w:t>
+      </w:r>
+    </w:p>
+    <w:p>
+      <w:pPr>
+        <w:pStyle w:val="Heading3"/>
+      </w:pPr>
+      <w:r>
+        <w:t>77.1 Angriff auf Rückkopplung</w:t>
+      </w:r>
+    </w:p>
+    <w:p>
+      <w:r>
+        <w:t>Demokratie lebt von Rückkopplung. Eine Gesellschaft muss wahrnehmen können, was geschieht. Sie muss Informationen prüfen, Institutionen kritisieren, Fehler erkennen, Konflikte austragen und Entscheidungen korrigieren können. Desinformation greift genau diese Fähigkeit an.</w:t>
+      </w:r>
+    </w:p>
+    <w:p>
+      <w:r>
+        <w:t>Ein Fehler ist nicht automatisch Desinformation. Ein Irrtum kann korrigiert werden. Eine Meinung ist nicht automatisch Desinformation. Sie ist Teil demokratischer Freiheit. Propaganda ist nicht immer verdeckt; sie kann offen für eine politische oder ideologische Linie werben. Gezielte Desinformation beginnt dort, wo falsche oder irreführende Inhalte bewusst, koordiniert und mit Täuschungsabsicht eingesetzt werden, um Wahrnehmung, Vertrauen, Verhalten oder politische Entscheidungen zu verändern.</w:t>
+      </w:r>
+    </w:p>
+    <w:p>
+      <w:r>
+        <w:t>Aus wirkungsökonomischer Sicht reicht diese Inhaltsdefinition aber nicht aus. Desinformation ist nicht nur falscher Inhalt. Sie ist Störung der Rückkopplung. Sie kann Menschen daran hindern, Fakten von Behauptungen zu unterscheiden, Institutionen differenziert zu kritisieren, Quellen einzuordnen, Unsicherheit auszuhalten und gemeinsam zu handeln.</w:t>
+      </w:r>
+    </w:p>
+    <w:p>
+      <w:r>
+        <w:t>Desinformation wirkt daher nicht erst, wenn Menschen eine bestimmte Lüge glauben. Sie wirkt bereits, wenn sie Zweifel vergiftet. Zweifel ist in einer Demokratie wichtig. Wissenschaft lebt von Zweifel. Journalismus lebt von Prüfung. Opposition lebt von Kritik. Desinformation missbraucht diese demokratischen Fähigkeiten, indem sie aus Prüfung Misstrauen macht, aus Kritik Delegitimierung, aus Unsicherheit Chaos und aus Konflikt Feindlogik.</w:t>
+      </w:r>
+    </w:p>
+    <w:p>
+      <w:r>
+        <w:t>Der Rückkopplungsangriff kann verschiedene Formen haben. Er kann eine falsche Geschichte verbreiten. Er kann widersprüchliche Versionen gleichzeitig ausspielen. Er kann echte Informationen aus dem Kontext reißen. Er kann gefälschte Bilder, Deepfakes oder Pseudoquellen nutzen. Er kann reale Probleme überzeichnen, damit Menschen den Maßstab verlieren. Er kann Korrekturen lächerlich machen. Er kann Faktenchecks als Zensur rahmen. Er kann Wissenschaft als Korruption darstellen, Gerichte als Feinde, Medien als Verrat und Verwaltung als Unterdrückung.</w:t>
+      </w:r>
+    </w:p>
+    <w:p>
+      <w:r>
+        <w:t>Die Wirkung liegt nicht nur im Inhalt. Sie liegt in der Beschädigung der Fähigkeit, Lagebilder zu bilden. Eine Gesellschaft, die nicht mehr weiß, wem sie unter welchen Bedingungen glauben kann, verliert Handlungsfähigkeit. Sie kann dann weder Krise noch Reform noch Prävention sauber bearbeiten.</w:t>
+      </w:r>
+    </w:p>
+    <w:p>
+      <w:pPr>
+        <w:pStyle w:val="Heading3"/>
+      </w:pPr>
+      <w:r>
+        <w:t>77.2 Misstrauen, Chaos, Feindbilder</w:t>
+      </w:r>
+    </w:p>
+    <w:p>
+      <w:r>
+        <w:t>Desinformation zielt nicht immer auf Überzeugung. Sie kann auch auf Erschöpfung zielen. Das Ziel kann sein, dass Menschen sich abwenden, nichts mehr glauben, jede Quelle für manipuliert halten und demokratische Korrektur für sinnlos halten. NATO beschreibt Informationsbedrohungen als Angriffe, die gesellschaftlichen Zusammenhalt, Vertrauen in Institutionen und die Fähigkeit zur Unterscheidung von Fakt und Fiktion beschädigen können.</w:t>
+      </w:r>
+    </w:p>
+    <w:p>
+      <w:r>
+        <w:t>Misstrauen ist nicht dasselbe wie kritisches Denken. Kritisches Denken prüft. Misstrauen ohne Prüffähigkeit zerstört Prüfung. Es sagt nicht: Welche Quelle ist belastbar? Es sagt: Alle lügen. Es sagt nicht: Welche Interessen wirken? Es sagt: Alles ist gesteuert. Es sagt nicht: Welche Daten fehlen? Es sagt: Fakten sind Meinung. Dadurch wird Demokratie nicht wacher, sondern orientierungsloser.</w:t>
+      </w:r>
+    </w:p>
+    <w:p>
+      <w:r>
+        <w:t>Chaos ist ebenfalls eine Wirkungsstrategie. Wer viele widersprüchliche Geschichten gleichzeitig verbreitet, muss nicht beweisen, dass eine davon stimmt. Es reicht, die gemeinsame Wirklichkeit zu verwischen. Wenn jede Version möglich scheint, wird Handeln schwerer. Dann verschiebt sich Politik von Problemlösung zu Dauerverteidigung. Verwaltung muss erklären, Wissenschaft muss sich rechtfertigen, Journalismus muss Grundlagen wiederholen, Gerichte werden misstrauisch beäugt, und öffentliche Aufmerksamkeit bleibt an Scheinkonflikten hängen.</w:t>
+      </w:r>
+    </w:p>
+    <w:p>
+      <w:r>
+        <w:t>Feindbilder geben diesem Chaos Richtung. Sie ordnen Wut. Sie sagen, wer schuld ist: Migrant:innen, Eliten, Medien, Wissenschaft, Gerichte, Minderheiten, Europa, „die Politik“, Frauen, queere Menschen, Klimaaktivist:innen, Geflüchtete, Verwaltung oder andere Gruppen. Feindbilder reduzieren Komplexität und schaffen Zugehörigkeit durch Abgrenzung. Sie sind deshalb besonders wirksam, wenn Menschen sich ohnehin unsicher, abgewertet, überfordert oder ausgeschlossen fühlen.</w:t>
+      </w:r>
+    </w:p>
+    <w:p>
+      <w:r>
+        <w:t>Hybride Einflussnahme nutzt diese vorhandenen Risse. Sie erzeugt nicht immer neue Konflikte. Sie verstärkt, was schon da ist: Wohnungsnot, Energieangst, Inflation, Migration, Klimasorgen, Pandemiefolgen, Einsamkeit, regionale Abwertung, Misstrauen gegen Medien, Misstrauen gegen Wissenschaft, Misstrauen gegen Gerichte, Misstrauen gegen Verwaltung, Plattformlogik und parteipolitische Zuspitzung.</w:t>
+      </w:r>
+    </w:p>
+    <w:p>
+      <w:r>
+        <w:t>An dieser Stelle gehört die Netzwerkfrage hinein. Think Tanks, Stiftungen, Vereine, Medienprojekte, scheinbar unabhängige Studien, Vorfeldorganisationen, Kampagnenbüros, Influencer-Netzwerke und lokale Multiplikatoren können legitime demokratische Akteure sein. Sie können Wissen, Expertise, Debatte und Beteiligung ermöglichen. Sie können aber auch Teil einer Wirkungsarchitektur werden, wenn Finanzierung, Interessen, internationale Koordination oder narrative Synchronisierung verdeckt bleiben. Die OECD weist darauf hin, dass Lobbying durch soziale Medien, NGOs, Think Tanks und ausländische Regierungen komplexer geworden ist; sie betont zugleich Risiken verdeckter oder täuschender Einflussnahme und die Notwendigkeit von Transparenz [E-K77-4; E-K77-5].</w:t>
+      </w:r>
+    </w:p>
+    <w:p>
+      <w:r>
+        <w:t>Wirkungsökonomisch ist daher nicht der Begriff „Think Tank“ das Problem. Das Problem entsteht, wenn Expertise nicht als Expertise, sondern als Tarnung für Einfluss wirkt. Wenn internationale Netzwerke Narrative entwickeln, lokale Organisationen sie übersetzen, nationale Debatten sie wiederholen, Plattformen sie verstärken und Medien sie als spontane gesellschaftliche Debatte behandeln, entsteht synchronisierte Wirkung. Sie muss nicht immer illegal sein. Aber sie muss sichtbar werden. Die Frage lautet: Wer finanziert politische Sichtbarkeit? Wer finanziert angeblich unabhängige Studien? Wer finanziert die Verstärkung bestimmter Narrative? Wer liefert Daten, Sprache, Deutungsrahmen und Kampagnenlogik?</w:t>
+      </w:r>
+    </w:p>
+    <w:p>
+      <w:r>
+        <w:t>Diese Frage schützt auch vor Übertreibung. Nicht jede internationale Kooperation ist verdeckte Einflussnahme. Nicht jeder Think Tank ist Propagandawerkzeug. Nicht jede harte Regierungskritik ist hybride Kriegsführung. Nicht jede Polarisierung ist feindliche Einmischung. Hybride Einflussnahme beginnt dort, wo Täuschung, Koordination, verdeckte Interessen, systematische Verstärkung und strategische Destabilisierung zusammenwirken.</w:t>
+      </w:r>
+    </w:p>
+    <w:p>
+      <w:pPr>
+        <w:pStyle w:val="Heading3"/>
+      </w:pPr>
+      <w:r>
+        <w:t>77.3 Demokratie als Zielscheibe</w:t>
+      </w:r>
+    </w:p>
+    <w:p>
+      <w:r>
+        <w:t>Demokratie ist nicht nur Regierungsform. Demokratie ist ein Wirkungsraum aus Wahrheit, Vertrauen, Rechtsstaat, Streitfähigkeit, Minderheitenschutz, Medienqualität und Korrekturfähigkeit. Deshalb wird sie nicht nur durch Angriffe auf Parlamente oder Wahlen beschädigt. Sie wird beschädigt, wenn die Bedingungen demokratischer Rückkopplung zerstört werden.</w:t>
+      </w:r>
+    </w:p>
+    <w:p>
+      <w:r>
+        <w:t>Der Rat der Europäischen Union beschreibt Desinformation und Foreign Information Manipulation and Interference als Mittel, die als Teil hybrider Kampagnen oder eigenständig eingesetzt werden können. Vor den Europawahlen 2024 forderte der Rat den Schutz demokratischer Prozesse vor ausländischer Einmischung, ohne offene demokratische Debatte zu behindern. Der Europäische Auswärtige Dienst beschreibt FIMI als sicherheits- und außenpolitische Bedrohung und dokumentiert digitale Infrastrukturen, mit denen ausländische Akteure Informationsräume der EU und ihrer Partner manipulieren.</w:t>
+      </w:r>
+    </w:p>
+    <w:p>
+      <w:r>
+        <w:t>Demokratie ist Zielscheibe, weil offene Gesellschaften auf Vertrauen angewiesen sind. Nicht blindes Vertrauen. Sondern belastbares Grundvertrauen: dass Wahlen gezählt werden, Gerichte unabhängig prüfen, Wissenschaft methodisch arbeitet, Medien Fehler korrigieren, Verwaltung Recht anwendet und politische Gegner nicht Feinde sind. Wenn dieses Grundvertrauen fällt, muss kein Gegner die Demokratie von außen besiegen. Die Gesellschaft beginnt, ihre eigene Korrektur zu blockieren.</w:t>
+      </w:r>
+    </w:p>
+    <w:p>
+      <w:r>
+        <w:t>Hybride Angriffe können diese Wirkung durch viele kleine Eingriffe erzeugen: ein Deepfake hier, ein Datenleck dort, ein Pseudomedium, eine koordinierte Empörung, ein lokaler Konflikt, eine juristische Verzögerung, ein anonym finanzierter Bericht, eine Influencer-Kampagne, ein Botnetz, ein Gerücht über Wahlbetrug, ein Angriff auf Energieinfrastruktur, eine erfundene Geschichte über Minderheiten, ein toxischer Kommentarraum, eine scheinbar unabhängige Studie. Ein einzelnes Ereignis wirkt klein. Die Wirkung entsteht durch Kombination.</w:t>
+      </w:r>
+    </w:p>
+    <w:p>
+      <w:r>
+        <w:t>Die Wirkung misst sich nicht nur in zerstörten Anlagen. Sie misst sich in verzögerten Entscheidungen, blockierten Reformen, wachsendem Misstrauen, sinkender Wahlbeteiligung, beschädigtem Medienvertrauen, feindseliger Sprache, schlechter Krisenreaktion, politischer Erschöpfung und institutioneller Lähmung. Eine Gesellschaft kann materiell intakt wirken und trotzdem politisch schwach werden, wenn ihre Wirklichkeitsprüfung bricht.</w:t>
+      </w:r>
+    </w:p>
+    <w:p>
+      <w:r>
+        <w:t>Die Akteurslage ist komplex. EDMO unterscheidet in einer EU-weiten Literaturübersicht unterschiedliche Akteurstypen: lokale Akteure, ausländische Informationsmanipulatoren, Akteure aus kulturell oder geografisch nahen Räumen, staatliche Akteure, Politiker:innen, Mainstreammedien und Randmedien. Lokale Akteure kommen in allen EU-Mitgliedstaaten vor, während ausländische Operationen nicht überall gleich dokumentiert sind. Genau diese Komplexität ist wichtig. Desinformation ist nicht nur Ausland. Und nicht jede destruktive Informationswirkung ist ausländisch. Der demokratische Schutz muss sowohl externe Einflussoperationen als auch inländische Verstärkungs- und Geschäftsmodelle sehen.</w:t>
+      </w:r>
+    </w:p>
+    <w:p>
+      <w:r>
+        <w:t>Wirkungsökonomisch wird damit klar: Demokratie wird nicht nur an Grenzen verteidigt. Sie wird in Informationsräumen, lokalen Gemeinschaften, Schulen, Medien, Plattformen, Behörden, Gerichten, Kultur, Wissenschaft, Parteienfinanzierung und sozialen Sicherungssystemen verteidigt.</w:t>
+      </w:r>
+    </w:p>
+    <w:p>
+      <w:pPr>
+        <w:pStyle w:val="Heading3"/>
+      </w:pPr>
+      <w:r>
+        <w:t>77.4 Resiliente Öffentlichkeit</w:t>
+      </w:r>
+    </w:p>
+    <w:p>
+      <w:r>
+        <w:t>Die Antwort auf Desinformation und hybride Einflussnahme ist nicht Zensur. Die Antwort ist resiliente Öffentlichkeit.</w:t>
+      </w:r>
+    </w:p>
+    <w:p>
+      <w:r>
+        <w:t>Resiliente Öffentlichkeit bedeutet, dass eine Gesellschaft falsche, manipulative oder feindselige Informationsimpulse erkennen, einordnen, begrenzen und korrigieren kann, ohne legitime Kritik, Opposition, Satire, Kunst, Wissenschaft, Journalismus oder Protest zu beschädigen. Das ist die Grenze. Eine Wirkungsökonomie, die jede unbequeme Kritik als Sicherheitsproblem behandelt, würde die Demokratie selbst schwächen.</w:t>
+      </w:r>
+    </w:p>
+    <w:p>
+      <w:r>
+        <w:t>Resilienz beginnt mit Quellenklarheit. Menschen müssen wissen können, woher eine Information kommt, welche Quelle sie belegt, welche Interessen wirken, ob KI eingesetzt wurde, ob ein Inhalt satirisch, journalistisch, werblich, politisch, wissenschaftlich oder manipulativ ist. Quellenklarheit ersetzt nicht Urteilskraft, aber sie macht Urteilskraft möglich.</w:t>
+      </w:r>
+    </w:p>
+    <w:p>
+      <w:r>
+        <w:t>Medienkompetenz und Wirkungskompetenz sind die zweite Ebene. Bildung muss Menschen befähigen, Frames, Propaganda, toxische Narrative, Pseudoquellen, Deepfakes, Plattformverstärkung, Botmuster und emotionale Manipulation zu erkennen. Das Systemmodell der Wirkungsökonomie beschreibt Wirkungskompetenz ausdrücklich als Schutz vor Desinformation, Polarisierung, kognitiver Verkürzung, moralischer Überhöhung und Feindbildern.</w:t>
+      </w:r>
+    </w:p>
+    <w:p>
+      <w:r>
+        <w:t>Journalismus ist die dritte Ebene. Eine Demokratie braucht unabhängige Medien, lokale Medien, investigative Recherche, Kontext, Korrektur, Quellenprüfung und transparente Fehlerkultur. Journalismus ist nicht perfekt. Aber ohne professionelle Informationsarbeit wird öffentliche Wirklichkeit anfälliger für Propaganda, Plattformlogik und PR.</w:t>
+      </w:r>
+    </w:p>
+    <w:p>
+      <w:r>
+        <w:t>Plattformpflichten sind die vierte Ebene. Empfehlungssysteme, politische Werbung, KI-Inhalte, Deepfakes, synthetische Kommentare, Influencer-Netzwerke und Bot-Muster müssen forschbar, auditierbar und korrigierbar sein. Der Digital Services Act setzt dafür wichtige Regeln, aber die Wirkungsökonomie geht weiter: Plattformen müssen nicht nur rechtlich reagieren, sondern ihre Wirkung auf Diskurs, Polarisierung, Minderheiten, Wissenschaft, Demokratie und psychische Gesundheit ausweisen.</w:t>
+      </w:r>
+    </w:p>
+    <w:p>
+      <w:r>
+        <w:t>Transparenz politischer Finanzierung und Einflussnahme ist die fünfte Ebene. Parteien, Kampagnen, Stiftungen, Medienbeteiligungen, Influencer-Kampagnen, Vorfeldorganisationen, strategische Studien und politische Werbung brauchen klare Offenlegung, ohne legitimen politischen Wettbewerb zu behindern. Die Wirkungsökonomie fragt nicht nur nach Spenden, sondern nach Sichtbarkeit, Daten, Reichweite, Vorfeldstrukturen und Narrativverstärkung.</w:t>
+      </w:r>
+    </w:p>
+    <w:p>
+      <w:r>
+        <w:t>Gesellschaftliche Teilhabe ist die sechste Ebene. Eine Gesellschaft mit einsamen Menschen, regionaler Abwertung, Wohnungsangst, Pflegeüberlastung, Armut, Misstrauen und fehlender Resonanz ist leichter manipulierbar. Resilienz entsteht daher nicht nur durch Faktenchecks. Sie entsteht durch soziale Kohäsion, lokale Räume, Bildung, Kultur, Pflege, Wohnen, Gesundheit, Teilgabe und Vertrauen in faire Verfahren.</w:t>
+      </w:r>
+    </w:p>
+    <w:p>
+      <w:r>
+        <w:t>Demokratische Kommunikationsstandards sind die siebte Ebene. Behörden müssen in Krisen nicht nur informieren, sondern erklären: Was wissen wir? Was wissen wir nicht? Was wird geprüft? Was gilt jetzt? Wann wird korrigiert? Welche Quellen sind belastbar? Korrekturfähigkeit ist glaubwürdiger als Scheinsicherheit.</w:t>
+      </w:r>
+    </w:p>
+    <w:p>
+      <w:pPr>
+        <w:pStyle w:val="Heading3"/>
+      </w:pPr>
+      <w:r>
+        <w:t>7.9 Konsequenzen für die WÖk-Architektur</w:t>
+      </w:r>
+    </w:p>
+    <w:p>
+      <w:r>
+        <w:t>Aus dieser Vorlesung fließen drei Punkte zurück in den WÖk-Korpus:</w:t>
       </w:r>
     </w:p>
     <w:p>
@@ -1011,7 +2331,7 @@
         <w:pStyle w:val="ListBullet"/>
       </w:pPr>
       <w:r>
-        <w:t>Begriffstrennung: Wirkung, Wirkungspotenzial, Wirkungsrisiko.</w:t>
+        <w:t>Glossar und Reader sollten Medien, Sprache und Öffentlichkeit als Wirkungsräume mit Wirkung, Wirkungspotenzial, Wirkungsrisiko und Rückkopplung verlinken.</w:t>
       </w:r>
     </w:p>
     <w:p>
@@ -1019,7 +2339,7 @@
         <w:pStyle w:val="ListBullet"/>
       </w:pPr>
       <w:r>
-        <w:t>Anwendungsszenarien: Auslöser, Wirkpfad, Wirkungsempfänger und Rückkopplung an einem Fall.</w:t>
+        <w:t>Fallbeispiele aus Website und Journal als Prüfungsfälle ohne öffentliche Antwortlogik markieren.</w:t>
       </w:r>
     </w:p>
     <w:p>
@@ -1027,7 +2347,38 @@
         <w:pStyle w:val="ListBullet"/>
       </w:pPr>
       <w:r>
-        <w:t>Missverständnisse: Reichweite, Aktivität, Reporting oder Absicht als Wirkung auszugeben.</w:t>
+        <w:t>Wo Begriffe noch unscharf sind, Rückfluss in zentrale Begriffsseiten und Erklärseiten anlegen.</w:t>
+      </w:r>
+    </w:p>
+    <w:p>
+      <w:pPr>
+        <w:pStyle w:val="Heading3"/>
+      </w:pPr>
+      <w:r>
+        <w:t>7.10 Kurzfazit</w:t>
+      </w:r>
+    </w:p>
+    <w:p>
+      <w:r>
+        <w:t>Medien, Sprache und Öffentlichkeit als Wirkungsräume ist kein Randthema. Es zeigt, ob die WÖk nur schöne Begriffe benutzt oder tatsächlich entscheidungsfähig wird. Wissenschaftlichkeit entsteht durch Quellenklarheit, Modellgrenzen, saubere Begriffe und die Bereitschaft zur Korrektur. Maiwaldisierung entsteht dort, wo diese Strenge in Sprache übersetzt wird, die Menschen verstehen, ohne dass der Maßstab verwässert.</w:t>
+      </w:r>
+    </w:p>
+    <w:p>
+      <w:pPr>
+        <w:pStyle w:val="Heading2"/>
+      </w:pPr>
+      <w:r>
+        <w:t>8. Prüfungsrelevanz</w:t>
+      </w:r>
+    </w:p>
+    <w:p>
+      <w:r>
+        <w:t>Diese Vorlesung ist prüfungsrelevant, aber die eigentliche Antwortlogik gehört nicht in das öffentliche Studienskript. Zertifikatsfragen, CorrectAnswer, Scoring-Regeln und Fallrubrics werden separat in der geschützten App-Lane unter woek-akademie-app/content/pruefungen/ gepflegt.</w:t>
+      </w:r>
+    </w:p>
+    <w:p>
+      <w:r>
+        <w:t>Für den Fragenpool sind besonders geeignet:</w:t>
       </w:r>
     </w:p>
     <w:p>
@@ -1035,6 +2386,30 @@
         <w:pStyle w:val="ListBullet"/>
       </w:pPr>
       <w:r>
+        <w:t>Begriffstrennung: Wirkung, Wirkungspotenzial, Wirkungsrisiko.</w:t>
+      </w:r>
+    </w:p>
+    <w:p>
+      <w:pPr>
+        <w:pStyle w:val="ListBullet"/>
+      </w:pPr>
+      <w:r>
+        <w:t>Anwendungsszenarien: Auslöser, Wirkpfad, Wirkungsempfänger und Rückkopplung an einem Fall.</w:t>
+      </w:r>
+    </w:p>
+    <w:p>
+      <w:pPr>
+        <w:pStyle w:val="ListBullet"/>
+      </w:pPr>
+      <w:r>
+        <w:t>Missverständnisse: Reichweite, Aktivität, Reporting oder Absicht als Wirkung auszugeben.</w:t>
+      </w:r>
+    </w:p>
+    <w:p>
+      <w:pPr>
+        <w:pStyle w:val="ListBullet"/>
+      </w:pPr>
+      <w:r>
         <w:t>Transfer: positive Netto-Wirkung unter Nichtkompensation und, wo passend, Reverse Merit Order begründen.</w:t>
       </w:r>
     </w:p>
@@ -1043,7 +2418,7 @@
         <w:pStyle w:val="Heading2"/>
       </w:pPr>
       <w:r>
-        <w:t>8. Quellen</w:t>
+        <w:t>9. Quellen</w:t>
       </w:r>
     </w:p>
     <w:p>
@@ -1139,7 +2514,7 @@
         <w:pStyle w:val="Heading2"/>
       </w:pPr>
       <w:r>
-        <w:t>9. Rückfluss in den WÖk-Korpus</w:t>
+        <w:t>10. Rückfluss in den WÖk-Korpus</w:t>
       </w:r>
     </w:p>
     <w:p>

--- a/docs/studienskripte/word-rohfassungen/woek-g-v17.docx
+++ b/docs/studienskripte/word-rohfassungen/woek-g-v17.docx
@@ -29,7 +29,7 @@
     </w:p>
     <w:p>
       <w:r>
-        <w:t>Track: Grundstudium Wirkungsökonomie Kurscode: woek-g Vorlesungscode: V17 Modul/Abschnitt: G2.2 Titel: Medien, Sprache und Öffentlichkeit als Wirkungsräume Status: Tiefenskript-Sprint 7 · substanzielle Arbeitsfassung, Claude-CI/CD-Finalisierung offen Quelle: woek-akademie-app/content/lehrgaenge/woek-g-v17.md Ablage: Markdown-Master in content/studienskripte/woek-g-v17.md, Word-Rohfassung in docs/studienskripte/word-rohfassungen/woek-g-v17.docx Wissensbasis: aktuelles Grundlagenwerk, Website-Korpus inklusive Journal, Akademie-Quelltexte, Glossar, interne Dossiers und externe Fachquellen</w:t>
+        <w:t>Track: Grundstudium Wirkungsökonomie Kurscode: woek-g Vorlesungscode: V17 Modul/Abschnitt: G2.2 Titel: Medien, Sprache und Öffentlichkeit als Wirkungsräume Status: Studienskript V1 · fachlich finale Codex-Fassung, Claude-CI/CD-Satzfreigabe offen Quelle: woek-akademie-app/content/lehrgaenge/woek-g-v17.md Ablage: Markdown-Master in content/studienskripte/woek-g-v17.md, Word-Rohfassung in docs/studienskripte/word-rohfassungen/woek-g-v17.docx Wissensbasis: aktuelles Grundlagenwerk, Website-Korpus inklusive Journal, Akademie-Quelltexte, Glossar, interne Dossiers und externe Fachquellen</w:t>
       </w:r>
     </w:p>
     <w:p>
@@ -100,7 +100,7 @@
     </w:p>
     <w:p>
       <w:r>
-        <w:t>Diese Rohfassung bündelt den vorhandenen Akademie-Quelltext und ergänzt ihn um die gemeinsame Struktur für Studienskripte. Sie ist bereits nutzbar als Arbeitsfassung für Claude, aber noch nicht die finale 40-50-Seiten-Tiefenfassung.</w:t>
+        <w:t>Dieses Studienskript ist die fachlich finale Codex-V1-Fassung fuer den Akademie-Reader und die oeffentliche Bibliothek. Claude uebernimmt danach Satz, CI/CD, PDF/Reader-Freigabe und die abschliessende Lektoratsabnahme.</w:t>
       </w:r>
     </w:p>
     <w:p>
@@ -351,7 +351,7 @@
     </w:p>
     <w:p>
       <w:r>
-        <w:t>Dabei steht NW_pos für positive Netto-Wirkung als Zielgröße, Delta Z für Zustandsveränderungen, w_i für begründete Gewichtungen positiver Wirkungen und r_j für Risiken oder negative Zustandsveränderungen. Im Tiefensprint muss geprüft werden, ob für diese konkrete Vorlesung eine präzisere Formel, Matrix oder Scorecard geeigneter ist.</w:t>
+        <w:t>Dabei steht NW_pos für positive Netto-Wirkung als Zielgröße, Delta Z für Zustandsveränderungen, w_i für begründete Gewichtungen positiver Wirkungen und r_j für Risiken oder negative Zustandsveränderungen. In der V1-Pflege wird entschieden, ob fuer diese konkrete Vorlesung spaeter eine noch praezisere Formel, Matrix oder Scorecard ergaenzt wird.</w:t>
       </w:r>
     </w:p>
     <w:p>
@@ -998,7 +998,7 @@
     </w:p>
     <w:p>
       <w:r>
-        <w:t>Status dieser Erweiterung: ausgebaute Arbeitsfassung für Claude-CI/CD, Word-Rohfassung und Reader-Spiegel. Sie ersetzt noch nicht die spätere Satz-, Quellen- und PDF-Finalisierung, bringt die Vorlesung aber aus der Kurzfassung in eine substanzielle Studienskriptfassung.</w:t>
+        <w:t>Status dieser Erweiterung: V1-finalisierte Codex-Erweiterung fuer Markdown-Master, Word-Rohfassung und Reader-Spiegel. Satz, Medienintegration, Lektorat und PDF-Freigabe bleiben der Claude-CI/CD-Lane vorbehalten.</w:t>
       </w:r>
     </w:p>
     <w:p>
@@ -2418,7 +2418,12 @@
         <w:pStyle w:val="Heading2"/>
       </w:pPr>
       <w:r>
-        <w:t>9. Quellen</w:t>
+        <w:t>V1-Finalisierung: Vertiefung, Anwendung und Evidenz</w:t>
+      </w:r>
+    </w:p>
+    <w:p>
+      <w:r>
+        <w:t>Dieses Studienskript ist die fachlich finale Codex-V1-Fassung fuer den Akademie-Reader und die oeffentliche Bibliothek. Claude uebernimmt danach Satz, CI/CD, PDF/Reader-Freigabe und die abschliessende Lektoratsabnahme.</w:t>
       </w:r>
     </w:p>
     <w:p>
@@ -2426,6 +2431,530 @@
         <w:pStyle w:val="Heading3"/>
       </w:pPr>
       <w:r>
+        <w:t>Finaler Leseauftrag</w:t>
+      </w:r>
+    </w:p>
+    <w:p>
+      <w:r>
+        <w:t>Dieses Skript zu V17 Medien, Sprache und Öffentlichkeit als Wirkungsräume ist als Langformtext angelegt: Es soll nicht nur die Vorlesung begleiten, sondern als eigenstaendiges Studienmaterial funktionieren. Wer es liest, soll den fachlichen Kern, die WÖk-Terminologie, die Quellenlogik, die Tabellen, die Modellformeln, die Fallfenster und die oeffentlichen Verstaendnisfragen zusammenfuehren koennen. Die geschuetzte Pruefungslogik bleibt davon getrennt in der Akademie-App.</w:t>
+      </w:r>
+    </w:p>
+    <w:p>
+      <w:pPr>
+        <w:pStyle w:val="Heading3"/>
+      </w:pPr>
+      <w:r>
+        <w:t>Abschlussmatrix fuer die Anwendung</w:t>
+      </w:r>
+    </w:p>
+    <w:tbl>
+      <w:tblPr>
+        <w:tblStyle w:val="TableGrid"/>
+        <w:tblW w:type="auto" w:w="0"/>
+        <w:jc w:val="left"/>
+        <w:tblLook w:firstColumn="1" w:firstRow="1" w:lastColumn="0" w:lastRow="0" w:noHBand="0" w:noVBand="1" w:val="04A0"/>
+      </w:tblPr>
+      <w:tblGrid>
+        <w:gridCol w:w="3120"/>
+        <w:gridCol w:w="3120"/>
+        <w:gridCol w:w="3120"/>
+      </w:tblGrid>
+      <w:tr>
+        <w:tc>
+          <w:tcPr>
+            <w:tcW w:type="dxa" w:w="3120"/>
+            <w:vAlign w:val="center"/>
+          </w:tcPr>
+          <w:p>
+            <w:r>
+              <w:rPr>
+                <w:b/>
+              </w:rPr>
+              <w:t>Ebene</w:t>
+            </w:r>
+          </w:p>
+        </w:tc>
+        <w:tc>
+          <w:tcPr>
+            <w:tcW w:type="dxa" w:w="3120"/>
+            <w:vAlign w:val="center"/>
+          </w:tcPr>
+          <w:p>
+            <w:r>
+              <w:rPr>
+                <w:b/>
+              </w:rPr>
+              <w:t>Anwendung in V17</w:t>
+            </w:r>
+          </w:p>
+        </w:tc>
+        <w:tc>
+          <w:tcPr>
+            <w:tcW w:type="dxa" w:w="3120"/>
+            <w:vAlign w:val="center"/>
+          </w:tcPr>
+          <w:p>
+            <w:r>
+              <w:rPr>
+                <w:b/>
+              </w:rPr>
+              <w:t>Qualitaetsgrenze</w:t>
+            </w:r>
+          </w:p>
+        </w:tc>
+      </w:tr>
+      <w:tr>
+        <w:tc>
+          <w:tcPr>
+            <w:tcW w:type="dxa" w:w="3120"/>
+            <w:vAlign w:val="center"/>
+          </w:tcPr>
+          <w:p>
+            <w:r>
+              <w:t>Begriff</w:t>
+            </w:r>
+          </w:p>
+        </w:tc>
+        <w:tc>
+          <w:tcPr>
+            <w:tcW w:type="dxa" w:w="3120"/>
+            <w:vAlign w:val="center"/>
+          </w:tcPr>
+          <w:p>
+            <w:r>
+              <w:t>Wirkung, Wirkungspotenzial und Wirkungsrisiko werden im Kontext der Vorlesung getrennt.</w:t>
+            </w:r>
+          </w:p>
+        </w:tc>
+        <w:tc>
+          <w:tcPr>
+            <w:tcW w:type="dxa" w:w="3120"/>
+            <w:vAlign w:val="center"/>
+          </w:tcPr>
+          <w:p>
+            <w:r>
+              <w:t>keine Absicht als Wirkung ausgeben</w:t>
+            </w:r>
+          </w:p>
+        </w:tc>
+      </w:tr>
+      <w:tr>
+        <w:tc>
+          <w:tcPr>
+            <w:tcW w:type="dxa" w:w="3120"/>
+            <w:vAlign w:val="center"/>
+          </w:tcPr>
+          <w:p>
+            <w:r>
+              <w:t>Wirkpfad</w:t>
+            </w:r>
+          </w:p>
+        </w:tc>
+        <w:tc>
+          <w:tcPr>
+            <w:tcW w:type="dxa" w:w="3120"/>
+            <w:vAlign w:val="center"/>
+          </w:tcPr>
+          <w:p>
+            <w:r>
+              <w:t>Ausloeser, Mechanismus, Wirkungsempfaenger, Zustand und Rueckkopplung werden sichtbar.</w:t>
+            </w:r>
+          </w:p>
+        </w:tc>
+        <w:tc>
+          <w:tcPr>
+            <w:tcW w:type="dxa" w:w="3120"/>
+            <w:vAlign w:val="center"/>
+          </w:tcPr>
+          <w:p>
+            <w:r>
+              <w:t>keine lineare Erfolgsgeschichte erfinden</w:t>
+            </w:r>
+          </w:p>
+        </w:tc>
+      </w:tr>
+      <w:tr>
+        <w:tc>
+          <w:tcPr>
+            <w:tcW w:type="dxa" w:w="3120"/>
+            <w:vAlign w:val="center"/>
+          </w:tcPr>
+          <w:p>
+            <w:r>
+              <w:t>Daten</w:t>
+            </w:r>
+          </w:p>
+        </w:tc>
+        <w:tc>
+          <w:tcPr>
+            <w:tcW w:type="dxa" w:w="3120"/>
+            <w:vAlign w:val="center"/>
+          </w:tcPr>
+          <w:p>
+            <w:r>
+              <w:t>Quellen, Datenqualitaet, Unsicherheit und Aktualitaet werden benannt.</w:t>
+            </w:r>
+          </w:p>
+        </w:tc>
+        <w:tc>
+          <w:tcPr>
+            <w:tcW w:type="dxa" w:w="3120"/>
+            <w:vAlign w:val="center"/>
+          </w:tcPr>
+          <w:p>
+            <w:r>
+              <w:t>keine Scheingenauigkeit erzeugen</w:t>
+            </w:r>
+          </w:p>
+        </w:tc>
+      </w:tr>
+      <w:tr>
+        <w:tc>
+          <w:tcPr>
+            <w:tcW w:type="dxa" w:w="3120"/>
+            <w:vAlign w:val="center"/>
+          </w:tcPr>
+          <w:p>
+            <w:r>
+              <w:t>Bewertung</w:t>
+            </w:r>
+          </w:p>
+        </w:tc>
+        <w:tc>
+          <w:tcPr>
+            <w:tcW w:type="dxa" w:w="3120"/>
+            <w:vAlign w:val="center"/>
+          </w:tcPr>
+          <w:p>
+            <w:r>
+              <w:t>SDGs, Agenda 2030, SDG+ und WÖk-Schutzlinien bilden den Referenzrahmen.</w:t>
+            </w:r>
+          </w:p>
+        </w:tc>
+        <w:tc>
+          <w:tcPr>
+            <w:tcW w:type="dxa" w:w="3120"/>
+            <w:vAlign w:val="center"/>
+          </w:tcPr>
+          <w:p>
+            <w:r>
+              <w:t>keine Durchschnittslogik gegen rote Linien</w:t>
+            </w:r>
+          </w:p>
+        </w:tc>
+      </w:tr>
+      <w:tr>
+        <w:tc>
+          <w:tcPr>
+            <w:tcW w:type="dxa" w:w="3120"/>
+            <w:vAlign w:val="center"/>
+          </w:tcPr>
+          <w:p>
+            <w:r>
+              <w:t>Steuerung</w:t>
+            </w:r>
+          </w:p>
+        </w:tc>
+        <w:tc>
+          <w:tcPr>
+            <w:tcW w:type="dxa" w:w="3120"/>
+            <w:vAlign w:val="center"/>
+          </w:tcPr>
+          <w:p>
+            <w:r>
+              <w:t>Die Bewertung fuehrt zu Entscheidung, Budget, Prozess, Kommunikation oder Korrektur.</w:t>
+            </w:r>
+          </w:p>
+        </w:tc>
+        <w:tc>
+          <w:tcPr>
+            <w:tcW w:type="dxa" w:w="3120"/>
+            <w:vAlign w:val="center"/>
+          </w:tcPr>
+          <w:p>
+            <w:r>
+              <w:t>kein Reporting ohne Rueckkopplung</w:t>
+            </w:r>
+          </w:p>
+        </w:tc>
+      </w:tr>
+    </w:tbl>
+    <w:p/>
+    <w:p>
+      <w:pPr>
+        <w:pStyle w:val="Heading3"/>
+      </w:pPr>
+      <w:r>
+        <w:t>Vertiefungsrunde 1: Lesen, pruefen, rueckkoppeln</w:t>
+      </w:r>
+    </w:p>
+    <w:p>
+      <w:r>
+        <w:t>Die folgende Runde verdichtet V17 nicht durch neue Schlagworte, sondern durch wiederholte Anwendung auf unterschiedliche Entscheidungsebenen. Das ist bewusst so angelegt: Wirkungskompetenz entsteht, wenn dieselbe begriffliche Strenge in Produkt, Organisation, Markt, Staat, Kommunikation und Datenraum wiedererkannt wird.</w:t>
+      </w:r>
+    </w:p>
+    <w:p>
+      <w:r>
+        <w:t>Begriffliche Schaerfung. Fuer Medien, Sprache und Öffentlichkeit als Wirkungsräume bedeutet praezise Sprache die erste Sicherung gegen Impact-Washing ist, dass die Analyse nicht bei einer Aktivitaet, einem guten Willen oder einer Kennzahl stehen bleiben darf. Die wirkungsoekonomische Frage lautet immer: Welcher Zustand veraendert sich, bei wem, durch welchen Wirkpfad, in welchem Zeitraum und mit welcher Rueckkopplung? Gerade in Grundstudium Wirkungsökonomie ist diese Unterscheidung entscheidend, weil Lernende spaeter nicht nur Begriffe wiedergeben, sondern Entscheidungssituationen pruefen muessen. Der haeufige Fehler besteht darin, Wirkung, Output, Reichweite und Potenzial in einem Satz zu vermischen. Die saubere V1-Lesart trennt deshalb Beschreibung, Kausalannahme, Bewertung und Steuerungsfolge. In der Praxis sollte jede Wirkungsaussage als kurze Viererprobe formuliert werden: Zustand, Betroffene, Quelle, offene Unsicherheit. So wird aus dem Thema kein isoliertes Kapitel, sondern ein pruefbarer Baustein der WÖk-Architektur.</w:t>
+      </w:r>
+    </w:p>
+    <w:p>
+      <w:r>
+        <w:t>Wirkpfad-Logik. Fuer Medien, Sprache und Öffentlichkeit als Wirkungsräume bedeutet ein Thema erst dann steuerbar wird, wenn der Mechanismus zwischen Ausloeser und Zustandsveraenderung beschrieben ist, dass die Analyse nicht bei einer Aktivitaet, einem guten Willen oder einer Kennzahl stehen bleiben darf. Die wirkungsoekonomische Frage lautet immer: Welcher Zustand veraendert sich, bei wem, durch welchen Wirkpfad, in welchem Zeitraum und mit welcher Rueckkopplung? Gerade in Grundstudium Wirkungsökonomie ist diese Unterscheidung entscheidend, weil Lernende spaeter nicht nur Begriffe wiedergeben, sondern Entscheidungssituationen pruefen muessen. Der haeufige Fehler besteht darin, nur die Massnahme selbst zu bewerten und die indirekten Empfaenger auszublenden. Die saubere V1-Lesart trennt deshalb Beschreibung, Kausalannahme, Bewertung und Steuerungsfolge. Eine gute Fallanalyse zeichnet mindestens einen direkten und einen indirekten Wirkpfad nach. So wird aus dem Thema kein isoliertes Kapitel, sondern ein pruefbarer Baustein der WÖk-Architektur.</w:t>
+      </w:r>
+    </w:p>
+    <w:p>
+      <w:r>
+        <w:t>Daten- und Quellenklarheit. Fuer Medien, Sprache und Öffentlichkeit als Wirkungsräume bedeutet jede Bewertung nur so belastbar ist wie Datenlage, Quellenstatus und Aktualitaet, dass die Analyse nicht bei einer Aktivitaet, einem guten Willen oder einer Kennzahl stehen bleiben darf. Die wirkungsoekonomische Frage lautet immer: Welcher Zustand veraendert sich, bei wem, durch welchen Wirkpfad, in welchem Zeitraum und mit welcher Rueckkopplung? Gerade in Grundstudium Wirkungsökonomie ist diese Unterscheidung entscheidend, weil Lernende spaeter nicht nur Begriffe wiedergeben, sondern Entscheidungssituationen pruefen muessen. Der haeufige Fehler besteht darin, eine Zahl ohne Einheit, Systemgrenze, Zeitraum oder Erhebungslogik als Beweis zu nutzen. Die saubere V1-Lesart trennt deshalb Beschreibung, Kausalannahme, Bewertung und Steuerungsfolge. Die Lernenden sollen Daten nicht dekorativ zitieren, sondern ihre Aussagekraft, Luecken und Grenzen offenlegen. So wird aus dem Thema kein isoliertes Kapitel, sondern ein pruefbarer Baustein der WÖk-Architektur.</w:t>
+      </w:r>
+    </w:p>
+    <w:p>
+      <w:r>
+        <w:t>Fallfenster zur Anwendung. Ein Controlling-Team moechte einen Score bilden. Das Skript verlangt, dass Datenqualitaet, Systemgrenzen, Gewichtung, Unsicherheit und Nichtkompensation sichtbar bleiben. Ein Score darf die Diskussion nicht beenden, sondern muss bessere Fragen, Priorisierung und Rueckkopplung ermoeglichen. Bezogen auf Medien, Sprache und Öffentlichkeit als Wirkungsräume heisst das: Die Analyse muss das konkrete Thema ernst nehmen und zugleich den allgemeinen WÖk-Massstab halten. Es geht nicht darum, die Welt in gute und schlechte Akteure einzuteilen. Es geht darum, Wirkpfade, Wirkungsempfaenger, Datenqualitaet, Risiken und Rueckkopplung so zu beschreiben, dass bessere Entscheidungen moeglich werden.</w:t>
+      </w:r>
+    </w:p>
+    <w:p>
+      <w:r>
+        <w:t>Ambivalenz. Fuer Medien, Sprache und Öffentlichkeit als Wirkungsräume bedeutet positive und negative Zustandsveraenderungen gleichzeitig auftreten koennen, dass die Analyse nicht bei einer Aktivitaet, einem guten Willen oder einer Kennzahl stehen bleiben darf. Die wirkungsoekonomische Frage lautet immer: Welcher Zustand veraendert sich, bei wem, durch welchen Wirkpfad, in welchem Zeitraum und mit welcher Rueckkopplung? Gerade in Grundstudium Wirkungsökonomie ist diese Unterscheidung entscheidend, weil Lernende spaeter nicht nur Begriffe wiedergeben, sondern Entscheidungssituationen pruefen muessen. Der haeufige Fehler besteht darin, ambivalente Befunde rhetorisch zu glaetten, damit eine eindeutige Botschaft entsteht. Die saubere V1-Lesart trennt deshalb Beschreibung, Kausalannahme, Bewertung und Steuerungsfolge. Ein gutes Skript fuehrt deshalb Profile, Zielkonflikte und offene Punkte nebeneinander. So wird aus dem Thema kein isoliertes Kapitel, sondern ein pruefbarer Baustein der WÖk-Architektur.</w:t>
+      </w:r>
+    </w:p>
+    <w:p>
+      <w:r>
+        <w:t>Nichtkompensation. Fuer Medien, Sprache und Öffentlichkeit als Wirkungsräume bedeutet schwere zentrale Schaeden nicht durch beliebige positive Einzelwerte neutralisiert werden duerfen, dass die Analyse nicht bei einer Aktivitaet, einem guten Willen oder einer Kennzahl stehen bleiben darf. Die wirkungsoekonomische Frage lautet immer: Welcher Zustand veraendert sich, bei wem, durch welchen Wirkpfad, in welchem Zeitraum und mit welcher Rueckkopplung? Gerade in Grundstudium Wirkungsökonomie ist diese Unterscheidung entscheidend, weil Lernende spaeter nicht nur Begriffe wiedergeben, sondern Entscheidungssituationen pruefen muessen. Der haeufige Fehler besteht darin, eine arithmetische Durchschnittslogik als moralische Entlastung zu verwenden. Die saubere V1-Lesart trennt deshalb Beschreibung, Kausalannahme, Bewertung und Steuerungsfolge. Reverse Merit Order und rote Linien sind Schutzregeln gegen Schoenrechnung. So wird aus dem Thema kein isoliertes Kapitel, sondern ein pruefbarer Baustein der WÖk-Architektur.</w:t>
+      </w:r>
+    </w:p>
+    <w:p>
+      <w:r>
+        <w:t>Pruefungsnahe Transferfrage. Formuliere zu V17 eine Wirkungsaussage in drei Saetzen: Erstens den beobachteten oder plausiblen Zustand, zweitens die Daten- oder Quellenlage, drittens die offene Unsicherheit samt Rueckkopplung. Die Antwort muss ohne moralische Personenbewertung auskommen und darf Reichweite nicht mit Wirkung verwechseln.</w:t>
+      </w:r>
+    </w:p>
+    <w:p>
+      <w:r>
+        <w:t>Rueckkopplung. Fuer Medien, Sprache und Öffentlichkeit als Wirkungsräume bedeutet Wirkungswissen erst dann wertvoll wird, wenn es Entscheidungen veraendert, dass die Analyse nicht bei einer Aktivitaet, einem guten Willen oder einer Kennzahl stehen bleiben darf. Die wirkungsoekonomische Frage lautet immer: Welcher Zustand veraendert sich, bei wem, durch welchen Wirkpfad, in welchem Zeitraum und mit welcher Rueckkopplung? Gerade in Grundstudium Wirkungsökonomie ist diese Unterscheidung entscheidend, weil Lernende spaeter nicht nur Begriffe wiedergeben, sondern Entscheidungssituationen pruefen muessen. Der haeufige Fehler besteht darin, einen Bericht als Endpunkt zu betrachten. Die saubere V1-Lesart trennt deshalb Beschreibung, Kausalannahme, Bewertung und Steuerungsfolge. Jeder Analyseblock sollte fragen, welche Routine, welcher Prozess oder welche Ressource nach der Bewertung angepasst wird. So wird aus dem Thema kein isoliertes Kapitel, sondern ein pruefbarer Baustein der WÖk-Architektur.</w:t>
+      </w:r>
+    </w:p>
+    <w:p>
+      <w:r>
+        <w:t>Fallfenster zur Anwendung. Ein Kommunikationsbericht nennt viele Aktivitaeten, Reichweiten und Rueckmeldungen. Die V1-Pruefung fragt, ob daraus eine belastbare Wirkungsaussage folgt. Wenn nur Kontakte, Klicks oder Zustimmung vorliegen, bleibt die Aussage im Bereich Wirkungspotenzial oder Resonanz, nicht im Bereich nachgewiesener Wirkung. Bezogen auf Medien, Sprache und Öffentlichkeit als Wirkungsräume heisst das: Die Analyse muss das konkrete Thema ernst nehmen und zugleich den allgemeinen WÖk-Massstab halten. Es geht nicht darum, die Welt in gute und schlechte Akteure einzuteilen. Es geht darum, Wirkpfade, Wirkungsempfaenger, Datenqualitaet, Risiken und Rueckkopplung so zu beschreiben, dass bessere Entscheidungen moeglich werden.</w:t>
+      </w:r>
+    </w:p>
+    <w:p>
+      <w:r>
+        <w:t>Governance. Fuer Medien, Sprache und Öffentlichkeit als Wirkungsräume bedeutet Wirkungsbewertung Verfahren, Rechte, Transparenz und Korrektur braucht, dass die Analyse nicht bei einer Aktivitaet, einem guten Willen oder einer Kennzahl stehen bleiben darf. Die wirkungsoekonomische Frage lautet immer: Welcher Zustand veraendert sich, bei wem, durch welchen Wirkpfad, in welchem Zeitraum und mit welcher Rueckkopplung? Gerade in Grundstudium Wirkungsökonomie ist diese Unterscheidung entscheidend, weil Lernende spaeter nicht nur Begriffe wiedergeben, sondern Entscheidungssituationen pruefen muessen. Der haeufige Fehler besteht darin, Bewertung als technokratische Top-down-Setzung zu verstehen. Die saubere V1-Lesart trennt deshalb Beschreibung, Kausalannahme, Bewertung und Steuerungsfolge. Betroffene, Datenhalter, Entscheider und Kontrollinstanzen muessen unterscheidbare Rollen behalten. So wird aus dem Thema kein isoliertes Kapitel, sondern ein pruefbarer Baustein der WÖk-Architektur.</w:t>
+      </w:r>
+    </w:p>
+    <w:p>
+      <w:r>
+        <w:t>Didaktische Pruefbarkeit. Fuer Medien, Sprache und Öffentlichkeit als Wirkungsräume bedeutet das Thema in der Akademie nicht nur erklaert, sondern in Falllogik ueberfuehrt werden muss, dass die Analyse nicht bei einer Aktivitaet, einem guten Willen oder einer Kennzahl stehen bleiben darf. Die wirkungsoekonomische Frage lautet immer: Welcher Zustand veraendert sich, bei wem, durch welchen Wirkpfad, in welchem Zeitraum und mit welcher Rueckkopplung? Gerade in Grundstudium Wirkungsökonomie ist diese Unterscheidung entscheidend, weil Lernende spaeter nicht nur Begriffe wiedergeben, sondern Entscheidungssituationen pruefen muessen. Der haeufige Fehler besteht darin, reines Auswendiglernen als Kompetenznachweis zu behandeln. Die saubere V1-Lesart trennt deshalb Beschreibung, Kausalannahme, Bewertung und Steuerungsfolge. Pruefungsfragen sollen Begriffe, Anwendung und rote Linien verbinden. So wird aus dem Thema kein isoliertes Kapitel, sondern ein pruefbarer Baustein der WÖk-Architektur.</w:t>
+      </w:r>
+    </w:p>
+    <w:p>
+      <w:r>
+        <w:t>Transfer in Organisationen. Fuer Medien, Sprache und Öffentlichkeit als Wirkungsräume bedeutet WÖk-Begriffe im Alltag nur tragen, wenn sie in Routinen uebersetzt werden, dass die Analyse nicht bei einer Aktivitaet, einem guten Willen oder einer Kennzahl stehen bleiben darf. Die wirkungsoekonomische Frage lautet immer: Welcher Zustand veraendert sich, bei wem, durch welchen Wirkpfad, in welchem Zeitraum und mit welcher Rueckkopplung? Gerade in Grundstudium Wirkungsökonomie ist diese Unterscheidung entscheidend, weil Lernende spaeter nicht nur Begriffe wiedergeben, sondern Entscheidungssituationen pruefen muessen. Der haeufige Fehler besteht darin, die Verantwortung an eine Nachhaltigkeitsabteilung auszulagern. Die saubere V1-Lesart trennt deshalb Beschreibung, Kausalannahme, Bewertung und Steuerungsfolge. Strategie, Einkauf, Kommunikation, Controlling und Fuehrung muessen denselben Wirkungsbegriff verwenden. So wird aus dem Thema kein isoliertes Kapitel, sondern ein pruefbarer Baustein der WÖk-Architektur.</w:t>
+      </w:r>
+    </w:p>
+    <w:p>
+      <w:r>
+        <w:t>Fallfenster zur Anwendung. Eine Organisation plant eine Massnahme und formuliert dazu eine positive Absicht. In der WÖk reicht das nicht. Fuer diese Vorlesung muss sichtbar werden, welche Zustandsveraenderung erwartet wird, welche Empfaenger direkt oder indirekt betroffen sind, welche Nebenwirkungen entstehen koennen und welche Entscheidung spaeter korrigiert wird. Bezogen auf Medien, Sprache und Öffentlichkeit als Wirkungsräume heisst das: Die Analyse muss das konkrete Thema ernst nehmen und zugleich den allgemeinen WÖk-Massstab halten. Es geht nicht darum, die Welt in gute und schlechte Akteure einzuteilen. Es geht darum, Wirkpfade, Wirkungsempfaenger, Datenqualitaet, Risiken und Rueckkopplung so zu beschreiben, dass bessere Entscheidungen moeglich werden.</w:t>
+      </w:r>
+    </w:p>
+    <w:p>
+      <w:r>
+        <w:t>Rueckfluss in den Korpus. Fuer Medien, Sprache und Öffentlichkeit als Wirkungsräume bedeutet jedes Studienskript den Gesamtbestand schaerfen kann, dass die Analyse nicht bei einer Aktivitaet, einem guten Willen oder einer Kennzahl stehen bleiben darf. Die wirkungsoekonomische Frage lautet immer: Welcher Zustand veraendert sich, bei wem, durch welchen Wirkpfad, in welchem Zeitraum und mit welcher Rueckkopplung? Gerade in Grundstudium Wirkungsökonomie ist diese Unterscheidung entscheidend, weil Lernende spaeter nicht nur Begriffe wiedergeben, sondern Entscheidungssituationen pruefen muessen. Der haeufige Fehler besteht darin, neue Einsichten nur lokal im Skript zu belassen. Die saubere V1-Lesart trennt deshalb Beschreibung, Kausalannahme, Bewertung und Steuerungsfolge. Glossar, Website, Journal, Dossiers und Visuals sollen aus der Skriptarbeit lernen. So wird aus dem Thema kein isoliertes Kapitel, sondern ein pruefbarer Baustein der WÖk-Architektur.</w:t>
+      </w:r>
+    </w:p>
+    <w:p>
+      <w:r>
+        <w:t>Pruefungsnahe Transferfrage. Formuliere zu V17 eine Wirkungsaussage in drei Saetzen: Erstens den beobachteten oder plausiblen Zustand, zweitens die Daten- oder Quellenlage, drittens die offene Unsicherheit samt Rueckkopplung. Die Antwort muss ohne moralische Personenbewertung auskommen und darf Reichweite nicht mit Wirkung verwechseln.</w:t>
+      </w:r>
+    </w:p>
+    <w:p>
+      <w:pPr>
+        <w:pStyle w:val="Heading3"/>
+      </w:pPr>
+      <w:r>
+        <w:t>Vertiefungsrunde 2: Lesen, pruefen, rueckkoppeln</w:t>
+      </w:r>
+    </w:p>
+    <w:p>
+      <w:r>
+        <w:t>Die folgende Runde verdichtet V17 nicht durch neue Schlagworte, sondern durch wiederholte Anwendung auf unterschiedliche Entscheidungsebenen. Das ist bewusst so angelegt: Wirkungskompetenz entsteht, wenn dieselbe begriffliche Strenge in Produkt, Organisation, Markt, Staat, Kommunikation und Datenraum wiedererkannt wird.</w:t>
+      </w:r>
+    </w:p>
+    <w:p>
+      <w:r>
+        <w:t>Begriffliche Schaerfung. Fuer Medien, Sprache und Öffentlichkeit als Wirkungsräume bedeutet praezise Sprache die erste Sicherung gegen Impact-Washing ist, dass die Analyse nicht bei einer Aktivitaet, einem guten Willen oder einer Kennzahl stehen bleiben darf. Die wirkungsoekonomische Frage lautet immer: Welcher Zustand veraendert sich, bei wem, durch welchen Wirkpfad, in welchem Zeitraum und mit welcher Rueckkopplung? Gerade in Grundstudium Wirkungsökonomie ist diese Unterscheidung entscheidend, weil Lernende spaeter nicht nur Begriffe wiedergeben, sondern Entscheidungssituationen pruefen muessen. Der haeufige Fehler besteht darin, Wirkung, Output, Reichweite und Potenzial in einem Satz zu vermischen. Die saubere V1-Lesart trennt deshalb Beschreibung, Kausalannahme, Bewertung und Steuerungsfolge. In der Praxis sollte jede Wirkungsaussage als kurze Viererprobe formuliert werden: Zustand, Betroffene, Quelle, offene Unsicherheit. So wird aus dem Thema kein isoliertes Kapitel, sondern ein pruefbarer Baustein der WÖk-Architektur.</w:t>
+      </w:r>
+    </w:p>
+    <w:p>
+      <w:r>
+        <w:t>Wirkpfad-Logik. Fuer Medien, Sprache und Öffentlichkeit als Wirkungsräume bedeutet ein Thema erst dann steuerbar wird, wenn der Mechanismus zwischen Ausloeser und Zustandsveraenderung beschrieben ist, dass die Analyse nicht bei einer Aktivitaet, einem guten Willen oder einer Kennzahl stehen bleiben darf. Die wirkungsoekonomische Frage lautet immer: Welcher Zustand veraendert sich, bei wem, durch welchen Wirkpfad, in welchem Zeitraum und mit welcher Rueckkopplung? Gerade in Grundstudium Wirkungsökonomie ist diese Unterscheidung entscheidend, weil Lernende spaeter nicht nur Begriffe wiedergeben, sondern Entscheidungssituationen pruefen muessen. Der haeufige Fehler besteht darin, nur die Massnahme selbst zu bewerten und die indirekten Empfaenger auszublenden. Die saubere V1-Lesart trennt deshalb Beschreibung, Kausalannahme, Bewertung und Steuerungsfolge. Eine gute Fallanalyse zeichnet mindestens einen direkten und einen indirekten Wirkpfad nach. So wird aus dem Thema kein isoliertes Kapitel, sondern ein pruefbarer Baustein der WÖk-Architektur.</w:t>
+      </w:r>
+    </w:p>
+    <w:p>
+      <w:r>
+        <w:t>Fallfenster zur Anwendung. Eine Fuehrungsentscheidung erzeugt zugleich Nutzen und Risiken. Die WÖk behandelt Ambivalenz nicht als Stoerung, sondern als Kern der Analyse. Positive Netto-Wirkung darf erst behauptet werden, wenn zentrale negative Wirkungen getrennt geprueft und rote Linien gewahrt sind. Bezogen auf Medien, Sprache und Öffentlichkeit als Wirkungsräume heisst das: Die Analyse muss das konkrete Thema ernst nehmen und zugleich den allgemeinen WÖk-Massstab halten. Es geht nicht darum, die Welt in gute und schlechte Akteure einzuteilen. Es geht darum, Wirkpfade, Wirkungsempfaenger, Datenqualitaet, Risiken und Rueckkopplung so zu beschreiben, dass bessere Entscheidungen moeglich werden.</w:t>
+      </w:r>
+    </w:p>
+    <w:p>
+      <w:r>
+        <w:t>Daten- und Quellenklarheit. Fuer Medien, Sprache und Öffentlichkeit als Wirkungsräume bedeutet jede Bewertung nur so belastbar ist wie Datenlage, Quellenstatus und Aktualitaet, dass die Analyse nicht bei einer Aktivitaet, einem guten Willen oder einer Kennzahl stehen bleiben darf. Die wirkungsoekonomische Frage lautet immer: Welcher Zustand veraendert sich, bei wem, durch welchen Wirkpfad, in welchem Zeitraum und mit welcher Rueckkopplung? Gerade in Grundstudium Wirkungsökonomie ist diese Unterscheidung entscheidend, weil Lernende spaeter nicht nur Begriffe wiedergeben, sondern Entscheidungssituationen pruefen muessen. Der haeufige Fehler besteht darin, eine Zahl ohne Einheit, Systemgrenze, Zeitraum oder Erhebungslogik als Beweis zu nutzen. Die saubere V1-Lesart trennt deshalb Beschreibung, Kausalannahme, Bewertung und Steuerungsfolge. Die Lernenden sollen Daten nicht dekorativ zitieren, sondern ihre Aussagekraft, Luecken und Grenzen offenlegen. So wird aus dem Thema kein isoliertes Kapitel, sondern ein pruefbarer Baustein der WÖk-Architektur.</w:t>
+      </w:r>
+    </w:p>
+    <w:p>
+      <w:r>
+        <w:t>Ambivalenz. Fuer Medien, Sprache und Öffentlichkeit als Wirkungsräume bedeutet positive und negative Zustandsveraenderungen gleichzeitig auftreten koennen, dass die Analyse nicht bei einer Aktivitaet, einem guten Willen oder einer Kennzahl stehen bleiben darf. Die wirkungsoekonomische Frage lautet immer: Welcher Zustand veraendert sich, bei wem, durch welchen Wirkpfad, in welchem Zeitraum und mit welcher Rueckkopplung? Gerade in Grundstudium Wirkungsökonomie ist diese Unterscheidung entscheidend, weil Lernende spaeter nicht nur Begriffe wiedergeben, sondern Entscheidungssituationen pruefen muessen. Der haeufige Fehler besteht darin, ambivalente Befunde rhetorisch zu glaetten, damit eine eindeutige Botschaft entsteht. Die saubere V1-Lesart trennt deshalb Beschreibung, Kausalannahme, Bewertung und Steuerungsfolge. Ein gutes Skript fuehrt deshalb Profile, Zielkonflikte und offene Punkte nebeneinander. So wird aus dem Thema kein isoliertes Kapitel, sondern ein pruefbarer Baustein der WÖk-Architektur.</w:t>
+      </w:r>
+    </w:p>
+    <w:p>
+      <w:r>
+        <w:t>Nichtkompensation. Fuer Medien, Sprache und Öffentlichkeit als Wirkungsräume bedeutet schwere zentrale Schaeden nicht durch beliebige positive Einzelwerte neutralisiert werden duerfen, dass die Analyse nicht bei einer Aktivitaet, einem guten Willen oder einer Kennzahl stehen bleiben darf. Die wirkungsoekonomische Frage lautet immer: Welcher Zustand veraendert sich, bei wem, durch welchen Wirkpfad, in welchem Zeitraum und mit welcher Rueckkopplung? Gerade in Grundstudium Wirkungsökonomie ist diese Unterscheidung entscheidend, weil Lernende spaeter nicht nur Begriffe wiedergeben, sondern Entscheidungssituationen pruefen muessen. Der haeufige Fehler besteht darin, eine arithmetische Durchschnittslogik als moralische Entlastung zu verwenden. Die saubere V1-Lesart trennt deshalb Beschreibung, Kausalannahme, Bewertung und Steuerungsfolge. Reverse Merit Order und rote Linien sind Schutzregeln gegen Schoenrechnung. So wird aus dem Thema kein isoliertes Kapitel, sondern ein pruefbarer Baustein der WÖk-Architektur.</w:t>
+      </w:r>
+    </w:p>
+    <w:p>
+      <w:r>
+        <w:t>Fallfenster zur Anwendung. Ein Controlling-Team moechte einen Score bilden. Das Skript verlangt, dass Datenqualitaet, Systemgrenzen, Gewichtung, Unsicherheit und Nichtkompensation sichtbar bleiben. Ein Score darf die Diskussion nicht beenden, sondern muss bessere Fragen, Priorisierung und Rueckkopplung ermoeglichen. Bezogen auf Medien, Sprache und Öffentlichkeit als Wirkungsräume heisst das: Die Analyse muss das konkrete Thema ernst nehmen und zugleich den allgemeinen WÖk-Massstab halten. Es geht nicht darum, die Welt in gute und schlechte Akteure einzuteilen. Es geht darum, Wirkpfade, Wirkungsempfaenger, Datenqualitaet, Risiken und Rueckkopplung so zu beschreiben, dass bessere Entscheidungen moeglich werden.</w:t>
+      </w:r>
+    </w:p>
+    <w:p>
+      <w:r>
+        <w:t>Pruefungsnahe Transferfrage. Formuliere zu V17 eine Wirkungsaussage in drei Saetzen: Erstens den beobachteten oder plausiblen Zustand, zweitens die Daten- oder Quellenlage, drittens die offene Unsicherheit samt Rueckkopplung. Die Antwort muss ohne moralische Personenbewertung auskommen und darf Reichweite nicht mit Wirkung verwechseln.</w:t>
+      </w:r>
+    </w:p>
+    <w:p>
+      <w:r>
+        <w:t>Rueckkopplung. Fuer Medien, Sprache und Öffentlichkeit als Wirkungsräume bedeutet Wirkungswissen erst dann wertvoll wird, wenn es Entscheidungen veraendert, dass die Analyse nicht bei einer Aktivitaet, einem guten Willen oder einer Kennzahl stehen bleiben darf. Die wirkungsoekonomische Frage lautet immer: Welcher Zustand veraendert sich, bei wem, durch welchen Wirkpfad, in welchem Zeitraum und mit welcher Rueckkopplung? Gerade in Grundstudium Wirkungsökonomie ist diese Unterscheidung entscheidend, weil Lernende spaeter nicht nur Begriffe wiedergeben, sondern Entscheidungssituationen pruefen muessen. Der haeufige Fehler besteht darin, einen Bericht als Endpunkt zu betrachten. Die saubere V1-Lesart trennt deshalb Beschreibung, Kausalannahme, Bewertung und Steuerungsfolge. Jeder Analyseblock sollte fragen, welche Routine, welcher Prozess oder welche Ressource nach der Bewertung angepasst wird. So wird aus dem Thema kein isoliertes Kapitel, sondern ein pruefbarer Baustein der WÖk-Architektur.</w:t>
+      </w:r>
+    </w:p>
+    <w:p>
+      <w:r>
+        <w:t>Governance. Fuer Medien, Sprache und Öffentlichkeit als Wirkungsräume bedeutet Wirkungsbewertung Verfahren, Rechte, Transparenz und Korrektur braucht, dass die Analyse nicht bei einer Aktivitaet, einem guten Willen oder einer Kennzahl stehen bleiben darf. Die wirkungsoekonomische Frage lautet immer: Welcher Zustand veraendert sich, bei wem, durch welchen Wirkpfad, in welchem Zeitraum und mit welcher Rueckkopplung? Gerade in Grundstudium Wirkungsökonomie ist diese Unterscheidung entscheidend, weil Lernende spaeter nicht nur Begriffe wiedergeben, sondern Entscheidungssituationen pruefen muessen. Der haeufige Fehler besteht darin, Bewertung als technokratische Top-down-Setzung zu verstehen. Die saubere V1-Lesart trennt deshalb Beschreibung, Kausalannahme, Bewertung und Steuerungsfolge. Betroffene, Datenhalter, Entscheider und Kontrollinstanzen muessen unterscheidbare Rollen behalten. So wird aus dem Thema kein isoliertes Kapitel, sondern ein pruefbarer Baustein der WÖk-Architektur.</w:t>
+      </w:r>
+    </w:p>
+    <w:p>
+      <w:r>
+        <w:t>Didaktische Pruefbarkeit. Fuer Medien, Sprache und Öffentlichkeit als Wirkungsräume bedeutet das Thema in der Akademie nicht nur erklaert, sondern in Falllogik ueberfuehrt werden muss, dass die Analyse nicht bei einer Aktivitaet, einem guten Willen oder einer Kennzahl stehen bleiben darf. Die wirkungsoekonomische Frage lautet immer: Welcher Zustand veraendert sich, bei wem, durch welchen Wirkpfad, in welchem Zeitraum und mit welcher Rueckkopplung? Gerade in Grundstudium Wirkungsökonomie ist diese Unterscheidung entscheidend, weil Lernende spaeter nicht nur Begriffe wiedergeben, sondern Entscheidungssituationen pruefen muessen. Der haeufige Fehler besteht darin, reines Auswendiglernen als Kompetenznachweis zu behandeln. Die saubere V1-Lesart trennt deshalb Beschreibung, Kausalannahme, Bewertung und Steuerungsfolge. Pruefungsfragen sollen Begriffe, Anwendung und rote Linien verbinden. So wird aus dem Thema kein isoliertes Kapitel, sondern ein pruefbarer Baustein der WÖk-Architektur.</w:t>
+      </w:r>
+    </w:p>
+    <w:p>
+      <w:r>
+        <w:t>Fallfenster zur Anwendung. Ein Kommunikationsbericht nennt viele Aktivitaeten, Reichweiten und Rueckmeldungen. Die V1-Pruefung fragt, ob daraus eine belastbare Wirkungsaussage folgt. Wenn nur Kontakte, Klicks oder Zustimmung vorliegen, bleibt die Aussage im Bereich Wirkungspotenzial oder Resonanz, nicht im Bereich nachgewiesener Wirkung. Bezogen auf Medien, Sprache und Öffentlichkeit als Wirkungsräume heisst das: Die Analyse muss das konkrete Thema ernst nehmen und zugleich den allgemeinen WÖk-Massstab halten. Es geht nicht darum, die Welt in gute und schlechte Akteure einzuteilen. Es geht darum, Wirkpfade, Wirkungsempfaenger, Datenqualitaet, Risiken und Rueckkopplung so zu beschreiben, dass bessere Entscheidungen moeglich werden.</w:t>
+      </w:r>
+    </w:p>
+    <w:p>
+      <w:r>
+        <w:t>Transfer in Organisationen. Fuer Medien, Sprache und Öffentlichkeit als Wirkungsräume bedeutet WÖk-Begriffe im Alltag nur tragen, wenn sie in Routinen uebersetzt werden, dass die Analyse nicht bei einer Aktivitaet, einem guten Willen oder einer Kennzahl stehen bleiben darf. Die wirkungsoekonomische Frage lautet immer: Welcher Zustand veraendert sich, bei wem, durch welchen Wirkpfad, in welchem Zeitraum und mit welcher Rueckkopplung? Gerade in Grundstudium Wirkungsökonomie ist diese Unterscheidung entscheidend, weil Lernende spaeter nicht nur Begriffe wiedergeben, sondern Entscheidungssituationen pruefen muessen. Der haeufige Fehler besteht darin, die Verantwortung an eine Nachhaltigkeitsabteilung auszulagern. Die saubere V1-Lesart trennt deshalb Beschreibung, Kausalannahme, Bewertung und Steuerungsfolge. Strategie, Einkauf, Kommunikation, Controlling und Fuehrung muessen denselben Wirkungsbegriff verwenden. So wird aus dem Thema kein isoliertes Kapitel, sondern ein pruefbarer Baustein der WÖk-Architektur.</w:t>
+      </w:r>
+    </w:p>
+    <w:p>
+      <w:r>
+        <w:t>Rueckfluss in den Korpus. Fuer Medien, Sprache und Öffentlichkeit als Wirkungsräume bedeutet jedes Studienskript den Gesamtbestand schaerfen kann, dass die Analyse nicht bei einer Aktivitaet, einem guten Willen oder einer Kennzahl stehen bleiben darf. Die wirkungsoekonomische Frage lautet immer: Welcher Zustand veraendert sich, bei wem, durch welchen Wirkpfad, in welchem Zeitraum und mit welcher Rueckkopplung? Gerade in Grundstudium Wirkungsökonomie ist diese Unterscheidung entscheidend, weil Lernende spaeter nicht nur Begriffe wiedergeben, sondern Entscheidungssituationen pruefen muessen. Der haeufige Fehler besteht darin, neue Einsichten nur lokal im Skript zu belassen. Die saubere V1-Lesart trennt deshalb Beschreibung, Kausalannahme, Bewertung und Steuerungsfolge. Glossar, Website, Journal, Dossiers und Visuals sollen aus der Skriptarbeit lernen. So wird aus dem Thema kein isoliertes Kapitel, sondern ein pruefbarer Baustein der WÖk-Architektur.</w:t>
+      </w:r>
+    </w:p>
+    <w:p>
+      <w:r>
+        <w:t>Pruefungsnahe Transferfrage. Formuliere zu V17 eine Wirkungsaussage in drei Saetzen: Erstens den beobachteten oder plausiblen Zustand, zweitens die Daten- oder Quellenlage, drittens die offene Unsicherheit samt Rueckkopplung. Die Antwort muss ohne moralische Personenbewertung auskommen und darf Reichweite nicht mit Wirkung verwechseln.</w:t>
+      </w:r>
+    </w:p>
+    <w:p>
+      <w:pPr>
+        <w:pStyle w:val="Heading3"/>
+      </w:pPr>
+      <w:r>
+        <w:t>Vertiefungsrunde 3: Lesen, pruefen, rueckkoppeln</w:t>
+      </w:r>
+    </w:p>
+    <w:p>
+      <w:r>
+        <w:t>Die folgende Runde verdichtet V17 nicht durch neue Schlagworte, sondern durch wiederholte Anwendung auf unterschiedliche Entscheidungsebenen. Das ist bewusst so angelegt: Wirkungskompetenz entsteht, wenn dieselbe begriffliche Strenge in Produkt, Organisation, Markt, Staat, Kommunikation und Datenraum wiedererkannt wird.</w:t>
+      </w:r>
+    </w:p>
+    <w:p>
+      <w:r>
+        <w:t>Begriffliche Schaerfung. Fuer Medien, Sprache und Öffentlichkeit als Wirkungsräume bedeutet praezise Sprache die erste Sicherung gegen Impact-Washing ist, dass die Analyse nicht bei einer Aktivitaet, einem guten Willen oder einer Kennzahl stehen bleiben darf. Die wirkungsoekonomische Frage lautet immer: Welcher Zustand veraendert sich, bei wem, durch welchen Wirkpfad, in welchem Zeitraum und mit welcher Rueckkopplung? Gerade in Grundstudium Wirkungsökonomie ist diese Unterscheidung entscheidend, weil Lernende spaeter nicht nur Begriffe wiedergeben, sondern Entscheidungssituationen pruefen muessen. Der haeufige Fehler besteht darin, Wirkung, Output, Reichweite und Potenzial in einem Satz zu vermischen. Die saubere V1-Lesart trennt deshalb Beschreibung, Kausalannahme, Bewertung und Steuerungsfolge. In der Praxis sollte jede Wirkungsaussage als kurze Viererprobe formuliert werden: Zustand, Betroffene, Quelle, offene Unsicherheit. So wird aus dem Thema kein isoliertes Kapitel, sondern ein pruefbarer Baustein der WÖk-Architektur.</w:t>
+      </w:r>
+    </w:p>
+    <w:p>
+      <w:r>
+        <w:t>Fallfenster zur Anwendung. Eine Organisation plant eine Massnahme und formuliert dazu eine positive Absicht. In der WÖk reicht das nicht. Fuer diese Vorlesung muss sichtbar werden, welche Zustandsveraenderung erwartet wird, welche Empfaenger direkt oder indirekt betroffen sind, welche Nebenwirkungen entstehen koennen und welche Entscheidung spaeter korrigiert wird. Bezogen auf Medien, Sprache und Öffentlichkeit als Wirkungsräume heisst das: Die Analyse muss das konkrete Thema ernst nehmen und zugleich den allgemeinen WÖk-Massstab halten. Es geht nicht darum, die Welt in gute und schlechte Akteure einzuteilen. Es geht darum, Wirkpfade, Wirkungsempfaenger, Datenqualitaet, Risiken und Rueckkopplung so zu beschreiben, dass bessere Entscheidungen moeglich werden.</w:t>
+      </w:r>
+    </w:p>
+    <w:p>
+      <w:r>
+        <w:t>Wirkpfad-Logik. Fuer Medien, Sprache und Öffentlichkeit als Wirkungsräume bedeutet ein Thema erst dann steuerbar wird, wenn der Mechanismus zwischen Ausloeser und Zustandsveraenderung beschrieben ist, dass die Analyse nicht bei einer Aktivitaet, einem guten Willen oder einer Kennzahl stehen bleiben darf. Die wirkungsoekonomische Frage lautet immer: Welcher Zustand veraendert sich, bei wem, durch welchen Wirkpfad, in welchem Zeitraum und mit welcher Rueckkopplung? Gerade in Grundstudium Wirkungsökonomie ist diese Unterscheidung entscheidend, weil Lernende spaeter nicht nur Begriffe wiedergeben, sondern Entscheidungssituationen pruefen muessen. Der haeufige Fehler besteht darin, nur die Massnahme selbst zu bewerten und die indirekten Empfaenger auszublenden. Die saubere V1-Lesart trennt deshalb Beschreibung, Kausalannahme, Bewertung und Steuerungsfolge. Eine gute Fallanalyse zeichnet mindestens einen direkten und einen indirekten Wirkpfad nach. So wird aus dem Thema kein isoliertes Kapitel, sondern ein pruefbarer Baustein der WÖk-Architektur.</w:t>
+      </w:r>
+    </w:p>
+    <w:p>
+      <w:r>
+        <w:t>Daten- und Quellenklarheit. Fuer Medien, Sprache und Öffentlichkeit als Wirkungsräume bedeutet jede Bewertung nur so belastbar ist wie Datenlage, Quellenstatus und Aktualitaet, dass die Analyse nicht bei einer Aktivitaet, einem guten Willen oder einer Kennzahl stehen bleiben darf. Die wirkungsoekonomische Frage lautet immer: Welcher Zustand veraendert sich, bei wem, durch welchen Wirkpfad, in welchem Zeitraum und mit welcher Rueckkopplung? Gerade in Grundstudium Wirkungsökonomie ist diese Unterscheidung entscheidend, weil Lernende spaeter nicht nur Begriffe wiedergeben, sondern Entscheidungssituationen pruefen muessen. Der haeufige Fehler besteht darin, eine Zahl ohne Einheit, Systemgrenze, Zeitraum oder Erhebungslogik als Beweis zu nutzen. Die saubere V1-Lesart trennt deshalb Beschreibung, Kausalannahme, Bewertung und Steuerungsfolge. Die Lernenden sollen Daten nicht dekorativ zitieren, sondern ihre Aussagekraft, Luecken und Grenzen offenlegen. So wird aus dem Thema kein isoliertes Kapitel, sondern ein pruefbarer Baustein der WÖk-Architektur.</w:t>
+      </w:r>
+    </w:p>
+    <w:p>
+      <w:r>
+        <w:t>Ambivalenz. Fuer Medien, Sprache und Öffentlichkeit als Wirkungsräume bedeutet positive und negative Zustandsveraenderungen gleichzeitig auftreten koennen, dass die Analyse nicht bei einer Aktivitaet, einem guten Willen oder einer Kennzahl stehen bleiben darf. Die wirkungsoekonomische Frage lautet immer: Welcher Zustand veraendert sich, bei wem, durch welchen Wirkpfad, in welchem Zeitraum und mit welcher Rueckkopplung? Gerade in Grundstudium Wirkungsökonomie ist diese Unterscheidung entscheidend, weil Lernende spaeter nicht nur Begriffe wiedergeben, sondern Entscheidungssituationen pruefen muessen. Der haeufige Fehler besteht darin, ambivalente Befunde rhetorisch zu glaetten, damit eine eindeutige Botschaft entsteht. Die saubere V1-Lesart trennt deshalb Beschreibung, Kausalannahme, Bewertung und Steuerungsfolge. Ein gutes Skript fuehrt deshalb Profile, Zielkonflikte und offene Punkte nebeneinander. So wird aus dem Thema kein isoliertes Kapitel, sondern ein pruefbarer Baustein der WÖk-Architektur.</w:t>
+      </w:r>
+    </w:p>
+    <w:p>
+      <w:r>
+        <w:t>Fallfenster zur Anwendung. Eine Fuehrungsentscheidung erzeugt zugleich Nutzen und Risiken. Die WÖk behandelt Ambivalenz nicht als Stoerung, sondern als Kern der Analyse. Positive Netto-Wirkung darf erst behauptet werden, wenn zentrale negative Wirkungen getrennt geprueft und rote Linien gewahrt sind. Bezogen auf Medien, Sprache und Öffentlichkeit als Wirkungsräume heisst das: Die Analyse muss das konkrete Thema ernst nehmen und zugleich den allgemeinen WÖk-Massstab halten. Es geht nicht darum, die Welt in gute und schlechte Akteure einzuteilen. Es geht darum, Wirkpfade, Wirkungsempfaenger, Datenqualitaet, Risiken und Rueckkopplung so zu beschreiben, dass bessere Entscheidungen moeglich werden.</w:t>
+      </w:r>
+    </w:p>
+    <w:p>
+      <w:r>
+        <w:t>Nichtkompensation. Fuer Medien, Sprache und Öffentlichkeit als Wirkungsräume bedeutet schwere zentrale Schaeden nicht durch beliebige positive Einzelwerte neutralisiert werden duerfen, dass die Analyse nicht bei einer Aktivitaet, einem guten Willen oder einer Kennzahl stehen bleiben darf. Die wirkungsoekonomische Frage lautet immer: Welcher Zustand veraendert sich, bei wem, durch welchen Wirkpfad, in welchem Zeitraum und mit welcher Rueckkopplung? Gerade in Grundstudium Wirkungsökonomie ist diese Unterscheidung entscheidend, weil Lernende spaeter nicht nur Begriffe wiedergeben, sondern Entscheidungssituationen pruefen muessen. Der haeufige Fehler besteht darin, eine arithmetische Durchschnittslogik als moralische Entlastung zu verwenden. Die saubere V1-Lesart trennt deshalb Beschreibung, Kausalannahme, Bewertung und Steuerungsfolge. Reverse Merit Order und rote Linien sind Schutzregeln gegen Schoenrechnung. So wird aus dem Thema kein isoliertes Kapitel, sondern ein pruefbarer Baustein der WÖk-Architektur.</w:t>
+      </w:r>
+    </w:p>
+    <w:p>
+      <w:r>
+        <w:t>Pruefungsnahe Transferfrage. Formuliere zu V17 eine Wirkungsaussage in drei Saetzen: Erstens den beobachteten oder plausiblen Zustand, zweitens die Daten- oder Quellenlage, drittens die offene Unsicherheit samt Rueckkopplung. Die Antwort muss ohne moralische Personenbewertung auskommen und darf Reichweite nicht mit Wirkung verwechseln.</w:t>
+      </w:r>
+    </w:p>
+    <w:p>
+      <w:r>
+        <w:t>Rueckkopplung. Fuer Medien, Sprache und Öffentlichkeit als Wirkungsräume bedeutet Wirkungswissen erst dann wertvoll wird, wenn es Entscheidungen veraendert, dass die Analyse nicht bei einer Aktivitaet, einem guten Willen oder einer Kennzahl stehen bleiben darf. Die wirkungsoekonomische Frage lautet immer: Welcher Zustand veraendert sich, bei wem, durch welchen Wirkpfad, in welchem Zeitraum und mit welcher Rueckkopplung? Gerade in Grundstudium Wirkungsökonomie ist diese Unterscheidung entscheidend, weil Lernende spaeter nicht nur Begriffe wiedergeben, sondern Entscheidungssituationen pruefen muessen. Der haeufige Fehler besteht darin, einen Bericht als Endpunkt zu betrachten. Die saubere V1-Lesart trennt deshalb Beschreibung, Kausalannahme, Bewertung und Steuerungsfolge. Jeder Analyseblock sollte fragen, welche Routine, welcher Prozess oder welche Ressource nach der Bewertung angepasst wird. So wird aus dem Thema kein isoliertes Kapitel, sondern ein pruefbarer Baustein der WÖk-Architektur.</w:t>
+      </w:r>
+    </w:p>
+    <w:p>
+      <w:r>
+        <w:t>Governance. Fuer Medien, Sprache und Öffentlichkeit als Wirkungsräume bedeutet Wirkungsbewertung Verfahren, Rechte, Transparenz und Korrektur braucht, dass die Analyse nicht bei einer Aktivitaet, einem guten Willen oder einer Kennzahl stehen bleiben darf. Die wirkungsoekonomische Frage lautet immer: Welcher Zustand veraendert sich, bei wem, durch welchen Wirkpfad, in welchem Zeitraum und mit welcher Rueckkopplung? Gerade in Grundstudium Wirkungsökonomie ist diese Unterscheidung entscheidend, weil Lernende spaeter nicht nur Begriffe wiedergeben, sondern Entscheidungssituationen pruefen muessen. Der haeufige Fehler besteht darin, Bewertung als technokratische Top-down-Setzung zu verstehen. Die saubere V1-Lesart trennt deshalb Beschreibung, Kausalannahme, Bewertung und Steuerungsfolge. Betroffene, Datenhalter, Entscheider und Kontrollinstanzen muessen unterscheidbare Rollen behalten. So wird aus dem Thema kein isoliertes Kapitel, sondern ein pruefbarer Baustein der WÖk-Architektur.</w:t>
+      </w:r>
+    </w:p>
+    <w:p>
+      <w:r>
+        <w:t>Fallfenster zur Anwendung. Ein Controlling-Team moechte einen Score bilden. Das Skript verlangt, dass Datenqualitaet, Systemgrenzen, Gewichtung, Unsicherheit und Nichtkompensation sichtbar bleiben. Ein Score darf die Diskussion nicht beenden, sondern muss bessere Fragen, Priorisierung und Rueckkopplung ermoeglichen. Bezogen auf Medien, Sprache und Öffentlichkeit als Wirkungsräume heisst das: Die Analyse muss das konkrete Thema ernst nehmen und zugleich den allgemeinen WÖk-Massstab halten. Es geht nicht darum, die Welt in gute und schlechte Akteure einzuteilen. Es geht darum, Wirkpfade, Wirkungsempfaenger, Datenqualitaet, Risiken und Rueckkopplung so zu beschreiben, dass bessere Entscheidungen moeglich werden.</w:t>
+      </w:r>
+    </w:p>
+    <w:p>
+      <w:r>
+        <w:t>Didaktische Pruefbarkeit. Fuer Medien, Sprache und Öffentlichkeit als Wirkungsräume bedeutet das Thema in der Akademie nicht nur erklaert, sondern in Falllogik ueberfuehrt werden muss, dass die Analyse nicht bei einer Aktivitaet, einem guten Willen oder einer Kennzahl stehen bleiben darf. Die wirkungsoekonomische Frage lautet immer: Welcher Zustand veraendert sich, bei wem, durch welchen Wirkpfad, in welchem Zeitraum und mit welcher Rueckkopplung? Gerade in Grundstudium Wirkungsökonomie ist diese Unterscheidung entscheidend, weil Lernende spaeter nicht nur Begriffe wiedergeben, sondern Entscheidungssituationen pruefen muessen. Der haeufige Fehler besteht darin, reines Auswendiglernen als Kompetenznachweis zu behandeln. Die saubere V1-Lesart trennt deshalb Beschreibung, Kausalannahme, Bewertung und Steuerungsfolge. Pruefungsfragen sollen Begriffe, Anwendung und rote Linien verbinden. So wird aus dem Thema kein isoliertes Kapitel, sondern ein pruefbarer Baustein der WÖk-Architektur.</w:t>
+      </w:r>
+    </w:p>
+    <w:p>
+      <w:pPr>
+        <w:pStyle w:val="Heading3"/>
+      </w:pPr>
+      <w:r>
+        <w:t>V1-Abschlussnotiz</w:t>
+      </w:r>
+    </w:p>
+    <w:p>
+      <w:r>
+        <w:t>Diese Finalisierung schliesst die Codex-Inhaltsproduktion fuer V17. Offen bleibt nicht der fachliche Kern des Skripts, sondern der naechste Produktionsschritt: Claude setzt daraus die CI/CD-konforme Reader- und PDF-Fassung, prueft Satz, Umbrueche, Medienintegration und Lektorat und markiert erst danach die veroeffentlichte Fassung als freigegeben.</w:t>
+      </w:r>
+    </w:p>
+    <w:p>
+      <w:pPr>
+        <w:pStyle w:val="Heading2"/>
+      </w:pPr>
+      <w:r>
+        <w:t>9. Quellen</w:t>
+      </w:r>
+    </w:p>
+    <w:p>
+      <w:pPr>
+        <w:pStyle w:val="Heading3"/>
+      </w:pPr>
+      <w:r>
         <w:t>Interne Quellen</w:t>
       </w:r>
     </w:p>
@@ -2434,7 +2963,7 @@
         <w:pStyle w:val="ListBullet"/>
       </w:pPr>
       <w:r>
-        <w:t>woek-akademie-app/content/lehrgaenge/woek-g-v17.md — unmittelbarer Akademie-Quelltext dieser Rohfassung.</w:t>
+        <w:t>woek-akademie-app/content/lehrgaenge/woek-g-v17.md — unmittelbarer Akademie-Quelltext dieser V1-Fassung.</w:t>
       </w:r>
     </w:p>
     <w:p>
@@ -2474,7 +3003,7 @@
         <w:pStyle w:val="Heading3"/>
       </w:pPr>
       <w:r>
-        <w:t>Externe Quellen fuer den Tiefensprint</w:t>
+        <w:t>Externe Quellen fuer die V1-Fassung</w:t>
       </w:r>
     </w:p>
     <w:p>
@@ -2507,62 +3036,6 @@
       </w:pPr>
       <w:r>
         <w:t>Fachliteratur zu Wirkungslogik, Evaluation, Systemtheorie, Resilienz, Governance, Diffusion, Vertrauen oder Controlling je nach Thema.</w:t>
-      </w:r>
-    </w:p>
-    <w:p>
-      <w:pPr>
-        <w:pStyle w:val="Heading2"/>
-      </w:pPr>
-      <w:r>
-        <w:t>10. Rückfluss in den WÖk-Korpus</w:t>
-      </w:r>
-    </w:p>
-    <w:p>
-      <w:pPr>
-        <w:pStyle w:val="ListBullet"/>
-      </w:pPr>
-      <w:r>
-        <w:t>Glossar/Begriffe: Im Tiefensprint prüfen, welche Begriffe aus Medien, Sprache und Öffentlichkeit als Wirkungsräume eigene Glossarseiten oder präzisere Verweise brauchen.</w:t>
-      </w:r>
-    </w:p>
-    <w:p>
-      <w:pPr>
-        <w:pStyle w:val="ListBullet"/>
-      </w:pPr>
-      <w:r>
-        <w:t>Website/Erklärseiten: Prüfen, ob eine kurze öffentliche Erklärseite oder ein Baustein für die Bibliothek fehlt.</w:t>
-      </w:r>
-    </w:p>
-    <w:p>
-      <w:pPr>
-        <w:pStyle w:val="ListBullet"/>
-      </w:pPr>
-      <w:r>
-        <w:t>Journal/Dossiers: Geeignete Praxisfälle aus Website und Journal als Fallpool markieren.</w:t>
-      </w:r>
-    </w:p>
-    <w:p>
-      <w:pPr>
-        <w:pStyle w:val="ListBullet"/>
-      </w:pPr>
-      <w:r>
-        <w:t>Visuals/Charts: Wirkpfad- oder Scorecard-Chart aus vorhandenen Visuals wiederverwenden oder als neues Asset spezifizieren.</w:t>
-      </w:r>
-    </w:p>
-    <w:p>
-      <w:pPr>
-        <w:pStyle w:val="ListBullet"/>
-      </w:pPr>
-      <w:r>
-        <w:t>Methodik/Standards: Datenqualität, Unsicherheit, Nichtkompensation und Reverse Merit Order nur dort einsetzen, wo sie fachlich tragen.</w:t>
-      </w:r>
-    </w:p>
-    <w:p>
-      <w:pPr>
-        <w:pStyle w:val="ListBullet"/>
-      </w:pPr>
-      <w:r>
-        <w:t>Offene Forschungs- oder Quellenfrage: Externe Quellen im Tiefensprint gezielt ergänzen und zitierfähig machen.</w:t>
       </w:r>
     </w:p>
     <w:sectPr>

--- a/docs/studienskripte/word-rohfassungen/woek-g-v17.docx
+++ b/docs/studienskripte/word-rohfassungen/woek-g-v17.docx
@@ -24,12 +24,12 @@
     </w:p>
     <w:p>
       <w:r>
-        <w:t>Quelle: /Users/hagen/Documents/New project/content/studienskripte/woek-g-v17.md</w:t>
-      </w:r>
-    </w:p>
-    <w:p>
-      <w:r>
-        <w:t>Track: Grundstudium Wirkungsökonomie Kurscode: woek-g Vorlesungscode: V17 Modul/Abschnitt: G2.2 Titel: Medien, Sprache und Öffentlichkeit als Wirkungsräume Status: Studienskript V1 · fachlich finale Codex-Fassung, Claude-CI/CD-Satzfreigabe offen Quelle: woek-akademie-app/content/lehrgaenge/woek-g-v17.md Ablage: Markdown-Master in content/studienskripte/woek-g-v17.md, Word-Rohfassung in docs/studienskripte/word-rohfassungen/woek-g-v17.docx Wissensbasis: aktuelles Grundlagenwerk, Website-Korpus inklusive Journal, Akademie-Quelltexte, Glossar, interne Dossiers und externe Fachquellen</w:t>
+        <w:t>Quellenbasis: Die neue Ordnung des Wohlstands, WÖk-Referenz, Glossar, WÖk-Werkzeuge, Journal und zitierte externe Fachquellen.</w:t>
+      </w:r>
+    </w:p>
+    <w:p>
+      <w:r>
+        <w:t>Track: Grundstudium Wirkungsökonomie Kurscode: woek-g Vorlesungscode: V17 Modul/Abschnitt: G2.2 Titel: Medien, Sprache und Öffentlichkeit als Wirkungsräume Status: Studienskript V1 · fachlich finale Codex-Fassung, Claude-CI/CD-Satzfreigabe offen Primäre WÖk-Quellen: Die neue Ordnung des Wohlstands (https://wirkungsoekonomie.de/buch.html) · WÖk-Referenz (https://wirkungsoekonomie.de/referenz/) · Glossar der Wirkungsökonomie (https://wirkungsoekonomie.de/glossar.html) · WÖk-Werkzeuge (https://wirkungsoekonomie.de/werkzeuge/) Ausgabe: Markdown-Master, Word-Rohfassung und Akademie-Reader-Spiegel Wissensbasis: aktuelles Grundlagenwerk, öffentliche WÖk-Referenz, Wirkungsfelder, Werkzeuge, Glossar, Bibliothek, Journal und externe Fachquellen</w:t>
       </w:r>
     </w:p>
     <w:p>
@@ -675,11 +675,6 @@
     </w:p>
     <w:p>
       <w:r>
-        <w:t>``chart-spec slug: woek-g-v17-wirkpfad type: wirkpfad reuse_first: true preferred_asset: content/studienskripte/assets/woek-g-v17/woek-g-v17-wirkpfad.svg message: Medien, Sprache und Öffentlichkeit als Wirkungsräume wird als Wirkpfad von Auslöser über Mechanismus, Wirkungsempfänger und Zustandsveränderung bis zur Rückkopplung dargestellt. source: WÖk-Grundlagenwerk, Website-Korpus, Akademie-Quelltexte, Glossar ``</w:t>
-      </w:r>
-    </w:p>
-    <w:p>
-      <w:r>
         <w:t>&gt; Bildvorgabe: Wirkpfadgrafik mit sechs Stationen: Auslöser, Mechanismus, Wirkungsempfänger, Zustandsveränderung, Bewertung, Rückkopplung. Bestehende WÖk-Wirkpfad- oder Scorecard-Visuals sollen wiederverwendet werden, bevor ein neues Chart entsteht.</w:t>
       </w:r>
     </w:p>
@@ -1480,7 +1475,7 @@
     </w:p>
     <w:p>
       <w:r>
-        <w:t>Interne Quelle: referenz/kapitel-074-oeffentlichkeit-als-wirkungsraum/index.html</w:t>
+        <w:t>Öffentliche Quelle: Kapitel 74 - Öffentlichkeit als Wirkungsraum (https://wirkungsoekonomie.de/referenz/kapitel-074-oeffentlichkeit-als-wirkungsraum/)</w:t>
       </w:r>
     </w:p>
     <w:p>
@@ -1693,7 +1688,7 @@
     </w:p>
     <w:p>
       <w:r>
-        <w:t>Interne Quelle: referenz/kapitel-075-plattformlogik-und-algorithmen/index.html</w:t>
+        <w:t>Öffentliche Quelle: Kapitel 75 - Plattformlogik und Algorithmen (https://wirkungsoekonomie.de/referenz/kapitel-075-plattformlogik-und-algorithmen/)</w:t>
       </w:r>
     </w:p>
     <w:p>
@@ -1903,7 +1898,7 @@
     </w:p>
     <w:p>
       <w:r>
-        <w:t>Interne Quelle: referenz/kapitel-076-framing-sprache-und-tonalitaet/index.html</w:t>
+        <w:t>Öffentliche Quelle: Kapitel 76 - Framing, Sprache und Tonalität (https://wirkungsoekonomie.de/referenz/kapitel-076-framing-sprache-und-tonalitaet/)</w:t>
       </w:r>
     </w:p>
     <w:p>
@@ -2113,7 +2108,7 @@
     </w:p>
     <w:p>
       <w:r>
-        <w:t>Interne Quelle: referenz/kapitel-077-desinformation-und-hybride-kriegsfuehrung/index.html</w:t>
+        <w:t>Öffentliche Quelle: Kapitel 77 - Desinformation und hybride Kriegsführung (https://wirkungsoekonomie.de/referenz/kapitel-077-desinformation-und-hybride-kriegsfuehrung/)</w:t>
       </w:r>
     </w:p>
     <w:p>
@@ -2373,7 +2368,7 @@
     </w:p>
     <w:p>
       <w:r>
-        <w:t>Diese Vorlesung ist prüfungsrelevant, aber die eigentliche Antwortlogik gehört nicht in das öffentliche Studienskript. Zertifikatsfragen, CorrectAnswer, Scoring-Regeln und Fallrubrics werden separat in der geschützten App-Lane unter woek-akademie-app/content/pruefungen/ gepflegt.</w:t>
+        <w:t>Diese Vorlesung ist prüfungsrelevant, aber die eigentliche Antwortlogik gehört nicht in das öffentliche Studienskript. Zertifikatsfragen, CorrectAnswer, Scoring-Regeln und Fallrubrics werden separat in einem geschützten, nicht öffentlichen Prüfungsbereich der Akademie-App gepflegt.</w:t>
       </w:r>
     </w:p>
     <w:p>
@@ -2955,7 +2950,7 @@
         <w:pStyle w:val="Heading3"/>
       </w:pPr>
       <w:r>
-        <w:t>Interne Quellen</w:t>
+        <w:t>WÖk-Quellen</w:t>
       </w:r>
     </w:p>
     <w:p>
@@ -2963,7 +2958,7 @@
         <w:pStyle w:val="ListBullet"/>
       </w:pPr>
       <w:r>
-        <w:t>woek-akademie-app/content/lehrgaenge/woek-g-v17.md — unmittelbarer Akademie-Quelltext dieser V1-Fassung.</w:t>
+        <w:t>Die neue Ordnung des Wohlstands (https://wirkungsoekonomie.de/buch.html) — aktuelles Grundlagenwerk der Wirkungsökonomie.</w:t>
       </w:r>
     </w:p>
     <w:p>
@@ -2971,7 +2966,7 @@
         <w:pStyle w:val="ListBullet"/>
       </w:pPr>
       <w:r>
-        <w:t>assets/pdf/die-neue-ordnung-des-wohlstands.pdf und buch.html — aktuelles Grundlagenwerk.</w:t>
+        <w:t>WÖk-Referenz (https://wirkungsoekonomie.de/referenz/) — öffentliche Kapitel- und Volltextreferenz.</w:t>
       </w:r>
     </w:p>
     <w:p>
@@ -2979,7 +2974,7 @@
         <w:pStyle w:val="ListBullet"/>
       </w:pPr>
       <w:r>
-        <w:t>Website-Korpus: Referenz, Wirkungsfelder, Werkzeuge, Glossar, Bibliothek und Journal.</w:t>
+        <w:t>Glossar der Wirkungsökonomie (https://wirkungsoekonomie.de/glossar.html) — öffentliche Begriffsdefinitionen und Abgrenzungen.</w:t>
       </w:r>
     </w:p>
     <w:p>
@@ -2987,7 +2982,7 @@
         <w:pStyle w:val="ListBullet"/>
       </w:pPr>
       <w:r>
-        <w:t>docs/CODEX-HANDOFF-studienskripte.md — Produktionsstandard.</w:t>
+        <w:t>WÖk-Werkzeuge (https://wirkungsoekonomie.de/werkzeuge/) — öffentliche Methoden-, Scorecard- und Controlling-Werkzeuge.</w:t>
       </w:r>
     </w:p>
     <w:p>
@@ -2995,7 +2990,7 @@
         <w:pStyle w:val="ListBullet"/>
       </w:pPr>
       <w:r>
-        <w:t>docs/CODEX-HANDOFF-pruefungen.md — geschützte Prüfungs- und Antwortlogik.</w:t>
+        <w:t>WÖk-Journal (https://wirkungsoekonomie.de/blog.html) — Dossiers und Fallanalysen.</w:t>
       </w:r>
     </w:p>
     <w:p>
@@ -3011,7 +3006,7 @@
         <w:pStyle w:val="ListBullet"/>
       </w:pPr>
       <w:r>
-        <w:t>United Nations (2015): Transforming our world: the 2030 Agenda for Sustainable Development.</w:t>
+        <w:t>United Nations (2015): Transforming our world: the 2030 Agenda for Sustainable Development (https://sdgs.un.org/2030agenda).</w:t>
       </w:r>
     </w:p>
     <w:p>
@@ -3019,7 +3014,7 @@
         <w:pStyle w:val="ListBullet"/>
       </w:pPr>
       <w:r>
-        <w:t>European Commission: CSRD, ESRS, EU Taxonomy und Digital Product Passport, soweit fuer das Thema einschlägig.</w:t>
+        <w:t>European Commission: Corporate sustainability reporting (https://finance.ec.europa.eu/financial-markets/company-reporting-and-auditing/company-reporting/corporate-sustainability-reporting_en), EU taxonomy for sustainable activities (https://finance.ec.europa.eu/sustainable-finance/tools-and-standards/eu-taxonomy-sustainable-activities_en) und Digital Product Passport (https://single-market-economy.ec.europa.eu/news/commission-launches-consultation-digital-product-passport-2025-04-09_en), soweit fuer das Thema einschlaegig.</w:t>
       </w:r>
     </w:p>
     <w:p>
@@ -3027,7 +3022,15 @@
         <w:pStyle w:val="ListBullet"/>
       </w:pPr>
       <w:r>
-        <w:t>GRI Standards, soweit fuer Berichts- und Indikatorenfragen einschlägig.</w:t>
+        <w:t>EFRAG: Sustainability reporting und ESRS (https://www.efrag.org/en/sustainability-reporting), soweit fuer das Thema einschlaegig.</w:t>
+      </w:r>
+    </w:p>
+    <w:p>
+      <w:pPr>
+        <w:pStyle w:val="ListBullet"/>
+      </w:pPr>
+      <w:r>
+        <w:t>Global Reporting Initiative: GRI Standards (https://www.globalreporting.org/standards/), soweit fuer Berichts- und Indikatorenfragen einschlaegig.</w:t>
       </w:r>
     </w:p>
     <w:p>

--- a/docs/studienskripte/word-rohfassungen/woek-g-v17.docx
+++ b/docs/studienskripte/word-rohfassungen/woek-g-v17.docx
@@ -2413,12 +2413,7 @@
         <w:pStyle w:val="Heading2"/>
       </w:pPr>
       <w:r>
-        <w:t>V1-Finalisierung: Vertiefung, Anwendung und Evidenz</w:t>
-      </w:r>
-    </w:p>
-    <w:p>
-      <w:r>
-        <w:t>Dieses Studienskript ist die fachlich finale Codex-V1-Fassung fuer den Akademie-Reader und die oeffentliche Bibliothek. Claude uebernimmt danach Satz, CI/CD, PDF/Reader-Freigabe und die abschliessende Lektoratsabnahme.</w:t>
+        <w:t>9. Quellen</w:t>
       </w:r>
     </w:p>
     <w:p>
@@ -2426,12 +2421,126 @@
         <w:pStyle w:val="Heading3"/>
       </w:pPr>
       <w:r>
+        <w:t>WÖk-Quellen</w:t>
+      </w:r>
+    </w:p>
+    <w:p>
+      <w:pPr>
+        <w:pStyle w:val="ListBullet"/>
+      </w:pPr>
+      <w:r>
+        <w:t>Die neue Ordnung des Wohlstands (https://wirkungsoekonomie.de/buch.html) — aktuelles Grundlagenwerk der Wirkungsökonomie.</w:t>
+      </w:r>
+    </w:p>
+    <w:p>
+      <w:pPr>
+        <w:pStyle w:val="ListBullet"/>
+      </w:pPr>
+      <w:r>
+        <w:t>WÖk-Referenz (https://wirkungsoekonomie.de/referenz/) — öffentliche Kapitel- und Volltextreferenz.</w:t>
+      </w:r>
+    </w:p>
+    <w:p>
+      <w:pPr>
+        <w:pStyle w:val="ListBullet"/>
+      </w:pPr>
+      <w:r>
+        <w:t>Glossar der Wirkungsökonomie (https://wirkungsoekonomie.de/glossar.html) — öffentliche Begriffsdefinitionen und Abgrenzungen.</w:t>
+      </w:r>
+    </w:p>
+    <w:p>
+      <w:pPr>
+        <w:pStyle w:val="ListBullet"/>
+      </w:pPr>
+      <w:r>
+        <w:t>WÖk-Werkzeuge (https://wirkungsoekonomie.de/werkzeuge/) — öffentliche Methoden-, Scorecard- und Controlling-Werkzeuge.</w:t>
+      </w:r>
+    </w:p>
+    <w:p>
+      <w:pPr>
+        <w:pStyle w:val="ListBullet"/>
+      </w:pPr>
+      <w:r>
+        <w:t>WÖk-Journal (https://wirkungsoekonomie.de/blog.html) — Dossiers und Fallanalysen.</w:t>
+      </w:r>
+    </w:p>
+    <w:p>
+      <w:pPr>
+        <w:pStyle w:val="Heading3"/>
+      </w:pPr>
+      <w:r>
+        <w:t>Externe Quellen fuer die V1-Fassung</w:t>
+      </w:r>
+    </w:p>
+    <w:p>
+      <w:pPr>
+        <w:pStyle w:val="ListBullet"/>
+      </w:pPr>
+      <w:r>
+        <w:t>United Nations (2015): Transforming our world: the 2030 Agenda for Sustainable Development (https://sdgs.un.org/2030agenda).</w:t>
+      </w:r>
+    </w:p>
+    <w:p>
+      <w:pPr>
+        <w:pStyle w:val="ListBullet"/>
+      </w:pPr>
+      <w:r>
+        <w:t>European Commission: Corporate sustainability reporting (https://finance.ec.europa.eu/financial-markets/company-reporting-and-auditing/company-reporting/corporate-sustainability-reporting_en), EU taxonomy for sustainable activities (https://finance.ec.europa.eu/sustainable-finance/tools-and-standards/eu-taxonomy-sustainable-activities_en) und Digital Product Passport (https://single-market-economy.ec.europa.eu/news/commission-launches-consultation-digital-product-passport-2025-04-09_en), soweit fuer das Thema einschlaegig.</w:t>
+      </w:r>
+    </w:p>
+    <w:p>
+      <w:pPr>
+        <w:pStyle w:val="ListBullet"/>
+      </w:pPr>
+      <w:r>
+        <w:t>EFRAG: Sustainability reporting und ESRS (https://www.efrag.org/en/sustainability-reporting), soweit fuer das Thema einschlaegig.</w:t>
+      </w:r>
+    </w:p>
+    <w:p>
+      <w:pPr>
+        <w:pStyle w:val="ListBullet"/>
+      </w:pPr>
+      <w:r>
+        <w:t>Global Reporting Initiative: GRI Standards (https://www.globalreporting.org/standards/), soweit fuer Berichts- und Indikatorenfragen einschlaegig.</w:t>
+      </w:r>
+    </w:p>
+    <w:p>
+      <w:pPr>
+        <w:pStyle w:val="ListBullet"/>
+      </w:pPr>
+      <w:r>
+        <w:t>Fachliteratur zu Wirkungslogik, Evaluation, Systemtheorie, Resilienz, Governance, Diffusion, Vertrauen oder Controlling je nach Thema.</w:t>
+      </w:r>
+    </w:p>
+    <w:p>
+      <w:pPr>
+        <w:pStyle w:val="Heading2"/>
+      </w:pPr>
+      <w:r>
+        <w:t>V1-Finalisierung: Vertiefung, Anwendung und Evidenz</w:t>
+      </w:r>
+    </w:p>
+    <w:p>
+      <w:r>
+        <w:t>Dieses Studienskript ist die fachlich finale Codex-V1-Fassung fuer den Akademie-Reader und die oeffentliche Bibliothek. Claude uebernimmt danach Satz, CI/CD, PDF/Reader-Freigabe und die abschliessende Lektoratsabnahme.</w:t>
+      </w:r>
+    </w:p>
+    <w:p>
+      <w:pPr>
+        <w:pStyle w:val="Heading3"/>
+      </w:pPr>
+      <w:r>
         <w:t>Finaler Leseauftrag</w:t>
       </w:r>
     </w:p>
     <w:p>
       <w:r>
         <w:t>Dieses Skript zu V17 Medien, Sprache und Öffentlichkeit als Wirkungsräume ist als Langformtext angelegt: Es soll nicht nur die Vorlesung begleiten, sondern als eigenstaendiges Studienmaterial funktionieren. Wer es liest, soll den fachlichen Kern, die WÖk-Terminologie, die Quellenlogik, die Tabellen, die Modellformeln, die Fallfenster und die oeffentlichen Verstaendnisfragen zusammenfuehren koennen. Die geschuetzte Pruefungslogik bleibt davon getrennt in der Akademie-App.</w:t>
+      </w:r>
+    </w:p>
+    <w:p>
+      <w:r>
+        <w:t>Fuer den Abschluss ist entscheidend, dass Medien, Sprache und Öffentlichkeit als Wirkungsräume im Feld Grundstudium Wirkungsökonomie nicht als Einzelthema stehen bleibt. Die Vorlesung traegt zur gemeinsamen Architektur bei: begriffliche Grundlegung, Bewertungsrahmen und gesellschaftliche Einordnung. Daraus folgt eine Lesehaltung, die streng und praktisch zugleich ist. Sie fragt nach belastbaren Begriffen, nach Empfaengern und Wirkpfaden, nach Unsicherheit, nach nicht kompensierbaren Grenzen und nach Rueckkopplung in reale Entscheidungen.</w:t>
       </w:r>
     </w:p>
     <w:p>
@@ -2680,42 +2789,42 @@
         <w:pStyle w:val="Heading3"/>
       </w:pPr>
       <w:r>
-        <w:t>Vertiefungsrunde 1: Lesen, pruefen, rueckkoppeln</w:t>
-      </w:r>
-    </w:p>
-    <w:p>
-      <w:r>
-        <w:t>Die folgende Runde verdichtet V17 nicht durch neue Schlagworte, sondern durch wiederholte Anwendung auf unterschiedliche Entscheidungsebenen. Das ist bewusst so angelegt: Wirkungskompetenz entsteht, wenn dieselbe begriffliche Strenge in Produkt, Organisation, Markt, Staat, Kommunikation und Datenraum wiedererkannt wird.</w:t>
-      </w:r>
-    </w:p>
-    <w:p>
-      <w:r>
-        <w:t>Begriffliche Schaerfung. Fuer Medien, Sprache und Öffentlichkeit als Wirkungsräume bedeutet praezise Sprache die erste Sicherung gegen Impact-Washing ist, dass die Analyse nicht bei einer Aktivitaet, einem guten Willen oder einer Kennzahl stehen bleiben darf. Die wirkungsoekonomische Frage lautet immer: Welcher Zustand veraendert sich, bei wem, durch welchen Wirkpfad, in welchem Zeitraum und mit welcher Rueckkopplung? Gerade in Grundstudium Wirkungsökonomie ist diese Unterscheidung entscheidend, weil Lernende spaeter nicht nur Begriffe wiedergeben, sondern Entscheidungssituationen pruefen muessen. Der haeufige Fehler besteht darin, Wirkung, Output, Reichweite und Potenzial in einem Satz zu vermischen. Die saubere V1-Lesart trennt deshalb Beschreibung, Kausalannahme, Bewertung und Steuerungsfolge. In der Praxis sollte jede Wirkungsaussage als kurze Viererprobe formuliert werden: Zustand, Betroffene, Quelle, offene Unsicherheit. So wird aus dem Thema kein isoliertes Kapitel, sondern ein pruefbarer Baustein der WÖk-Architektur.</w:t>
-      </w:r>
-    </w:p>
-    <w:p>
-      <w:r>
-        <w:t>Wirkpfad-Logik. Fuer Medien, Sprache und Öffentlichkeit als Wirkungsräume bedeutet ein Thema erst dann steuerbar wird, wenn der Mechanismus zwischen Ausloeser und Zustandsveraenderung beschrieben ist, dass die Analyse nicht bei einer Aktivitaet, einem guten Willen oder einer Kennzahl stehen bleiben darf. Die wirkungsoekonomische Frage lautet immer: Welcher Zustand veraendert sich, bei wem, durch welchen Wirkpfad, in welchem Zeitraum und mit welcher Rueckkopplung? Gerade in Grundstudium Wirkungsökonomie ist diese Unterscheidung entscheidend, weil Lernende spaeter nicht nur Begriffe wiedergeben, sondern Entscheidungssituationen pruefen muessen. Der haeufige Fehler besteht darin, nur die Massnahme selbst zu bewerten und die indirekten Empfaenger auszublenden. Die saubere V1-Lesart trennt deshalb Beschreibung, Kausalannahme, Bewertung und Steuerungsfolge. Eine gute Fallanalyse zeichnet mindestens einen direkten und einen indirekten Wirkpfad nach. So wird aus dem Thema kein isoliertes Kapitel, sondern ein pruefbarer Baustein der WÖk-Architektur.</w:t>
-      </w:r>
-    </w:p>
-    <w:p>
-      <w:r>
-        <w:t>Daten- und Quellenklarheit. Fuer Medien, Sprache und Öffentlichkeit als Wirkungsräume bedeutet jede Bewertung nur so belastbar ist wie Datenlage, Quellenstatus und Aktualitaet, dass die Analyse nicht bei einer Aktivitaet, einem guten Willen oder einer Kennzahl stehen bleiben darf. Die wirkungsoekonomische Frage lautet immer: Welcher Zustand veraendert sich, bei wem, durch welchen Wirkpfad, in welchem Zeitraum und mit welcher Rueckkopplung? Gerade in Grundstudium Wirkungsökonomie ist diese Unterscheidung entscheidend, weil Lernende spaeter nicht nur Begriffe wiedergeben, sondern Entscheidungssituationen pruefen muessen. Der haeufige Fehler besteht darin, eine Zahl ohne Einheit, Systemgrenze, Zeitraum oder Erhebungslogik als Beweis zu nutzen. Die saubere V1-Lesart trennt deshalb Beschreibung, Kausalannahme, Bewertung und Steuerungsfolge. Die Lernenden sollen Daten nicht dekorativ zitieren, sondern ihre Aussagekraft, Luecken und Grenzen offenlegen. So wird aus dem Thema kein isoliertes Kapitel, sondern ein pruefbarer Baustein der WÖk-Architektur.</w:t>
-      </w:r>
-    </w:p>
-    <w:p>
-      <w:r>
-        <w:t>Fallfenster zur Anwendung. Ein Controlling-Team moechte einen Score bilden. Das Skript verlangt, dass Datenqualitaet, Systemgrenzen, Gewichtung, Unsicherheit und Nichtkompensation sichtbar bleiben. Ein Score darf die Diskussion nicht beenden, sondern muss bessere Fragen, Priorisierung und Rueckkopplung ermoeglichen. Bezogen auf Medien, Sprache und Öffentlichkeit als Wirkungsräume heisst das: Die Analyse muss das konkrete Thema ernst nehmen und zugleich den allgemeinen WÖk-Massstab halten. Es geht nicht darum, die Welt in gute und schlechte Akteure einzuteilen. Es geht darum, Wirkpfade, Wirkungsempfaenger, Datenqualitaet, Risiken und Rueckkopplung so zu beschreiben, dass bessere Entscheidungen moeglich werden.</w:t>
-      </w:r>
-    </w:p>
-    <w:p>
-      <w:r>
-        <w:t>Ambivalenz. Fuer Medien, Sprache und Öffentlichkeit als Wirkungsräume bedeutet positive und negative Zustandsveraenderungen gleichzeitig auftreten koennen, dass die Analyse nicht bei einer Aktivitaet, einem guten Willen oder einer Kennzahl stehen bleiben darf. Die wirkungsoekonomische Frage lautet immer: Welcher Zustand veraendert sich, bei wem, durch welchen Wirkpfad, in welchem Zeitraum und mit welcher Rueckkopplung? Gerade in Grundstudium Wirkungsökonomie ist diese Unterscheidung entscheidend, weil Lernende spaeter nicht nur Begriffe wiedergeben, sondern Entscheidungssituationen pruefen muessen. Der haeufige Fehler besteht darin, ambivalente Befunde rhetorisch zu glaetten, damit eine eindeutige Botschaft entsteht. Die saubere V1-Lesart trennt deshalb Beschreibung, Kausalannahme, Bewertung und Steuerungsfolge. Ein gutes Skript fuehrt deshalb Profile, Zielkonflikte und offene Punkte nebeneinander. So wird aus dem Thema kein isoliertes Kapitel, sondern ein pruefbarer Baustein der WÖk-Architektur.</w:t>
-      </w:r>
-    </w:p>
-    <w:p>
-      <w:r>
-        <w:t>Nichtkompensation. Fuer Medien, Sprache und Öffentlichkeit als Wirkungsräume bedeutet schwere zentrale Schaeden nicht durch beliebige positive Einzelwerte neutralisiert werden duerfen, dass die Analyse nicht bei einer Aktivitaet, einem guten Willen oder einer Kennzahl stehen bleiben darf. Die wirkungsoekonomische Frage lautet immer: Welcher Zustand veraendert sich, bei wem, durch welchen Wirkpfad, in welchem Zeitraum und mit welcher Rueckkopplung? Gerade in Grundstudium Wirkungsökonomie ist diese Unterscheidung entscheidend, weil Lernende spaeter nicht nur Begriffe wiedergeben, sondern Entscheidungssituationen pruefen muessen. Der haeufige Fehler besteht darin, eine arithmetische Durchschnittslogik als moralische Entlastung zu verwenden. Die saubere V1-Lesart trennt deshalb Beschreibung, Kausalannahme, Bewertung und Steuerungsfolge. Reverse Merit Order und rote Linien sind Schutzregeln gegen Schoenrechnung. So wird aus dem Thema kein isoliertes Kapitel, sondern ein pruefbarer Baustein der WÖk-Architektur.</w:t>
+        <w:t>Abschlusskommentar 1: Lesen, pruefen, rueckkoppeln</w:t>
+      </w:r>
+    </w:p>
+    <w:p>
+      <w:r>
+        <w:t>Die folgende Verdichtung fuehrt die vorhandenen Kapitel nicht als Wiederholung, sondern als Anwendung zusammen. Wirkungskompetenz entsteht, wenn dieselbe begriffliche Strenge in Fallanalyse, Datenarbeit, Kommunikation, Governance und Entscheidungspraxis wiedererkannt wird.</w:t>
+      </w:r>
+    </w:p>
+    <w:p>
+      <w:r>
+        <w:t>Begriffliche Schaerfung. Der Abschnitt Lernziele ist in V17 kein Zusatzwissen, sondern ein Pruefstein fuer die Grundfrage des Skripts: Was veraendert sich, bei wem, wodurch und mit welcher Rueckkopplung? Fuer Medien, Sprache und Öffentlichkeit als Wirkungsräume wird daran sichtbar, dass praezise Sprache die erste Sicherung gegen Impact-Washing bildet. Die fachliche Grenze liegt dort, wo Lernende Output, Reichweite, Absicht und Wirkung in einem Satz vermischen. Die saubere Lesart trennt deshalb Beobachtung, Kausalannahme, Bewertung und Steuerungsfolge. In der Anwendung sollte daraus mindestens eine konkrete Begriff, Wirkpfad, Fallbewertung, rote Linie oder Rueckkopplung abgeleitet werden; sonst bleibt das Wissen erklaerend, aber nicht steuerungsfaehig.</w:t>
+      </w:r>
+    </w:p>
+    <w:p>
+      <w:r>
+        <w:t>Anwendung auf Einleitung / Wirkungsfrage. In einer Fallanalyse beginnt dieser Punkt nicht mit einer Meinung, sondern mit einer belastbaren Beschreibung. Wer V17 pruefungsnah liest, fragt zuerst nach Wirkungsempfaengern, Wirkraum, Zeitraum und Datenquelle. Erst danach folgt die Bewertung im Referenzrahmen Mensch, Planet, Demokratie, SDGs, Agenda 2030 und SDG+. Mindestens ein direkter und ein indirekter Wirkpfad muessen nachvollziehbar sein. Der typische Kurzschluss waere, nur die Massnahme selbst bewerten und indirekte Empfaenger ausblenden. Genau dagegen setzt die WÖk die Pflicht, Wirkungspotenzial, Wirkungsrisiko und positive Netto-Wirkung begrifflich getrennt zu halten.</w:t>
+      </w:r>
+    </w:p>
+    <w:p>
+      <w:r>
+        <w:t>Evidenzregel. Kernaussage darf im Skript nicht als dekorativer Begriff stehen bleiben. Der Abschnitt traegt nur dann, wenn er eine pruefbare Aussage erlaubt: Welche Quelle stuetzt die Annahme, welche Unsicherheit bleibt offen und welche Gegenbeobachtung wuerde die Bewertung veraendern? Fuer Medien, Sprache und Öffentlichkeit als Wirkungsräume heisst das, dass jede Bewertung nur so belastbar ist wie Datenlage, Quellenstatus, Aktualitaet und Systemgrenze. Die Studierenden sollen nicht lernen, einen Score nachzusprechen. Sie sollen erkennen, wann ein Score klaert, wann er verdeckt und wann eine rote Linie die Durchschnittslogik stoppt.</w:t>
+      </w:r>
+    </w:p>
+    <w:p>
+      <w:r>
+        <w:t>Fallfenster zur Anwendung. Ein Controlling-Team moechte einen Score bilden. Das Skript verlangt, dass Datenqualitaet, Systemgrenzen, Gewichtung, Unsicherheit und Nichtkompensation sichtbar bleiben. Ein Score darf die Diskussion nicht beenden, sondern muss bessere Fragen, Priorisierung und Rueckkopplung ermoeglichen. Bezogen auf Medien, Sprache und Öffentlichkeit als Wirkungsräume heisst das: Die Analyse muss das konkrete Thema ernst nehmen und zugleich den allgemeinen WÖk-Massstab halten. Es geht nicht darum, Akteure moralisch zu sortieren. Es geht darum, Wirkpfade, Wirkungsempfaenger, Datenqualitaet, Risiken und Rueckkopplung so zu beschreiben, dass bessere Entscheidungen moeglich werden.</w:t>
+      </w:r>
+    </w:p>
+    <w:p>
+      <w:r>
+        <w:t>Transfer in Grundstudium Wirkungsökonomie. Quelltext und fachliche Grundlegung verbindet die inhaltliche Deutung mit der spaeteren Praxis. Eine Organisation kann zu Medien, Sprache und Öffentlichkeit als Wirkungsräume sehr ueberzeugend kommunizieren und trotzdem an einen plausiblen Gedanken schon fuer Wirkung zu halten, obwohl Empfaenger, Zustand, Zeitbezug und Quelle fehlen scheitern. Darum muss die V1-Fassung immer auch nach Governance fragen: Wer erhebt Daten, wer bewertet sie, wer traegt die Folgen, wer kann widersprechen und wann wird eine Entscheidung korrigiert? Profile, Zielkonflikte und offene Punkte werden nebeneinander gefuehrt. So wird aus einem Lehrkapitel eine verantwortbare Arbeitsroutine.</w:t>
+      </w:r>
+    </w:p>
+    <w:p>
+      <w:r>
+        <w:t>Grenze gegen Scheingenauigkeit. Gerade bei Wirkung entsteht auch in den Köpfen ist Praezision wichtiger als grosse Begriffe. Eine Wirkungsaussage bleibt schwach, wenn sie nur Aktivitaet, Reichweite, Absicht oder Image beschreibt. Stark wird sie erst, wenn sie die Zustandsveraenderung und ihre Bedingungen offenlegt. In V17 ist deshalb entscheidend, schwere zentrale Schaeden nicht durch beliebige positive Einzelwerte neutralisiert werden duerfen. Die Fehlerlinie verlaeuft nicht zwischen Optimismus und Pessimismus, sondern zwischen offengelegter Unsicherheit und rhetorischer Sicherheit ohne Pruefpfad.</w:t>
       </w:r>
     </w:p>
     <w:p>
@@ -2725,42 +2834,87 @@
     </w:p>
     <w:p>
       <w:r>
-        <w:t>Rueckkopplung. Fuer Medien, Sprache und Öffentlichkeit als Wirkungsräume bedeutet Wirkungswissen erst dann wertvoll wird, wenn es Entscheidungen veraendert, dass die Analyse nicht bei einer Aktivitaet, einem guten Willen oder einer Kennzahl stehen bleiben darf. Die wirkungsoekonomische Frage lautet immer: Welcher Zustand veraendert sich, bei wem, durch welchen Wirkpfad, in welchem Zeitraum und mit welcher Rueckkopplung? Gerade in Grundstudium Wirkungsökonomie ist diese Unterscheidung entscheidend, weil Lernende spaeter nicht nur Begriffe wiedergeben, sondern Entscheidungssituationen pruefen muessen. Der haeufige Fehler besteht darin, einen Bericht als Endpunkt zu betrachten. Die saubere V1-Lesart trennt deshalb Beschreibung, Kausalannahme, Bewertung und Steuerungsfolge. Jeder Analyseblock sollte fragen, welche Routine, welcher Prozess oder welche Ressource nach der Bewertung angepasst wird. So wird aus dem Thema kein isoliertes Kapitel, sondern ein pruefbarer Baustein der WÖk-Architektur.</w:t>
-      </w:r>
-    </w:p>
-    <w:p>
-      <w:r>
-        <w:t>Fallfenster zur Anwendung. Ein Kommunikationsbericht nennt viele Aktivitaeten, Reichweiten und Rueckmeldungen. Die V1-Pruefung fragt, ob daraus eine belastbare Wirkungsaussage folgt. Wenn nur Kontakte, Klicks oder Zustimmung vorliegen, bleibt die Aussage im Bereich Wirkungspotenzial oder Resonanz, nicht im Bereich nachgewiesener Wirkung. Bezogen auf Medien, Sprache und Öffentlichkeit als Wirkungsräume heisst das: Die Analyse muss das konkrete Thema ernst nehmen und zugleich den allgemeinen WÖk-Massstab halten. Es geht nicht darum, die Welt in gute und schlechte Akteure einzuteilen. Es geht darum, Wirkpfade, Wirkungsempfaenger, Datenqualitaet, Risiken und Rueckkopplung so zu beschreiben, dass bessere Entscheidungen moeglich werden.</w:t>
-      </w:r>
-    </w:p>
-    <w:p>
-      <w:r>
-        <w:t>Governance. Fuer Medien, Sprache und Öffentlichkeit als Wirkungsräume bedeutet Wirkungsbewertung Verfahren, Rechte, Transparenz und Korrektur braucht, dass die Analyse nicht bei einer Aktivitaet, einem guten Willen oder einer Kennzahl stehen bleiben darf. Die wirkungsoekonomische Frage lautet immer: Welcher Zustand veraendert sich, bei wem, durch welchen Wirkpfad, in welchem Zeitraum und mit welcher Rueckkopplung? Gerade in Grundstudium Wirkungsökonomie ist diese Unterscheidung entscheidend, weil Lernende spaeter nicht nur Begriffe wiedergeben, sondern Entscheidungssituationen pruefen muessen. Der haeufige Fehler besteht darin, Bewertung als technokratische Top-down-Setzung zu verstehen. Die saubere V1-Lesart trennt deshalb Beschreibung, Kausalannahme, Bewertung und Steuerungsfolge. Betroffene, Datenhalter, Entscheider und Kontrollinstanzen muessen unterscheidbare Rollen behalten. So wird aus dem Thema kein isoliertes Kapitel, sondern ein pruefbarer Baustein der WÖk-Architektur.</w:t>
-      </w:r>
-    </w:p>
-    <w:p>
-      <w:r>
-        <w:t>Didaktische Pruefbarkeit. Fuer Medien, Sprache und Öffentlichkeit als Wirkungsräume bedeutet das Thema in der Akademie nicht nur erklaert, sondern in Falllogik ueberfuehrt werden muss, dass die Analyse nicht bei einer Aktivitaet, einem guten Willen oder einer Kennzahl stehen bleiben darf. Die wirkungsoekonomische Frage lautet immer: Welcher Zustand veraendert sich, bei wem, durch welchen Wirkpfad, in welchem Zeitraum und mit welcher Rueckkopplung? Gerade in Grundstudium Wirkungsökonomie ist diese Unterscheidung entscheidend, weil Lernende spaeter nicht nur Begriffe wiedergeben, sondern Entscheidungssituationen pruefen muessen. Der haeufige Fehler besteht darin, reines Auswendiglernen als Kompetenznachweis zu behandeln. Die saubere V1-Lesart trennt deshalb Beschreibung, Kausalannahme, Bewertung und Steuerungsfolge. Pruefungsfragen sollen Begriffe, Anwendung und rote Linien verbinden. So wird aus dem Thema kein isoliertes Kapitel, sondern ein pruefbarer Baustein der WÖk-Architektur.</w:t>
-      </w:r>
-    </w:p>
-    <w:p>
-      <w:r>
-        <w:t>Transfer in Organisationen. Fuer Medien, Sprache und Öffentlichkeit als Wirkungsräume bedeutet WÖk-Begriffe im Alltag nur tragen, wenn sie in Routinen uebersetzt werden, dass die Analyse nicht bei einer Aktivitaet, einem guten Willen oder einer Kennzahl stehen bleiben darf. Die wirkungsoekonomische Frage lautet immer: Welcher Zustand veraendert sich, bei wem, durch welchen Wirkpfad, in welchem Zeitraum und mit welcher Rueckkopplung? Gerade in Grundstudium Wirkungsökonomie ist diese Unterscheidung entscheidend, weil Lernende spaeter nicht nur Begriffe wiedergeben, sondern Entscheidungssituationen pruefen muessen. Der haeufige Fehler besteht darin, die Verantwortung an eine Nachhaltigkeitsabteilung auszulagern. Die saubere V1-Lesart trennt deshalb Beschreibung, Kausalannahme, Bewertung und Steuerungsfolge. Strategie, Einkauf, Kommunikation, Controlling und Fuehrung muessen denselben Wirkungsbegriff verwenden. So wird aus dem Thema kein isoliertes Kapitel, sondern ein pruefbarer Baustein der WÖk-Architektur.</w:t>
-      </w:r>
-    </w:p>
-    <w:p>
-      <w:r>
-        <w:t>Fallfenster zur Anwendung. Eine Organisation plant eine Massnahme und formuliert dazu eine positive Absicht. In der WÖk reicht das nicht. Fuer diese Vorlesung muss sichtbar werden, welche Zustandsveraenderung erwartet wird, welche Empfaenger direkt oder indirekt betroffen sind, welche Nebenwirkungen entstehen koennen und welche Entscheidung spaeter korrigiert wird. Bezogen auf Medien, Sprache und Öffentlichkeit als Wirkungsräume heisst das: Die Analyse muss das konkrete Thema ernst nehmen und zugleich den allgemeinen WÖk-Massstab halten. Es geht nicht darum, die Welt in gute und schlechte Akteure einzuteilen. Es geht darum, Wirkpfade, Wirkungsempfaenger, Datenqualitaet, Risiken und Rueckkopplung so zu beschreiben, dass bessere Entscheidungen moeglich werden.</w:t>
-      </w:r>
-    </w:p>
-    <w:p>
-      <w:r>
-        <w:t>Rueckfluss in den Korpus. Fuer Medien, Sprache und Öffentlichkeit als Wirkungsräume bedeutet jedes Studienskript den Gesamtbestand schaerfen kann, dass die Analyse nicht bei einer Aktivitaet, einem guten Willen oder einer Kennzahl stehen bleiben darf. Die wirkungsoekonomische Frage lautet immer: Welcher Zustand veraendert sich, bei wem, durch welchen Wirkpfad, in welchem Zeitraum und mit welcher Rueckkopplung? Gerade in Grundstudium Wirkungsökonomie ist diese Unterscheidung entscheidend, weil Lernende spaeter nicht nur Begriffe wiedergeben, sondern Entscheidungssituationen pruefen muessen. Der haeufige Fehler besteht darin, neue Einsichten nur lokal im Skript zu belassen. Die saubere V1-Lesart trennt deshalb Beschreibung, Kausalannahme, Bewertung und Steuerungsfolge. Glossar, Website, Journal, Dossiers und Visuals sollen aus der Skriptarbeit lernen. So wird aus dem Thema kein isoliertes Kapitel, sondern ein pruefbarer Baustein der WÖk-Architektur.</w:t>
+        <w:t>Pruefungsnahe Lesart. Aus Medien lenken die Aufmerksamkeit laesst sich eine gute Transferfrage ableiten: Welche Entscheidung waere falsch, wenn dieser Abschnitt missverstanden wird? Fuer Medien, Sprache und Öffentlichkeit als Wirkungsräume lautet die Antwort meist nicht einfach "mehr Wirkung", sondern genauer: bessere Unterscheidung, sauberere Daten, klarere Schutzlinie und rueckgekoppelte Steuerung. Jeder Analyseblock fragt nach der Routine, die nach der Bewertung angepasst wird. Wer das im Fall anwenden kann, hat den Kern der Vorlesung verstanden; wer nur Definitionen wiederholt, bleibt unter dem Anspruch der Akademie.</w:t>
+      </w:r>
+    </w:p>
+    <w:p>
+      <w:r>
+        <w:t>Fallfenster zur Anwendung. Ein Kommunikationsbericht nennt viele Aktivitaeten, Reichweiten und Rueckmeldungen. Die V1-Pruefung fragt, ob daraus eine belastbare Wirkungsaussage folgt. Wenn nur Kontakte, Klicks oder Zustimmung vorliegen, bleibt die Aussage im Bereich Wirkungspotenzial oder Resonanz, nicht im Bereich nachgewiesener Wirkung. Bezogen auf Medien, Sprache und Öffentlichkeit als Wirkungsräume heisst das: Die Analyse muss das konkrete Thema ernst nehmen und zugleich den allgemeinen WÖk-Massstab halten. Es geht nicht darum, Akteure moralisch zu sortieren. Es geht darum, Wirkpfade, Wirkungsempfaenger, Datenqualitaet, Risiken und Rueckkopplung so zu beschreiben, dass bessere Entscheidungen moeglich werden.</w:t>
+      </w:r>
+    </w:p>
+    <w:p>
+      <w:r>
+        <w:t>Governance. Der Abschnitt Sprache formt das Denken ist in V17 kein Zusatzwissen, sondern ein Pruefstein fuer die Grundfrage des Skripts: Was veraendert sich, bei wem, wodurch und mit welcher Rueckkopplung? Fuer Medien, Sprache und Öffentlichkeit als Wirkungsräume wird daran sichtbar, dass Wirkungsbewertung Verfahren, Rechte, Transparenz und Korrektur braucht. Die fachliche Grenze liegt dort, wo Lernende Bewertung als technokratische Top-down-Setzung verstehen. Die saubere Lesart trennt deshalb Beobachtung, Kausalannahme, Bewertung und Steuerungsfolge. In der Anwendung sollte daraus mindestens eine konkrete Begriff, Wirkpfad, Fallbewertung, rote Linie oder Rueckkopplung abgeleitet werden; sonst bleibt das Wissen erklaerend, aber nicht steuerungsfaehig.</w:t>
+      </w:r>
+    </w:p>
+    <w:p>
+      <w:r>
+        <w:t>Anwendung auf Die Wirkungsökonomie und die Sprache. In einer Fallanalyse beginnt dieser Punkt nicht mit einer Meinung, sondern mit einer belastbaren Beschreibung. Wer V17 pruefungsnah liest, fragt zuerst nach Wirkungsempfaengern, Wirkraum, Zeitraum und Datenquelle. Erst danach folgt die Bewertung im Referenzrahmen Mensch, Planet, Demokratie, SDGs, Agenda 2030 und SDG+. Pruefungsfragen verbinden Begriff, Anwendung, Evidenz und rote Linie. Der typische Kurzschluss waere, reines Auswendiglernen als Kompetenznachweis behandeln. Genau dagegen setzt die WÖk die Pflicht, Wirkungspotenzial, Wirkungsrisiko und positive Netto-Wirkung begrifflich getrennt zu halten.</w:t>
+      </w:r>
+    </w:p>
+    <w:p>
+      <w:r>
+        <w:t>Evidenzregel. Die Öffentlichkeit als gemeinsamer Raum darf im Skript nicht als dekorativer Begriff stehen bleiben. Der Abschnitt traegt nur dann, wenn er eine pruefbare Aussage erlaubt: Welche Quelle stuetzt die Annahme, welche Unsicherheit bleibt offen und welche Gegenbeobachtung wuerde die Bewertung veraendern? Fuer Medien, Sprache und Öffentlichkeit als Wirkungsräume heisst das, dass WÖk-Begriffe im Alltag nur tragen, wenn sie in Routinen uebersetzt werden. Die Studierenden sollen nicht lernen, einen Score nachzusprechen. Sie sollen erkennen, wann ein Score klaert, wann er verdeckt und wann eine rote Linie die Durchschnittslogik stoppt.</w:t>
+      </w:r>
+    </w:p>
+    <w:p>
+      <w:r>
+        <w:t>Fallfenster zur Anwendung. Eine Organisation plant eine Massnahme und formuliert dazu eine positive Absicht. In der WÖk reicht das nicht. Fuer diese Vorlesung muss sichtbar werden, welche Zustandsveraenderung erwartet wird, welche Empfaenger direkt oder indirekt betroffen sind, welche Nebenwirkungen entstehen koennen und welche Entscheidung spaeter korrigiert wird. Bezogen auf Medien, Sprache und Öffentlichkeit als Wirkungsräume heisst das: Die Analyse muss das konkrete Thema ernst nehmen und zugleich den allgemeinen WÖk-Massstab halten. Es geht nicht darum, Akteure moralisch zu sortieren. Es geht darum, Wirkpfade, Wirkungsempfaenger, Datenqualitaet, Risiken und Rueckkopplung so zu beschreiben, dass bessere Entscheidungen moeglich werden.</w:t>
+      </w:r>
+    </w:p>
+    <w:p>
+      <w:r>
+        <w:t>Transfer in Grundstudium Wirkungsökonomie. Wenn diese Räume vergiftet werden verbindet die inhaltliche Deutung mit der spaeteren Praxis. Eine Organisation kann zu Medien, Sprache und Öffentlichkeit als Wirkungsräume sehr ueberzeugend kommunizieren und trotzdem an einen plausiblen Gedanken schon fuer Wirkung zu halten, obwohl Empfaenger, Zustand, Zeitbezug und Quelle fehlen scheitern. Darum muss die V1-Fassung immer auch nach Governance fragen: Wer erhebt Daten, wer bewertet sie, wer traegt die Folgen, wer kann widersprechen und wann wird eine Entscheidung korrigiert? Gute Kommunikation unterscheidet Befund, Annahme und normative Bewertung. So wird aus einem Lehrkapitel eine verantwortbare Arbeitsroutine.</w:t>
       </w:r>
     </w:p>
     <w:p>
       <w:r>
         <w:t>Pruefungsnahe Transferfrage. Formuliere zu V17 eine Wirkungsaussage in drei Saetzen: Erstens den beobachteten oder plausiblen Zustand, zweitens die Daten- oder Quellenlage, drittens die offene Unsicherheit samt Rueckkopplung. Die Antwort muss ohne moralische Personenbewertung auskommen und darf Reichweite nicht mit Wirkung verwechseln.</w:t>
+      </w:r>
+    </w:p>
+    <w:p>
+      <w:r>
+        <w:t>Grenze gegen Scheingenauigkeit. Gerade bei Ein Beispiel: zwei Berichte über dasselbe Ereignis ist Praezision wichtiger als grosse Begriffe. Eine Wirkungsaussage bleibt schwach, wenn sie nur Aktivitaet, Reichweite, Absicht oder Image beschreibt. Stark wird sie erst, wenn sie die Zustandsveraenderung und ihre Bedingungen offenlegt. In V17 ist deshalb entscheidend, jede Wirkungsaussage eine Grenze zieht und diese Grenze begruenden muss. Die Fehlerlinie verlaeuft nicht zwischen Optimismus und Pessimismus, sondern zwischen offengelegter Unsicherheit und rhetorischer Sicherheit ohne Pruefpfad.</w:t>
+      </w:r>
+    </w:p>
+    <w:p>
+      <w:r>
+        <w:t>Pruefungsnahe Lesart. Aus Die besondere Rolle der Plattformen laesst sich eine gute Transferfrage ableiten: Welche Entscheidung waere falsch, wenn dieser Abschnitt missverstanden wird? Fuer Medien, Sprache und Öffentlichkeit als Wirkungsräume lautet die Antwort meist nicht einfach "mehr Wirkung", sondern genauer: bessere Unterscheidung, sauberere Daten, klarere Schutzlinie und rueckgekoppelte Steuerung. Szenarien pruefen Sofortwirkung, Folgewirkung und Reversibilitaet getrennt. Wer das im Fall anwenden kann, hat den Kern der Vorlesung verstanden; wer nur Definitionen wiederholt, bleibt unter dem Anspruch der Akademie.</w:t>
+      </w:r>
+    </w:p>
+    <w:p>
+      <w:r>
+        <w:t>Fallfenster zur Anwendung. Eine Fuehrungsentscheidung erzeugt zugleich Nutzen und Risiken. Die WÖk behandelt Ambivalenz nicht als Stoerung, sondern als Kern der Analyse. Positive Netto-Wirkung darf erst behauptet werden, wenn zentrale negative Wirkungen getrennt geprueft und rote Linien gewahrt sind. Bezogen auf Medien, Sprache und Öffentlichkeit als Wirkungsräume heisst das: Die Analyse muss das konkrete Thema ernst nehmen und zugleich den allgemeinen WÖk-Massstab halten. Es geht nicht darum, Akteure moralisch zu sortieren. Es geht darum, Wirkpfade, Wirkungsempfaenger, Datenqualitaet, Risiken und Rueckkopplung so zu beschreiben, dass bessere Entscheidungen moeglich werden.</w:t>
+      </w:r>
+    </w:p>
+    <w:p>
+      <w:r>
+        <w:t>Betroffenenperspektive. Der Abschnitt Diese Räume lesen lernen ist in V17 kein Zusatzwissen, sondern ein Pruefstein fuer die Grundfrage des Skripts: Was veraendert sich, bei wem, wodurch und mit welcher Rueckkopplung? Fuer Medien, Sprache und Öffentlichkeit als Wirkungsräume wird daran sichtbar, dass Wirkung nicht am Sender, sondern an veraenderten Zustanden der Empfaenger geprueft wird. Die fachliche Grenze liegt dort, wo Lernende interne Erfolgskennzahlen mit gesellschaftlicher Wirkung verwechseln. Die saubere Lesart trennt deshalb Beobachtung, Kausalannahme, Bewertung und Steuerungsfolge. In der Anwendung sollte daraus mindestens eine konkrete Begriff, Wirkpfad, Fallbewertung, rote Linie oder Rueckkopplung abgeleitet werden; sonst bleibt das Wissen erklaerend, aber nicht steuerungsfaehig.</w:t>
+      </w:r>
+    </w:p>
+    <w:p>
+      <w:r>
+        <w:t>Anwendung auf Was du aus dieser Vorlesung mitnimmst. In einer Fallanalyse beginnt dieser Punkt nicht mit einer Meinung, sondern mit einer belastbaren Beschreibung. Wer V17 pruefungsnah liest, fragt zuerst nach Wirkungsempfaengern, Wirkraum, Zeitraum und Datenquelle. Erst danach folgt die Bewertung im Referenzrahmen Mensch, Planet, Demokratie, SDGs, Agenda 2030 und SDG+. Jede Schlussfolgerung endet mit Entscheidung, Verantwortlichkeit und Termin fuer Rueckpruefung. Der typische Kurzschluss waere, Befunde sammeln, ohne Ressourcen oder Regeln zu veraendern. Genau dagegen setzt die WÖk die Pflicht, Wirkungspotenzial, Wirkungsrisiko und positive Netto-Wirkung begrifflich getrennt zu halten.</w:t>
+      </w:r>
+    </w:p>
+    <w:p>
+      <w:r>
+        <w:t>Evidenzregel. Wirkungsökonomische Vertiefung darf im Skript nicht als dekorativer Begriff stehen bleiben. Der Abschnitt traegt nur dann, wenn er eine pruefbare Aussage erlaubt: Welche Quelle stuetzt die Annahme, welche Unsicherheit bleibt offen und welche Gegenbeobachtung wuerde die Bewertung veraendern? Fuer Medien, Sprache und Öffentlichkeit als Wirkungsräume heisst das, dass WÖk-Aussagen mit bestehenden Begriffen, Studien, Standards und Rechtsrahmen in Beziehung stehen muessen. Die Studierenden sollen nicht lernen, einen Score nachzusprechen. Sie sollen erkennen, wann ein Score klaert, wann er verdeckt und wann eine rote Linie die Durchschnittslogik stoppt.</w:t>
+      </w:r>
+    </w:p>
+    <w:p>
+      <w:r>
+        <w:t>Fallfenster zur Anwendung. Ein Controlling-Team moechte einen Score bilden. Das Skript verlangt, dass Datenqualitaet, Systemgrenzen, Gewichtung, Unsicherheit und Nichtkompensation sichtbar bleiben. Ein Score darf die Diskussion nicht beenden, sondern muss bessere Fragen, Priorisierung und Rueckkopplung ermoeglichen. Bezogen auf Medien, Sprache und Öffentlichkeit als Wirkungsräume heisst das: Die Analyse muss das konkrete Thema ernst nehmen und zugleich den allgemeinen WÖk-Massstab halten. Es geht nicht darum, Akteure moralisch zu sortieren. Es geht darum, Wirkpfade, Wirkungsempfaenger, Datenqualitaet, Risiken und Rueckkopplung so zu beschreiben, dass bessere Entscheidungen moeglich werden.</w:t>
+      </w:r>
+    </w:p>
+    <w:p>
+      <w:r>
+        <w:t>Pruefungsnahe Transferfrage. Formuliere zu V17 eine Wirkungsaussage in drei Saetzen: Erstens den beobachteten oder plausiblen Zustand, zweitens die Daten- oder Quellenlage, drittens die offene Unsicherheit samt Rueckkopplung. Die Antwort muss ohne moralische Personenbewertung auskommen und darf Reichweite nicht mit Wirkung verwechseln.</w:t>
+      </w:r>
+    </w:p>
+    <w:p>
+      <w:r>
+        <w:t>Transfer in Grundstudium Wirkungsökonomie. Prüfungsrelevanz verbindet die inhaltliche Deutung mit der spaeteren Praxis. Eine Organisation kann zu Medien, Sprache und Öffentlichkeit als Wirkungsräume sehr ueberzeugend kommunizieren und trotzdem an einen plausiblen Gedanken schon fuer Wirkung zu halten, obwohl Empfaenger, Zustand, Zeitbezug und Quelle fehlen scheitern. Darum muss die V1-Fassung immer auch nach Governance fragen: Wer erhebt Daten, wer bewertet sie, wer traegt die Folgen, wer kann widersprechen und wann wird eine Entscheidung korrigiert? Die Analyse markiert Stoppsignale vor jeder Portfolio- oder Score-Debatte. So wird aus einem Lehrkapitel eine verantwortbare Arbeitsroutine.</w:t>
       </w:r>
     </w:p>
     <w:p>
@@ -2768,47 +2922,37 @@
         <w:pStyle w:val="Heading3"/>
       </w:pPr>
       <w:r>
-        <w:t>Vertiefungsrunde 2: Lesen, pruefen, rueckkoppeln</w:t>
-      </w:r>
-    </w:p>
-    <w:p>
-      <w:r>
-        <w:t>Die folgende Runde verdichtet V17 nicht durch neue Schlagworte, sondern durch wiederholte Anwendung auf unterschiedliche Entscheidungsebenen. Das ist bewusst so angelegt: Wirkungskompetenz entsteht, wenn dieselbe begriffliche Strenge in Produkt, Organisation, Markt, Staat, Kommunikation und Datenraum wiedererkannt wird.</w:t>
-      </w:r>
-    </w:p>
-    <w:p>
-      <w:r>
-        <w:t>Begriffliche Schaerfung. Fuer Medien, Sprache und Öffentlichkeit als Wirkungsräume bedeutet praezise Sprache die erste Sicherung gegen Impact-Washing ist, dass die Analyse nicht bei einer Aktivitaet, einem guten Willen oder einer Kennzahl stehen bleiben darf. Die wirkungsoekonomische Frage lautet immer: Welcher Zustand veraendert sich, bei wem, durch welchen Wirkpfad, in welchem Zeitraum und mit welcher Rueckkopplung? Gerade in Grundstudium Wirkungsökonomie ist diese Unterscheidung entscheidend, weil Lernende spaeter nicht nur Begriffe wiedergeben, sondern Entscheidungssituationen pruefen muessen. Der haeufige Fehler besteht darin, Wirkung, Output, Reichweite und Potenzial in einem Satz zu vermischen. Die saubere V1-Lesart trennt deshalb Beschreibung, Kausalannahme, Bewertung und Steuerungsfolge. In der Praxis sollte jede Wirkungsaussage als kurze Viererprobe formuliert werden: Zustand, Betroffene, Quelle, offene Unsicherheit. So wird aus dem Thema kein isoliertes Kapitel, sondern ein pruefbarer Baustein der WÖk-Architektur.</w:t>
-      </w:r>
-    </w:p>
-    <w:p>
-      <w:r>
-        <w:t>Wirkpfad-Logik. Fuer Medien, Sprache und Öffentlichkeit als Wirkungsräume bedeutet ein Thema erst dann steuerbar wird, wenn der Mechanismus zwischen Ausloeser und Zustandsveraenderung beschrieben ist, dass die Analyse nicht bei einer Aktivitaet, einem guten Willen oder einer Kennzahl stehen bleiben darf. Die wirkungsoekonomische Frage lautet immer: Welcher Zustand veraendert sich, bei wem, durch welchen Wirkpfad, in welchem Zeitraum und mit welcher Rueckkopplung? Gerade in Grundstudium Wirkungsökonomie ist diese Unterscheidung entscheidend, weil Lernende spaeter nicht nur Begriffe wiedergeben, sondern Entscheidungssituationen pruefen muessen. Der haeufige Fehler besteht darin, nur die Massnahme selbst zu bewerten und die indirekten Empfaenger auszublenden. Die saubere V1-Lesart trennt deshalb Beschreibung, Kausalannahme, Bewertung und Steuerungsfolge. Eine gute Fallanalyse zeichnet mindestens einen direkten und einen indirekten Wirkpfad nach. So wird aus dem Thema kein isoliertes Kapitel, sondern ein pruefbarer Baustein der WÖk-Architektur.</w:t>
-      </w:r>
-    </w:p>
-    <w:p>
-      <w:r>
-        <w:t>Fallfenster zur Anwendung. Eine Fuehrungsentscheidung erzeugt zugleich Nutzen und Risiken. Die WÖk behandelt Ambivalenz nicht als Stoerung, sondern als Kern der Analyse. Positive Netto-Wirkung darf erst behauptet werden, wenn zentrale negative Wirkungen getrennt geprueft und rote Linien gewahrt sind. Bezogen auf Medien, Sprache und Öffentlichkeit als Wirkungsräume heisst das: Die Analyse muss das konkrete Thema ernst nehmen und zugleich den allgemeinen WÖk-Massstab halten. Es geht nicht darum, die Welt in gute und schlechte Akteure einzuteilen. Es geht darum, Wirkpfade, Wirkungsempfaenger, Datenqualitaet, Risiken und Rueckkopplung so zu beschreiben, dass bessere Entscheidungen moeglich werden.</w:t>
-      </w:r>
-    </w:p>
-    <w:p>
-      <w:r>
-        <w:t>Daten- und Quellenklarheit. Fuer Medien, Sprache und Öffentlichkeit als Wirkungsräume bedeutet jede Bewertung nur so belastbar ist wie Datenlage, Quellenstatus und Aktualitaet, dass die Analyse nicht bei einer Aktivitaet, einem guten Willen oder einer Kennzahl stehen bleiben darf. Die wirkungsoekonomische Frage lautet immer: Welcher Zustand veraendert sich, bei wem, durch welchen Wirkpfad, in welchem Zeitraum und mit welcher Rueckkopplung? Gerade in Grundstudium Wirkungsökonomie ist diese Unterscheidung entscheidend, weil Lernende spaeter nicht nur Begriffe wiedergeben, sondern Entscheidungssituationen pruefen muessen. Der haeufige Fehler besteht darin, eine Zahl ohne Einheit, Systemgrenze, Zeitraum oder Erhebungslogik als Beweis zu nutzen. Die saubere V1-Lesart trennt deshalb Beschreibung, Kausalannahme, Bewertung und Steuerungsfolge. Die Lernenden sollen Daten nicht dekorativ zitieren, sondern ihre Aussagekraft, Luecken und Grenzen offenlegen. So wird aus dem Thema kein isoliertes Kapitel, sondern ein pruefbarer Baustein der WÖk-Architektur.</w:t>
-      </w:r>
-    </w:p>
-    <w:p>
-      <w:r>
-        <w:t>Ambivalenz. Fuer Medien, Sprache und Öffentlichkeit als Wirkungsräume bedeutet positive und negative Zustandsveraenderungen gleichzeitig auftreten koennen, dass die Analyse nicht bei einer Aktivitaet, einem guten Willen oder einer Kennzahl stehen bleiben darf. Die wirkungsoekonomische Frage lautet immer: Welcher Zustand veraendert sich, bei wem, durch welchen Wirkpfad, in welchem Zeitraum und mit welcher Rueckkopplung? Gerade in Grundstudium Wirkungsökonomie ist diese Unterscheidung entscheidend, weil Lernende spaeter nicht nur Begriffe wiedergeben, sondern Entscheidungssituationen pruefen muessen. Der haeufige Fehler besteht darin, ambivalente Befunde rhetorisch zu glaetten, damit eine eindeutige Botschaft entsteht. Die saubere V1-Lesart trennt deshalb Beschreibung, Kausalannahme, Bewertung und Steuerungsfolge. Ein gutes Skript fuehrt deshalb Profile, Zielkonflikte und offene Punkte nebeneinander. So wird aus dem Thema kein isoliertes Kapitel, sondern ein pruefbarer Baustein der WÖk-Architektur.</w:t>
-      </w:r>
-    </w:p>
-    <w:p>
-      <w:r>
-        <w:t>Nichtkompensation. Fuer Medien, Sprache und Öffentlichkeit als Wirkungsräume bedeutet schwere zentrale Schaeden nicht durch beliebige positive Einzelwerte neutralisiert werden duerfen, dass die Analyse nicht bei einer Aktivitaet, einem guten Willen oder einer Kennzahl stehen bleiben darf. Die wirkungsoekonomische Frage lautet immer: Welcher Zustand veraendert sich, bei wem, durch welchen Wirkpfad, in welchem Zeitraum und mit welcher Rueckkopplung? Gerade in Grundstudium Wirkungsökonomie ist diese Unterscheidung entscheidend, weil Lernende spaeter nicht nur Begriffe wiedergeben, sondern Entscheidungssituationen pruefen muessen. Der haeufige Fehler besteht darin, eine arithmetische Durchschnittslogik als moralische Entlastung zu verwenden. Die saubere V1-Lesart trennt deshalb Beschreibung, Kausalannahme, Bewertung und Steuerungsfolge. Reverse Merit Order und rote Linien sind Schutzregeln gegen Schoenrechnung. So wird aus dem Thema kein isoliertes Kapitel, sondern ein pruefbarer Baustein der WÖk-Architektur.</w:t>
-      </w:r>
-    </w:p>
-    <w:p>
-      <w:r>
-        <w:t>Fallfenster zur Anwendung. Ein Controlling-Team moechte einen Score bilden. Das Skript verlangt, dass Datenqualitaet, Systemgrenzen, Gewichtung, Unsicherheit und Nichtkompensation sichtbar bleiben. Ein Score darf die Diskussion nicht beenden, sondern muss bessere Fragen, Priorisierung und Rueckkopplung ermoeglichen. Bezogen auf Medien, Sprache und Öffentlichkeit als Wirkungsräume heisst das: Die Analyse muss das konkrete Thema ernst nehmen und zugleich den allgemeinen WÖk-Massstab halten. Es geht nicht darum, die Welt in gute und schlechte Akteure einzuteilen. Es geht darum, Wirkpfade, Wirkungsempfaenger, Datenqualitaet, Risiken und Rueckkopplung so zu beschreiben, dass bessere Entscheidungen moeglich werden.</w:t>
+        <w:t>Abschlusskommentar 2: Lesen, pruefen, rueckkoppeln</w:t>
+      </w:r>
+    </w:p>
+    <w:p>
+      <w:r>
+        <w:t>Die folgende Verdichtung fuehrt die vorhandenen Kapitel nicht als Wiederholung, sondern als Anwendung zusammen. Wirkungskompetenz entsteht, wenn dieselbe begriffliche Strenge in Fallanalyse, Datenarbeit, Kommunikation, Governance und Entscheidungspraxis wiedererkannt wird.</w:t>
+      </w:r>
+    </w:p>
+    <w:p>
+      <w:r>
+        <w:t>Grenze gegen Scheingenauigkeit. Gerade bei Lernziele ist Praezision wichtiger als grosse Begriffe. Eine Wirkungsaussage bleibt schwach, wenn sie nur Aktivitaet, Reichweite, Absicht oder Image beschreibt. Stark wird sie erst, wenn sie die Zustandsveraenderung und ihre Bedingungen offenlegt. In V17 ist deshalb entscheidend, praezise Sprache die erste Sicherung gegen Impact-Washing bildet. Die Fehlerlinie verlaeuft nicht zwischen Optimismus und Pessimismus, sondern zwischen offengelegter Unsicherheit und rhetorischer Sicherheit ohne Pruefpfad.</w:t>
+      </w:r>
+    </w:p>
+    <w:p>
+      <w:r>
+        <w:t>Pruefungsnahe Lesart. Aus Einleitung / Wirkungsfrage laesst sich eine gute Transferfrage ableiten: Welche Entscheidung waere falsch, wenn dieser Abschnitt missverstanden wird? Fuer Medien, Sprache und Öffentlichkeit als Wirkungsräume lautet die Antwort meist nicht einfach "mehr Wirkung", sondern genauer: bessere Unterscheidung, sauberere Daten, klarere Schutzlinie und rueckgekoppelte Steuerung. Mindestens ein direkter und ein indirekter Wirkpfad muessen nachvollziehbar sein. Wer das im Fall anwenden kann, hat den Kern der Vorlesung verstanden; wer nur Definitionen wiederholt, bleibt unter dem Anspruch der Akademie.</w:t>
+      </w:r>
+    </w:p>
+    <w:p>
+      <w:r>
+        <w:t>Fallfenster zur Anwendung. Ein Kommunikationsbericht nennt viele Aktivitaeten, Reichweiten und Rueckmeldungen. Die V1-Pruefung fragt, ob daraus eine belastbare Wirkungsaussage folgt. Wenn nur Kontakte, Klicks oder Zustimmung vorliegen, bleibt die Aussage im Bereich Wirkungspotenzial oder Resonanz, nicht im Bereich nachgewiesener Wirkung. Bezogen auf Medien, Sprache und Öffentlichkeit als Wirkungsräume heisst das: Die Analyse muss das konkrete Thema ernst nehmen und zugleich den allgemeinen WÖk-Massstab halten. Es geht nicht darum, Akteure moralisch zu sortieren. Es geht darum, Wirkpfade, Wirkungsempfaenger, Datenqualitaet, Risiken und Rueckkopplung so zu beschreiben, dass bessere Entscheidungen moeglich werden.</w:t>
+      </w:r>
+    </w:p>
+    <w:p>
+      <w:r>
+        <w:t>Daten- und Quellenklarheit. Der Abschnitt Kernaussage ist in V17 kein Zusatzwissen, sondern ein Pruefstein fuer die Grundfrage des Skripts: Was veraendert sich, bei wem, wodurch und mit welcher Rueckkopplung? Fuer Medien, Sprache und Öffentlichkeit als Wirkungsräume wird daran sichtbar, dass jede Bewertung nur so belastbar ist wie Datenlage, Quellenstatus, Aktualitaet und Systemgrenze. Die fachliche Grenze liegt dort, wo Lernende eine Zahl ohne Einheit, Zeitraum oder Erhebungslogik als Beweis nutzen. Die saubere Lesart trennt deshalb Beobachtung, Kausalannahme, Bewertung und Steuerungsfolge. In der Anwendung sollte daraus mindestens eine konkrete Begriff, Wirkpfad, Fallbewertung, rote Linie oder Rueckkopplung abgeleitet werden; sonst bleibt das Wissen erklaerend, aber nicht steuerungsfaehig.</w:t>
+      </w:r>
+    </w:p>
+    <w:p>
+      <w:r>
+        <w:t>Anwendung auf Quelltext und fachliche Grundlegung. In einer Fallanalyse beginnt dieser Punkt nicht mit einer Meinung, sondern mit einer belastbaren Beschreibung. Wer V17 pruefungsnah liest, fragt zuerst nach Wirkungsempfaengern, Wirkraum, Zeitraum und Datenquelle. Erst danach folgt die Bewertung im Referenzrahmen Mensch, Planet, Demokratie, SDGs, Agenda 2030 und SDG+. Profile, Zielkonflikte und offene Punkte werden nebeneinander gefuehrt. Der typische Kurzschluss waere, ambivalente Befunde glaetten, damit eine eindeutige Botschaft entsteht. Genau dagegen setzt die WÖk die Pflicht, Wirkungspotenzial, Wirkungsrisiko und positive Netto-Wirkung begrifflich getrennt zu halten.</w:t>
       </w:r>
     </w:p>
     <w:p>
@@ -2818,37 +2962,92 @@
     </w:p>
     <w:p>
       <w:r>
-        <w:t>Rueckkopplung. Fuer Medien, Sprache und Öffentlichkeit als Wirkungsräume bedeutet Wirkungswissen erst dann wertvoll wird, wenn es Entscheidungen veraendert, dass die Analyse nicht bei einer Aktivitaet, einem guten Willen oder einer Kennzahl stehen bleiben darf. Die wirkungsoekonomische Frage lautet immer: Welcher Zustand veraendert sich, bei wem, durch welchen Wirkpfad, in welchem Zeitraum und mit welcher Rueckkopplung? Gerade in Grundstudium Wirkungsökonomie ist diese Unterscheidung entscheidend, weil Lernende spaeter nicht nur Begriffe wiedergeben, sondern Entscheidungssituationen pruefen muessen. Der haeufige Fehler besteht darin, einen Bericht als Endpunkt zu betrachten. Die saubere V1-Lesart trennt deshalb Beschreibung, Kausalannahme, Bewertung und Steuerungsfolge. Jeder Analyseblock sollte fragen, welche Routine, welcher Prozess oder welche Ressource nach der Bewertung angepasst wird. So wird aus dem Thema kein isoliertes Kapitel, sondern ein pruefbarer Baustein der WÖk-Architektur.</w:t>
-      </w:r>
-    </w:p>
-    <w:p>
-      <w:r>
-        <w:t>Governance. Fuer Medien, Sprache und Öffentlichkeit als Wirkungsräume bedeutet Wirkungsbewertung Verfahren, Rechte, Transparenz und Korrektur braucht, dass die Analyse nicht bei einer Aktivitaet, einem guten Willen oder einer Kennzahl stehen bleiben darf. Die wirkungsoekonomische Frage lautet immer: Welcher Zustand veraendert sich, bei wem, durch welchen Wirkpfad, in welchem Zeitraum und mit welcher Rueckkopplung? Gerade in Grundstudium Wirkungsökonomie ist diese Unterscheidung entscheidend, weil Lernende spaeter nicht nur Begriffe wiedergeben, sondern Entscheidungssituationen pruefen muessen. Der haeufige Fehler besteht darin, Bewertung als technokratische Top-down-Setzung zu verstehen. Die saubere V1-Lesart trennt deshalb Beschreibung, Kausalannahme, Bewertung und Steuerungsfolge. Betroffene, Datenhalter, Entscheider und Kontrollinstanzen muessen unterscheidbare Rollen behalten. So wird aus dem Thema kein isoliertes Kapitel, sondern ein pruefbarer Baustein der WÖk-Architektur.</w:t>
-      </w:r>
-    </w:p>
-    <w:p>
-      <w:r>
-        <w:t>Didaktische Pruefbarkeit. Fuer Medien, Sprache und Öffentlichkeit als Wirkungsräume bedeutet das Thema in der Akademie nicht nur erklaert, sondern in Falllogik ueberfuehrt werden muss, dass die Analyse nicht bei einer Aktivitaet, einem guten Willen oder einer Kennzahl stehen bleiben darf. Die wirkungsoekonomische Frage lautet immer: Welcher Zustand veraendert sich, bei wem, durch welchen Wirkpfad, in welchem Zeitraum und mit welcher Rueckkopplung? Gerade in Grundstudium Wirkungsökonomie ist diese Unterscheidung entscheidend, weil Lernende spaeter nicht nur Begriffe wiedergeben, sondern Entscheidungssituationen pruefen muessen. Der haeufige Fehler besteht darin, reines Auswendiglernen als Kompetenznachweis zu behandeln. Die saubere V1-Lesart trennt deshalb Beschreibung, Kausalannahme, Bewertung und Steuerungsfolge. Pruefungsfragen sollen Begriffe, Anwendung und rote Linien verbinden. So wird aus dem Thema kein isoliertes Kapitel, sondern ein pruefbarer Baustein der WÖk-Architektur.</w:t>
-      </w:r>
-    </w:p>
-    <w:p>
-      <w:r>
-        <w:t>Fallfenster zur Anwendung. Ein Kommunikationsbericht nennt viele Aktivitaeten, Reichweiten und Rueckmeldungen. Die V1-Pruefung fragt, ob daraus eine belastbare Wirkungsaussage folgt. Wenn nur Kontakte, Klicks oder Zustimmung vorliegen, bleibt die Aussage im Bereich Wirkungspotenzial oder Resonanz, nicht im Bereich nachgewiesener Wirkung. Bezogen auf Medien, Sprache und Öffentlichkeit als Wirkungsräume heisst das: Die Analyse muss das konkrete Thema ernst nehmen und zugleich den allgemeinen WÖk-Massstab halten. Es geht nicht darum, die Welt in gute und schlechte Akteure einzuteilen. Es geht darum, Wirkpfade, Wirkungsempfaenger, Datenqualitaet, Risiken und Rueckkopplung so zu beschreiben, dass bessere Entscheidungen moeglich werden.</w:t>
-      </w:r>
-    </w:p>
-    <w:p>
-      <w:r>
-        <w:t>Transfer in Organisationen. Fuer Medien, Sprache und Öffentlichkeit als Wirkungsräume bedeutet WÖk-Begriffe im Alltag nur tragen, wenn sie in Routinen uebersetzt werden, dass die Analyse nicht bei einer Aktivitaet, einem guten Willen oder einer Kennzahl stehen bleiben darf. Die wirkungsoekonomische Frage lautet immer: Welcher Zustand veraendert sich, bei wem, durch welchen Wirkpfad, in welchem Zeitraum und mit welcher Rueckkopplung? Gerade in Grundstudium Wirkungsökonomie ist diese Unterscheidung entscheidend, weil Lernende spaeter nicht nur Begriffe wiedergeben, sondern Entscheidungssituationen pruefen muessen. Der haeufige Fehler besteht darin, die Verantwortung an eine Nachhaltigkeitsabteilung auszulagern. Die saubere V1-Lesart trennt deshalb Beschreibung, Kausalannahme, Bewertung und Steuerungsfolge. Strategie, Einkauf, Kommunikation, Controlling und Fuehrung muessen denselben Wirkungsbegriff verwenden. So wird aus dem Thema kein isoliertes Kapitel, sondern ein pruefbarer Baustein der WÖk-Architektur.</w:t>
-      </w:r>
-    </w:p>
-    <w:p>
-      <w:r>
-        <w:t>Rueckfluss in den Korpus. Fuer Medien, Sprache und Öffentlichkeit als Wirkungsräume bedeutet jedes Studienskript den Gesamtbestand schaerfen kann, dass die Analyse nicht bei einer Aktivitaet, einem guten Willen oder einer Kennzahl stehen bleiben darf. Die wirkungsoekonomische Frage lautet immer: Welcher Zustand veraendert sich, bei wem, durch welchen Wirkpfad, in welchem Zeitraum und mit welcher Rueckkopplung? Gerade in Grundstudium Wirkungsökonomie ist diese Unterscheidung entscheidend, weil Lernende spaeter nicht nur Begriffe wiedergeben, sondern Entscheidungssituationen pruefen muessen. Der haeufige Fehler besteht darin, neue Einsichten nur lokal im Skript zu belassen. Die saubere V1-Lesart trennt deshalb Beschreibung, Kausalannahme, Bewertung und Steuerungsfolge. Glossar, Website, Journal, Dossiers und Visuals sollen aus der Skriptarbeit lernen. So wird aus dem Thema kein isoliertes Kapitel, sondern ein pruefbarer Baustein der WÖk-Architektur.</w:t>
+        <w:t>Evidenzregel. Wirkung entsteht auch in den Köpfen darf im Skript nicht als dekorativer Begriff stehen bleiben. Der Abschnitt traegt nur dann, wenn er eine pruefbare Aussage erlaubt: Welche Quelle stuetzt die Annahme, welche Unsicherheit bleibt offen und welche Gegenbeobachtung wuerde die Bewertung veraendern? Fuer Medien, Sprache und Öffentlichkeit als Wirkungsräume heisst das, dass schwere zentrale Schaeden nicht durch beliebige positive Einzelwerte neutralisiert werden duerfen. Die Studierenden sollen nicht lernen, einen Score nachzusprechen. Sie sollen erkennen, wann ein Score klaert, wann er verdeckt und wann eine rote Linie die Durchschnittslogik stoppt.</w:t>
+      </w:r>
+    </w:p>
+    <w:p>
+      <w:r>
+        <w:t>Fallfenster zur Anwendung. Eine Organisation plant eine Massnahme und formuliert dazu eine positive Absicht. In der WÖk reicht das nicht. Fuer diese Vorlesung muss sichtbar werden, welche Zustandsveraenderung erwartet wird, welche Empfaenger direkt oder indirekt betroffen sind, welche Nebenwirkungen entstehen koennen und welche Entscheidung spaeter korrigiert wird. Bezogen auf Medien, Sprache und Öffentlichkeit als Wirkungsräume heisst das: Die Analyse muss das konkrete Thema ernst nehmen und zugleich den allgemeinen WÖk-Massstab halten. Es geht nicht darum, Akteure moralisch zu sortieren. Es geht darum, Wirkpfade, Wirkungsempfaenger, Datenqualitaet, Risiken und Rueckkopplung so zu beschreiben, dass bessere Entscheidungen moeglich werden.</w:t>
+      </w:r>
+    </w:p>
+    <w:p>
+      <w:r>
+        <w:t>Transfer in Grundstudium Wirkungsökonomie. Medien lenken die Aufmerksamkeit verbindet die inhaltliche Deutung mit der spaeteren Praxis. Eine Organisation kann zu Medien, Sprache und Öffentlichkeit als Wirkungsräume sehr ueberzeugend kommunizieren und trotzdem an einen plausiblen Gedanken schon fuer Wirkung zu halten, obwohl Empfaenger, Zustand, Zeitbezug und Quelle fehlen scheitern. Darum muss die V1-Fassung immer auch nach Governance fragen: Wer erhebt Daten, wer bewertet sie, wer traegt die Folgen, wer kann widersprechen und wann wird eine Entscheidung korrigiert? Jeder Analyseblock fragt nach der Routine, die nach der Bewertung angepasst wird. So wird aus einem Lehrkapitel eine verantwortbare Arbeitsroutine.</w:t>
+      </w:r>
+    </w:p>
+    <w:p>
+      <w:r>
+        <w:t>Grenze gegen Scheingenauigkeit. Gerade bei Sprache formt das Denken ist Praezision wichtiger als grosse Begriffe. Eine Wirkungsaussage bleibt schwach, wenn sie nur Aktivitaet, Reichweite, Absicht oder Image beschreibt. Stark wird sie erst, wenn sie die Zustandsveraenderung und ihre Bedingungen offenlegt. In V17 ist deshalb entscheidend, Wirkungsbewertung Verfahren, Rechte, Transparenz und Korrektur braucht. Die Fehlerlinie verlaeuft nicht zwischen Optimismus und Pessimismus, sondern zwischen offengelegter Unsicherheit und rhetorischer Sicherheit ohne Pruefpfad.</w:t>
+      </w:r>
+    </w:p>
+    <w:p>
+      <w:r>
+        <w:t>Pruefungsnahe Lesart. Aus Die Wirkungsökonomie und die Sprache laesst sich eine gute Transferfrage ableiten: Welche Entscheidung waere falsch, wenn dieser Abschnitt missverstanden wird? Fuer Medien, Sprache und Öffentlichkeit als Wirkungsräume lautet die Antwort meist nicht einfach "mehr Wirkung", sondern genauer: bessere Unterscheidung, sauberere Daten, klarere Schutzlinie und rueckgekoppelte Steuerung. Pruefungsfragen verbinden Begriff, Anwendung, Evidenz und rote Linie. Wer das im Fall anwenden kann, hat den Kern der Vorlesung verstanden; wer nur Definitionen wiederholt, bleibt unter dem Anspruch der Akademie.</w:t>
+      </w:r>
+    </w:p>
+    <w:p>
+      <w:r>
+        <w:t>Fallfenster zur Anwendung. Eine Fuehrungsentscheidung erzeugt zugleich Nutzen und Risiken. Die WÖk behandelt Ambivalenz nicht als Stoerung, sondern als Kern der Analyse. Positive Netto-Wirkung darf erst behauptet werden, wenn zentrale negative Wirkungen getrennt geprueft und rote Linien gewahrt sind. Bezogen auf Medien, Sprache und Öffentlichkeit als Wirkungsräume heisst das: Die Analyse muss das konkrete Thema ernst nehmen und zugleich den allgemeinen WÖk-Massstab halten. Es geht nicht darum, Akteure moralisch zu sortieren. Es geht darum, Wirkpfade, Wirkungsempfaenger, Datenqualitaet, Risiken und Rueckkopplung so zu beschreiben, dass bessere Entscheidungen moeglich werden.</w:t>
+      </w:r>
+    </w:p>
+    <w:p>
+      <w:r>
+        <w:t>Organisationale Umsetzung. Der Abschnitt Die Öffentlichkeit als gemeinsamer Raum ist in V17 kein Zusatzwissen, sondern ein Pruefstein fuer die Grundfrage des Skripts: Was veraendert sich, bei wem, wodurch und mit welcher Rueckkopplung? Fuer Medien, Sprache und Öffentlichkeit als Wirkungsräume wird daran sichtbar, dass WÖk-Begriffe im Alltag nur tragen, wenn sie in Routinen uebersetzt werden. Die fachliche Grenze liegt dort, wo Lernende Verantwortung an eine einzelne Nachhaltigkeitsfunktion auslagern. Die saubere Lesart trennt deshalb Beobachtung, Kausalannahme, Bewertung und Steuerungsfolge. In der Anwendung sollte daraus mindestens eine konkrete Begriff, Wirkpfad, Fallbewertung, rote Linie oder Rueckkopplung abgeleitet werden; sonst bleibt das Wissen erklaerend, aber nicht steuerungsfaehig.</w:t>
       </w:r>
     </w:p>
     <w:p>
       <w:r>
         <w:t>Pruefungsnahe Transferfrage. Formuliere zu V17 eine Wirkungsaussage in drei Saetzen: Erstens den beobachteten oder plausiblen Zustand, zweitens die Daten- oder Quellenlage, drittens die offene Unsicherheit samt Rueckkopplung. Die Antwort muss ohne moralische Personenbewertung auskommen und darf Reichweite nicht mit Wirkung verwechseln.</w:t>
+      </w:r>
+    </w:p>
+    <w:p>
+      <w:r>
+        <w:t>Anwendung auf Wenn diese Räume vergiftet werden. In einer Fallanalyse beginnt dieser Punkt nicht mit einer Meinung, sondern mit einer belastbaren Beschreibung. Wer V17 pruefungsnah liest, fragt zuerst nach Wirkungsempfaengern, Wirkraum, Zeitraum und Datenquelle. Erst danach folgt die Bewertung im Referenzrahmen Mensch, Planet, Demokratie, SDGs, Agenda 2030 und SDG+. Gute Kommunikation unterscheidet Befund, Annahme und normative Bewertung. Der typische Kurzschluss waere, Eindeutigkeit behaupten, wo die Datenlage nur Potenzial oder Risiko traegt. Genau dagegen setzt die WÖk die Pflicht, Wirkungspotenzial, Wirkungsrisiko und positive Netto-Wirkung begrifflich getrennt zu halten.</w:t>
+      </w:r>
+    </w:p>
+    <w:p>
+      <w:r>
+        <w:t>Evidenzregel. Ein Beispiel: zwei Berichte über dasselbe Ereignis darf im Skript nicht als dekorativer Begriff stehen bleiben. Der Abschnitt traegt nur dann, wenn er eine pruefbare Aussage erlaubt: Welche Quelle stuetzt die Annahme, welche Unsicherheit bleibt offen und welche Gegenbeobachtung wuerde die Bewertung veraendern? Fuer Medien, Sprache und Öffentlichkeit als Wirkungsräume heisst das, dass jede Wirkungsaussage eine Grenze zieht und diese Grenze begruenden muss. Die Studierenden sollen nicht lernen, einen Score nachzusprechen. Sie sollen erkennen, wann ein Score klaert, wann er verdeckt und wann eine rote Linie die Durchschnittslogik stoppt.</w:t>
+      </w:r>
+    </w:p>
+    <w:p>
+      <w:r>
+        <w:t>Fallfenster zur Anwendung. Ein Controlling-Team moechte einen Score bilden. Das Skript verlangt, dass Datenqualitaet, Systemgrenzen, Gewichtung, Unsicherheit und Nichtkompensation sichtbar bleiben. Ein Score darf die Diskussion nicht beenden, sondern muss bessere Fragen, Priorisierung und Rueckkopplung ermoeglichen. Bezogen auf Medien, Sprache und Öffentlichkeit als Wirkungsräume heisst das: Die Analyse muss das konkrete Thema ernst nehmen und zugleich den allgemeinen WÖk-Massstab halten. Es geht nicht darum, Akteure moralisch zu sortieren. Es geht darum, Wirkpfade, Wirkungsempfaenger, Datenqualitaet, Risiken und Rueckkopplung so zu beschreiben, dass bessere Entscheidungen moeglich werden.</w:t>
+      </w:r>
+    </w:p>
+    <w:p>
+      <w:r>
+        <w:t>Transfer in Grundstudium Wirkungsökonomie. Die besondere Rolle der Plattformen verbindet die inhaltliche Deutung mit der spaeteren Praxis. Eine Organisation kann zu Medien, Sprache und Öffentlichkeit als Wirkungsräume sehr ueberzeugend kommunizieren und trotzdem an einen plausiblen Gedanken schon fuer Wirkung zu halten, obwohl Empfaenger, Zustand, Zeitbezug und Quelle fehlen scheitern. Darum muss die V1-Fassung immer auch nach Governance fragen: Wer erhebt Daten, wer bewertet sie, wer traegt die Folgen, wer kann widersprechen und wann wird eine Entscheidung korrigiert? Szenarien pruefen Sofortwirkung, Folgewirkung und Reversibilitaet getrennt. So wird aus einem Lehrkapitel eine verantwortbare Arbeitsroutine.</w:t>
+      </w:r>
+    </w:p>
+    <w:p>
+      <w:r>
+        <w:t>Grenze gegen Scheingenauigkeit. Gerade bei Diese Räume lesen lernen ist Praezision wichtiger als grosse Begriffe. Eine Wirkungsaussage bleibt schwach, wenn sie nur Aktivitaet, Reichweite, Absicht oder Image beschreibt. Stark wird sie erst, wenn sie die Zustandsveraenderung und ihre Bedingungen offenlegt. In V17 ist deshalb entscheidend, Wirkung nicht am Sender, sondern an veraenderten Zustanden der Empfaenger geprueft wird. Die Fehlerlinie verlaeuft nicht zwischen Optimismus und Pessimismus, sondern zwischen offengelegter Unsicherheit und rhetorischer Sicherheit ohne Pruefpfad.</w:t>
+      </w:r>
+    </w:p>
+    <w:p>
+      <w:r>
+        <w:t>Pruefungsnahe Lesart. Aus Was du aus dieser Vorlesung mitnimmst laesst sich eine gute Transferfrage ableiten: Welche Entscheidung waere falsch, wenn dieser Abschnitt missverstanden wird? Fuer Medien, Sprache und Öffentlichkeit als Wirkungsräume lautet die Antwort meist nicht einfach "mehr Wirkung", sondern genauer: bessere Unterscheidung, sauberere Daten, klarere Schutzlinie und rueckgekoppelte Steuerung. Jede Schlussfolgerung endet mit Entscheidung, Verantwortlichkeit und Termin fuer Rueckpruefung. Wer das im Fall anwenden kann, hat den Kern der Vorlesung verstanden; wer nur Definitionen wiederholt, bleibt unter dem Anspruch der Akademie.</w:t>
+      </w:r>
+    </w:p>
+    <w:p>
+      <w:r>
+        <w:t>Fallfenster zur Anwendung. Ein Kommunikationsbericht nennt viele Aktivitaeten, Reichweiten und Rueckmeldungen. Die V1-Pruefung fragt, ob daraus eine belastbare Wirkungsaussage folgt. Wenn nur Kontakte, Klicks oder Zustimmung vorliegen, bleibt die Aussage im Bereich Wirkungspotenzial oder Resonanz, nicht im Bereich nachgewiesener Wirkung. Bezogen auf Medien, Sprache und Öffentlichkeit als Wirkungsräume heisst das: Die Analyse muss das konkrete Thema ernst nehmen und zugleich den allgemeinen WÖk-Massstab halten. Es geht nicht darum, Akteure moralisch zu sortieren. Es geht darum, Wirkpfade, Wirkungsempfaenger, Datenqualitaet, Risiken und Rueckkopplung so zu beschreiben, dass bessere Entscheidungen moeglich werden.</w:t>
+      </w:r>
+    </w:p>
+    <w:p>
+      <w:r>
+        <w:t>Pruefungsnahe Transferfrage. Formuliere zu V17 eine Wirkungsaussage in drei Saetzen: Erstens den beobachteten oder plausiblen Zustand, zweitens die Daten- oder Quellenlage, drittens die offene Unsicherheit samt Rueckkopplung. Die Antwort muss ohne moralische Personenbewertung auskommen und darf Reichweite nicht mit Wirkung verwechseln.</w:t>
+      </w:r>
+    </w:p>
+    <w:p>
+      <w:r>
+        <w:t>Wissenschaftliche Anschlussfaehigkeit. Der Abschnitt Wirkungsökonomische Vertiefung ist in V17 kein Zusatzwissen, sondern ein Pruefstein fuer die Grundfrage des Skripts: Was veraendert sich, bei wem, wodurch und mit welcher Rueckkopplung? Fuer Medien, Sprache und Öffentlichkeit als Wirkungsräume wird daran sichtbar, dass WÖk-Aussagen mit bestehenden Begriffen, Studien, Standards und Rechtsrahmen in Beziehung stehen muessen. Die fachliche Grenze liegt dort, wo Lernende hausinterne Sprache als Ersatz fuer zitierfaehige Begruendung verwenden. Die saubere Lesart trennt deshalb Beobachtung, Kausalannahme, Bewertung und Steuerungsfolge. In der Anwendung sollte daraus mindestens eine konkrete Begriff, Wirkpfad, Fallbewertung, rote Linie oder Rueckkopplung abgeleitet werden; sonst bleibt das Wissen erklaerend, aber nicht steuerungsfaehig.</w:t>
+      </w:r>
+    </w:p>
+    <w:p>
+      <w:r>
+        <w:t>Anwendung auf Prüfungsrelevanz. In einer Fallanalyse beginnt dieser Punkt nicht mit einer Meinung, sondern mit einer belastbaren Beschreibung. Wer V17 pruefungsnah liest, fragt zuerst nach Wirkungsempfaengern, Wirkraum, Zeitraum und Datenquelle. Erst danach folgt die Bewertung im Referenzrahmen Mensch, Planet, Demokratie, SDGs, Agenda 2030 und SDG+. Die Analyse markiert Stoppsignale vor jeder Portfolio- oder Score-Debatte. Der typische Kurzschluss waere, ein gutes Teilresultat gegen zentrale Schaeden aufrechnen. Genau dagegen setzt die WÖk die Pflicht, Wirkungspotenzial, Wirkungsrisiko und positive Netto-Wirkung begrifflich getrennt zu halten.</w:t>
       </w:r>
     </w:p>
     <w:p>
@@ -2856,72 +3055,37 @@
         <w:pStyle w:val="Heading3"/>
       </w:pPr>
       <w:r>
-        <w:t>Vertiefungsrunde 3: Lesen, pruefen, rueckkoppeln</w:t>
-      </w:r>
-    </w:p>
-    <w:p>
-      <w:r>
-        <w:t>Die folgende Runde verdichtet V17 nicht durch neue Schlagworte, sondern durch wiederholte Anwendung auf unterschiedliche Entscheidungsebenen. Das ist bewusst so angelegt: Wirkungskompetenz entsteht, wenn dieselbe begriffliche Strenge in Produkt, Organisation, Markt, Staat, Kommunikation und Datenraum wiedererkannt wird.</w:t>
-      </w:r>
-    </w:p>
-    <w:p>
-      <w:r>
-        <w:t>Begriffliche Schaerfung. Fuer Medien, Sprache und Öffentlichkeit als Wirkungsräume bedeutet praezise Sprache die erste Sicherung gegen Impact-Washing ist, dass die Analyse nicht bei einer Aktivitaet, einem guten Willen oder einer Kennzahl stehen bleiben darf. Die wirkungsoekonomische Frage lautet immer: Welcher Zustand veraendert sich, bei wem, durch welchen Wirkpfad, in welchem Zeitraum und mit welcher Rueckkopplung? Gerade in Grundstudium Wirkungsökonomie ist diese Unterscheidung entscheidend, weil Lernende spaeter nicht nur Begriffe wiedergeben, sondern Entscheidungssituationen pruefen muessen. Der haeufige Fehler besteht darin, Wirkung, Output, Reichweite und Potenzial in einem Satz zu vermischen. Die saubere V1-Lesart trennt deshalb Beschreibung, Kausalannahme, Bewertung und Steuerungsfolge. In der Praxis sollte jede Wirkungsaussage als kurze Viererprobe formuliert werden: Zustand, Betroffene, Quelle, offene Unsicherheit. So wird aus dem Thema kein isoliertes Kapitel, sondern ein pruefbarer Baustein der WÖk-Architektur.</w:t>
-      </w:r>
-    </w:p>
-    <w:p>
-      <w:r>
-        <w:t>Fallfenster zur Anwendung. Eine Organisation plant eine Massnahme und formuliert dazu eine positive Absicht. In der WÖk reicht das nicht. Fuer diese Vorlesung muss sichtbar werden, welche Zustandsveraenderung erwartet wird, welche Empfaenger direkt oder indirekt betroffen sind, welche Nebenwirkungen entstehen koennen und welche Entscheidung spaeter korrigiert wird. Bezogen auf Medien, Sprache und Öffentlichkeit als Wirkungsräume heisst das: Die Analyse muss das konkrete Thema ernst nehmen und zugleich den allgemeinen WÖk-Massstab halten. Es geht nicht darum, die Welt in gute und schlechte Akteure einzuteilen. Es geht darum, Wirkpfade, Wirkungsempfaenger, Datenqualitaet, Risiken und Rueckkopplung so zu beschreiben, dass bessere Entscheidungen moeglich werden.</w:t>
-      </w:r>
-    </w:p>
-    <w:p>
-      <w:r>
-        <w:t>Wirkpfad-Logik. Fuer Medien, Sprache und Öffentlichkeit als Wirkungsräume bedeutet ein Thema erst dann steuerbar wird, wenn der Mechanismus zwischen Ausloeser und Zustandsveraenderung beschrieben ist, dass die Analyse nicht bei einer Aktivitaet, einem guten Willen oder einer Kennzahl stehen bleiben darf. Die wirkungsoekonomische Frage lautet immer: Welcher Zustand veraendert sich, bei wem, durch welchen Wirkpfad, in welchem Zeitraum und mit welcher Rueckkopplung? Gerade in Grundstudium Wirkungsökonomie ist diese Unterscheidung entscheidend, weil Lernende spaeter nicht nur Begriffe wiedergeben, sondern Entscheidungssituationen pruefen muessen. Der haeufige Fehler besteht darin, nur die Massnahme selbst zu bewerten und die indirekten Empfaenger auszublenden. Die saubere V1-Lesart trennt deshalb Beschreibung, Kausalannahme, Bewertung und Steuerungsfolge. Eine gute Fallanalyse zeichnet mindestens einen direkten und einen indirekten Wirkpfad nach. So wird aus dem Thema kein isoliertes Kapitel, sondern ein pruefbarer Baustein der WÖk-Architektur.</w:t>
-      </w:r>
-    </w:p>
-    <w:p>
-      <w:r>
-        <w:t>Daten- und Quellenklarheit. Fuer Medien, Sprache und Öffentlichkeit als Wirkungsräume bedeutet jede Bewertung nur so belastbar ist wie Datenlage, Quellenstatus und Aktualitaet, dass die Analyse nicht bei einer Aktivitaet, einem guten Willen oder einer Kennzahl stehen bleiben darf. Die wirkungsoekonomische Frage lautet immer: Welcher Zustand veraendert sich, bei wem, durch welchen Wirkpfad, in welchem Zeitraum und mit welcher Rueckkopplung? Gerade in Grundstudium Wirkungsökonomie ist diese Unterscheidung entscheidend, weil Lernende spaeter nicht nur Begriffe wiedergeben, sondern Entscheidungssituationen pruefen muessen. Der haeufige Fehler besteht darin, eine Zahl ohne Einheit, Systemgrenze, Zeitraum oder Erhebungslogik als Beweis zu nutzen. Die saubere V1-Lesart trennt deshalb Beschreibung, Kausalannahme, Bewertung und Steuerungsfolge. Die Lernenden sollen Daten nicht dekorativ zitieren, sondern ihre Aussagekraft, Luecken und Grenzen offenlegen. So wird aus dem Thema kein isoliertes Kapitel, sondern ein pruefbarer Baustein der WÖk-Architektur.</w:t>
-      </w:r>
-    </w:p>
-    <w:p>
-      <w:r>
-        <w:t>Ambivalenz. Fuer Medien, Sprache und Öffentlichkeit als Wirkungsräume bedeutet positive und negative Zustandsveraenderungen gleichzeitig auftreten koennen, dass die Analyse nicht bei einer Aktivitaet, einem guten Willen oder einer Kennzahl stehen bleiben darf. Die wirkungsoekonomische Frage lautet immer: Welcher Zustand veraendert sich, bei wem, durch welchen Wirkpfad, in welchem Zeitraum und mit welcher Rueckkopplung? Gerade in Grundstudium Wirkungsökonomie ist diese Unterscheidung entscheidend, weil Lernende spaeter nicht nur Begriffe wiedergeben, sondern Entscheidungssituationen pruefen muessen. Der haeufige Fehler besteht darin, ambivalente Befunde rhetorisch zu glaetten, damit eine eindeutige Botschaft entsteht. Die saubere V1-Lesart trennt deshalb Beschreibung, Kausalannahme, Bewertung und Steuerungsfolge. Ein gutes Skript fuehrt deshalb Profile, Zielkonflikte und offene Punkte nebeneinander. So wird aus dem Thema kein isoliertes Kapitel, sondern ein pruefbarer Baustein der WÖk-Architektur.</w:t>
-      </w:r>
-    </w:p>
-    <w:p>
-      <w:r>
-        <w:t>Fallfenster zur Anwendung. Eine Fuehrungsentscheidung erzeugt zugleich Nutzen und Risiken. Die WÖk behandelt Ambivalenz nicht als Stoerung, sondern als Kern der Analyse. Positive Netto-Wirkung darf erst behauptet werden, wenn zentrale negative Wirkungen getrennt geprueft und rote Linien gewahrt sind. Bezogen auf Medien, Sprache und Öffentlichkeit als Wirkungsräume heisst das: Die Analyse muss das konkrete Thema ernst nehmen und zugleich den allgemeinen WÖk-Massstab halten. Es geht nicht darum, die Welt in gute und schlechte Akteure einzuteilen. Es geht darum, Wirkpfade, Wirkungsempfaenger, Datenqualitaet, Risiken und Rueckkopplung so zu beschreiben, dass bessere Entscheidungen moeglich werden.</w:t>
-      </w:r>
-    </w:p>
-    <w:p>
-      <w:r>
-        <w:t>Nichtkompensation. Fuer Medien, Sprache und Öffentlichkeit als Wirkungsräume bedeutet schwere zentrale Schaeden nicht durch beliebige positive Einzelwerte neutralisiert werden duerfen, dass die Analyse nicht bei einer Aktivitaet, einem guten Willen oder einer Kennzahl stehen bleiben darf. Die wirkungsoekonomische Frage lautet immer: Welcher Zustand veraendert sich, bei wem, durch welchen Wirkpfad, in welchem Zeitraum und mit welcher Rueckkopplung? Gerade in Grundstudium Wirkungsökonomie ist diese Unterscheidung entscheidend, weil Lernende spaeter nicht nur Begriffe wiedergeben, sondern Entscheidungssituationen pruefen muessen. Der haeufige Fehler besteht darin, eine arithmetische Durchschnittslogik als moralische Entlastung zu verwenden. Die saubere V1-Lesart trennt deshalb Beschreibung, Kausalannahme, Bewertung und Steuerungsfolge. Reverse Merit Order und rote Linien sind Schutzregeln gegen Schoenrechnung. So wird aus dem Thema kein isoliertes Kapitel, sondern ein pruefbarer Baustein der WÖk-Architektur.</w:t>
+        <w:t>Abschlusskommentar 3: Lesen, pruefen, rueckkoppeln</w:t>
+      </w:r>
+    </w:p>
+    <w:p>
+      <w:r>
+        <w:t>Die folgende Verdichtung fuehrt die vorhandenen Kapitel nicht als Wiederholung, sondern als Anwendung zusammen. Wirkungskompetenz entsteht, wenn dieselbe begriffliche Strenge in Fallanalyse, Datenarbeit, Kommunikation, Governance und Entscheidungspraxis wiedererkannt wird.</w:t>
+      </w:r>
+    </w:p>
+    <w:p>
+      <w:r>
+        <w:t>Evidenzregel. Lernziele darf im Skript nicht als dekorativer Begriff stehen bleiben. Der Abschnitt traegt nur dann, wenn er eine pruefbare Aussage erlaubt: Welche Quelle stuetzt die Annahme, welche Unsicherheit bleibt offen und welche Gegenbeobachtung wuerde die Bewertung veraendern? Fuer Medien, Sprache und Öffentlichkeit als Wirkungsräume heisst das, dass praezise Sprache die erste Sicherung gegen Impact-Washing bildet. Die Studierenden sollen nicht lernen, einen Score nachzusprechen. Sie sollen erkennen, wann ein Score klaert, wann er verdeckt und wann eine rote Linie die Durchschnittslogik stoppt.</w:t>
+      </w:r>
+    </w:p>
+    <w:p>
+      <w:r>
+        <w:t>Fallfenster zur Anwendung. Eine Organisation plant eine Massnahme und formuliert dazu eine positive Absicht. In der WÖk reicht das nicht. Fuer diese Vorlesung muss sichtbar werden, welche Zustandsveraenderung erwartet wird, welche Empfaenger direkt oder indirekt betroffen sind, welche Nebenwirkungen entstehen koennen und welche Entscheidung spaeter korrigiert wird. Bezogen auf Medien, Sprache und Öffentlichkeit als Wirkungsräume heisst das: Die Analyse muss das konkrete Thema ernst nehmen und zugleich den allgemeinen WÖk-Massstab halten. Es geht nicht darum, Akteure moralisch zu sortieren. Es geht darum, Wirkpfade, Wirkungsempfaenger, Datenqualitaet, Risiken und Rueckkopplung so zu beschreiben, dass bessere Entscheidungen moeglich werden.</w:t>
+      </w:r>
+    </w:p>
+    <w:p>
+      <w:r>
+        <w:t>Transfer in Grundstudium Wirkungsökonomie. Einleitung / Wirkungsfrage verbindet die inhaltliche Deutung mit der spaeteren Praxis. Eine Organisation kann zu Medien, Sprache und Öffentlichkeit als Wirkungsräume sehr ueberzeugend kommunizieren und trotzdem an einen plausiblen Gedanken schon fuer Wirkung zu halten, obwohl Empfaenger, Zustand, Zeitbezug und Quelle fehlen scheitern. Darum muss die V1-Fassung immer auch nach Governance fragen: Wer erhebt Daten, wer bewertet sie, wer traegt die Folgen, wer kann widersprechen und wann wird eine Entscheidung korrigiert? Mindestens ein direkter und ein indirekter Wirkpfad muessen nachvollziehbar sein. So wird aus einem Lehrkapitel eine verantwortbare Arbeitsroutine.</w:t>
+      </w:r>
+    </w:p>
+    <w:p>
+      <w:r>
+        <w:t>Grenze gegen Scheingenauigkeit. Gerade bei Kernaussage ist Praezision wichtiger als grosse Begriffe. Eine Wirkungsaussage bleibt schwach, wenn sie nur Aktivitaet, Reichweite, Absicht oder Image beschreibt. Stark wird sie erst, wenn sie die Zustandsveraenderung und ihre Bedingungen offenlegt. In V17 ist deshalb entscheidend, jede Bewertung nur so belastbar ist wie Datenlage, Quellenstatus, Aktualitaet und Systemgrenze. Die Fehlerlinie verlaeuft nicht zwischen Optimismus und Pessimismus, sondern zwischen offengelegter Unsicherheit und rhetorischer Sicherheit ohne Pruefpfad.</w:t>
       </w:r>
     </w:p>
     <w:p>
       <w:r>
         <w:t>Pruefungsnahe Transferfrage. Formuliere zu V17 eine Wirkungsaussage in drei Saetzen: Erstens den beobachteten oder plausiblen Zustand, zweitens die Daten- oder Quellenlage, drittens die offene Unsicherheit samt Rueckkopplung. Die Antwort muss ohne moralische Personenbewertung auskommen und darf Reichweite nicht mit Wirkung verwechseln.</w:t>
-      </w:r>
-    </w:p>
-    <w:p>
-      <w:r>
-        <w:t>Rueckkopplung. Fuer Medien, Sprache und Öffentlichkeit als Wirkungsräume bedeutet Wirkungswissen erst dann wertvoll wird, wenn es Entscheidungen veraendert, dass die Analyse nicht bei einer Aktivitaet, einem guten Willen oder einer Kennzahl stehen bleiben darf. Die wirkungsoekonomische Frage lautet immer: Welcher Zustand veraendert sich, bei wem, durch welchen Wirkpfad, in welchem Zeitraum und mit welcher Rueckkopplung? Gerade in Grundstudium Wirkungsökonomie ist diese Unterscheidung entscheidend, weil Lernende spaeter nicht nur Begriffe wiedergeben, sondern Entscheidungssituationen pruefen muessen. Der haeufige Fehler besteht darin, einen Bericht als Endpunkt zu betrachten. Die saubere V1-Lesart trennt deshalb Beschreibung, Kausalannahme, Bewertung und Steuerungsfolge. Jeder Analyseblock sollte fragen, welche Routine, welcher Prozess oder welche Ressource nach der Bewertung angepasst wird. So wird aus dem Thema kein isoliertes Kapitel, sondern ein pruefbarer Baustein der WÖk-Architektur.</w:t>
-      </w:r>
-    </w:p>
-    <w:p>
-      <w:r>
-        <w:t>Governance. Fuer Medien, Sprache und Öffentlichkeit als Wirkungsräume bedeutet Wirkungsbewertung Verfahren, Rechte, Transparenz und Korrektur braucht, dass die Analyse nicht bei einer Aktivitaet, einem guten Willen oder einer Kennzahl stehen bleiben darf. Die wirkungsoekonomische Frage lautet immer: Welcher Zustand veraendert sich, bei wem, durch welchen Wirkpfad, in welchem Zeitraum und mit welcher Rueckkopplung? Gerade in Grundstudium Wirkungsökonomie ist diese Unterscheidung entscheidend, weil Lernende spaeter nicht nur Begriffe wiedergeben, sondern Entscheidungssituationen pruefen muessen. Der haeufige Fehler besteht darin, Bewertung als technokratische Top-down-Setzung zu verstehen. Die saubere V1-Lesart trennt deshalb Beschreibung, Kausalannahme, Bewertung und Steuerungsfolge. Betroffene, Datenhalter, Entscheider und Kontrollinstanzen muessen unterscheidbare Rollen behalten. So wird aus dem Thema kein isoliertes Kapitel, sondern ein pruefbarer Baustein der WÖk-Architektur.</w:t>
-      </w:r>
-    </w:p>
-    <w:p>
-      <w:r>
-        <w:t>Fallfenster zur Anwendung. Ein Controlling-Team moechte einen Score bilden. Das Skript verlangt, dass Datenqualitaet, Systemgrenzen, Gewichtung, Unsicherheit und Nichtkompensation sichtbar bleiben. Ein Score darf die Diskussion nicht beenden, sondern muss bessere Fragen, Priorisierung und Rueckkopplung ermoeglichen. Bezogen auf Medien, Sprache und Öffentlichkeit als Wirkungsräume heisst das: Die Analyse muss das konkrete Thema ernst nehmen und zugleich den allgemeinen WÖk-Massstab halten. Es geht nicht darum, die Welt in gute und schlechte Akteure einzuteilen. Es geht darum, Wirkpfade, Wirkungsempfaenger, Datenqualitaet, Risiken und Rueckkopplung so zu beschreiben, dass bessere Entscheidungen moeglich werden.</w:t>
-      </w:r>
-    </w:p>
-    <w:p>
-      <w:r>
-        <w:t>Didaktische Pruefbarkeit. Fuer Medien, Sprache und Öffentlichkeit als Wirkungsräume bedeutet das Thema in der Akademie nicht nur erklaert, sondern in Falllogik ueberfuehrt werden muss, dass die Analyse nicht bei einer Aktivitaet, einem guten Willen oder einer Kennzahl stehen bleiben darf. Die wirkungsoekonomische Frage lautet immer: Welcher Zustand veraendert sich, bei wem, durch welchen Wirkpfad, in welchem Zeitraum und mit welcher Rueckkopplung? Gerade in Grundstudium Wirkungsökonomie ist diese Unterscheidung entscheidend, weil Lernende spaeter nicht nur Begriffe wiedergeben, sondern Entscheidungssituationen pruefen muessen. Der haeufige Fehler besteht darin, reines Auswendiglernen als Kompetenznachweis zu behandeln. Die saubere V1-Lesart trennt deshalb Beschreibung, Kausalannahme, Bewertung und Steuerungsfolge. Pruefungsfragen sollen Begriffe, Anwendung und rote Linien verbinden. So wird aus dem Thema kein isoliertes Kapitel, sondern ein pruefbarer Baustein der WÖk-Architektur.</w:t>
       </w:r>
     </w:p>
     <w:p>
@@ -2935,110 +3099,6 @@
     <w:p>
       <w:r>
         <w:t>Diese Finalisierung schliesst die Codex-Inhaltsproduktion fuer V17. Offen bleibt nicht der fachliche Kern des Skripts, sondern der naechste Produktionsschritt: Claude setzt daraus die CI/CD-konforme Reader- und PDF-Fassung, prueft Satz, Umbrueche, Medienintegration und Lektorat und markiert erst danach die veroeffentlichte Fassung als freigegeben.</w:t>
-      </w:r>
-    </w:p>
-    <w:p>
-      <w:pPr>
-        <w:pStyle w:val="Heading2"/>
-      </w:pPr>
-      <w:r>
-        <w:t>9. Quellen</w:t>
-      </w:r>
-    </w:p>
-    <w:p>
-      <w:pPr>
-        <w:pStyle w:val="Heading3"/>
-      </w:pPr>
-      <w:r>
-        <w:t>WÖk-Quellen</w:t>
-      </w:r>
-    </w:p>
-    <w:p>
-      <w:pPr>
-        <w:pStyle w:val="ListBullet"/>
-      </w:pPr>
-      <w:r>
-        <w:t>Die neue Ordnung des Wohlstands (https://wirkungsoekonomie.de/buch.html) — aktuelles Grundlagenwerk der Wirkungsökonomie.</w:t>
-      </w:r>
-    </w:p>
-    <w:p>
-      <w:pPr>
-        <w:pStyle w:val="ListBullet"/>
-      </w:pPr>
-      <w:r>
-        <w:t>WÖk-Referenz (https://wirkungsoekonomie.de/referenz/) — öffentliche Kapitel- und Volltextreferenz.</w:t>
-      </w:r>
-    </w:p>
-    <w:p>
-      <w:pPr>
-        <w:pStyle w:val="ListBullet"/>
-      </w:pPr>
-      <w:r>
-        <w:t>Glossar der Wirkungsökonomie (https://wirkungsoekonomie.de/glossar.html) — öffentliche Begriffsdefinitionen und Abgrenzungen.</w:t>
-      </w:r>
-    </w:p>
-    <w:p>
-      <w:pPr>
-        <w:pStyle w:val="ListBullet"/>
-      </w:pPr>
-      <w:r>
-        <w:t>WÖk-Werkzeuge (https://wirkungsoekonomie.de/werkzeuge/) — öffentliche Methoden-, Scorecard- und Controlling-Werkzeuge.</w:t>
-      </w:r>
-    </w:p>
-    <w:p>
-      <w:pPr>
-        <w:pStyle w:val="ListBullet"/>
-      </w:pPr>
-      <w:r>
-        <w:t>WÖk-Journal (https://wirkungsoekonomie.de/blog.html) — Dossiers und Fallanalysen.</w:t>
-      </w:r>
-    </w:p>
-    <w:p>
-      <w:pPr>
-        <w:pStyle w:val="Heading3"/>
-      </w:pPr>
-      <w:r>
-        <w:t>Externe Quellen fuer die V1-Fassung</w:t>
-      </w:r>
-    </w:p>
-    <w:p>
-      <w:pPr>
-        <w:pStyle w:val="ListBullet"/>
-      </w:pPr>
-      <w:r>
-        <w:t>United Nations (2015): Transforming our world: the 2030 Agenda for Sustainable Development (https://sdgs.un.org/2030agenda).</w:t>
-      </w:r>
-    </w:p>
-    <w:p>
-      <w:pPr>
-        <w:pStyle w:val="ListBullet"/>
-      </w:pPr>
-      <w:r>
-        <w:t>European Commission: Corporate sustainability reporting (https://finance.ec.europa.eu/financial-markets/company-reporting-and-auditing/company-reporting/corporate-sustainability-reporting_en), EU taxonomy for sustainable activities (https://finance.ec.europa.eu/sustainable-finance/tools-and-standards/eu-taxonomy-sustainable-activities_en) und Digital Product Passport (https://single-market-economy.ec.europa.eu/news/commission-launches-consultation-digital-product-passport-2025-04-09_en), soweit fuer das Thema einschlaegig.</w:t>
-      </w:r>
-    </w:p>
-    <w:p>
-      <w:pPr>
-        <w:pStyle w:val="ListBullet"/>
-      </w:pPr>
-      <w:r>
-        <w:t>EFRAG: Sustainability reporting und ESRS (https://www.efrag.org/en/sustainability-reporting), soweit fuer das Thema einschlaegig.</w:t>
-      </w:r>
-    </w:p>
-    <w:p>
-      <w:pPr>
-        <w:pStyle w:val="ListBullet"/>
-      </w:pPr>
-      <w:r>
-        <w:t>Global Reporting Initiative: GRI Standards (https://www.globalreporting.org/standards/), soweit fuer Berichts- und Indikatorenfragen einschlaegig.</w:t>
-      </w:r>
-    </w:p>
-    <w:p>
-      <w:pPr>
-        <w:pStyle w:val="ListBullet"/>
-      </w:pPr>
-      <w:r>
-        <w:t>Fachliteratur zu Wirkungslogik, Evaluation, Systemtheorie, Resilienz, Governance, Diffusion, Vertrauen oder Controlling je nach Thema.</w:t>
       </w:r>
     </w:p>
     <w:sectPr>

--- a/docs/studienskripte/word-rohfassungen/woek-g-v17.docx
+++ b/docs/studienskripte/word-rohfassungen/woek-g-v17.docx
@@ -2535,12 +2535,12 @@
     </w:p>
     <w:p>
       <w:r>
-        <w:t>Dieses Skript zu V17 Medien, Sprache und Öffentlichkeit als Wirkungsräume ist als Langformtext angelegt: Es soll nicht nur die Vorlesung begleiten, sondern als eigenstaendiges Studienmaterial funktionieren. Wer es liest, soll den fachlichen Kern, die WÖk-Terminologie, die Quellenlogik, die Tabellen, die Modellformeln, die Fallfenster und die oeffentlichen Verstaendnisfragen zusammenfuehren koennen. Die geschuetzte Pruefungslogik bleibt davon getrennt in der Akademie-App.</w:t>
-      </w:r>
-    </w:p>
-    <w:p>
-      <w:r>
-        <w:t>Fuer den Abschluss ist entscheidend, dass Medien, Sprache und Öffentlichkeit als Wirkungsräume im Feld Grundstudium Wirkungsökonomie nicht als Einzelthema stehen bleibt. Die Vorlesung traegt zur gemeinsamen Architektur bei: begriffliche Grundlegung, Bewertungsrahmen und gesellschaftliche Einordnung. Daraus folgt eine Lesehaltung, die streng und praktisch zugleich ist. Sie fragt nach belastbaren Begriffen, nach Empfaengern und Wirkpfaden, nach Unsicherheit, nach nicht kompensierbaren Grenzen und nach Rueckkopplung in reale Entscheidungen.</w:t>
+        <w:t>Dieses Skript zu V17 Medien, Sprache und Öffentlichkeit als Wirkungsräume ist als Langformtext angelegt. Es fuehrt die Vorlesung, die Begriffe, die Fallfenster, die Tabellen, die Modellformeln, die Mini-Quiz-Fragen, die Quellenlogik und den Rueckfluss in den WOE-Korpus zusammen. Die geschuetzte Antwortlogik bleibt davon getrennt in der Akademie-App.</w:t>
+      </w:r>
+    </w:p>
+    <w:p>
+      <w:r>
+        <w:t>Der Abschluss liest Medien, Sprache und Öffentlichkeit als Wirkungsräume im Feld Grundstudium Wirkungsoekonomie. Der Massstab bleibt neutral und relational: Wirkung bedeutet tatsaechliche Zustandsveraenderung. Wirkungspotenzial beschreibt plausible Moeglichkeit. Wirkungsrisiko beschreibt moegliche negative Veraenderung. Wenn eine Zielgroesse gemeint ist, geht es um positive Netto-Wirkung. Genau diese Trennung entscheidet, ob das Skript fachlich traegt.</w:t>
       </w:r>
     </w:p>
     <w:p>
@@ -2548,7 +2548,7 @@
         <w:pStyle w:val="Heading3"/>
       </w:pPr>
       <w:r>
-        <w:t>Abschlussmatrix fuer die Anwendung</w:t>
+        <w:t>Abschlussmatrix</w:t>
       </w:r>
     </w:p>
     <w:tbl>
@@ -2574,7 +2574,7 @@
               <w:rPr>
                 <w:b/>
               </w:rPr>
-              <w:t>Ebene</w:t>
+              <w:t>Pruefebene</w:t>
             </w:r>
           </w:p>
         </w:tc>
@@ -2602,7 +2602,7 @@
               <w:rPr>
                 <w:b/>
               </w:rPr>
-              <w:t>Qualitaetsgrenze</w:t>
+              <w:t>Grenze</w:t>
             </w:r>
           </w:p>
         </w:tc>
@@ -2626,7 +2626,7 @@
           </w:tcPr>
           <w:p>
             <w:r>
-              <w:t>Wirkung, Wirkungspotenzial und Wirkungsrisiko werden im Kontext der Vorlesung getrennt.</w:t>
+              <w:t>Wirkung, Wirkungspotenzial, Wirkungsrisiko und positive Netto-Wirkung getrennt lesen.</w:t>
             </w:r>
           </w:p>
         </w:tc>
@@ -2637,7 +2637,7 @@
           </w:tcPr>
           <w:p>
             <w:r>
-              <w:t>keine Absicht als Wirkung ausgeben</w:t>
+              <w:t>Keine Absicht als Wirkung ausgeben.</w:t>
             </w:r>
           </w:p>
         </w:tc>
@@ -2661,7 +2661,7 @@
           </w:tcPr>
           <w:p>
             <w:r>
-              <w:t>Ausloeser, Mechanismus, Wirkungsempfaenger, Zustand und Rueckkopplung werden sichtbar.</w:t>
+              <w:t>Ausloeser, Mechanismus, Empfaenger, Zustand und Rueckkopplung verbinden.</w:t>
             </w:r>
           </w:p>
         </w:tc>
@@ -2672,7 +2672,7 @@
           </w:tcPr>
           <w:p>
             <w:r>
-              <w:t>keine lineare Erfolgsgeschichte erfinden</w:t>
+              <w:t>Keine lineare Erfolgsgeschichte erfinden.</w:t>
             </w:r>
           </w:p>
         </w:tc>
@@ -2685,7 +2685,7 @@
           </w:tcPr>
           <w:p>
             <w:r>
-              <w:t>Daten</w:t>
+              <w:t>Evidenz</w:t>
             </w:r>
           </w:p>
         </w:tc>
@@ -2696,7 +2696,7 @@
           </w:tcPr>
           <w:p>
             <w:r>
-              <w:t>Quellen, Datenqualitaet, Unsicherheit und Aktualitaet werden benannt.</w:t>
+              <w:t>begriffliche Praezision, Fallbeschreibung, Quellenklarheit, Plausibilitaet und offene Unsicherheit pruefen.</w:t>
             </w:r>
           </w:p>
         </w:tc>
@@ -2707,7 +2707,7 @@
           </w:tcPr>
           <w:p>
             <w:r>
-              <w:t>keine Scheingenauigkeit erzeugen</w:t>
+              <w:t>Keine Scheingenauigkeit erzeugen.</w:t>
             </w:r>
           </w:p>
         </w:tc>
@@ -2731,7 +2731,7 @@
           </w:tcPr>
           <w:p>
             <w:r>
-              <w:t>SDGs, Agenda 2030, SDG+ und WÖk-Schutzlinien bilden den Referenzrahmen.</w:t>
+              <w:t>SDGs, Agenda 2030, SDG+, Nichtkompensation und Reverse Merit Order passend einsetzen.</w:t>
             </w:r>
           </w:p>
         </w:tc>
@@ -2742,7 +2742,7 @@
           </w:tcPr>
           <w:p>
             <w:r>
-              <w:t>keine Durchschnittslogik gegen rote Linien</w:t>
+              <w:t>Keine Durchschnittslogik gegen rote Linien.</w:t>
             </w:r>
           </w:p>
         </w:tc>
@@ -2766,7 +2766,7 @@
           </w:tcPr>
           <w:p>
             <w:r>
-              <w:t>Die Bewertung fuehrt zu Entscheidung, Budget, Prozess, Kommunikation oder Korrektur.</w:t>
+              <w:t>Ergebnis in Begriff, Fallbewertung, Wirkpfad, rote Linie, Quellenbeurteilung oder Rueckkopplungsregel uebersetzen.</w:t>
             </w:r>
           </w:p>
         </w:tc>
@@ -2777,7 +2777,7 @@
           </w:tcPr>
           <w:p>
             <w:r>
-              <w:t>kein Reporting ohne Rueckkopplung</w:t>
+              <w:t>Kein Reporting ohne Rueckkopplung.</w:t>
             </w:r>
           </w:p>
         </w:tc>
@@ -2789,132 +2789,107 @@
         <w:pStyle w:val="Heading3"/>
       </w:pPr>
       <w:r>
-        <w:t>Abschlusskommentar 1: Lesen, pruefen, rueckkoppeln</w:t>
-      </w:r>
-    </w:p>
-    <w:p>
-      <w:r>
-        <w:t>Die folgende Verdichtung fuehrt die vorhandenen Kapitel nicht als Wiederholung, sondern als Anwendung zusammen. Wirkungskompetenz entsteht, wenn dieselbe begriffliche Strenge in Fallanalyse, Datenarbeit, Kommunikation, Governance und Entscheidungspraxis wiedererkannt wird.</w:t>
-      </w:r>
-    </w:p>
-    <w:p>
-      <w:r>
-        <w:t>Begriffliche Schaerfung. Der Abschnitt Lernziele ist in V17 kein Zusatzwissen, sondern ein Pruefstein fuer die Grundfrage des Skripts: Was veraendert sich, bei wem, wodurch und mit welcher Rueckkopplung? Fuer Medien, Sprache und Öffentlichkeit als Wirkungsräume wird daran sichtbar, dass praezise Sprache die erste Sicherung gegen Impact-Washing bildet. Die fachliche Grenze liegt dort, wo Lernende Output, Reichweite, Absicht und Wirkung in einem Satz vermischen. Die saubere Lesart trennt deshalb Beobachtung, Kausalannahme, Bewertung und Steuerungsfolge. In der Anwendung sollte daraus mindestens eine konkrete Begriff, Wirkpfad, Fallbewertung, rote Linie oder Rueckkopplung abgeleitet werden; sonst bleibt das Wissen erklaerend, aber nicht steuerungsfaehig.</w:t>
-      </w:r>
-    </w:p>
-    <w:p>
-      <w:r>
-        <w:t>Anwendung auf Einleitung / Wirkungsfrage. In einer Fallanalyse beginnt dieser Punkt nicht mit einer Meinung, sondern mit einer belastbaren Beschreibung. Wer V17 pruefungsnah liest, fragt zuerst nach Wirkungsempfaengern, Wirkraum, Zeitraum und Datenquelle. Erst danach folgt die Bewertung im Referenzrahmen Mensch, Planet, Demokratie, SDGs, Agenda 2030 und SDG+. Mindestens ein direkter und ein indirekter Wirkpfad muessen nachvollziehbar sein. Der typische Kurzschluss waere, nur die Massnahme selbst bewerten und indirekte Empfaenger ausblenden. Genau dagegen setzt die WÖk die Pflicht, Wirkungspotenzial, Wirkungsrisiko und positive Netto-Wirkung begrifflich getrennt zu halten.</w:t>
-      </w:r>
-    </w:p>
-    <w:p>
-      <w:r>
-        <w:t>Evidenzregel. Kernaussage darf im Skript nicht als dekorativer Begriff stehen bleiben. Der Abschnitt traegt nur dann, wenn er eine pruefbare Aussage erlaubt: Welche Quelle stuetzt die Annahme, welche Unsicherheit bleibt offen und welche Gegenbeobachtung wuerde die Bewertung veraendern? Fuer Medien, Sprache und Öffentlichkeit als Wirkungsräume heisst das, dass jede Bewertung nur so belastbar ist wie Datenlage, Quellenstatus, Aktualitaet und Systemgrenze. Die Studierenden sollen nicht lernen, einen Score nachzusprechen. Sie sollen erkennen, wann ein Score klaert, wann er verdeckt und wann eine rote Linie die Durchschnittslogik stoppt.</w:t>
-      </w:r>
-    </w:p>
-    <w:p>
-      <w:r>
-        <w:t>Fallfenster zur Anwendung. Ein Controlling-Team moechte einen Score bilden. Das Skript verlangt, dass Datenqualitaet, Systemgrenzen, Gewichtung, Unsicherheit und Nichtkompensation sichtbar bleiben. Ein Score darf die Diskussion nicht beenden, sondern muss bessere Fragen, Priorisierung und Rueckkopplung ermoeglichen. Bezogen auf Medien, Sprache und Öffentlichkeit als Wirkungsräume heisst das: Die Analyse muss das konkrete Thema ernst nehmen und zugleich den allgemeinen WÖk-Massstab halten. Es geht nicht darum, Akteure moralisch zu sortieren. Es geht darum, Wirkpfade, Wirkungsempfaenger, Datenqualitaet, Risiken und Rueckkopplung so zu beschreiben, dass bessere Entscheidungen moeglich werden.</w:t>
-      </w:r>
-    </w:p>
-    <w:p>
-      <w:r>
-        <w:t>Transfer in Grundstudium Wirkungsökonomie. Quelltext und fachliche Grundlegung verbindet die inhaltliche Deutung mit der spaeteren Praxis. Eine Organisation kann zu Medien, Sprache und Öffentlichkeit als Wirkungsräume sehr ueberzeugend kommunizieren und trotzdem an einen plausiblen Gedanken schon fuer Wirkung zu halten, obwohl Empfaenger, Zustand, Zeitbezug und Quelle fehlen scheitern. Darum muss die V1-Fassung immer auch nach Governance fragen: Wer erhebt Daten, wer bewertet sie, wer traegt die Folgen, wer kann widersprechen und wann wird eine Entscheidung korrigiert? Profile, Zielkonflikte und offene Punkte werden nebeneinander gefuehrt. So wird aus einem Lehrkapitel eine verantwortbare Arbeitsroutine.</w:t>
-      </w:r>
-    </w:p>
-    <w:p>
-      <w:r>
-        <w:t>Grenze gegen Scheingenauigkeit. Gerade bei Wirkung entsteht auch in den Köpfen ist Praezision wichtiger als grosse Begriffe. Eine Wirkungsaussage bleibt schwach, wenn sie nur Aktivitaet, Reichweite, Absicht oder Image beschreibt. Stark wird sie erst, wenn sie die Zustandsveraenderung und ihre Bedingungen offenlegt. In V17 ist deshalb entscheidend, schwere zentrale Schaeden nicht durch beliebige positive Einzelwerte neutralisiert werden duerfen. Die Fehlerlinie verlaeuft nicht zwischen Optimismus und Pessimismus, sondern zwischen offengelegter Unsicherheit und rhetorischer Sicherheit ohne Pruefpfad.</w:t>
-      </w:r>
-    </w:p>
-    <w:p>
-      <w:r>
-        <w:t>Pruefungsnahe Transferfrage. Formuliere zu V17 eine Wirkungsaussage in drei Saetzen: Erstens den beobachteten oder plausiblen Zustand, zweitens die Daten- oder Quellenlage, drittens die offene Unsicherheit samt Rueckkopplung. Die Antwort muss ohne moralische Personenbewertung auskommen und darf Reichweite nicht mit Wirkung verwechseln.</w:t>
-      </w:r>
-    </w:p>
-    <w:p>
-      <w:r>
-        <w:t>Pruefungsnahe Lesart. Aus Medien lenken die Aufmerksamkeit laesst sich eine gute Transferfrage ableiten: Welche Entscheidung waere falsch, wenn dieser Abschnitt missverstanden wird? Fuer Medien, Sprache und Öffentlichkeit als Wirkungsräume lautet die Antwort meist nicht einfach "mehr Wirkung", sondern genauer: bessere Unterscheidung, sauberere Daten, klarere Schutzlinie und rueckgekoppelte Steuerung. Jeder Analyseblock fragt nach der Routine, die nach der Bewertung angepasst wird. Wer das im Fall anwenden kann, hat den Kern der Vorlesung verstanden; wer nur Definitionen wiederholt, bleibt unter dem Anspruch der Akademie.</w:t>
-      </w:r>
-    </w:p>
-    <w:p>
-      <w:r>
-        <w:t>Fallfenster zur Anwendung. Ein Kommunikationsbericht nennt viele Aktivitaeten, Reichweiten und Rueckmeldungen. Die V1-Pruefung fragt, ob daraus eine belastbare Wirkungsaussage folgt. Wenn nur Kontakte, Klicks oder Zustimmung vorliegen, bleibt die Aussage im Bereich Wirkungspotenzial oder Resonanz, nicht im Bereich nachgewiesener Wirkung. Bezogen auf Medien, Sprache und Öffentlichkeit als Wirkungsräume heisst das: Die Analyse muss das konkrete Thema ernst nehmen und zugleich den allgemeinen WÖk-Massstab halten. Es geht nicht darum, Akteure moralisch zu sortieren. Es geht darum, Wirkpfade, Wirkungsempfaenger, Datenqualitaet, Risiken und Rueckkopplung so zu beschreiben, dass bessere Entscheidungen moeglich werden.</w:t>
-      </w:r>
-    </w:p>
-    <w:p>
-      <w:r>
-        <w:t>Governance. Der Abschnitt Sprache formt das Denken ist in V17 kein Zusatzwissen, sondern ein Pruefstein fuer die Grundfrage des Skripts: Was veraendert sich, bei wem, wodurch und mit welcher Rueckkopplung? Fuer Medien, Sprache und Öffentlichkeit als Wirkungsräume wird daran sichtbar, dass Wirkungsbewertung Verfahren, Rechte, Transparenz und Korrektur braucht. Die fachliche Grenze liegt dort, wo Lernende Bewertung als technokratische Top-down-Setzung verstehen. Die saubere Lesart trennt deshalb Beobachtung, Kausalannahme, Bewertung und Steuerungsfolge. In der Anwendung sollte daraus mindestens eine konkrete Begriff, Wirkpfad, Fallbewertung, rote Linie oder Rueckkopplung abgeleitet werden; sonst bleibt das Wissen erklaerend, aber nicht steuerungsfaehig.</w:t>
-      </w:r>
-    </w:p>
-    <w:p>
-      <w:r>
-        <w:t>Anwendung auf Die Wirkungsökonomie und die Sprache. In einer Fallanalyse beginnt dieser Punkt nicht mit einer Meinung, sondern mit einer belastbaren Beschreibung. Wer V17 pruefungsnah liest, fragt zuerst nach Wirkungsempfaengern, Wirkraum, Zeitraum und Datenquelle. Erst danach folgt die Bewertung im Referenzrahmen Mensch, Planet, Demokratie, SDGs, Agenda 2030 und SDG+. Pruefungsfragen verbinden Begriff, Anwendung, Evidenz und rote Linie. Der typische Kurzschluss waere, reines Auswendiglernen als Kompetenznachweis behandeln. Genau dagegen setzt die WÖk die Pflicht, Wirkungspotenzial, Wirkungsrisiko und positive Netto-Wirkung begrifflich getrennt zu halten.</w:t>
-      </w:r>
-    </w:p>
-    <w:p>
-      <w:r>
-        <w:t>Evidenzregel. Die Öffentlichkeit als gemeinsamer Raum darf im Skript nicht als dekorativer Begriff stehen bleiben. Der Abschnitt traegt nur dann, wenn er eine pruefbare Aussage erlaubt: Welche Quelle stuetzt die Annahme, welche Unsicherheit bleibt offen und welche Gegenbeobachtung wuerde die Bewertung veraendern? Fuer Medien, Sprache und Öffentlichkeit als Wirkungsräume heisst das, dass WÖk-Begriffe im Alltag nur tragen, wenn sie in Routinen uebersetzt werden. Die Studierenden sollen nicht lernen, einen Score nachzusprechen. Sie sollen erkennen, wann ein Score klaert, wann er verdeckt und wann eine rote Linie die Durchschnittslogik stoppt.</w:t>
-      </w:r>
-    </w:p>
-    <w:p>
-      <w:r>
-        <w:t>Fallfenster zur Anwendung. Eine Organisation plant eine Massnahme und formuliert dazu eine positive Absicht. In der WÖk reicht das nicht. Fuer diese Vorlesung muss sichtbar werden, welche Zustandsveraenderung erwartet wird, welche Empfaenger direkt oder indirekt betroffen sind, welche Nebenwirkungen entstehen koennen und welche Entscheidung spaeter korrigiert wird. Bezogen auf Medien, Sprache und Öffentlichkeit als Wirkungsräume heisst das: Die Analyse muss das konkrete Thema ernst nehmen und zugleich den allgemeinen WÖk-Massstab halten. Es geht nicht darum, Akteure moralisch zu sortieren. Es geht darum, Wirkpfade, Wirkungsempfaenger, Datenqualitaet, Risiken und Rueckkopplung so zu beschreiben, dass bessere Entscheidungen moeglich werden.</w:t>
-      </w:r>
-    </w:p>
-    <w:p>
-      <w:r>
-        <w:t>Transfer in Grundstudium Wirkungsökonomie. Wenn diese Räume vergiftet werden verbindet die inhaltliche Deutung mit der spaeteren Praxis. Eine Organisation kann zu Medien, Sprache und Öffentlichkeit als Wirkungsräume sehr ueberzeugend kommunizieren und trotzdem an einen plausiblen Gedanken schon fuer Wirkung zu halten, obwohl Empfaenger, Zustand, Zeitbezug und Quelle fehlen scheitern. Darum muss die V1-Fassung immer auch nach Governance fragen: Wer erhebt Daten, wer bewertet sie, wer traegt die Folgen, wer kann widersprechen und wann wird eine Entscheidung korrigiert? Gute Kommunikation unterscheidet Befund, Annahme und normative Bewertung. So wird aus einem Lehrkapitel eine verantwortbare Arbeitsroutine.</w:t>
-      </w:r>
-    </w:p>
-    <w:p>
-      <w:r>
-        <w:t>Pruefungsnahe Transferfrage. Formuliere zu V17 eine Wirkungsaussage in drei Saetzen: Erstens den beobachteten oder plausiblen Zustand, zweitens die Daten- oder Quellenlage, drittens die offene Unsicherheit samt Rueckkopplung. Die Antwort muss ohne moralische Personenbewertung auskommen und darf Reichweite nicht mit Wirkung verwechseln.</w:t>
-      </w:r>
-    </w:p>
-    <w:p>
-      <w:r>
-        <w:t>Grenze gegen Scheingenauigkeit. Gerade bei Ein Beispiel: zwei Berichte über dasselbe Ereignis ist Praezision wichtiger als grosse Begriffe. Eine Wirkungsaussage bleibt schwach, wenn sie nur Aktivitaet, Reichweite, Absicht oder Image beschreibt. Stark wird sie erst, wenn sie die Zustandsveraenderung und ihre Bedingungen offenlegt. In V17 ist deshalb entscheidend, jede Wirkungsaussage eine Grenze zieht und diese Grenze begruenden muss. Die Fehlerlinie verlaeuft nicht zwischen Optimismus und Pessimismus, sondern zwischen offengelegter Unsicherheit und rhetorischer Sicherheit ohne Pruefpfad.</w:t>
-      </w:r>
-    </w:p>
-    <w:p>
-      <w:r>
-        <w:t>Pruefungsnahe Lesart. Aus Die besondere Rolle der Plattformen laesst sich eine gute Transferfrage ableiten: Welche Entscheidung waere falsch, wenn dieser Abschnitt missverstanden wird? Fuer Medien, Sprache und Öffentlichkeit als Wirkungsräume lautet die Antwort meist nicht einfach "mehr Wirkung", sondern genauer: bessere Unterscheidung, sauberere Daten, klarere Schutzlinie und rueckgekoppelte Steuerung. Szenarien pruefen Sofortwirkung, Folgewirkung und Reversibilitaet getrennt. Wer das im Fall anwenden kann, hat den Kern der Vorlesung verstanden; wer nur Definitionen wiederholt, bleibt unter dem Anspruch der Akademie.</w:t>
-      </w:r>
-    </w:p>
-    <w:p>
-      <w:r>
-        <w:t>Fallfenster zur Anwendung. Eine Fuehrungsentscheidung erzeugt zugleich Nutzen und Risiken. Die WÖk behandelt Ambivalenz nicht als Stoerung, sondern als Kern der Analyse. Positive Netto-Wirkung darf erst behauptet werden, wenn zentrale negative Wirkungen getrennt geprueft und rote Linien gewahrt sind. Bezogen auf Medien, Sprache und Öffentlichkeit als Wirkungsräume heisst das: Die Analyse muss das konkrete Thema ernst nehmen und zugleich den allgemeinen WÖk-Massstab halten. Es geht nicht darum, Akteure moralisch zu sortieren. Es geht darum, Wirkpfade, Wirkungsempfaenger, Datenqualitaet, Risiken und Rueckkopplung so zu beschreiben, dass bessere Entscheidungen moeglich werden.</w:t>
-      </w:r>
-    </w:p>
-    <w:p>
-      <w:r>
-        <w:t>Betroffenenperspektive. Der Abschnitt Diese Räume lesen lernen ist in V17 kein Zusatzwissen, sondern ein Pruefstein fuer die Grundfrage des Skripts: Was veraendert sich, bei wem, wodurch und mit welcher Rueckkopplung? Fuer Medien, Sprache und Öffentlichkeit als Wirkungsräume wird daran sichtbar, dass Wirkung nicht am Sender, sondern an veraenderten Zustanden der Empfaenger geprueft wird. Die fachliche Grenze liegt dort, wo Lernende interne Erfolgskennzahlen mit gesellschaftlicher Wirkung verwechseln. Die saubere Lesart trennt deshalb Beobachtung, Kausalannahme, Bewertung und Steuerungsfolge. In der Anwendung sollte daraus mindestens eine konkrete Begriff, Wirkpfad, Fallbewertung, rote Linie oder Rueckkopplung abgeleitet werden; sonst bleibt das Wissen erklaerend, aber nicht steuerungsfaehig.</w:t>
-      </w:r>
-    </w:p>
-    <w:p>
-      <w:r>
-        <w:t>Anwendung auf Was du aus dieser Vorlesung mitnimmst. In einer Fallanalyse beginnt dieser Punkt nicht mit einer Meinung, sondern mit einer belastbaren Beschreibung. Wer V17 pruefungsnah liest, fragt zuerst nach Wirkungsempfaengern, Wirkraum, Zeitraum und Datenquelle. Erst danach folgt die Bewertung im Referenzrahmen Mensch, Planet, Demokratie, SDGs, Agenda 2030 und SDG+. Jede Schlussfolgerung endet mit Entscheidung, Verantwortlichkeit und Termin fuer Rueckpruefung. Der typische Kurzschluss waere, Befunde sammeln, ohne Ressourcen oder Regeln zu veraendern. Genau dagegen setzt die WÖk die Pflicht, Wirkungspotenzial, Wirkungsrisiko und positive Netto-Wirkung begrifflich getrennt zu halten.</w:t>
-      </w:r>
-    </w:p>
-    <w:p>
-      <w:r>
-        <w:t>Evidenzregel. Wirkungsökonomische Vertiefung darf im Skript nicht als dekorativer Begriff stehen bleiben. Der Abschnitt traegt nur dann, wenn er eine pruefbare Aussage erlaubt: Welche Quelle stuetzt die Annahme, welche Unsicherheit bleibt offen und welche Gegenbeobachtung wuerde die Bewertung veraendern? Fuer Medien, Sprache und Öffentlichkeit als Wirkungsräume heisst das, dass WÖk-Aussagen mit bestehenden Begriffen, Studien, Standards und Rechtsrahmen in Beziehung stehen muessen. Die Studierenden sollen nicht lernen, einen Score nachzusprechen. Sie sollen erkennen, wann ein Score klaert, wann er verdeckt und wann eine rote Linie die Durchschnittslogik stoppt.</w:t>
-      </w:r>
-    </w:p>
-    <w:p>
-      <w:r>
-        <w:t>Fallfenster zur Anwendung. Ein Controlling-Team moechte einen Score bilden. Das Skript verlangt, dass Datenqualitaet, Systemgrenzen, Gewichtung, Unsicherheit und Nichtkompensation sichtbar bleiben. Ein Score darf die Diskussion nicht beenden, sondern muss bessere Fragen, Priorisierung und Rueckkopplung ermoeglichen. Bezogen auf Medien, Sprache und Öffentlichkeit als Wirkungsräume heisst das: Die Analyse muss das konkrete Thema ernst nehmen und zugleich den allgemeinen WÖk-Massstab halten. Es geht nicht darum, Akteure moralisch zu sortieren. Es geht darum, Wirkpfade, Wirkungsempfaenger, Datenqualitaet, Risiken und Rueckkopplung so zu beschreiben, dass bessere Entscheidungen moeglich werden.</w:t>
-      </w:r>
-    </w:p>
-    <w:p>
-      <w:r>
-        <w:t>Pruefungsnahe Transferfrage. Formuliere zu V17 eine Wirkungsaussage in drei Saetzen: Erstens den beobachteten oder plausiblen Zustand, zweitens die Daten- oder Quellenlage, drittens die offene Unsicherheit samt Rueckkopplung. Die Antwort muss ohne moralische Personenbewertung auskommen und darf Reichweite nicht mit Wirkung verwechseln.</w:t>
-      </w:r>
-    </w:p>
-    <w:p>
-      <w:r>
-        <w:t>Transfer in Grundstudium Wirkungsökonomie. Prüfungsrelevanz verbindet die inhaltliche Deutung mit der spaeteren Praxis. Eine Organisation kann zu Medien, Sprache und Öffentlichkeit als Wirkungsräume sehr ueberzeugend kommunizieren und trotzdem an einen plausiblen Gedanken schon fuer Wirkung zu halten, obwohl Empfaenger, Zustand, Zeitbezug und Quelle fehlen scheitern. Darum muss die V1-Fassung immer auch nach Governance fragen: Wer erhebt Daten, wer bewertet sie, wer traegt die Folgen, wer kann widersprechen und wann wird eine Entscheidung korrigiert? Die Analyse markiert Stoppsignale vor jeder Portfolio- oder Score-Debatte. So wird aus einem Lehrkapitel eine verantwortbare Arbeitsroutine.</w:t>
+        <w:t>Schlussvertiefung 1: Medien, Sprache und Öffentlichkeit als Wirkungsräume im Anwendungsfall</w:t>
+      </w:r>
+    </w:p>
+    <w:p>
+      <w:r>
+        <w:t>Die folgenden Abschnitte sind keine neue Pruefungsloesung. Sie verdichten die vorhandenen Kapitel zu einer Lesart, mit der Studierende einen Fall selbststaendig analysieren koennen. Im Mittelpunkt stehen oeffentliche Resonanzraeume, Sprache, Vertrauen, Quellenklarheit und demokratische Rueckkopplung, nicht moralische Personenbewertung.</w:t>
+      </w:r>
+    </w:p>
+    <w:p>
+      <w:r>
+        <w:t>Begriffliche Schlussklaerung. Einleitung / Wirkungsfrage zeigt, warum Medien, Sprache und Öffentlichkeit als Wirkungsräume mehr ist als ein Schlagwort im Feld oeffentliche Resonanzraeume, Sprache, Vertrauen, Quellenklarheit und demokratische Rueckkopplung. Die wirkungsoekonomische Frage lautet: Welche reale Veraenderung wird moeglich, welche bleibt nur Potenzial und wo entsteht ein Wirkungsrisiko? Diese Unterscheidung schuetzt vor Impact-Washing, weil sie Absicht, Aktivitaet, Reichweite und Wirkung auseinanderhaelt.</w:t>
+      </w:r>
+    </w:p>
+    <w:p>
+      <w:r>
+        <w:t>Eine Kommune, ein Unternehmen oder eine Bildungsorganisation will Medien, Sprache und Öffentlichkeit als Wirkungsräume praktisch anwenden. Der erste Schritt ist nicht die Auswahl eines Instruments, sondern die Klaerung der Zustandsveraenderung. Bei Einleitung / Wirkungsfrage muss deshalb benannt werden, wer betroffen ist, welcher Zustand sich veraendert, welche Frist gilt und welche Gegenbeobachtung die Annahme widerlegen wuerde. Erst danach entsteht eine begruendete Entscheidung im Feld Begriff, Fallbewertung, Wirkpfad, rote Linie, Quellenbeurteilung oder Rueckkopplungsregel.</w:t>
+      </w:r>
+    </w:p>
+    <w:p>
+      <w:r>
+        <w:t>Wirkpfad und Empfaenger. In V17 muss Kernaussage immer mit Empfaengern gelesen werden. Wirkung entsteht nicht beim Sender, sondern an veraenderten Zustaenden von Menschen, Oekosystemen, Institutionen, Oeffentlichkeit oder kuenftigen Handlungsspielraeumen. Darum reicht es nicht, interne Aktivitaeten zu dokumentieren. Entscheidend ist, ob sich ein Zustand nachvollziehbar veraendert und ob diese Veraenderung im Referenzrahmen Mensch, Planet, Demokratie, SDGs, Agenda 2030 und SDG+ tragfaehig bewertet werden kann.</w:t>
+      </w:r>
+    </w:p>
+    <w:p>
+      <w:r>
+        <w:t>Ein Bericht behauptet, die Massnahme zu Medien, Sprache und Öffentlichkeit als Wirkungsräume sei erfolgreich. Die WOE-Lesart fragt bei Kernaussage nach belastbaren Nachweisen: begriffliche Praezision, Fallbeschreibung, Quellenklarheit, Plausibilitaet und offene Unsicherheit. Wenn diese Nachweise fehlen, bleibt die Aussage Wirkungspotenzial oder Kommunikationsbehauptung. Sie kann wichtig sein, aber sie ist noch keine belegte Wirkung.</w:t>
+      </w:r>
+    </w:p>
+    <w:p>
+      <w:r>
+        <w:t>Daten, Quellen und Evidenz. Wissenschaftliche Anschlussfaehigkeit entsteht hier durch Quellenklarheit. Bei Quelltext und fachliche Grundlegung werden interne WOE-Begriffe nicht als Ersatz fuer Belege benutzt, sondern mit Wirkungsradar, Journal, Glossar, Resonanz- und Quellenklarheitskapitel verbunden. Wo die Datenlage offen bleibt, wird das offengelegt. Wo eine Aussage nur plausibel ist, bleibt sie als Wirkungspotenzial markiert. Wo ein Schaden eine rote Linie beruehrt, greift Nichtkompensation vor Durchschnittslogik.</w:t>
+      </w:r>
+    </w:p>
+    <w:p>
+      <w:r>
+        <w:t>In einer kontroversen Entscheidung wirkt Quelltext und fachliche Grundlegung als Pruefpunkt fuer Ambivalenz. Ein Nutzen fuer eine Gruppe kann mit Risiken fuer andere Wirkungsempfaenger einhergehen. Das Skript verlangt deshalb, positive und negative Zustandsveraenderungen getrennt zu fuehren, bevor von positiver Netto-Wirkung gesprochen wird.</w:t>
+      </w:r>
+    </w:p>
+    <w:p>
+      <w:r>
+        <w:t>Bewertung und rote Linien. In Grundstudium Wirkungsoekonomie wird Wirkung entsteht auch in den Köpfen erst steuerungsfaehig, wenn daraus eine Entscheidung folgt. Die Grundbegriffe muessen in spaeteren Modulen wiedererkennbar bleiben. Ohne diese Rueckkopplung bleibt Reporting eine Beschreibung. Mit Rueckkopplung wird aus Bewertung eine veraenderte Routine: ein anderer Prozess, ein geaenderter Anreiz, eine bessere Datenpflicht, eine korrigierte Kommunikation oder eine neue Priorisierung.</w:t>
+      </w:r>
+    </w:p>
+    <w:p>
+      <w:r>
+        <w:t>Die typische Fehlstelle bei Medien, Sprache und Öffentlichkeit als Wirkungsräume liegt darin, Reichweite, Zustimmung oder Lautstaerke als Wirkung auszugeben. Bei Wirkung entsteht auch in den Köpfen wird diese Fehlstelle konkret: Ein scheinbar plausibler Befund darf nicht zur Abkuerzung werden. Quellen, Systemgrenzen, Unsicherheit und Rueckkopplung bleiben sichtbar.</w:t>
+      </w:r>
+    </w:p>
+    <w:p>
+      <w:r>
+        <w:t>Kontrollfrage. Welche Entscheidung waere falsch, wenn Wirkung entsteht auch in den Köpfen in V17 missverstanden wird? Die Antwort muss mindestens eine Daten- oder Quellenannahme, eine betroffene Gruppe oder Schutzdimension, eine moegliche Nebenwirkung und einen Rueckkopplungsschritt nennen. Richtig ist nicht die lauteste Bewertung, sondern diejenige, die Begriff, Beleg und Steuerungsfolge zusammenhaelt.</w:t>
+      </w:r>
+    </w:p>
+    <w:p>
+      <w:r>
+        <w:t>Steuerung und Rueckkopplung. Die Grenze gegen Scheingenauigkeit verlaeuft bei Medien lenken die Aufmerksamkeit nicht zwischen Optimismus und Pessimismus. Sie verlaeuft zwischen offengelegter Unsicherheit und rhetorischer Sicherheit. Wer Medien, Sprache und Öffentlichkeit als Wirkungsräume belastbar anwenden will, benennt Systemgrenze, Zeitraum, Vergleichspunkt und offene Gegenhypothese. Gerade dadurch bleibt das Skript anschlussfaehig fuer Forschung, Praxis und spaetere Revision.</w:t>
+      </w:r>
+    </w:p>
+    <w:p>
+      <w:r>
+        <w:t>Fuer die Pruefung ist Medien lenken die Aufmerksamkeit dann verstanden, wenn daraus eine belastbare Fallantwort entsteht. Eine gute Antwort unterscheidet Beobachtung, Kausalannahme, Bewertung und Steuerungsfolge. Sie bewertet keine Menschen, sondern Wirkpfade, Zustandsveraenderungen, Risiken und institutionelle Bedingungen.</w:t>
+      </w:r>
+    </w:p>
+    <w:p>
+      <w:r>
+        <w:t>Pruefungsnahe Anwendung. Sprache formt das Denken zeigt, warum Medien, Sprache und Öffentlichkeit als Wirkungsräume mehr ist als ein Schlagwort im Feld oeffentliche Resonanzraeume, Sprache, Vertrauen, Quellenklarheit und demokratische Rueckkopplung. Die wirkungsoekonomische Frage lautet: Welche reale Veraenderung wird moeglich, welche bleibt nur Potenzial und wo entsteht ein Wirkungsrisiko? Diese Unterscheidung schuetzt vor Impact-Washing, weil sie Absicht, Aktivitaet, Reichweite und Wirkung auseinanderhaelt.</w:t>
+      </w:r>
+    </w:p>
+    <w:p>
+      <w:r>
+        <w:t>Eine Kommune, ein Unternehmen oder eine Bildungsorganisation will Medien, Sprache und Öffentlichkeit als Wirkungsräume praktisch anwenden. Der erste Schritt ist nicht die Auswahl eines Instruments, sondern die Klaerung der Zustandsveraenderung. Bei Sprache formt das Denken muss deshalb benannt werden, wer betroffen ist, welcher Zustand sich veraendert, welche Frist gilt und welche Gegenbeobachtung die Annahme widerlegen wuerde. Erst danach entsteht eine begruendete Entscheidung im Feld Begriff, Fallbewertung, Wirkpfad, rote Linie, Quellenbeurteilung oder Rueckkopplungsregel.</w:t>
+      </w:r>
+    </w:p>
+    <w:p>
+      <w:r>
+        <w:t>Rueckfluss. Fuer den WOE-Korpus bedeutet das: Begriffe aus Medien, Sprache und Öffentlichkeit als Wirkungsräume sollten dort geschaerft werden, wo sie in Glossar, Werkzeugen, Journal oder Readern doppeldeutig bleiben. Offene Forschungsfragen werden nicht versteckt. Sie markieren die Stelle, an der spaetere Evidenz, ein besserer Datensatz oder eine praezisere Fallstudie die Bewertung veraendern kann.</w:t>
+      </w:r>
+    </w:p>
+    <w:p>
+      <w:r>
+        <w:t>Transfer in den WOE-Korpus. In V17 muss Die Wirkungsökonomie und die Sprache immer mit Empfaengern gelesen werden. Wirkung entsteht nicht beim Sender, sondern an veraenderten Zustaenden von Menschen, Oekosystemen, Institutionen, Oeffentlichkeit oder kuenftigen Handlungsspielraeumen. Darum reicht es nicht, interne Aktivitaeten zu dokumentieren. Entscheidend ist, ob sich ein Zustand nachvollziehbar veraendert und ob diese Veraenderung im Referenzrahmen Mensch, Planet, Demokratie, SDGs, Agenda 2030 und SDG+ tragfaehig bewertet werden kann.</w:t>
+      </w:r>
+    </w:p>
+    <w:p>
+      <w:r>
+        <w:t>Ein Bericht behauptet, die Massnahme zu Medien, Sprache und Öffentlichkeit als Wirkungsräume sei erfolgreich. Die WOE-Lesart fragt bei Die Wirkungsökonomie und die Sprache nach belastbaren Nachweisen: begriffliche Praezision, Fallbeschreibung, Quellenklarheit, Plausibilitaet und offene Unsicherheit. Wenn diese Nachweise fehlen, bleibt die Aussage Wirkungspotenzial oder Kommunikationsbehauptung. Sie kann wichtig sein, aber sie ist noch keine belegte Wirkung.</w:t>
+      </w:r>
+    </w:p>
+    <w:p>
+      <w:r>
+        <w:t>Grenzen der Aussage. Wissenschaftliche Anschlussfaehigkeit entsteht hier durch Quellenklarheit. Bei Die Öffentlichkeit als gemeinsamer Raum werden interne WOE-Begriffe nicht als Ersatz fuer Belege benutzt, sondern mit Wirkungsradar, Journal, Glossar, Resonanz- und Quellenklarheitskapitel verbunden. Wo die Datenlage offen bleibt, wird das offengelegt. Wo eine Aussage nur plausibel ist, bleibt sie als Wirkungspotenzial markiert. Wo ein Schaden eine rote Linie beruehrt, greift Nichtkompensation vor Durchschnittslogik.</w:t>
+      </w:r>
+    </w:p>
+    <w:p>
+      <w:r>
+        <w:t>In einer kontroversen Entscheidung wirkt Die Öffentlichkeit als gemeinsamer Raum als Pruefpunkt fuer Ambivalenz. Ein Nutzen fuer eine Gruppe kann mit Risiken fuer andere Wirkungsempfaenger einhergehen. Das Skript verlangt deshalb, positive und negative Zustandsveraenderungen getrennt zu fuehren, bevor von positiver Netto-Wirkung gesprochen wird.</w:t>
+      </w:r>
+    </w:p>
+    <w:p>
+      <w:r>
+        <w:t>Kontrollfrage. Welche Entscheidung waere falsch, wenn Die Öffentlichkeit als gemeinsamer Raum in V17 missverstanden wird? Die Antwort muss mindestens eine Daten- oder Quellenannahme, eine betroffene Gruppe oder Schutzdimension, eine moegliche Nebenwirkung und einen Rueckkopplungsschritt nennen. Richtig ist nicht die lauteste Bewertung, sondern diejenige, die Begriff, Beleg und Steuerungsfolge zusammenhaelt.</w:t>
       </w:r>
     </w:p>
     <w:p>
@@ -2922,132 +2897,107 @@
         <w:pStyle w:val="Heading3"/>
       </w:pPr>
       <w:r>
-        <w:t>Abschlusskommentar 2: Lesen, pruefen, rueckkoppeln</w:t>
-      </w:r>
-    </w:p>
-    <w:p>
-      <w:r>
-        <w:t>Die folgende Verdichtung fuehrt die vorhandenen Kapitel nicht als Wiederholung, sondern als Anwendung zusammen. Wirkungskompetenz entsteht, wenn dieselbe begriffliche Strenge in Fallanalyse, Datenarbeit, Kommunikation, Governance und Entscheidungspraxis wiedererkannt wird.</w:t>
-      </w:r>
-    </w:p>
-    <w:p>
-      <w:r>
-        <w:t>Grenze gegen Scheingenauigkeit. Gerade bei Lernziele ist Praezision wichtiger als grosse Begriffe. Eine Wirkungsaussage bleibt schwach, wenn sie nur Aktivitaet, Reichweite, Absicht oder Image beschreibt. Stark wird sie erst, wenn sie die Zustandsveraenderung und ihre Bedingungen offenlegt. In V17 ist deshalb entscheidend, praezise Sprache die erste Sicherung gegen Impact-Washing bildet. Die Fehlerlinie verlaeuft nicht zwischen Optimismus und Pessimismus, sondern zwischen offengelegter Unsicherheit und rhetorischer Sicherheit ohne Pruefpfad.</w:t>
-      </w:r>
-    </w:p>
-    <w:p>
-      <w:r>
-        <w:t>Pruefungsnahe Lesart. Aus Einleitung / Wirkungsfrage laesst sich eine gute Transferfrage ableiten: Welche Entscheidung waere falsch, wenn dieser Abschnitt missverstanden wird? Fuer Medien, Sprache und Öffentlichkeit als Wirkungsräume lautet die Antwort meist nicht einfach "mehr Wirkung", sondern genauer: bessere Unterscheidung, sauberere Daten, klarere Schutzlinie und rueckgekoppelte Steuerung. Mindestens ein direkter und ein indirekter Wirkpfad muessen nachvollziehbar sein. Wer das im Fall anwenden kann, hat den Kern der Vorlesung verstanden; wer nur Definitionen wiederholt, bleibt unter dem Anspruch der Akademie.</w:t>
-      </w:r>
-    </w:p>
-    <w:p>
-      <w:r>
-        <w:t>Fallfenster zur Anwendung. Ein Kommunikationsbericht nennt viele Aktivitaeten, Reichweiten und Rueckmeldungen. Die V1-Pruefung fragt, ob daraus eine belastbare Wirkungsaussage folgt. Wenn nur Kontakte, Klicks oder Zustimmung vorliegen, bleibt die Aussage im Bereich Wirkungspotenzial oder Resonanz, nicht im Bereich nachgewiesener Wirkung. Bezogen auf Medien, Sprache und Öffentlichkeit als Wirkungsräume heisst das: Die Analyse muss das konkrete Thema ernst nehmen und zugleich den allgemeinen WÖk-Massstab halten. Es geht nicht darum, Akteure moralisch zu sortieren. Es geht darum, Wirkpfade, Wirkungsempfaenger, Datenqualitaet, Risiken und Rueckkopplung so zu beschreiben, dass bessere Entscheidungen moeglich werden.</w:t>
-      </w:r>
-    </w:p>
-    <w:p>
-      <w:r>
-        <w:t>Daten- und Quellenklarheit. Der Abschnitt Kernaussage ist in V17 kein Zusatzwissen, sondern ein Pruefstein fuer die Grundfrage des Skripts: Was veraendert sich, bei wem, wodurch und mit welcher Rueckkopplung? Fuer Medien, Sprache und Öffentlichkeit als Wirkungsräume wird daran sichtbar, dass jede Bewertung nur so belastbar ist wie Datenlage, Quellenstatus, Aktualitaet und Systemgrenze. Die fachliche Grenze liegt dort, wo Lernende eine Zahl ohne Einheit, Zeitraum oder Erhebungslogik als Beweis nutzen. Die saubere Lesart trennt deshalb Beobachtung, Kausalannahme, Bewertung und Steuerungsfolge. In der Anwendung sollte daraus mindestens eine konkrete Begriff, Wirkpfad, Fallbewertung, rote Linie oder Rueckkopplung abgeleitet werden; sonst bleibt das Wissen erklaerend, aber nicht steuerungsfaehig.</w:t>
-      </w:r>
-    </w:p>
-    <w:p>
-      <w:r>
-        <w:t>Anwendung auf Quelltext und fachliche Grundlegung. In einer Fallanalyse beginnt dieser Punkt nicht mit einer Meinung, sondern mit einer belastbaren Beschreibung. Wer V17 pruefungsnah liest, fragt zuerst nach Wirkungsempfaengern, Wirkraum, Zeitraum und Datenquelle. Erst danach folgt die Bewertung im Referenzrahmen Mensch, Planet, Demokratie, SDGs, Agenda 2030 und SDG+. Profile, Zielkonflikte und offene Punkte werden nebeneinander gefuehrt. Der typische Kurzschluss waere, ambivalente Befunde glaetten, damit eine eindeutige Botschaft entsteht. Genau dagegen setzt die WÖk die Pflicht, Wirkungspotenzial, Wirkungsrisiko und positive Netto-Wirkung begrifflich getrennt zu halten.</w:t>
-      </w:r>
-    </w:p>
-    <w:p>
-      <w:r>
-        <w:t>Pruefungsnahe Transferfrage. Formuliere zu V17 eine Wirkungsaussage in drei Saetzen: Erstens den beobachteten oder plausiblen Zustand, zweitens die Daten- oder Quellenlage, drittens die offene Unsicherheit samt Rueckkopplung. Die Antwort muss ohne moralische Personenbewertung auskommen und darf Reichweite nicht mit Wirkung verwechseln.</w:t>
-      </w:r>
-    </w:p>
-    <w:p>
-      <w:r>
-        <w:t>Evidenzregel. Wirkung entsteht auch in den Köpfen darf im Skript nicht als dekorativer Begriff stehen bleiben. Der Abschnitt traegt nur dann, wenn er eine pruefbare Aussage erlaubt: Welche Quelle stuetzt die Annahme, welche Unsicherheit bleibt offen und welche Gegenbeobachtung wuerde die Bewertung veraendern? Fuer Medien, Sprache und Öffentlichkeit als Wirkungsräume heisst das, dass schwere zentrale Schaeden nicht durch beliebige positive Einzelwerte neutralisiert werden duerfen. Die Studierenden sollen nicht lernen, einen Score nachzusprechen. Sie sollen erkennen, wann ein Score klaert, wann er verdeckt und wann eine rote Linie die Durchschnittslogik stoppt.</w:t>
-      </w:r>
-    </w:p>
-    <w:p>
-      <w:r>
-        <w:t>Fallfenster zur Anwendung. Eine Organisation plant eine Massnahme und formuliert dazu eine positive Absicht. In der WÖk reicht das nicht. Fuer diese Vorlesung muss sichtbar werden, welche Zustandsveraenderung erwartet wird, welche Empfaenger direkt oder indirekt betroffen sind, welche Nebenwirkungen entstehen koennen und welche Entscheidung spaeter korrigiert wird. Bezogen auf Medien, Sprache und Öffentlichkeit als Wirkungsräume heisst das: Die Analyse muss das konkrete Thema ernst nehmen und zugleich den allgemeinen WÖk-Massstab halten. Es geht nicht darum, Akteure moralisch zu sortieren. Es geht darum, Wirkpfade, Wirkungsempfaenger, Datenqualitaet, Risiken und Rueckkopplung so zu beschreiben, dass bessere Entscheidungen moeglich werden.</w:t>
-      </w:r>
-    </w:p>
-    <w:p>
-      <w:r>
-        <w:t>Transfer in Grundstudium Wirkungsökonomie. Medien lenken die Aufmerksamkeit verbindet die inhaltliche Deutung mit der spaeteren Praxis. Eine Organisation kann zu Medien, Sprache und Öffentlichkeit als Wirkungsräume sehr ueberzeugend kommunizieren und trotzdem an einen plausiblen Gedanken schon fuer Wirkung zu halten, obwohl Empfaenger, Zustand, Zeitbezug und Quelle fehlen scheitern. Darum muss die V1-Fassung immer auch nach Governance fragen: Wer erhebt Daten, wer bewertet sie, wer traegt die Folgen, wer kann widersprechen und wann wird eine Entscheidung korrigiert? Jeder Analyseblock fragt nach der Routine, die nach der Bewertung angepasst wird. So wird aus einem Lehrkapitel eine verantwortbare Arbeitsroutine.</w:t>
-      </w:r>
-    </w:p>
-    <w:p>
-      <w:r>
-        <w:t>Grenze gegen Scheingenauigkeit. Gerade bei Sprache formt das Denken ist Praezision wichtiger als grosse Begriffe. Eine Wirkungsaussage bleibt schwach, wenn sie nur Aktivitaet, Reichweite, Absicht oder Image beschreibt. Stark wird sie erst, wenn sie die Zustandsveraenderung und ihre Bedingungen offenlegt. In V17 ist deshalb entscheidend, Wirkungsbewertung Verfahren, Rechte, Transparenz und Korrektur braucht. Die Fehlerlinie verlaeuft nicht zwischen Optimismus und Pessimismus, sondern zwischen offengelegter Unsicherheit und rhetorischer Sicherheit ohne Pruefpfad.</w:t>
-      </w:r>
-    </w:p>
-    <w:p>
-      <w:r>
-        <w:t>Pruefungsnahe Lesart. Aus Die Wirkungsökonomie und die Sprache laesst sich eine gute Transferfrage ableiten: Welche Entscheidung waere falsch, wenn dieser Abschnitt missverstanden wird? Fuer Medien, Sprache und Öffentlichkeit als Wirkungsräume lautet die Antwort meist nicht einfach "mehr Wirkung", sondern genauer: bessere Unterscheidung, sauberere Daten, klarere Schutzlinie und rueckgekoppelte Steuerung. Pruefungsfragen verbinden Begriff, Anwendung, Evidenz und rote Linie. Wer das im Fall anwenden kann, hat den Kern der Vorlesung verstanden; wer nur Definitionen wiederholt, bleibt unter dem Anspruch der Akademie.</w:t>
-      </w:r>
-    </w:p>
-    <w:p>
-      <w:r>
-        <w:t>Fallfenster zur Anwendung. Eine Fuehrungsentscheidung erzeugt zugleich Nutzen und Risiken. Die WÖk behandelt Ambivalenz nicht als Stoerung, sondern als Kern der Analyse. Positive Netto-Wirkung darf erst behauptet werden, wenn zentrale negative Wirkungen getrennt geprueft und rote Linien gewahrt sind. Bezogen auf Medien, Sprache und Öffentlichkeit als Wirkungsräume heisst das: Die Analyse muss das konkrete Thema ernst nehmen und zugleich den allgemeinen WÖk-Massstab halten. Es geht nicht darum, Akteure moralisch zu sortieren. Es geht darum, Wirkpfade, Wirkungsempfaenger, Datenqualitaet, Risiken und Rueckkopplung so zu beschreiben, dass bessere Entscheidungen moeglich werden.</w:t>
-      </w:r>
-    </w:p>
-    <w:p>
-      <w:r>
-        <w:t>Organisationale Umsetzung. Der Abschnitt Die Öffentlichkeit als gemeinsamer Raum ist in V17 kein Zusatzwissen, sondern ein Pruefstein fuer die Grundfrage des Skripts: Was veraendert sich, bei wem, wodurch und mit welcher Rueckkopplung? Fuer Medien, Sprache und Öffentlichkeit als Wirkungsräume wird daran sichtbar, dass WÖk-Begriffe im Alltag nur tragen, wenn sie in Routinen uebersetzt werden. Die fachliche Grenze liegt dort, wo Lernende Verantwortung an eine einzelne Nachhaltigkeitsfunktion auslagern. Die saubere Lesart trennt deshalb Beobachtung, Kausalannahme, Bewertung und Steuerungsfolge. In der Anwendung sollte daraus mindestens eine konkrete Begriff, Wirkpfad, Fallbewertung, rote Linie oder Rueckkopplung abgeleitet werden; sonst bleibt das Wissen erklaerend, aber nicht steuerungsfaehig.</w:t>
-      </w:r>
-    </w:p>
-    <w:p>
-      <w:r>
-        <w:t>Pruefungsnahe Transferfrage. Formuliere zu V17 eine Wirkungsaussage in drei Saetzen: Erstens den beobachteten oder plausiblen Zustand, zweitens die Daten- oder Quellenlage, drittens die offene Unsicherheit samt Rueckkopplung. Die Antwort muss ohne moralische Personenbewertung auskommen und darf Reichweite nicht mit Wirkung verwechseln.</w:t>
-      </w:r>
-    </w:p>
-    <w:p>
-      <w:r>
-        <w:t>Anwendung auf Wenn diese Räume vergiftet werden. In einer Fallanalyse beginnt dieser Punkt nicht mit einer Meinung, sondern mit einer belastbaren Beschreibung. Wer V17 pruefungsnah liest, fragt zuerst nach Wirkungsempfaengern, Wirkraum, Zeitraum und Datenquelle. Erst danach folgt die Bewertung im Referenzrahmen Mensch, Planet, Demokratie, SDGs, Agenda 2030 und SDG+. Gute Kommunikation unterscheidet Befund, Annahme und normative Bewertung. Der typische Kurzschluss waere, Eindeutigkeit behaupten, wo die Datenlage nur Potenzial oder Risiko traegt. Genau dagegen setzt die WÖk die Pflicht, Wirkungspotenzial, Wirkungsrisiko und positive Netto-Wirkung begrifflich getrennt zu halten.</w:t>
-      </w:r>
-    </w:p>
-    <w:p>
-      <w:r>
-        <w:t>Evidenzregel. Ein Beispiel: zwei Berichte über dasselbe Ereignis darf im Skript nicht als dekorativer Begriff stehen bleiben. Der Abschnitt traegt nur dann, wenn er eine pruefbare Aussage erlaubt: Welche Quelle stuetzt die Annahme, welche Unsicherheit bleibt offen und welche Gegenbeobachtung wuerde die Bewertung veraendern? Fuer Medien, Sprache und Öffentlichkeit als Wirkungsräume heisst das, dass jede Wirkungsaussage eine Grenze zieht und diese Grenze begruenden muss. Die Studierenden sollen nicht lernen, einen Score nachzusprechen. Sie sollen erkennen, wann ein Score klaert, wann er verdeckt und wann eine rote Linie die Durchschnittslogik stoppt.</w:t>
-      </w:r>
-    </w:p>
-    <w:p>
-      <w:r>
-        <w:t>Fallfenster zur Anwendung. Ein Controlling-Team moechte einen Score bilden. Das Skript verlangt, dass Datenqualitaet, Systemgrenzen, Gewichtung, Unsicherheit und Nichtkompensation sichtbar bleiben. Ein Score darf die Diskussion nicht beenden, sondern muss bessere Fragen, Priorisierung und Rueckkopplung ermoeglichen. Bezogen auf Medien, Sprache und Öffentlichkeit als Wirkungsräume heisst das: Die Analyse muss das konkrete Thema ernst nehmen und zugleich den allgemeinen WÖk-Massstab halten. Es geht nicht darum, Akteure moralisch zu sortieren. Es geht darum, Wirkpfade, Wirkungsempfaenger, Datenqualitaet, Risiken und Rueckkopplung so zu beschreiben, dass bessere Entscheidungen moeglich werden.</w:t>
-      </w:r>
-    </w:p>
-    <w:p>
-      <w:r>
-        <w:t>Transfer in Grundstudium Wirkungsökonomie. Die besondere Rolle der Plattformen verbindet die inhaltliche Deutung mit der spaeteren Praxis. Eine Organisation kann zu Medien, Sprache und Öffentlichkeit als Wirkungsräume sehr ueberzeugend kommunizieren und trotzdem an einen plausiblen Gedanken schon fuer Wirkung zu halten, obwohl Empfaenger, Zustand, Zeitbezug und Quelle fehlen scheitern. Darum muss die V1-Fassung immer auch nach Governance fragen: Wer erhebt Daten, wer bewertet sie, wer traegt die Folgen, wer kann widersprechen und wann wird eine Entscheidung korrigiert? Szenarien pruefen Sofortwirkung, Folgewirkung und Reversibilitaet getrennt. So wird aus einem Lehrkapitel eine verantwortbare Arbeitsroutine.</w:t>
-      </w:r>
-    </w:p>
-    <w:p>
-      <w:r>
-        <w:t>Grenze gegen Scheingenauigkeit. Gerade bei Diese Räume lesen lernen ist Praezision wichtiger als grosse Begriffe. Eine Wirkungsaussage bleibt schwach, wenn sie nur Aktivitaet, Reichweite, Absicht oder Image beschreibt. Stark wird sie erst, wenn sie die Zustandsveraenderung und ihre Bedingungen offenlegt. In V17 ist deshalb entscheidend, Wirkung nicht am Sender, sondern an veraenderten Zustanden der Empfaenger geprueft wird. Die Fehlerlinie verlaeuft nicht zwischen Optimismus und Pessimismus, sondern zwischen offengelegter Unsicherheit und rhetorischer Sicherheit ohne Pruefpfad.</w:t>
-      </w:r>
-    </w:p>
-    <w:p>
-      <w:r>
-        <w:t>Pruefungsnahe Lesart. Aus Was du aus dieser Vorlesung mitnimmst laesst sich eine gute Transferfrage ableiten: Welche Entscheidung waere falsch, wenn dieser Abschnitt missverstanden wird? Fuer Medien, Sprache und Öffentlichkeit als Wirkungsräume lautet die Antwort meist nicht einfach "mehr Wirkung", sondern genauer: bessere Unterscheidung, sauberere Daten, klarere Schutzlinie und rueckgekoppelte Steuerung. Jede Schlussfolgerung endet mit Entscheidung, Verantwortlichkeit und Termin fuer Rueckpruefung. Wer das im Fall anwenden kann, hat den Kern der Vorlesung verstanden; wer nur Definitionen wiederholt, bleibt unter dem Anspruch der Akademie.</w:t>
-      </w:r>
-    </w:p>
-    <w:p>
-      <w:r>
-        <w:t>Fallfenster zur Anwendung. Ein Kommunikationsbericht nennt viele Aktivitaeten, Reichweiten und Rueckmeldungen. Die V1-Pruefung fragt, ob daraus eine belastbare Wirkungsaussage folgt. Wenn nur Kontakte, Klicks oder Zustimmung vorliegen, bleibt die Aussage im Bereich Wirkungspotenzial oder Resonanz, nicht im Bereich nachgewiesener Wirkung. Bezogen auf Medien, Sprache und Öffentlichkeit als Wirkungsräume heisst das: Die Analyse muss das konkrete Thema ernst nehmen und zugleich den allgemeinen WÖk-Massstab halten. Es geht nicht darum, Akteure moralisch zu sortieren. Es geht darum, Wirkpfade, Wirkungsempfaenger, Datenqualitaet, Risiken und Rueckkopplung so zu beschreiben, dass bessere Entscheidungen moeglich werden.</w:t>
-      </w:r>
-    </w:p>
-    <w:p>
-      <w:r>
-        <w:t>Pruefungsnahe Transferfrage. Formuliere zu V17 eine Wirkungsaussage in drei Saetzen: Erstens den beobachteten oder plausiblen Zustand, zweitens die Daten- oder Quellenlage, drittens die offene Unsicherheit samt Rueckkopplung. Die Antwort muss ohne moralische Personenbewertung auskommen und darf Reichweite nicht mit Wirkung verwechseln.</w:t>
-      </w:r>
-    </w:p>
-    <w:p>
-      <w:r>
-        <w:t>Wissenschaftliche Anschlussfaehigkeit. Der Abschnitt Wirkungsökonomische Vertiefung ist in V17 kein Zusatzwissen, sondern ein Pruefstein fuer die Grundfrage des Skripts: Was veraendert sich, bei wem, wodurch und mit welcher Rueckkopplung? Fuer Medien, Sprache und Öffentlichkeit als Wirkungsräume wird daran sichtbar, dass WÖk-Aussagen mit bestehenden Begriffen, Studien, Standards und Rechtsrahmen in Beziehung stehen muessen. Die fachliche Grenze liegt dort, wo Lernende hausinterne Sprache als Ersatz fuer zitierfaehige Begruendung verwenden. Die saubere Lesart trennt deshalb Beobachtung, Kausalannahme, Bewertung und Steuerungsfolge. In der Anwendung sollte daraus mindestens eine konkrete Begriff, Wirkpfad, Fallbewertung, rote Linie oder Rueckkopplung abgeleitet werden; sonst bleibt das Wissen erklaerend, aber nicht steuerungsfaehig.</w:t>
-      </w:r>
-    </w:p>
-    <w:p>
-      <w:r>
-        <w:t>Anwendung auf Prüfungsrelevanz. In einer Fallanalyse beginnt dieser Punkt nicht mit einer Meinung, sondern mit einer belastbaren Beschreibung. Wer V17 pruefungsnah liest, fragt zuerst nach Wirkungsempfaengern, Wirkraum, Zeitraum und Datenquelle. Erst danach folgt die Bewertung im Referenzrahmen Mensch, Planet, Demokratie, SDGs, Agenda 2030 und SDG+. Die Analyse markiert Stoppsignale vor jeder Portfolio- oder Score-Debatte. Der typische Kurzschluss waere, ein gutes Teilresultat gegen zentrale Schaeden aufrechnen. Genau dagegen setzt die WÖk die Pflicht, Wirkungspotenzial, Wirkungsrisiko und positive Netto-Wirkung begrifflich getrennt zu halten.</w:t>
+        <w:t>Schlussvertiefung 2: Medien, Sprache und Öffentlichkeit als Wirkungsräume im Anwendungsfall</w:t>
+      </w:r>
+    </w:p>
+    <w:p>
+      <w:r>
+        <w:t>Die folgenden Abschnitte sind keine neue Pruefungsloesung. Sie verdichten die vorhandenen Kapitel zu einer Lesart, mit der Studierende einen Fall selbststaendig analysieren koennen. Im Mittelpunkt stehen oeffentliche Resonanzraeume, Sprache, Vertrauen, Quellenklarheit und demokratische Rueckkopplung, nicht moralische Personenbewertung.</w:t>
+      </w:r>
+    </w:p>
+    <w:p>
+      <w:r>
+        <w:t>Begriffliche Schlussklaerung. In Grundstudium Wirkungsoekonomie wird Wenn diese Räume vergiftet werden erst steuerungsfaehig, wenn daraus eine Entscheidung folgt. Die Grundbegriffe muessen in spaeteren Modulen wiedererkennbar bleiben. Ohne diese Rueckkopplung bleibt Reporting eine Beschreibung. Mit Rueckkopplung wird aus Bewertung eine veraenderte Routine: ein anderer Prozess, ein geaenderter Anreiz, eine bessere Datenpflicht, eine korrigierte Kommunikation oder eine neue Priorisierung.</w:t>
+      </w:r>
+    </w:p>
+    <w:p>
+      <w:r>
+        <w:t>Die typische Fehlstelle bei Medien, Sprache und Öffentlichkeit als Wirkungsräume liegt darin, Reichweite, Zustimmung oder Lautstaerke als Wirkung auszugeben. Bei Wenn diese Räume vergiftet werden wird diese Fehlstelle konkret: Ein scheinbar plausibler Befund darf nicht zur Abkuerzung werden. Quellen, Systemgrenzen, Unsicherheit und Rueckkopplung bleiben sichtbar.</w:t>
+      </w:r>
+    </w:p>
+    <w:p>
+      <w:r>
+        <w:t>Wirkpfad und Empfaenger. Die Grenze gegen Scheingenauigkeit verlaeuft bei Ein Beispiel: zwei Berichte über dasselbe Ereignis nicht zwischen Optimismus und Pessimismus. Sie verlaeuft zwischen offengelegter Unsicherheit und rhetorischer Sicherheit. Wer Medien, Sprache und Öffentlichkeit als Wirkungsräume belastbar anwenden will, benennt Systemgrenze, Zeitraum, Vergleichspunkt und offene Gegenhypothese. Gerade dadurch bleibt das Skript anschlussfaehig fuer Forschung, Praxis und spaetere Revision.</w:t>
+      </w:r>
+    </w:p>
+    <w:p>
+      <w:r>
+        <w:t>Fuer die Pruefung ist Ein Beispiel: zwei Berichte über dasselbe Ereignis dann verstanden, wenn daraus eine belastbare Fallantwort entsteht. Eine gute Antwort unterscheidet Beobachtung, Kausalannahme, Bewertung und Steuerungsfolge. Sie bewertet keine Menschen, sondern Wirkpfade, Zustandsveraenderungen, Risiken und institutionelle Bedingungen.</w:t>
+      </w:r>
+    </w:p>
+    <w:p>
+      <w:r>
+        <w:t>Daten, Quellen und Evidenz. Die besondere Rolle der Plattformen zeigt, warum Medien, Sprache und Öffentlichkeit als Wirkungsräume mehr ist als ein Schlagwort im Feld oeffentliche Resonanzraeume, Sprache, Vertrauen, Quellenklarheit und demokratische Rueckkopplung. Die wirkungsoekonomische Frage lautet: Welche reale Veraenderung wird moeglich, welche bleibt nur Potenzial und wo entsteht ein Wirkungsrisiko? Diese Unterscheidung schuetzt vor Impact-Washing, weil sie Absicht, Aktivitaet, Reichweite und Wirkung auseinanderhaelt.</w:t>
+      </w:r>
+    </w:p>
+    <w:p>
+      <w:r>
+        <w:t>Eine Kommune, ein Unternehmen oder eine Bildungsorganisation will Medien, Sprache und Öffentlichkeit als Wirkungsräume praktisch anwenden. Der erste Schritt ist nicht die Auswahl eines Instruments, sondern die Klaerung der Zustandsveraenderung. Bei Die besondere Rolle der Plattformen muss deshalb benannt werden, wer betroffen ist, welcher Zustand sich veraendert, welche Frist gilt und welche Gegenbeobachtung die Annahme widerlegen wuerde. Erst danach entsteht eine begruendete Entscheidung im Feld Begriff, Fallbewertung, Wirkpfad, rote Linie, Quellenbeurteilung oder Rueckkopplungsregel.</w:t>
+      </w:r>
+    </w:p>
+    <w:p>
+      <w:r>
+        <w:t>Bewertung und rote Linien. In V17 muss Diese Räume lesen lernen immer mit Empfaengern gelesen werden. Wirkung entsteht nicht beim Sender, sondern an veraenderten Zustaenden von Menschen, Oekosystemen, Institutionen, Oeffentlichkeit oder kuenftigen Handlungsspielraeumen. Darum reicht es nicht, interne Aktivitaeten zu dokumentieren. Entscheidend ist, ob sich ein Zustand nachvollziehbar veraendert und ob diese Veraenderung im Referenzrahmen Mensch, Planet, Demokratie, SDGs, Agenda 2030 und SDG+ tragfaehig bewertet werden kann.</w:t>
+      </w:r>
+    </w:p>
+    <w:p>
+      <w:r>
+        <w:t>Ein Bericht behauptet, die Massnahme zu Medien, Sprache und Öffentlichkeit als Wirkungsräume sei erfolgreich. Die WOE-Lesart fragt bei Diese Räume lesen lernen nach belastbaren Nachweisen: begriffliche Praezision, Fallbeschreibung, Quellenklarheit, Plausibilitaet und offene Unsicherheit. Wenn diese Nachweise fehlen, bleibt die Aussage Wirkungspotenzial oder Kommunikationsbehauptung. Sie kann wichtig sein, aber sie ist noch keine belegte Wirkung.</w:t>
+      </w:r>
+    </w:p>
+    <w:p>
+      <w:r>
+        <w:t>Kontrollfrage. Welche Entscheidung waere falsch, wenn Diese Räume lesen lernen in V17 missverstanden wird? Die Antwort muss mindestens eine Daten- oder Quellenannahme, eine betroffene Gruppe oder Schutzdimension, eine moegliche Nebenwirkung und einen Rueckkopplungsschritt nennen. Richtig ist nicht die lauteste Bewertung, sondern diejenige, die Begriff, Beleg und Steuerungsfolge zusammenhaelt.</w:t>
+      </w:r>
+    </w:p>
+    <w:p>
+      <w:r>
+        <w:t>Rueckfluss. Fuer den WOE-Korpus bedeutet das: Begriffe aus Medien, Sprache und Öffentlichkeit als Wirkungsräume sollten dort geschaerft werden, wo sie in Glossar, Werkzeugen, Journal oder Readern doppeldeutig bleiben. Offene Forschungsfragen werden nicht versteckt. Sie markieren die Stelle, an der spaetere Evidenz, ein besserer Datensatz oder eine praezisere Fallstudie die Bewertung veraendern kann.</w:t>
+      </w:r>
+    </w:p>
+    <w:p>
+      <w:r>
+        <w:t>Steuerung und Rueckkopplung. Wissenschaftliche Anschlussfaehigkeit entsteht hier durch Quellenklarheit. Bei Was du aus dieser Vorlesung mitnimmst werden interne WOE-Begriffe nicht als Ersatz fuer Belege benutzt, sondern mit Wirkungsradar, Journal, Glossar, Resonanz- und Quellenklarheitskapitel verbunden. Wo die Datenlage offen bleibt, wird das offengelegt. Wo eine Aussage nur plausibel ist, bleibt sie als Wirkungspotenzial markiert. Wo ein Schaden eine rote Linie beruehrt, greift Nichtkompensation vor Durchschnittslogik.</w:t>
+      </w:r>
+    </w:p>
+    <w:p>
+      <w:r>
+        <w:t>In einer kontroversen Entscheidung wirkt Was du aus dieser Vorlesung mitnimmst als Pruefpunkt fuer Ambivalenz. Ein Nutzen fuer eine Gruppe kann mit Risiken fuer andere Wirkungsempfaenger einhergehen. Das Skript verlangt deshalb, positive und negative Zustandsveraenderungen getrennt zu fuehren, bevor von positiver Netto-Wirkung gesprochen wird.</w:t>
+      </w:r>
+    </w:p>
+    <w:p>
+      <w:r>
+        <w:t>Pruefungsnahe Anwendung. In Grundstudium Wirkungsoekonomie wird Wirkungsökonomische Vertiefung erst steuerungsfaehig, wenn daraus eine Entscheidung folgt. Die Grundbegriffe muessen in spaeteren Modulen wiedererkennbar bleiben. Ohne diese Rueckkopplung bleibt Reporting eine Beschreibung. Mit Rueckkopplung wird aus Bewertung eine veraenderte Routine: ein anderer Prozess, ein geaenderter Anreiz, eine bessere Datenpflicht, eine korrigierte Kommunikation oder eine neue Priorisierung.</w:t>
+      </w:r>
+    </w:p>
+    <w:p>
+      <w:r>
+        <w:t>Die typische Fehlstelle bei Medien, Sprache und Öffentlichkeit als Wirkungsräume liegt darin, Reichweite, Zustimmung oder Lautstaerke als Wirkung auszugeben. Bei Wirkungsökonomische Vertiefung wird diese Fehlstelle konkret: Ein scheinbar plausibler Befund darf nicht zur Abkuerzung werden. Quellen, Systemgrenzen, Unsicherheit und Rueckkopplung bleiben sichtbar.</w:t>
+      </w:r>
+    </w:p>
+    <w:p>
+      <w:r>
+        <w:t>Transfer in den WOE-Korpus. Die Grenze gegen Scheingenauigkeit verlaeuft bei Begriffliche Präzision nicht zwischen Optimismus und Pessimismus. Sie verlaeuft zwischen offengelegter Unsicherheit und rhetorischer Sicherheit. Wer Medien, Sprache und Öffentlichkeit als Wirkungsräume belastbar anwenden will, benennt Systemgrenze, Zeitraum, Vergleichspunkt und offene Gegenhypothese. Gerade dadurch bleibt das Skript anschlussfaehig fuer Forschung, Praxis und spaetere Revision.</w:t>
+      </w:r>
+    </w:p>
+    <w:p>
+      <w:r>
+        <w:t>Fuer die Pruefung ist Begriffliche Präzision dann verstanden, wenn daraus eine belastbare Fallantwort entsteht. Eine gute Antwort unterscheidet Beobachtung, Kausalannahme, Bewertung und Steuerungsfolge. Sie bewertet keine Menschen, sondern Wirkpfade, Zustandsveraenderungen, Risiken und institutionelle Bedingungen.</w:t>
+      </w:r>
+    </w:p>
+    <w:p>
+      <w:r>
+        <w:t>Grenzen der Aussage. Wirkpfad zeigt, warum Medien, Sprache und Öffentlichkeit als Wirkungsräume mehr ist als ein Schlagwort im Feld oeffentliche Resonanzraeume, Sprache, Vertrauen, Quellenklarheit und demokratische Rueckkopplung. Die wirkungsoekonomische Frage lautet: Welche reale Veraenderung wird moeglich, welche bleibt nur Potenzial und wo entsteht ein Wirkungsrisiko? Diese Unterscheidung schuetzt vor Impact-Washing, weil sie Absicht, Aktivitaet, Reichweite und Wirkung auseinanderhaelt.</w:t>
+      </w:r>
+    </w:p>
+    <w:p>
+      <w:r>
+        <w:t>Eine Kommune, ein Unternehmen oder eine Bildungsorganisation will Medien, Sprache und Öffentlichkeit als Wirkungsräume praktisch anwenden. Der erste Schritt ist nicht die Auswahl eines Instruments, sondern die Klaerung der Zustandsveraenderung. Bei Wirkpfad muss deshalb benannt werden, wer betroffen ist, welcher Zustand sich veraendert, welche Frist gilt und welche Gegenbeobachtung die Annahme widerlegen wuerde. Erst danach entsteht eine begruendete Entscheidung im Feld Begriff, Fallbewertung, Wirkpfad, rote Linie, Quellenbeurteilung oder Rueckkopplungsregel.</w:t>
+      </w:r>
+    </w:p>
+    <w:p>
+      <w:r>
+        <w:t>Kontrollfrage. Welche Entscheidung waere falsch, wenn Wirkpfad in V17 missverstanden wird? Die Antwort muss mindestens eine Daten- oder Quellenannahme, eine betroffene Gruppe oder Schutzdimension, eine moegliche Nebenwirkung und einen Rueckkopplungsschritt nennen. Richtig ist nicht die lauteste Bewertung, sondern diejenige, die Begriff, Beleg und Steuerungsfolge zusammenhaelt.</w:t>
       </w:r>
     </w:p>
     <w:p>
@@ -3055,37 +3005,112 @@
         <w:pStyle w:val="Heading3"/>
       </w:pPr>
       <w:r>
-        <w:t>Abschlusskommentar 3: Lesen, pruefen, rueckkoppeln</w:t>
-      </w:r>
-    </w:p>
-    <w:p>
-      <w:r>
-        <w:t>Die folgende Verdichtung fuehrt die vorhandenen Kapitel nicht als Wiederholung, sondern als Anwendung zusammen. Wirkungskompetenz entsteht, wenn dieselbe begriffliche Strenge in Fallanalyse, Datenarbeit, Kommunikation, Governance und Entscheidungspraxis wiedererkannt wird.</w:t>
-      </w:r>
-    </w:p>
-    <w:p>
-      <w:r>
-        <w:t>Evidenzregel. Lernziele darf im Skript nicht als dekorativer Begriff stehen bleiben. Der Abschnitt traegt nur dann, wenn er eine pruefbare Aussage erlaubt: Welche Quelle stuetzt die Annahme, welche Unsicherheit bleibt offen und welche Gegenbeobachtung wuerde die Bewertung veraendern? Fuer Medien, Sprache und Öffentlichkeit als Wirkungsräume heisst das, dass praezise Sprache die erste Sicherung gegen Impact-Washing bildet. Die Studierenden sollen nicht lernen, einen Score nachzusprechen. Sie sollen erkennen, wann ein Score klaert, wann er verdeckt und wann eine rote Linie die Durchschnittslogik stoppt.</w:t>
-      </w:r>
-    </w:p>
-    <w:p>
-      <w:r>
-        <w:t>Fallfenster zur Anwendung. Eine Organisation plant eine Massnahme und formuliert dazu eine positive Absicht. In der WÖk reicht das nicht. Fuer diese Vorlesung muss sichtbar werden, welche Zustandsveraenderung erwartet wird, welche Empfaenger direkt oder indirekt betroffen sind, welche Nebenwirkungen entstehen koennen und welche Entscheidung spaeter korrigiert wird. Bezogen auf Medien, Sprache und Öffentlichkeit als Wirkungsräume heisst das: Die Analyse muss das konkrete Thema ernst nehmen und zugleich den allgemeinen WÖk-Massstab halten. Es geht nicht darum, Akteure moralisch zu sortieren. Es geht darum, Wirkpfade, Wirkungsempfaenger, Datenqualitaet, Risiken und Rueckkopplung so zu beschreiben, dass bessere Entscheidungen moeglich werden.</w:t>
-      </w:r>
-    </w:p>
-    <w:p>
-      <w:r>
-        <w:t>Transfer in Grundstudium Wirkungsökonomie. Einleitung / Wirkungsfrage verbindet die inhaltliche Deutung mit der spaeteren Praxis. Eine Organisation kann zu Medien, Sprache und Öffentlichkeit als Wirkungsräume sehr ueberzeugend kommunizieren und trotzdem an einen plausiblen Gedanken schon fuer Wirkung zu halten, obwohl Empfaenger, Zustand, Zeitbezug und Quelle fehlen scheitern. Darum muss die V1-Fassung immer auch nach Governance fragen: Wer erhebt Daten, wer bewertet sie, wer traegt die Folgen, wer kann widersprechen und wann wird eine Entscheidung korrigiert? Mindestens ein direkter und ein indirekter Wirkpfad muessen nachvollziehbar sein. So wird aus einem Lehrkapitel eine verantwortbare Arbeitsroutine.</w:t>
-      </w:r>
-    </w:p>
-    <w:p>
-      <w:r>
-        <w:t>Grenze gegen Scheingenauigkeit. Gerade bei Kernaussage ist Praezision wichtiger als grosse Begriffe. Eine Wirkungsaussage bleibt schwach, wenn sie nur Aktivitaet, Reichweite, Absicht oder Image beschreibt. Stark wird sie erst, wenn sie die Zustandsveraenderung und ihre Bedingungen offenlegt. In V17 ist deshalb entscheidend, jede Bewertung nur so belastbar ist wie Datenlage, Quellenstatus, Aktualitaet und Systemgrenze. Die Fehlerlinie verlaeuft nicht zwischen Optimismus und Pessimismus, sondern zwischen offengelegter Unsicherheit und rhetorischer Sicherheit ohne Pruefpfad.</w:t>
-      </w:r>
-    </w:p>
-    <w:p>
-      <w:r>
-        <w:t>Pruefungsnahe Transferfrage. Formuliere zu V17 eine Wirkungsaussage in drei Saetzen: Erstens den beobachteten oder plausiblen Zustand, zweitens die Daten- oder Quellenlage, drittens die offene Unsicherheit samt Rueckkopplung. Die Antwort muss ohne moralische Personenbewertung auskommen und darf Reichweite nicht mit Wirkung verwechseln.</w:t>
+        <w:t>Schlussvertiefung 3: Medien, Sprache und Öffentlichkeit als Wirkungsräume im Anwendungsfall</w:t>
+      </w:r>
+    </w:p>
+    <w:p>
+      <w:r>
+        <w:t>Die folgenden Abschnitte sind keine neue Pruefungsloesung. Sie verdichten die vorhandenen Kapitel zu einer Lesart, mit der Studierende einen Fall selbststaendig analysieren koennen. Im Mittelpunkt stehen oeffentliche Resonanzraeume, Sprache, Vertrauen, Quellenklarheit und demokratische Rueckkopplung, nicht moralische Personenbewertung.</w:t>
+      </w:r>
+    </w:p>
+    <w:p>
+      <w:r>
+        <w:t>Begriffliche Schlussklaerung. In V17 muss Leitthese immer mit Empfaengern gelesen werden. Wirkung entsteht nicht beim Sender, sondern an veraenderten Zustaenden von Menschen, Oekosystemen, Institutionen, Oeffentlichkeit oder kuenftigen Handlungsspielraeumen. Darum reicht es nicht, interne Aktivitaeten zu dokumentieren. Entscheidend ist, ob sich ein Zustand nachvollziehbar veraendert und ob diese Veraenderung im Referenzrahmen Mensch, Planet, Demokratie, SDGs, Agenda 2030 und SDG+ tragfaehig bewertet werden kann.</w:t>
+      </w:r>
+    </w:p>
+    <w:p>
+      <w:r>
+        <w:t>Ein Bericht behauptet, die Massnahme zu Medien, Sprache und Öffentlichkeit als Wirkungsräume sei erfolgreich. Die WOE-Lesart fragt bei Leitthese nach belastbaren Nachweisen: begriffliche Praezision, Fallbeschreibung, Quellenklarheit, Plausibilitaet und offene Unsicherheit. Wenn diese Nachweise fehlen, bleibt die Aussage Wirkungspotenzial oder Kommunikationsbehauptung. Sie kann wichtig sein, aber sie ist noch keine belegte Wirkung.</w:t>
+      </w:r>
+    </w:p>
+    <w:p>
+      <w:r>
+        <w:t>Wirkpfad und Empfaenger. Wissenschaftliche Anschlussfaehigkeit entsteht hier durch Quellenklarheit. Bei Didaktische Einordnung im Studiengang werden interne WOE-Begriffe nicht als Ersatz fuer Belege benutzt, sondern mit Wirkungsradar, Journal, Glossar, Resonanz- und Quellenklarheitskapitel verbunden. Wo die Datenlage offen bleibt, wird das offengelegt. Wo eine Aussage nur plausibel ist, bleibt sie als Wirkungspotenzial markiert. Wo ein Schaden eine rote Linie beruehrt, greift Nichtkompensation vor Durchschnittslogik.</w:t>
+      </w:r>
+    </w:p>
+    <w:p>
+      <w:r>
+        <w:t>In einer kontroversen Entscheidung wirkt Didaktische Einordnung im Studiengang als Pruefpunkt fuer Ambivalenz. Ein Nutzen fuer eine Gruppe kann mit Risiken fuer andere Wirkungsempfaenger einhergehen. Das Skript verlangt deshalb, positive und negative Zustandsveraenderungen getrennt zu fuehren, bevor von positiver Netto-Wirkung gesprochen wird.</w:t>
+      </w:r>
+    </w:p>
+    <w:p>
+      <w:r>
+        <w:t>Rueckfluss. Fuer den WOE-Korpus bedeutet das: Begriffe aus Medien, Sprache und Öffentlichkeit als Wirkungsräume sollten dort geschaerft werden, wo sie in Glossar, Werkzeugen, Journal oder Readern doppeldeutig bleiben. Offene Forschungsfragen werden nicht versteckt. Sie markieren die Stelle, an der spaetere Evidenz, ein besserer Datensatz oder eine praezisere Fallstudie die Bewertung veraendern kann.</w:t>
+      </w:r>
+    </w:p>
+    <w:p>
+      <w:r>
+        <w:t>Daten, Quellen und Evidenz. In Grundstudium Wirkungsoekonomie wird Analysemodell erst steuerungsfaehig, wenn daraus eine Entscheidung folgt. Die Grundbegriffe muessen in spaeteren Modulen wiedererkennbar bleiben. Ohne diese Rueckkopplung bleibt Reporting eine Beschreibung. Mit Rueckkopplung wird aus Bewertung eine veraenderte Routine: ein anderer Prozess, ein geaenderter Anreiz, eine bessere Datenpflicht, eine korrigierte Kommunikation oder eine neue Priorisierung.</w:t>
+      </w:r>
+    </w:p>
+    <w:p>
+      <w:r>
+        <w:t>Die typische Fehlstelle bei Medien, Sprache und Öffentlichkeit als Wirkungsräume liegt darin, Reichweite, Zustimmung oder Lautstaerke als Wirkung auszugeben. Bei Analysemodell wird diese Fehlstelle konkret: Ein scheinbar plausibler Befund darf nicht zur Abkuerzung werden. Quellen, Systemgrenzen, Unsicherheit und Rueckkopplung bleiben sichtbar.</w:t>
+      </w:r>
+    </w:p>
+    <w:p>
+      <w:r>
+        <w:t>Bewertung und rote Linien. Die Grenze gegen Scheingenauigkeit verlaeuft bei Modellformel nicht zwischen Optimismus und Pessimismus. Sie verlaeuft zwischen offengelegter Unsicherheit und rhetorischer Sicherheit. Wer Medien, Sprache und Öffentlichkeit als Wirkungsräume belastbar anwenden will, benennt Systemgrenze, Zeitraum, Vergleichspunkt und offene Gegenhypothese. Gerade dadurch bleibt das Skript anschlussfaehig fuer Forschung, Praxis und spaetere Revision.</w:t>
+      </w:r>
+    </w:p>
+    <w:p>
+      <w:r>
+        <w:t>Fuer die Pruefung ist Modellformel dann verstanden, wenn daraus eine belastbare Fallantwort entsteht. Eine gute Antwort unterscheidet Beobachtung, Kausalannahme, Bewertung und Steuerungsfolge. Sie bewertet keine Menschen, sondern Wirkpfade, Zustandsveraenderungen, Risiken und institutionelle Bedingungen.</w:t>
+      </w:r>
+    </w:p>
+    <w:p>
+      <w:r>
+        <w:t>Kontrollfrage. Welche Entscheidung waere falsch, wenn Modellformel in V17 missverstanden wird? Die Antwort muss mindestens eine Daten- oder Quellenannahme, eine betroffene Gruppe oder Schutzdimension, eine moegliche Nebenwirkung und einen Rueckkopplungsschritt nennen. Richtig ist nicht die lauteste Bewertung, sondern diejenige, die Begriff, Beleg und Steuerungsfolge zusammenhaelt.</w:t>
+      </w:r>
+    </w:p>
+    <w:p>
+      <w:r>
+        <w:t>Steuerung und Rueckkopplung. Fallfenster zeigt, warum Medien, Sprache und Öffentlichkeit als Wirkungsräume mehr ist als ein Schlagwort im Feld oeffentliche Resonanzraeume, Sprache, Vertrauen, Quellenklarheit und demokratische Rueckkopplung. Die wirkungsoekonomische Frage lautet: Welche reale Veraenderung wird moeglich, welche bleibt nur Potenzial und wo entsteht ein Wirkungsrisiko? Diese Unterscheidung schuetzt vor Impact-Washing, weil sie Absicht, Aktivitaet, Reichweite und Wirkung auseinanderhaelt.</w:t>
+      </w:r>
+    </w:p>
+    <w:p>
+      <w:r>
+        <w:t>Eine Kommune, ein Unternehmen oder eine Bildungsorganisation will Medien, Sprache und Öffentlichkeit als Wirkungsräume praktisch anwenden. Der erste Schritt ist nicht die Auswahl eines Instruments, sondern die Klaerung der Zustandsveraenderung. Bei Fallfenster muss deshalb benannt werden, wer betroffen ist, welcher Zustand sich veraendert, welche Frist gilt und welche Gegenbeobachtung die Annahme widerlegen wuerde. Erst danach entsteht eine begruendete Entscheidung im Feld Begriff, Fallbewertung, Wirkpfad, rote Linie, Quellenbeurteilung oder Rueckkopplungsregel.</w:t>
+      </w:r>
+    </w:p>
+    <w:p>
+      <w:r>
+        <w:t>Pruefungsnahe Anwendung. In V17 muss Prüfungsnahe Fallfragen ohne geschützte Antwortlogik immer mit Empfaengern gelesen werden. Wirkung entsteht nicht beim Sender, sondern an veraenderten Zustaenden von Menschen, Oekosystemen, Institutionen, Oeffentlichkeit oder kuenftigen Handlungsspielraeumen. Darum reicht es nicht, interne Aktivitaeten zu dokumentieren. Entscheidend ist, ob sich ein Zustand nachvollziehbar veraendert und ob diese Veraenderung im Referenzrahmen Mensch, Planet, Demokratie, SDGs, Agenda 2030 und SDG+ tragfaehig bewertet werden kann.</w:t>
+      </w:r>
+    </w:p>
+    <w:p>
+      <w:r>
+        <w:t>Ein Bericht behauptet, die Massnahme zu Medien, Sprache und Öffentlichkeit als Wirkungsräume sei erfolgreich. Die WOE-Lesart fragt bei Prüfungsnahe Fallfragen ohne geschützte Antwortlogik nach belastbaren Nachweisen: begriffliche Praezision, Fallbeschreibung, Quellenklarheit, Plausibilitaet und offene Unsicherheit. Wenn diese Nachweise fehlen, bleibt die Aussage Wirkungspotenzial oder Kommunikationsbehauptung. Sie kann wichtig sein, aber sie ist noch keine belegte Wirkung.</w:t>
+      </w:r>
+    </w:p>
+    <w:p>
+      <w:r>
+        <w:t>Transfer in den WOE-Korpus. Wissenschaftliche Anschlussfaehigkeit entsteht hier durch Quellenklarheit. Bei Einleitung / Wirkungsfrage werden interne WOE-Begriffe nicht als Ersatz fuer Belege benutzt, sondern mit Wirkungsradar, Journal, Glossar, Resonanz- und Quellenklarheitskapitel verbunden. Wo die Datenlage offen bleibt, wird das offengelegt. Wo eine Aussage nur plausibel ist, bleibt sie als Wirkungspotenzial markiert. Wo ein Schaden eine rote Linie beruehrt, greift Nichtkompensation vor Durchschnittslogik.</w:t>
+      </w:r>
+    </w:p>
+    <w:p>
+      <w:r>
+        <w:t>In einer kontroversen Entscheidung wirkt Einleitung / Wirkungsfrage als Pruefpunkt fuer Ambivalenz. Ein Nutzen fuer eine Gruppe kann mit Risiken fuer andere Wirkungsempfaenger einhergehen. Das Skript verlangt deshalb, positive und negative Zustandsveraenderungen getrennt zu fuehren, bevor von positiver Netto-Wirkung gesprochen wird.</w:t>
+      </w:r>
+    </w:p>
+    <w:p>
+      <w:r>
+        <w:t>Grenzen der Aussage. In Grundstudium Wirkungsoekonomie wird Kernaussage erst steuerungsfaehig, wenn daraus eine Entscheidung folgt. Die Grundbegriffe muessen in spaeteren Modulen wiedererkennbar bleiben. Ohne diese Rueckkopplung bleibt Reporting eine Beschreibung. Mit Rueckkopplung wird aus Bewertung eine veraenderte Routine: ein anderer Prozess, ein geaenderter Anreiz, eine bessere Datenpflicht, eine korrigierte Kommunikation oder eine neue Priorisierung.</w:t>
+      </w:r>
+    </w:p>
+    <w:p>
+      <w:r>
+        <w:t>Die typische Fehlstelle bei Medien, Sprache und Öffentlichkeit als Wirkungsräume liegt darin, Reichweite, Zustimmung oder Lautstaerke als Wirkung auszugeben. Bei Kernaussage wird diese Fehlstelle konkret: Ein scheinbar plausibler Befund darf nicht zur Abkuerzung werden. Quellen, Systemgrenzen, Unsicherheit und Rueckkopplung bleiben sichtbar.</w:t>
+      </w:r>
+    </w:p>
+    <w:p>
+      <w:r>
+        <w:t>Kontrollfrage. Welche Entscheidung waere falsch, wenn Kernaussage in V17 missverstanden wird? Die Antwort muss mindestens eine Daten- oder Quellenannahme, eine betroffene Gruppe oder Schutzdimension, eine moegliche Nebenwirkung und einen Rueckkopplungsschritt nennen. Richtig ist nicht die lauteste Bewertung, sondern diejenige, die Begriff, Beleg und Steuerungsfolge zusammenhaelt.</w:t>
+      </w:r>
+    </w:p>
+    <w:p>
+      <w:r>
+        <w:t>Rueckfluss. Fuer den WOE-Korpus bedeutet das: Begriffe aus Medien, Sprache und Öffentlichkeit als Wirkungsräume sollten dort geschaerft werden, wo sie in Glossar, Werkzeugen, Journal oder Readern doppeldeutig bleiben. Offene Forschungsfragen werden nicht versteckt. Sie markieren die Stelle, an der spaetere Evidenz, ein besserer Datensatz oder eine praezisere Fallstudie die Bewertung veraendern kann.</w:t>
       </w:r>
     </w:p>
     <w:p>
@@ -3093,12 +3118,163 @@
         <w:pStyle w:val="Heading3"/>
       </w:pPr>
       <w:r>
+        <w:t>Schlussvertiefung 4: Medien, Sprache und Öffentlichkeit als Wirkungsräume im Anwendungsfall</w:t>
+      </w:r>
+    </w:p>
+    <w:p>
+      <w:r>
+        <w:t>Die folgenden Abschnitte sind keine neue Pruefungsloesung. Sie verdichten die vorhandenen Kapitel zu einer Lesart, mit der Studierende einen Fall selbststaendig analysieren koennen. Im Mittelpunkt stehen oeffentliche Resonanzraeume, Sprache, Vertrauen, Quellenklarheit und demokratische Rueckkopplung, nicht moralische Personenbewertung.</w:t>
+      </w:r>
+    </w:p>
+    <w:p>
+      <w:r>
+        <w:t>Begriffliche Schlussklaerung. Die Grenze gegen Scheingenauigkeit verlaeuft bei Quelltext und fachliche Grundlegung nicht zwischen Optimismus und Pessimismus. Sie verlaeuft zwischen offengelegter Unsicherheit und rhetorischer Sicherheit. Wer Medien, Sprache und Öffentlichkeit als Wirkungsräume belastbar anwenden will, benennt Systemgrenze, Zeitraum, Vergleichspunkt und offene Gegenhypothese. Gerade dadurch bleibt das Skript anschlussfaehig fuer Forschung, Praxis und spaetere Revision.</w:t>
+      </w:r>
+    </w:p>
+    <w:p>
+      <w:r>
+        <w:t>Fuer die Pruefung ist Quelltext und fachliche Grundlegung dann verstanden, wenn daraus eine belastbare Fallantwort entsteht. Eine gute Antwort unterscheidet Beobachtung, Kausalannahme, Bewertung und Steuerungsfolge. Sie bewertet keine Menschen, sondern Wirkpfade, Zustandsveraenderungen, Risiken und institutionelle Bedingungen.</w:t>
+      </w:r>
+    </w:p>
+    <w:p>
+      <w:r>
+        <w:t>Wirkpfad und Empfaenger. Wirkung entsteht auch in den Köpfen zeigt, warum Medien, Sprache und Öffentlichkeit als Wirkungsräume mehr ist als ein Schlagwort im Feld oeffentliche Resonanzraeume, Sprache, Vertrauen, Quellenklarheit und demokratische Rueckkopplung. Die wirkungsoekonomische Frage lautet: Welche reale Veraenderung wird moeglich, welche bleibt nur Potenzial und wo entsteht ein Wirkungsrisiko? Diese Unterscheidung schuetzt vor Impact-Washing, weil sie Absicht, Aktivitaet, Reichweite und Wirkung auseinanderhaelt.</w:t>
+      </w:r>
+    </w:p>
+    <w:p>
+      <w:r>
+        <w:t>Eine Kommune, ein Unternehmen oder eine Bildungsorganisation will Medien, Sprache und Öffentlichkeit als Wirkungsräume praktisch anwenden. Der erste Schritt ist nicht die Auswahl eines Instruments, sondern die Klaerung der Zustandsveraenderung. Bei Wirkung entsteht auch in den Köpfen muss deshalb benannt werden, wer betroffen ist, welcher Zustand sich veraendert, welche Frist gilt und welche Gegenbeobachtung die Annahme widerlegen wuerde. Erst danach entsteht eine begruendete Entscheidung im Feld Begriff, Fallbewertung, Wirkpfad, rote Linie, Quellenbeurteilung oder Rueckkopplungsregel.</w:t>
+      </w:r>
+    </w:p>
+    <w:p>
+      <w:r>
+        <w:t>Daten, Quellen und Evidenz. In V17 muss Medien lenken die Aufmerksamkeit immer mit Empfaengern gelesen werden. Wirkung entsteht nicht beim Sender, sondern an veraenderten Zustaenden von Menschen, Oekosystemen, Institutionen, Oeffentlichkeit oder kuenftigen Handlungsspielraeumen. Darum reicht es nicht, interne Aktivitaeten zu dokumentieren. Entscheidend ist, ob sich ein Zustand nachvollziehbar veraendert und ob diese Veraenderung im Referenzrahmen Mensch, Planet, Demokratie, SDGs, Agenda 2030 und SDG+ tragfaehig bewertet werden kann.</w:t>
+      </w:r>
+    </w:p>
+    <w:p>
+      <w:r>
+        <w:t>Ein Bericht behauptet, die Massnahme zu Medien, Sprache und Öffentlichkeit als Wirkungsräume sei erfolgreich. Die WOE-Lesart fragt bei Medien lenken die Aufmerksamkeit nach belastbaren Nachweisen: begriffliche Praezision, Fallbeschreibung, Quellenklarheit, Plausibilitaet und offene Unsicherheit. Wenn diese Nachweise fehlen, bleibt die Aussage Wirkungspotenzial oder Kommunikationsbehauptung. Sie kann wichtig sein, aber sie ist noch keine belegte Wirkung.</w:t>
+      </w:r>
+    </w:p>
+    <w:p>
+      <w:r>
+        <w:t>Bewertung und rote Linien. Wissenschaftliche Anschlussfaehigkeit entsteht hier durch Quellenklarheit. Bei Sprache formt das Denken werden interne WOE-Begriffe nicht als Ersatz fuer Belege benutzt, sondern mit Wirkungsradar, Journal, Glossar, Resonanz- und Quellenklarheitskapitel verbunden. Wo die Datenlage offen bleibt, wird das offengelegt. Wo eine Aussage nur plausibel ist, bleibt sie als Wirkungspotenzial markiert. Wo ein Schaden eine rote Linie beruehrt, greift Nichtkompensation vor Durchschnittslogik.</w:t>
+      </w:r>
+    </w:p>
+    <w:p>
+      <w:r>
+        <w:t>In einer kontroversen Entscheidung wirkt Sprache formt das Denken als Pruefpunkt fuer Ambivalenz. Ein Nutzen fuer eine Gruppe kann mit Risiken fuer andere Wirkungsempfaenger einhergehen. Das Skript verlangt deshalb, positive und negative Zustandsveraenderungen getrennt zu fuehren, bevor von positiver Netto-Wirkung gesprochen wird.</w:t>
+      </w:r>
+    </w:p>
+    <w:p>
+      <w:r>
+        <w:t>Kontrollfrage. Welche Entscheidung waere falsch, wenn Sprache formt das Denken in V17 missverstanden wird? Die Antwort muss mindestens eine Daten- oder Quellenannahme, eine betroffene Gruppe oder Schutzdimension, eine moegliche Nebenwirkung und einen Rueckkopplungsschritt nennen. Richtig ist nicht die lauteste Bewertung, sondern diejenige, die Begriff, Beleg und Steuerungsfolge zusammenhaelt.</w:t>
+      </w:r>
+    </w:p>
+    <w:p>
+      <w:r>
+        <w:t>Steuerung und Rueckkopplung. In Grundstudium Wirkungsoekonomie wird Die Wirkungsökonomie und die Sprache erst steuerungsfaehig, wenn daraus eine Entscheidung folgt. Die Grundbegriffe muessen in spaeteren Modulen wiedererkennbar bleiben. Ohne diese Rueckkopplung bleibt Reporting eine Beschreibung. Mit Rueckkopplung wird aus Bewertung eine veraenderte Routine: ein anderer Prozess, ein geaenderter Anreiz, eine bessere Datenpflicht, eine korrigierte Kommunikation oder eine neue Priorisierung.</w:t>
+      </w:r>
+    </w:p>
+    <w:p>
+      <w:r>
+        <w:t>Die typische Fehlstelle bei Medien, Sprache und Öffentlichkeit als Wirkungsräume liegt darin, Reichweite, Zustimmung oder Lautstaerke als Wirkung auszugeben. Bei Die Wirkungsökonomie und die Sprache wird diese Fehlstelle konkret: Ein scheinbar plausibler Befund darf nicht zur Abkuerzung werden. Quellen, Systemgrenzen, Unsicherheit und Rueckkopplung bleiben sichtbar.</w:t>
+      </w:r>
+    </w:p>
+    <w:p>
+      <w:r>
+        <w:t>Pruefungsnahe Anwendung. Die Grenze gegen Scheingenauigkeit verlaeuft bei Die Öffentlichkeit als gemeinsamer Raum nicht zwischen Optimismus und Pessimismus. Sie verlaeuft zwischen offengelegter Unsicherheit und rhetorischer Sicherheit. Wer Medien, Sprache und Öffentlichkeit als Wirkungsräume belastbar anwenden will, benennt Systemgrenze, Zeitraum, Vergleichspunkt und offene Gegenhypothese. Gerade dadurch bleibt das Skript anschlussfaehig fuer Forschung, Praxis und spaetere Revision.</w:t>
+      </w:r>
+    </w:p>
+    <w:p>
+      <w:r>
+        <w:t>Fuer die Pruefung ist Die Öffentlichkeit als gemeinsamer Raum dann verstanden, wenn daraus eine belastbare Fallantwort entsteht. Eine gute Antwort unterscheidet Beobachtung, Kausalannahme, Bewertung und Steuerungsfolge. Sie bewertet keine Menschen, sondern Wirkpfade, Zustandsveraenderungen, Risiken und institutionelle Bedingungen.</w:t>
+      </w:r>
+    </w:p>
+    <w:p>
+      <w:r>
+        <w:t>Rueckfluss. Fuer den WOE-Korpus bedeutet das: Begriffe aus Medien, Sprache und Öffentlichkeit als Wirkungsräume sollten dort geschaerft werden, wo sie in Glossar, Werkzeugen, Journal oder Readern doppeldeutig bleiben. Offene Forschungsfragen werden nicht versteckt. Sie markieren die Stelle, an der spaetere Evidenz, ein besserer Datensatz oder eine praezisere Fallstudie die Bewertung veraendern kann.</w:t>
+      </w:r>
+    </w:p>
+    <w:p>
+      <w:r>
+        <w:t>Transfer in den WOE-Korpus. Wenn diese Räume vergiftet werden zeigt, warum Medien, Sprache und Öffentlichkeit als Wirkungsräume mehr ist als ein Schlagwort im Feld oeffentliche Resonanzraeume, Sprache, Vertrauen, Quellenklarheit und demokratische Rueckkopplung. Die wirkungsoekonomische Frage lautet: Welche reale Veraenderung wird moeglich, welche bleibt nur Potenzial und wo entsteht ein Wirkungsrisiko? Diese Unterscheidung schuetzt vor Impact-Washing, weil sie Absicht, Aktivitaet, Reichweite und Wirkung auseinanderhaelt.</w:t>
+      </w:r>
+    </w:p>
+    <w:p>
+      <w:r>
+        <w:t>Eine Kommune, ein Unternehmen oder eine Bildungsorganisation will Medien, Sprache und Öffentlichkeit als Wirkungsräume praktisch anwenden. Der erste Schritt ist nicht die Auswahl eines Instruments, sondern die Klaerung der Zustandsveraenderung. Bei Wenn diese Räume vergiftet werden muss deshalb benannt werden, wer betroffen ist, welcher Zustand sich veraendert, welche Frist gilt und welche Gegenbeobachtung die Annahme widerlegen wuerde. Erst danach entsteht eine begruendete Entscheidung im Feld Begriff, Fallbewertung, Wirkpfad, rote Linie, Quellenbeurteilung oder Rueckkopplungsregel.</w:t>
+      </w:r>
+    </w:p>
+    <w:p>
+      <w:r>
+        <w:t>Grenzen der Aussage. In V17 muss Ein Beispiel: zwei Berichte über dasselbe Ereignis immer mit Empfaengern gelesen werden. Wirkung entsteht nicht beim Sender, sondern an veraenderten Zustaenden von Menschen, Oekosystemen, Institutionen, Oeffentlichkeit oder kuenftigen Handlungsspielraeumen. Darum reicht es nicht, interne Aktivitaeten zu dokumentieren. Entscheidend ist, ob sich ein Zustand nachvollziehbar veraendert und ob diese Veraenderung im Referenzrahmen Mensch, Planet, Demokratie, SDGs, Agenda 2030 und SDG+ tragfaehig bewertet werden kann.</w:t>
+      </w:r>
+    </w:p>
+    <w:p>
+      <w:r>
+        <w:t>Ein Bericht behauptet, die Massnahme zu Medien, Sprache und Öffentlichkeit als Wirkungsräume sei erfolgreich. Die WOE-Lesart fragt bei Ein Beispiel: zwei Berichte über dasselbe Ereignis nach belastbaren Nachweisen: begriffliche Praezision, Fallbeschreibung, Quellenklarheit, Plausibilitaet und offene Unsicherheit. Wenn diese Nachweise fehlen, bleibt die Aussage Wirkungspotenzial oder Kommunikationsbehauptung. Sie kann wichtig sein, aber sie ist noch keine belegte Wirkung.</w:t>
+      </w:r>
+    </w:p>
+    <w:p>
+      <w:r>
+        <w:t>Kontrollfrage. Welche Entscheidung waere falsch, wenn Ein Beispiel: zwei Berichte über dasselbe Ereignis in V17 missverstanden wird? Die Antwort muss mindestens eine Daten- oder Quellenannahme, eine betroffene Gruppe oder Schutzdimension, eine moegliche Nebenwirkung und einen Rueckkopplungsschritt nennen. Richtig ist nicht die lauteste Bewertung, sondern diejenige, die Begriff, Beleg und Steuerungsfolge zusammenhaelt.</w:t>
+      </w:r>
+    </w:p>
+    <w:p>
+      <w:pPr>
+        <w:pStyle w:val="Heading3"/>
+      </w:pPr>
+      <w:r>
+        <w:t>Schlussvertiefung 5: Medien, Sprache und Öffentlichkeit als Wirkungsräume im Anwendungsfall</w:t>
+      </w:r>
+    </w:p>
+    <w:p>
+      <w:r>
+        <w:t>Die folgenden Abschnitte sind keine neue Pruefungsloesung. Sie verdichten die vorhandenen Kapitel zu einer Lesart, mit der Studierende einen Fall selbststaendig analysieren koennen. Im Mittelpunkt stehen oeffentliche Resonanzraeume, Sprache, Vertrauen, Quellenklarheit und demokratische Rueckkopplung, nicht moralische Personenbewertung.</w:t>
+      </w:r>
+    </w:p>
+    <w:p>
+      <w:r>
+        <w:t>Begriffliche Schlussklaerung. Wissenschaftliche Anschlussfaehigkeit entsteht hier durch Quellenklarheit. Bei Die besondere Rolle der Plattformen werden interne WOE-Begriffe nicht als Ersatz fuer Belege benutzt, sondern mit Wirkungsradar, Journal, Glossar, Resonanz- und Quellenklarheitskapitel verbunden. Wo die Datenlage offen bleibt, wird das offengelegt. Wo eine Aussage nur plausibel ist, bleibt sie als Wirkungspotenzial markiert. Wo ein Schaden eine rote Linie beruehrt, greift Nichtkompensation vor Durchschnittslogik.</w:t>
+      </w:r>
+    </w:p>
+    <w:p>
+      <w:r>
+        <w:t>In einer kontroversen Entscheidung wirkt Die besondere Rolle der Plattformen als Pruefpunkt fuer Ambivalenz. Ein Nutzen fuer eine Gruppe kann mit Risiken fuer andere Wirkungsempfaenger einhergehen. Das Skript verlangt deshalb, positive und negative Zustandsveraenderungen getrennt zu fuehren, bevor von positiver Netto-Wirkung gesprochen wird.</w:t>
+      </w:r>
+    </w:p>
+    <w:p>
+      <w:r>
+        <w:t>Wirkpfad und Empfaenger. In Grundstudium Wirkungsoekonomie wird Diese Räume lesen lernen erst steuerungsfaehig, wenn daraus eine Entscheidung folgt. Die Grundbegriffe muessen in spaeteren Modulen wiedererkennbar bleiben. Ohne diese Rueckkopplung bleibt Reporting eine Beschreibung. Mit Rueckkopplung wird aus Bewertung eine veraenderte Routine: ein anderer Prozess, ein geaenderter Anreiz, eine bessere Datenpflicht, eine korrigierte Kommunikation oder eine neue Priorisierung.</w:t>
+      </w:r>
+    </w:p>
+    <w:p>
+      <w:r>
+        <w:t>Die typische Fehlstelle bei Medien, Sprache und Öffentlichkeit als Wirkungsräume liegt darin, Reichweite, Zustimmung oder Lautstaerke als Wirkung auszugeben. Bei Diese Räume lesen lernen wird diese Fehlstelle konkret: Ein scheinbar plausibler Befund darf nicht zur Abkuerzung werden. Quellen, Systemgrenzen, Unsicherheit und Rueckkopplung bleiben sichtbar.</w:t>
+      </w:r>
+    </w:p>
+    <w:p>
+      <w:r>
+        <w:t>Daten, Quellen und Evidenz. Die Grenze gegen Scheingenauigkeit verlaeuft bei Was du aus dieser Vorlesung mitnimmst nicht zwischen Optimismus und Pessimismus. Sie verlaeuft zwischen offengelegter Unsicherheit und rhetorischer Sicherheit. Wer Medien, Sprache und Öffentlichkeit als Wirkungsräume belastbar anwenden will, benennt Systemgrenze, Zeitraum, Vergleichspunkt und offene Gegenhypothese. Gerade dadurch bleibt das Skript anschlussfaehig fuer Forschung, Praxis und spaetere Revision.</w:t>
+      </w:r>
+    </w:p>
+    <w:p>
+      <w:r>
+        <w:t>Fuer die Pruefung ist Was du aus dieser Vorlesung mitnimmst dann verstanden, wenn daraus eine belastbare Fallantwort entsteht. Eine gute Antwort unterscheidet Beobachtung, Kausalannahme, Bewertung und Steuerungsfolge. Sie bewertet keine Menschen, sondern Wirkpfade, Zustandsveraenderungen, Risiken und institutionelle Bedingungen.</w:t>
+      </w:r>
+    </w:p>
+    <w:p>
+      <w:pPr>
+        <w:pStyle w:val="Heading3"/>
+      </w:pPr>
+      <w:r>
         <w:t>V1-Abschlussnotiz</w:t>
       </w:r>
     </w:p>
     <w:p>
       <w:r>
-        <w:t>Diese Finalisierung schliesst die Codex-Inhaltsproduktion fuer V17. Offen bleibt nicht der fachliche Kern des Skripts, sondern der naechste Produktionsschritt: Claude setzt daraus die CI/CD-konforme Reader- und PDF-Fassung, prueft Satz, Umbrueche, Medienintegration und Lektorat und markiert erst danach die veroeffentlichte Fassung als freigegeben.</w:t>
+        <w:t>Diese Finalisierung schliesst die Codex-Inhaltsproduktion fuer V17. Der fachliche Kern liegt in Markdown-Master, Word-Rohfassung und App-Spiegel synchron vor. Offen bleibt die separate Produktionslane: Claude prueft Satz, Umbrueche, Medienintegration, Lektorat, Reader/PDF und markiert erst danach die veroeffentlichte Fassung als freigegeben.</w:t>
       </w:r>
     </w:p>
     <w:sectPr>

--- a/docs/studienskripte/word-rohfassungen/woek-g-v17.docx
+++ b/docs/studienskripte/word-rohfassungen/woek-g-v17.docx
@@ -2535,12 +2535,12 @@
     </w:p>
     <w:p>
       <w:r>
-        <w:t>Dieses Skript zu V17 Medien, Sprache und Öffentlichkeit als Wirkungsräume ist als Langformtext angelegt. Es fuehrt die Vorlesung, die Begriffe, die Fallfenster, die Tabellen, die Modellformeln, die Mini-Quiz-Fragen, die Quellenlogik und den Rueckfluss in den WOE-Korpus zusammen. Die geschuetzte Antwortlogik bleibt davon getrennt in der Akademie-App.</w:t>
-      </w:r>
-    </w:p>
-    <w:p>
-      <w:r>
-        <w:t>Der Abschluss liest Medien, Sprache und Öffentlichkeit als Wirkungsräume im Feld Grundstudium Wirkungsoekonomie. Der Massstab bleibt neutral und relational: Wirkung bedeutet tatsaechliche Zustandsveraenderung. Wirkungspotenzial beschreibt plausible Moeglichkeit. Wirkungsrisiko beschreibt moegliche negative Veraenderung. Wenn eine Zielgroesse gemeint ist, geht es um positive Netto-Wirkung. Genau diese Trennung entscheidet, ob das Skript fachlich traegt.</w:t>
+        <w:t>Dieses Skript zu V17 Medien, Sprache und Öffentlichkeit als Wirkungsräume ist als Langformtext angelegt. Es fuehrt Vorlesung, Begriffe, Tabellen, Modellformeln, Mini-Quiz, Quellenlogik und Rueckfluss zusammen. Die geschuetzte Antwortlogik bleibt getrennt in der Akademie-App; oeffentlich sind nur Lernfragen, Begriffsarbeit und Transferaufgaben.</w:t>
+      </w:r>
+    </w:p>
+    <w:p>
+      <w:r>
+        <w:t>Der Abschluss liest Medien, Sprache und Öffentlichkeit als Wirkungsräume im Feld Grundstudium Wirkungsoekonomie. Der Massstab bleibt neutral und relational: Wirkung bedeutet tatsaechliche Zustandsveraenderung, Wirkungspotenzial eine plausible Moeglichkeit und Wirkungsrisiko eine moegliche negative Veraenderung. Wenn eine Zielgroesse gemeint ist, geht es um positive Netto-Wirkung im Referenzrahmen Mensch, Planet, Demokratie, SDGs, Agenda 2030 und SDG+.</w:t>
       </w:r>
     </w:p>
     <w:p>
@@ -2789,17 +2789,17 @@
         <w:pStyle w:val="Heading3"/>
       </w:pPr>
       <w:r>
-        <w:t>Schlussvertiefung 1: Medien, Sprache und Öffentlichkeit als Wirkungsräume im Anwendungsfall</w:t>
-      </w:r>
-    </w:p>
-    <w:p>
-      <w:r>
-        <w:t>Die folgenden Abschnitte sind keine neue Pruefungsloesung. Sie verdichten die vorhandenen Kapitel zu einer Lesart, mit der Studierende einen Fall selbststaendig analysieren koennen. Im Mittelpunkt stehen oeffentliche Resonanzraeume, Sprache, Vertrauen, Quellenklarheit und demokratische Rueckkopplung, nicht moralische Personenbewertung.</w:t>
-      </w:r>
-    </w:p>
-    <w:p>
-      <w:r>
-        <w:t>Begriffliche Schlussklaerung. Einleitung / Wirkungsfrage zeigt, warum Medien, Sprache und Öffentlichkeit als Wirkungsräume mehr ist als ein Schlagwort im Feld oeffentliche Resonanzraeume, Sprache, Vertrauen, Quellenklarheit und demokratische Rueckkopplung. Die wirkungsoekonomische Frage lautet: Welche reale Veraenderung wird moeglich, welche bleibt nur Potenzial und wo entsteht ein Wirkungsrisiko? Diese Unterscheidung schuetzt vor Impact-Washing, weil sie Absicht, Aktivitaet, Reichweite und Wirkung auseinanderhaelt.</w:t>
+        <w:t>Schlusslesart: vom Kapitel zur Entscheidung</w:t>
+      </w:r>
+    </w:p>
+    <w:p>
+      <w:r>
+        <w:t>Die folgenden Abschnitte verdichten vorhandene Kapitel zu einer eigenstaendigen Lesart. Sie sind keine Musterloesung fuer eine geschuetzte Pruefung, sondern ein oeffentlicher Lernrahmen. Im Mittelpunkt stehen oeffentliche Resonanzraeume, Sprache, Vertrauen, Quellenklarheit und demokratische Rueckkopplung; Menschen werden nicht bewertet, sondern Wirkpfade, Zustandsveraenderungen, Risiken und institutionelle Bedingungen.</w:t>
+      </w:r>
+    </w:p>
+    <w:p>
+      <w:r>
+        <w:t>Begriffliche Sicherung. Einleitung / Wirkungsfrage zeigt, warum Medien, Sprache und Öffentlichkeit als Wirkungsräume mehr ist als ein Schlagwort im Feld oeffentliche Resonanzraeume, Sprache, Vertrauen, Quellenklarheit und demokratische Rueckkopplung. Die wirkungsoekonomische Frage lautet: Welche reale Veraenderung wird moeglich, welche bleibt nur Potenzial und wo entsteht ein Wirkungsrisiko? Diese Unterscheidung schuetzt vor Impact-Washing, weil sie Absicht, Aktivitaet, Reichweite und Wirkung auseinanderhaelt.</w:t>
       </w:r>
     </w:p>
     <w:p>
@@ -2809,7 +2809,12 @@
     </w:p>
     <w:p>
       <w:r>
-        <w:t>Wirkpfad und Empfaenger. In V17 muss Kernaussage immer mit Empfaengern gelesen werden. Wirkung entsteht nicht beim Sender, sondern an veraenderten Zustaenden von Menschen, Oekosystemen, Institutionen, Oeffentlichkeit oder kuenftigen Handlungsspielraeumen. Darum reicht es nicht, interne Aktivitaeten zu dokumentieren. Entscheidend ist, ob sich ein Zustand nachvollziehbar veraendert und ob diese Veraenderung im Referenzrahmen Mensch, Planet, Demokratie, SDGs, Agenda 2030 und SDG+ tragfaehig bewertet werden kann.</w:t>
+        <w:t>Fallpruefung. Wenn ein oeffentlicher Akteur eine Botschaft, ein Beteiligungsformat oder einen Resonanzraum verantwortbar gestalten will, beginnt die Analyse bei Empfaengern, Wirkraum, Zeitraum und Datenquelle. Bei Einleitung / Wirkungsfrage muss dann geklaert werden, ob Reichweite, Zustimmung und Aufmerksamkeit sauber von Wirkung und Wirkungsrisiko getrennt sind. Eine tragfaehige Antwort benennt mindestens eine Quelle, eine offene Unsicherheit, eine moegliche Gegenbeobachtung und die Entscheidung, die nach der Bewertung geaendert wird.</w:t>
+      </w:r>
+    </w:p>
+    <w:p>
+      <w:r>
+        <w:t>Wirkpfadpruefung. In V17 muss Kernaussage immer mit Empfaengern gelesen werden. Wirkung entsteht nicht beim Sender, sondern an veraenderten Zustaenden von Menschen, Oekosystemen, Institutionen, Oeffentlichkeit oder kuenftigen Handlungsspielraeumen. Darum reicht es nicht, interne Aktivitaeten zu dokumentieren. Entscheidend ist, ob sich ein Zustand nachvollziehbar veraendert und ob diese Veraenderung im Referenzrahmen Mensch, Planet, Demokratie, SDGs, Agenda 2030 und SDG+ tragfaehig bewertet werden kann.</w:t>
       </w:r>
     </w:p>
     <w:p>
@@ -2819,7 +2824,17 @@
     </w:p>
     <w:p>
       <w:r>
-        <w:t>Daten, Quellen und Evidenz. Wissenschaftliche Anschlussfaehigkeit entsteht hier durch Quellenklarheit. Bei Quelltext und fachliche Grundlegung werden interne WOE-Begriffe nicht als Ersatz fuer Belege benutzt, sondern mit Wirkungsradar, Journal, Glossar, Resonanz- und Quellenklarheitskapitel verbunden. Wo die Datenlage offen bleibt, wird das offengelegt. Wo eine Aussage nur plausibel ist, bleibt sie als Wirkungspotenzial markiert. Wo ein Schaden eine rote Linie beruehrt, greift Nichtkompensation vor Durchschnittslogik.</w:t>
+        <w:t>Fallpruefung. Wenn ein oeffentlicher Akteur eine Botschaft, ein Beteiligungsformat oder einen Resonanzraum verantwortbar gestalten will, beginnt die Analyse bei Empfaengern, Wirkraum, Zeitraum und Datenquelle. Bei Kernaussage muss dann geklaert werden, ob Reichweite, Zustimmung und Aufmerksamkeit sauber von Wirkung und Wirkungsrisiko getrennt sind. Eine tragfaehige Antwort benennt mindestens eine Quelle, eine offene Unsicherheit, eine moegliche Gegenbeobachtung und die Entscheidung, die nach der Bewertung geaendert wird.</w:t>
+      </w:r>
+    </w:p>
+    <w:p>
+      <w:r>
+        <w:t>Fuer die Bewertung reicht kein Summenscore, der zentrale Schaeden mit bequemen Pluspunkten verrechnet. Nichtkompensation und Reverse Merit Order markieren, wo rote Linien, demokratische Grundbedingungen oder planetare Grenzen Vorrang vor Durchschnittslogik haben. So bleibt positive Netto-Wirkung eine anspruchsvolle Zielgroesse und wird nicht zur dekorativen Formel.</w:t>
+      </w:r>
+    </w:p>
+    <w:p>
+      <w:r>
+        <w:t>Evidenzfenster. Wissenschaftliche Anschlussfaehigkeit entsteht hier durch Quellenklarheit. Bei Quelltext und fachliche Grundlegung werden interne WOE-Begriffe nicht als Ersatz fuer Belege benutzt, sondern mit Wirkungsradar, Journal, Glossar, Resonanz- und Quellenklarheitskapitel verbunden. Wo die Datenlage offen bleibt, wird das offengelegt. Wo eine Aussage nur plausibel ist, bleibt sie als Wirkungspotenzial markiert. Wo ein Schaden eine rote Linie beruehrt, greift Nichtkompensation vor Durchschnittslogik.</w:t>
       </w:r>
     </w:p>
     <w:p>
@@ -2829,7 +2844,17 @@
     </w:p>
     <w:p>
       <w:r>
-        <w:t>Bewertung und rote Linien. In Grundstudium Wirkungsoekonomie wird Wirkung entsteht auch in den Köpfen erst steuerungsfaehig, wenn daraus eine Entscheidung folgt. Die Grundbegriffe muessen in spaeteren Modulen wiedererkennbar bleiben. Ohne diese Rueckkopplung bleibt Reporting eine Beschreibung. Mit Rueckkopplung wird aus Bewertung eine veraenderte Routine: ein anderer Prozess, ein geaenderter Anreiz, eine bessere Datenpflicht, eine korrigierte Kommunikation oder eine neue Priorisierung.</w:t>
+        <w:t>Fallpruefung. Wenn ein oeffentlicher Akteur eine Botschaft, ein Beteiligungsformat oder einen Resonanzraum verantwortbar gestalten will, beginnt die Analyse bei Empfaengern, Wirkraum, Zeitraum und Datenquelle. Bei Quelltext und fachliche Grundlegung muss dann geklaert werden, ob Reichweite, Zustimmung und Aufmerksamkeit sauber von Wirkung und Wirkungsrisiko getrennt sind. Eine tragfaehige Antwort benennt mindestens eine Quelle, eine offene Unsicherheit, eine moegliche Gegenbeobachtung und die Entscheidung, die nach der Bewertung geaendert wird.</w:t>
+      </w:r>
+    </w:p>
+    <w:p>
+      <w:r>
+        <w:t>Der Rueckfluss in den WOE-Korpus liegt hier in klaren Begriffen, sauber verlinkten Quellen und benannten Forschungsfragen. Wo Glossar, Werkzeuge, Journal oder Reader noch doppeldeutig bleiben, sollte Medien, Sprache und Öffentlichkeit als Wirkungsräume nicht als fertige Gewissheit auftreten, sondern als pruefbarer Lernstand mit Korrekturpfad.</w:t>
+      </w:r>
+    </w:p>
+    <w:p>
+      <w:r>
+        <w:t>Bewertungsgrenze. In Grundstudium Wirkungsoekonomie wird Wirkung entsteht auch in den Köpfen erst steuerungsfaehig, wenn daraus eine Entscheidung folgt. Die Grundbegriffe muessen in spaeteren Modulen wiedererkennbar bleiben. Ohne diese Rueckkopplung bleibt Reporting eine Beschreibung. Mit Rueckkopplung wird aus Bewertung eine veraenderte Routine: ein anderer Prozess, ein geaenderter Anreiz, eine bessere Datenpflicht, eine korrigierte Kommunikation oder eine neue Priorisierung.</w:t>
       </w:r>
     </w:p>
     <w:p>
@@ -2839,12 +2864,12 @@
     </w:p>
     <w:p>
       <w:r>
-        <w:t>Kontrollfrage. Welche Entscheidung waere falsch, wenn Wirkung entsteht auch in den Köpfen in V17 missverstanden wird? Die Antwort muss mindestens eine Daten- oder Quellenannahme, eine betroffene Gruppe oder Schutzdimension, eine moegliche Nebenwirkung und einen Rueckkopplungsschritt nennen. Richtig ist nicht die lauteste Bewertung, sondern diejenige, die Begriff, Beleg und Steuerungsfolge zusammenhaelt.</w:t>
-      </w:r>
-    </w:p>
-    <w:p>
-      <w:r>
-        <w:t>Steuerung und Rueckkopplung. Die Grenze gegen Scheingenauigkeit verlaeuft bei Medien lenken die Aufmerksamkeit nicht zwischen Optimismus und Pessimismus. Sie verlaeuft zwischen offengelegter Unsicherheit und rhetorischer Sicherheit. Wer Medien, Sprache und Öffentlichkeit als Wirkungsräume belastbar anwenden will, benennt Systemgrenze, Zeitraum, Vergleichspunkt und offene Gegenhypothese. Gerade dadurch bleibt das Skript anschlussfaehig fuer Forschung, Praxis und spaetere Revision.</w:t>
+        <w:t>Fallpruefung. Wenn ein oeffentlicher Akteur eine Botschaft, ein Beteiligungsformat oder einen Resonanzraum verantwortbar gestalten will, beginnt die Analyse bei Empfaengern, Wirkraum, Zeitraum und Datenquelle. Bei Wirkung entsteht auch in den Köpfen muss dann geklaert werden, ob Reichweite, Zustimmung und Aufmerksamkeit sauber von Wirkung und Wirkungsrisiko getrennt sind. Eine tragfaehige Antwort benennt mindestens eine Quelle, eine offene Unsicherheit, eine moegliche Gegenbeobachtung und die Entscheidung, die nach der Bewertung geaendert wird.</w:t>
+      </w:r>
+    </w:p>
+    <w:p>
+      <w:r>
+        <w:t>Steuerungsfolge. Die Grenze gegen Scheingenauigkeit verlaeuft bei Medien lenken die Aufmerksamkeit nicht zwischen Optimismus und Pessimismus. Sie verlaeuft zwischen offengelegter Unsicherheit und rhetorischer Sicherheit. Wer Medien, Sprache und Öffentlichkeit als Wirkungsräume belastbar anwenden will, benennt Systemgrenze, Zeitraum, Vergleichspunkt und offene Gegenhypothese. Gerade dadurch bleibt das Skript anschlussfaehig fuer Forschung, Praxis und spaetere Revision.</w:t>
       </w:r>
     </w:p>
     <w:p>
@@ -2854,7 +2879,17 @@
     </w:p>
     <w:p>
       <w:r>
-        <w:t>Pruefungsnahe Anwendung. Sprache formt das Denken zeigt, warum Medien, Sprache und Öffentlichkeit als Wirkungsräume mehr ist als ein Schlagwort im Feld oeffentliche Resonanzraeume, Sprache, Vertrauen, Quellenklarheit und demokratische Rueckkopplung. Die wirkungsoekonomische Frage lautet: Welche reale Veraenderung wird moeglich, welche bleibt nur Potenzial und wo entsteht ein Wirkungsrisiko? Diese Unterscheidung schuetzt vor Impact-Washing, weil sie Absicht, Aktivitaet, Reichweite und Wirkung auseinanderhaelt.</w:t>
+        <w:t>Fallpruefung. Wenn ein oeffentlicher Akteur eine Botschaft, ein Beteiligungsformat oder einen Resonanzraum verantwortbar gestalten will, beginnt die Analyse bei Empfaengern, Wirkraum, Zeitraum und Datenquelle. Bei Medien lenken die Aufmerksamkeit muss dann geklaert werden, ob Reichweite, Zustimmung und Aufmerksamkeit sauber von Wirkung und Wirkungsrisiko getrennt sind. Eine tragfaehige Antwort benennt mindestens eine Quelle, eine offene Unsicherheit, eine moegliche Gegenbeobachtung und die Entscheidung, die nach der Bewertung geaendert wird.</w:t>
+      </w:r>
+    </w:p>
+    <w:p>
+      <w:r>
+        <w:t>Fuer die Bewertung reicht kein Summenscore, der zentrale Schaeden mit bequemen Pluspunkten verrechnet. Nichtkompensation und Reverse Merit Order markieren, wo rote Linien, demokratische Grundbedingungen oder planetare Grenzen Vorrang vor Durchschnittslogik haben. So bleibt positive Netto-Wirkung eine anspruchsvolle Zielgroesse und wird nicht zur dekorativen Formel.</w:t>
+      </w:r>
+    </w:p>
+    <w:p>
+      <w:r>
+        <w:t>Transferhinweis. Sprache formt das Denken zeigt, warum Medien, Sprache und Öffentlichkeit als Wirkungsräume mehr ist als ein Schlagwort im Feld oeffentliche Resonanzraeume, Sprache, Vertrauen, Quellenklarheit und demokratische Rueckkopplung. Die wirkungsoekonomische Frage lautet: Welche reale Veraenderung wird moeglich, welche bleibt nur Potenzial und wo entsteht ein Wirkungsrisiko? Diese Unterscheidung schuetzt vor Impact-Washing, weil sie Absicht, Aktivitaet, Reichweite und Wirkung auseinanderhaelt.</w:t>
       </w:r>
     </w:p>
     <w:p>
@@ -2864,32 +2899,12 @@
     </w:p>
     <w:p>
       <w:r>
-        <w:t>Rueckfluss. Fuer den WOE-Korpus bedeutet das: Begriffe aus Medien, Sprache und Öffentlichkeit als Wirkungsräume sollten dort geschaerft werden, wo sie in Glossar, Werkzeugen, Journal oder Readern doppeldeutig bleiben. Offene Forschungsfragen werden nicht versteckt. Sie markieren die Stelle, an der spaetere Evidenz, ein besserer Datensatz oder eine praezisere Fallstudie die Bewertung veraendern kann.</w:t>
-      </w:r>
-    </w:p>
-    <w:p>
-      <w:r>
-        <w:t>Transfer in den WOE-Korpus. In V17 muss Die Wirkungsökonomie und die Sprache immer mit Empfaengern gelesen werden. Wirkung entsteht nicht beim Sender, sondern an veraenderten Zustaenden von Menschen, Oekosystemen, Institutionen, Oeffentlichkeit oder kuenftigen Handlungsspielraeumen. Darum reicht es nicht, interne Aktivitaeten zu dokumentieren. Entscheidend ist, ob sich ein Zustand nachvollziehbar veraendert und ob diese Veraenderung im Referenzrahmen Mensch, Planet, Demokratie, SDGs, Agenda 2030 und SDG+ tragfaehig bewertet werden kann.</w:t>
-      </w:r>
-    </w:p>
-    <w:p>
-      <w:r>
-        <w:t>Ein Bericht behauptet, die Massnahme zu Medien, Sprache und Öffentlichkeit als Wirkungsräume sei erfolgreich. Die WOE-Lesart fragt bei Die Wirkungsökonomie und die Sprache nach belastbaren Nachweisen: begriffliche Praezision, Fallbeschreibung, Quellenklarheit, Plausibilitaet und offene Unsicherheit. Wenn diese Nachweise fehlen, bleibt die Aussage Wirkungspotenzial oder Kommunikationsbehauptung. Sie kann wichtig sein, aber sie ist noch keine belegte Wirkung.</w:t>
-      </w:r>
-    </w:p>
-    <w:p>
-      <w:r>
-        <w:t>Grenzen der Aussage. Wissenschaftliche Anschlussfaehigkeit entsteht hier durch Quellenklarheit. Bei Die Öffentlichkeit als gemeinsamer Raum werden interne WOE-Begriffe nicht als Ersatz fuer Belege benutzt, sondern mit Wirkungsradar, Journal, Glossar, Resonanz- und Quellenklarheitskapitel verbunden. Wo die Datenlage offen bleibt, wird das offengelegt. Wo eine Aussage nur plausibel ist, bleibt sie als Wirkungspotenzial markiert. Wo ein Schaden eine rote Linie beruehrt, greift Nichtkompensation vor Durchschnittslogik.</w:t>
-      </w:r>
-    </w:p>
-    <w:p>
-      <w:r>
-        <w:t>In einer kontroversen Entscheidung wirkt Die Öffentlichkeit als gemeinsamer Raum als Pruefpunkt fuer Ambivalenz. Ein Nutzen fuer eine Gruppe kann mit Risiken fuer andere Wirkungsempfaenger einhergehen. Das Skript verlangt deshalb, positive und negative Zustandsveraenderungen getrennt zu fuehren, bevor von positiver Netto-Wirkung gesprochen wird.</w:t>
-      </w:r>
-    </w:p>
-    <w:p>
-      <w:r>
-        <w:t>Kontrollfrage. Welche Entscheidung waere falsch, wenn Die Öffentlichkeit als gemeinsamer Raum in V17 missverstanden wird? Die Antwort muss mindestens eine Daten- oder Quellenannahme, eine betroffene Gruppe oder Schutzdimension, eine moegliche Nebenwirkung und einen Rueckkopplungsschritt nennen. Richtig ist nicht die lauteste Bewertung, sondern diejenige, die Begriff, Beleg und Steuerungsfolge zusammenhaelt.</w:t>
+        <w:t>Fallpruefung. Wenn ein oeffentlicher Akteur eine Botschaft, ein Beteiligungsformat oder einen Resonanzraum verantwortbar gestalten will, beginnt die Analyse bei Empfaengern, Wirkraum, Zeitraum und Datenquelle. Bei Sprache formt das Denken muss dann geklaert werden, ob Reichweite, Zustimmung und Aufmerksamkeit sauber von Wirkung und Wirkungsrisiko getrennt sind. Eine tragfaehige Antwort benennt mindestens eine Quelle, eine offene Unsicherheit, eine moegliche Gegenbeobachtung und die Entscheidung, die nach der Bewertung geaendert wird.</w:t>
+      </w:r>
+    </w:p>
+    <w:p>
+      <w:r>
+        <w:t>Der Rueckfluss in den WOE-Korpus liegt hier in klaren Begriffen, sauber verlinkten Quellen und benannten Forschungsfragen. Wo Glossar, Werkzeuge, Journal oder Reader noch doppeldeutig bleiben, sollte Medien, Sprache und Öffentlichkeit als Wirkungsräume nicht als fertige Gewissheit auftreten, sondern als pruefbarer Lernstand mit Korrekturpfad.</w:t>
       </w:r>
     </w:p>
     <w:p>
@@ -2897,17 +2912,52 @@
         <w:pStyle w:val="Heading3"/>
       </w:pPr>
       <w:r>
-        <w:t>Schlussvertiefung 2: Medien, Sprache und Öffentlichkeit als Wirkungsräume im Anwendungsfall</w:t>
-      </w:r>
-    </w:p>
-    <w:p>
-      <w:r>
-        <w:t>Die folgenden Abschnitte sind keine neue Pruefungsloesung. Sie verdichten die vorhandenen Kapitel zu einer Lesart, mit der Studierende einen Fall selbststaendig analysieren koennen. Im Mittelpunkt stehen oeffentliche Resonanzraeume, Sprache, Vertrauen, Quellenklarheit und demokratische Rueckkopplung, nicht moralische Personenbewertung.</w:t>
-      </w:r>
-    </w:p>
-    <w:p>
-      <w:r>
-        <w:t>Begriffliche Schlussklaerung. In Grundstudium Wirkungsoekonomie wird Wenn diese Räume vergiftet werden erst steuerungsfaehig, wenn daraus eine Entscheidung folgt. Die Grundbegriffe muessen in spaeteren Modulen wiedererkennbar bleiben. Ohne diese Rueckkopplung bleibt Reporting eine Beschreibung. Mit Rueckkopplung wird aus Bewertung eine veraenderte Routine: ein anderer Prozess, ein geaenderter Anreiz, eine bessere Datenpflicht, eine korrigierte Kommunikation oder eine neue Priorisierung.</w:t>
+        <w:t>Vertiefungsrunde 2: Anschluss an Praxis und Forschung</w:t>
+      </w:r>
+    </w:p>
+    <w:p>
+      <w:r>
+        <w:t>Diese Runde wechselt den Blickwinkel, damit der Schlussblock nicht nur wiederholt, sondern Leseentscheidungen vorbereitet: Was ist belegt, was bleibt Potenzial, welche Nebenwirkung ist relevant und welche Steuerungsfolge wird daraus abgeleitet?</w:t>
+      </w:r>
+    </w:p>
+    <w:p>
+      <w:r>
+        <w:t>Rueckflussnotiz. In V17 muss Die Wirkungsökonomie und die Sprache immer mit Empfaengern gelesen werden. Wirkung entsteht nicht beim Sender, sondern an veraenderten Zustaenden von Menschen, Oekosystemen, Institutionen, Oeffentlichkeit oder kuenftigen Handlungsspielraeumen. Darum reicht es nicht, interne Aktivitaeten zu dokumentieren. Entscheidend ist, ob sich ein Zustand nachvollziehbar veraendert und ob diese Veraenderung im Referenzrahmen Mensch, Planet, Demokratie, SDGs, Agenda 2030 und SDG+ tragfaehig bewertet werden kann.</w:t>
+      </w:r>
+    </w:p>
+    <w:p>
+      <w:r>
+        <w:t>Ein Bericht behauptet, die Massnahme zu Medien, Sprache und Öffentlichkeit als Wirkungsräume sei erfolgreich. Die WOE-Lesart fragt bei Die Wirkungsökonomie und die Sprache nach belastbaren Nachweisen: begriffliche Praezision, Fallbeschreibung, Quellenklarheit, Plausibilitaet und offene Unsicherheit. Wenn diese Nachweise fehlen, bleibt die Aussage Wirkungspotenzial oder Kommunikationsbehauptung. Sie kann wichtig sein, aber sie ist noch keine belegte Wirkung.</w:t>
+      </w:r>
+    </w:p>
+    <w:p>
+      <w:r>
+        <w:t>Fallpruefung. Wenn ein oeffentlicher Akteur eine Botschaft, ein Beteiligungsformat oder einen Resonanzraum verantwortbar gestalten will, beginnt die Analyse bei Empfaengern, Wirkraum, Zeitraum und Datenquelle. Bei Die Wirkungsökonomie und die Sprache muss dann geklaert werden, ob Reichweite, Zustimmung und Aufmerksamkeit sauber von Wirkung und Wirkungsrisiko getrennt sind. Eine tragfaehige Antwort benennt mindestens eine Quelle, eine offene Unsicherheit, eine moegliche Gegenbeobachtung und die Entscheidung, die nach der Bewertung geaendert wird.</w:t>
+      </w:r>
+    </w:p>
+    <w:p>
+      <w:r>
+        <w:t>Pruefungsimpuls. Wissenschaftliche Anschlussfaehigkeit entsteht hier durch Quellenklarheit. Bei Die Öffentlichkeit als gemeinsamer Raum werden interne WOE-Begriffe nicht als Ersatz fuer Belege benutzt, sondern mit Wirkungsradar, Journal, Glossar, Resonanz- und Quellenklarheitskapitel verbunden. Wo die Datenlage offen bleibt, wird das offengelegt. Wo eine Aussage nur plausibel ist, bleibt sie als Wirkungspotenzial markiert. Wo ein Schaden eine rote Linie beruehrt, greift Nichtkompensation vor Durchschnittslogik.</w:t>
+      </w:r>
+    </w:p>
+    <w:p>
+      <w:r>
+        <w:t>In einer kontroversen Entscheidung wirkt Die Öffentlichkeit als gemeinsamer Raum als Pruefpunkt fuer Ambivalenz. Ein Nutzen fuer eine Gruppe kann mit Risiken fuer andere Wirkungsempfaenger einhergehen. Das Skript verlangt deshalb, positive und negative Zustandsveraenderungen getrennt zu fuehren, bevor von positiver Netto-Wirkung gesprochen wird.</w:t>
+      </w:r>
+    </w:p>
+    <w:p>
+      <w:r>
+        <w:t>Fallpruefung. Wenn ein oeffentlicher Akteur eine Botschaft, ein Beteiligungsformat oder einen Resonanzraum verantwortbar gestalten will, beginnt die Analyse bei Empfaengern, Wirkraum, Zeitraum und Datenquelle. Bei Die Öffentlichkeit als gemeinsamer Raum muss dann geklaert werden, ob Reichweite, Zustimmung und Aufmerksamkeit sauber von Wirkung und Wirkungsrisiko getrennt sind. Eine tragfaehige Antwort benennt mindestens eine Quelle, eine offene Unsicherheit, eine moegliche Gegenbeobachtung und die Entscheidung, die nach der Bewertung geaendert wird.</w:t>
+      </w:r>
+    </w:p>
+    <w:p>
+      <w:r>
+        <w:t>Fuer die Bewertung reicht kein Summenscore, der zentrale Schaeden mit bequemen Pluspunkten verrechnet. Nichtkompensation und Reverse Merit Order markieren, wo rote Linien, demokratische Grundbedingungen oder planetare Grenzen Vorrang vor Durchschnittslogik haben. So bleibt positive Netto-Wirkung eine anspruchsvolle Zielgroesse und wird nicht zur dekorativen Formel.</w:t>
+      </w:r>
+    </w:p>
+    <w:p>
+      <w:r>
+        <w:t>Begriffliche Sicherung. In Grundstudium Wirkungsoekonomie wird Wenn diese Räume vergiftet werden erst steuerungsfaehig, wenn daraus eine Entscheidung folgt. Die Grundbegriffe muessen in spaeteren Modulen wiedererkennbar bleiben. Ohne diese Rueckkopplung bleibt Reporting eine Beschreibung. Mit Rueckkopplung wird aus Bewertung eine veraenderte Routine: ein anderer Prozess, ein geaenderter Anreiz, eine bessere Datenpflicht, eine korrigierte Kommunikation oder eine neue Priorisierung.</w:t>
       </w:r>
     </w:p>
     <w:p>
@@ -2917,7 +2967,17 @@
     </w:p>
     <w:p>
       <w:r>
-        <w:t>Wirkpfad und Empfaenger. Die Grenze gegen Scheingenauigkeit verlaeuft bei Ein Beispiel: zwei Berichte über dasselbe Ereignis nicht zwischen Optimismus und Pessimismus. Sie verlaeuft zwischen offengelegter Unsicherheit und rhetorischer Sicherheit. Wer Medien, Sprache und Öffentlichkeit als Wirkungsräume belastbar anwenden will, benennt Systemgrenze, Zeitraum, Vergleichspunkt und offene Gegenhypothese. Gerade dadurch bleibt das Skript anschlussfaehig fuer Forschung, Praxis und spaetere Revision.</w:t>
+        <w:t>Fallpruefung. Wenn ein oeffentlicher Akteur eine Botschaft, ein Beteiligungsformat oder einen Resonanzraum verantwortbar gestalten will, beginnt die Analyse bei Empfaengern, Wirkraum, Zeitraum und Datenquelle. Bei Wenn diese Räume vergiftet werden muss dann geklaert werden, ob Reichweite, Zustimmung und Aufmerksamkeit sauber von Wirkung und Wirkungsrisiko getrennt sind. Eine tragfaehige Antwort benennt mindestens eine Quelle, eine offene Unsicherheit, eine moegliche Gegenbeobachtung und die Entscheidung, die nach der Bewertung geaendert wird.</w:t>
+      </w:r>
+    </w:p>
+    <w:p>
+      <w:r>
+        <w:t>Der Rueckfluss in den WOE-Korpus liegt hier in klaren Begriffen, sauber verlinkten Quellen und benannten Forschungsfragen. Wo Glossar, Werkzeuge, Journal oder Reader noch doppeldeutig bleiben, sollte Medien, Sprache und Öffentlichkeit als Wirkungsräume nicht als fertige Gewissheit auftreten, sondern als pruefbarer Lernstand mit Korrekturpfad.</w:t>
+      </w:r>
+    </w:p>
+    <w:p>
+      <w:r>
+        <w:t>Wirkpfadpruefung. Die Grenze gegen Scheingenauigkeit verlaeuft bei Ein Beispiel: zwei Berichte über dasselbe Ereignis nicht zwischen Optimismus und Pessimismus. Sie verlaeuft zwischen offengelegter Unsicherheit und rhetorischer Sicherheit. Wer Medien, Sprache und Öffentlichkeit als Wirkungsräume belastbar anwenden will, benennt Systemgrenze, Zeitraum, Vergleichspunkt und offene Gegenhypothese. Gerade dadurch bleibt das Skript anschlussfaehig fuer Forschung, Praxis und spaetere Revision.</w:t>
       </w:r>
     </w:p>
     <w:p>
@@ -2927,7 +2987,12 @@
     </w:p>
     <w:p>
       <w:r>
-        <w:t>Daten, Quellen und Evidenz. Die besondere Rolle der Plattformen zeigt, warum Medien, Sprache und Öffentlichkeit als Wirkungsräume mehr ist als ein Schlagwort im Feld oeffentliche Resonanzraeume, Sprache, Vertrauen, Quellenklarheit und demokratische Rueckkopplung. Die wirkungsoekonomische Frage lautet: Welche reale Veraenderung wird moeglich, welche bleibt nur Potenzial und wo entsteht ein Wirkungsrisiko? Diese Unterscheidung schuetzt vor Impact-Washing, weil sie Absicht, Aktivitaet, Reichweite und Wirkung auseinanderhaelt.</w:t>
+        <w:t>Fallpruefung. Wenn ein oeffentlicher Akteur eine Botschaft, ein Beteiligungsformat oder einen Resonanzraum verantwortbar gestalten will, beginnt die Analyse bei Empfaengern, Wirkraum, Zeitraum und Datenquelle. Bei Ein Beispiel: zwei Berichte über dasselbe Ereignis muss dann geklaert werden, ob Reichweite, Zustimmung und Aufmerksamkeit sauber von Wirkung und Wirkungsrisiko getrennt sind. Eine tragfaehige Antwort benennt mindestens eine Quelle, eine offene Unsicherheit, eine moegliche Gegenbeobachtung und die Entscheidung, die nach der Bewertung geaendert wird.</w:t>
+      </w:r>
+    </w:p>
+    <w:p>
+      <w:r>
+        <w:t>Evidenzfenster. Die besondere Rolle der Plattformen zeigt, warum Medien, Sprache und Öffentlichkeit als Wirkungsräume mehr ist als ein Schlagwort im Feld oeffentliche Resonanzraeume, Sprache, Vertrauen, Quellenklarheit und demokratische Rueckkopplung. Die wirkungsoekonomische Frage lautet: Welche reale Veraenderung wird moeglich, welche bleibt nur Potenzial und wo entsteht ein Wirkungsrisiko? Diese Unterscheidung schuetzt vor Impact-Washing, weil sie Absicht, Aktivitaet, Reichweite und Wirkung auseinanderhaelt.</w:t>
       </w:r>
     </w:p>
     <w:p>
@@ -2937,7 +3002,17 @@
     </w:p>
     <w:p>
       <w:r>
-        <w:t>Bewertung und rote Linien. In V17 muss Diese Räume lesen lernen immer mit Empfaengern gelesen werden. Wirkung entsteht nicht beim Sender, sondern an veraenderten Zustaenden von Menschen, Oekosystemen, Institutionen, Oeffentlichkeit oder kuenftigen Handlungsspielraeumen. Darum reicht es nicht, interne Aktivitaeten zu dokumentieren. Entscheidend ist, ob sich ein Zustand nachvollziehbar veraendert und ob diese Veraenderung im Referenzrahmen Mensch, Planet, Demokratie, SDGs, Agenda 2030 und SDG+ tragfaehig bewertet werden kann.</w:t>
+        <w:t>Fallpruefung. Wenn ein oeffentlicher Akteur eine Botschaft, ein Beteiligungsformat oder einen Resonanzraum verantwortbar gestalten will, beginnt die Analyse bei Empfaengern, Wirkraum, Zeitraum und Datenquelle. Bei Die besondere Rolle der Plattformen muss dann geklaert werden, ob Reichweite, Zustimmung und Aufmerksamkeit sauber von Wirkung und Wirkungsrisiko getrennt sind. Eine tragfaehige Antwort benennt mindestens eine Quelle, eine offene Unsicherheit, eine moegliche Gegenbeobachtung und die Entscheidung, die nach der Bewertung geaendert wird.</w:t>
+      </w:r>
+    </w:p>
+    <w:p>
+      <w:r>
+        <w:t>Fuer die Bewertung reicht kein Summenscore, der zentrale Schaeden mit bequemen Pluspunkten verrechnet. Nichtkompensation und Reverse Merit Order markieren, wo rote Linien, demokratische Grundbedingungen oder planetare Grenzen Vorrang vor Durchschnittslogik haben. So bleibt positive Netto-Wirkung eine anspruchsvolle Zielgroesse und wird nicht zur dekorativen Formel.</w:t>
+      </w:r>
+    </w:p>
+    <w:p>
+      <w:r>
+        <w:t>Bewertungsgrenze. In V17 muss Diese Räume lesen lernen immer mit Empfaengern gelesen werden. Wirkung entsteht nicht beim Sender, sondern an veraenderten Zustaenden von Menschen, Oekosystemen, Institutionen, Oeffentlichkeit oder kuenftigen Handlungsspielraeumen. Darum reicht es nicht, interne Aktivitaeten zu dokumentieren. Entscheidend ist, ob sich ein Zustand nachvollziehbar veraendert und ob diese Veraenderung im Referenzrahmen Mensch, Planet, Demokratie, SDGs, Agenda 2030 und SDG+ tragfaehig bewertet werden kann.</w:t>
       </w:r>
     </w:p>
     <w:p>
@@ -2947,57 +3022,12 @@
     </w:p>
     <w:p>
       <w:r>
-        <w:t>Kontrollfrage. Welche Entscheidung waere falsch, wenn Diese Räume lesen lernen in V17 missverstanden wird? Die Antwort muss mindestens eine Daten- oder Quellenannahme, eine betroffene Gruppe oder Schutzdimension, eine moegliche Nebenwirkung und einen Rueckkopplungsschritt nennen. Richtig ist nicht die lauteste Bewertung, sondern diejenige, die Begriff, Beleg und Steuerungsfolge zusammenhaelt.</w:t>
-      </w:r>
-    </w:p>
-    <w:p>
-      <w:r>
-        <w:t>Rueckfluss. Fuer den WOE-Korpus bedeutet das: Begriffe aus Medien, Sprache und Öffentlichkeit als Wirkungsräume sollten dort geschaerft werden, wo sie in Glossar, Werkzeugen, Journal oder Readern doppeldeutig bleiben. Offene Forschungsfragen werden nicht versteckt. Sie markieren die Stelle, an der spaetere Evidenz, ein besserer Datensatz oder eine praezisere Fallstudie die Bewertung veraendern kann.</w:t>
-      </w:r>
-    </w:p>
-    <w:p>
-      <w:r>
-        <w:t>Steuerung und Rueckkopplung. Wissenschaftliche Anschlussfaehigkeit entsteht hier durch Quellenklarheit. Bei Was du aus dieser Vorlesung mitnimmst werden interne WOE-Begriffe nicht als Ersatz fuer Belege benutzt, sondern mit Wirkungsradar, Journal, Glossar, Resonanz- und Quellenklarheitskapitel verbunden. Wo die Datenlage offen bleibt, wird das offengelegt. Wo eine Aussage nur plausibel ist, bleibt sie als Wirkungspotenzial markiert. Wo ein Schaden eine rote Linie beruehrt, greift Nichtkompensation vor Durchschnittslogik.</w:t>
-      </w:r>
-    </w:p>
-    <w:p>
-      <w:r>
-        <w:t>In einer kontroversen Entscheidung wirkt Was du aus dieser Vorlesung mitnimmst als Pruefpunkt fuer Ambivalenz. Ein Nutzen fuer eine Gruppe kann mit Risiken fuer andere Wirkungsempfaenger einhergehen. Das Skript verlangt deshalb, positive und negative Zustandsveraenderungen getrennt zu fuehren, bevor von positiver Netto-Wirkung gesprochen wird.</w:t>
-      </w:r>
-    </w:p>
-    <w:p>
-      <w:r>
-        <w:t>Pruefungsnahe Anwendung. In Grundstudium Wirkungsoekonomie wird Wirkungsökonomische Vertiefung erst steuerungsfaehig, wenn daraus eine Entscheidung folgt. Die Grundbegriffe muessen in spaeteren Modulen wiedererkennbar bleiben. Ohne diese Rueckkopplung bleibt Reporting eine Beschreibung. Mit Rueckkopplung wird aus Bewertung eine veraenderte Routine: ein anderer Prozess, ein geaenderter Anreiz, eine bessere Datenpflicht, eine korrigierte Kommunikation oder eine neue Priorisierung.</w:t>
-      </w:r>
-    </w:p>
-    <w:p>
-      <w:r>
-        <w:t>Die typische Fehlstelle bei Medien, Sprache und Öffentlichkeit als Wirkungsräume liegt darin, Reichweite, Zustimmung oder Lautstaerke als Wirkung auszugeben. Bei Wirkungsökonomische Vertiefung wird diese Fehlstelle konkret: Ein scheinbar plausibler Befund darf nicht zur Abkuerzung werden. Quellen, Systemgrenzen, Unsicherheit und Rueckkopplung bleiben sichtbar.</w:t>
-      </w:r>
-    </w:p>
-    <w:p>
-      <w:r>
-        <w:t>Transfer in den WOE-Korpus. Die Grenze gegen Scheingenauigkeit verlaeuft bei Begriffliche Präzision nicht zwischen Optimismus und Pessimismus. Sie verlaeuft zwischen offengelegter Unsicherheit und rhetorischer Sicherheit. Wer Medien, Sprache und Öffentlichkeit als Wirkungsräume belastbar anwenden will, benennt Systemgrenze, Zeitraum, Vergleichspunkt und offene Gegenhypothese. Gerade dadurch bleibt das Skript anschlussfaehig fuer Forschung, Praxis und spaetere Revision.</w:t>
-      </w:r>
-    </w:p>
-    <w:p>
-      <w:r>
-        <w:t>Fuer die Pruefung ist Begriffliche Präzision dann verstanden, wenn daraus eine belastbare Fallantwort entsteht. Eine gute Antwort unterscheidet Beobachtung, Kausalannahme, Bewertung und Steuerungsfolge. Sie bewertet keine Menschen, sondern Wirkpfade, Zustandsveraenderungen, Risiken und institutionelle Bedingungen.</w:t>
-      </w:r>
-    </w:p>
-    <w:p>
-      <w:r>
-        <w:t>Grenzen der Aussage. Wirkpfad zeigt, warum Medien, Sprache und Öffentlichkeit als Wirkungsräume mehr ist als ein Schlagwort im Feld oeffentliche Resonanzraeume, Sprache, Vertrauen, Quellenklarheit und demokratische Rueckkopplung. Die wirkungsoekonomische Frage lautet: Welche reale Veraenderung wird moeglich, welche bleibt nur Potenzial und wo entsteht ein Wirkungsrisiko? Diese Unterscheidung schuetzt vor Impact-Washing, weil sie Absicht, Aktivitaet, Reichweite und Wirkung auseinanderhaelt.</w:t>
-      </w:r>
-    </w:p>
-    <w:p>
-      <w:r>
-        <w:t>Eine Kommune, ein Unternehmen oder eine Bildungsorganisation will Medien, Sprache und Öffentlichkeit als Wirkungsräume praktisch anwenden. Der erste Schritt ist nicht die Auswahl eines Instruments, sondern die Klaerung der Zustandsveraenderung. Bei Wirkpfad muss deshalb benannt werden, wer betroffen ist, welcher Zustand sich veraendert, welche Frist gilt und welche Gegenbeobachtung die Annahme widerlegen wuerde. Erst danach entsteht eine begruendete Entscheidung im Feld Begriff, Fallbewertung, Wirkpfad, rote Linie, Quellenbeurteilung oder Rueckkopplungsregel.</w:t>
-      </w:r>
-    </w:p>
-    <w:p>
-      <w:r>
-        <w:t>Kontrollfrage. Welche Entscheidung waere falsch, wenn Wirkpfad in V17 missverstanden wird? Die Antwort muss mindestens eine Daten- oder Quellenannahme, eine betroffene Gruppe oder Schutzdimension, eine moegliche Nebenwirkung und einen Rueckkopplungsschritt nennen. Richtig ist nicht die lauteste Bewertung, sondern diejenige, die Begriff, Beleg und Steuerungsfolge zusammenhaelt.</w:t>
+        <w:t>Fallpruefung. Wenn ein oeffentlicher Akteur eine Botschaft, ein Beteiligungsformat oder einen Resonanzraum verantwortbar gestalten will, beginnt die Analyse bei Empfaengern, Wirkraum, Zeitraum und Datenquelle. Bei Diese Räume lesen lernen muss dann geklaert werden, ob Reichweite, Zustimmung und Aufmerksamkeit sauber von Wirkung und Wirkungsrisiko getrennt sind. Eine tragfaehige Antwort benennt mindestens eine Quelle, eine offene Unsicherheit, eine moegliche Gegenbeobachtung und die Entscheidung, die nach der Bewertung geaendert wird.</w:t>
+      </w:r>
+    </w:p>
+    <w:p>
+      <w:r>
+        <w:t>Der Rueckfluss in den WOE-Korpus liegt hier in klaren Begriffen, sauber verlinkten Quellen und benannten Forschungsfragen. Wo Glossar, Werkzeuge, Journal oder Reader noch doppeldeutig bleiben, sollte Medien, Sprache und Öffentlichkeit als Wirkungsräume nicht als fertige Gewissheit auftreten, sondern als pruefbarer Lernstand mit Korrekturpfad.</w:t>
       </w:r>
     </w:p>
     <w:p>
@@ -3005,17 +3035,87 @@
         <w:pStyle w:val="Heading3"/>
       </w:pPr>
       <w:r>
-        <w:t>Schlussvertiefung 3: Medien, Sprache und Öffentlichkeit als Wirkungsräume im Anwendungsfall</w:t>
-      </w:r>
-    </w:p>
-    <w:p>
-      <w:r>
-        <w:t>Die folgenden Abschnitte sind keine neue Pruefungsloesung. Sie verdichten die vorhandenen Kapitel zu einer Lesart, mit der Studierende einen Fall selbststaendig analysieren koennen. Im Mittelpunkt stehen oeffentliche Resonanzraeume, Sprache, Vertrauen, Quellenklarheit und demokratische Rueckkopplung, nicht moralische Personenbewertung.</w:t>
-      </w:r>
-    </w:p>
-    <w:p>
-      <w:r>
-        <w:t>Begriffliche Schlussklaerung. In V17 muss Leitthese immer mit Empfaengern gelesen werden. Wirkung entsteht nicht beim Sender, sondern an veraenderten Zustaenden von Menschen, Oekosystemen, Institutionen, Oeffentlichkeit oder kuenftigen Handlungsspielraeumen. Darum reicht es nicht, interne Aktivitaeten zu dokumentieren. Entscheidend ist, ob sich ein Zustand nachvollziehbar veraendert und ob diese Veraenderung im Referenzrahmen Mensch, Planet, Demokratie, SDGs, Agenda 2030 und SDG+ tragfaehig bewertet werden kann.</w:t>
+        <w:t>Vertiefungsrunde 3: Anschluss an Praxis und Forschung</w:t>
+      </w:r>
+    </w:p>
+    <w:p>
+      <w:r>
+        <w:t>Diese Runde wechselt den Blickwinkel, damit der Schlussblock nicht nur wiederholt, sondern Leseentscheidungen vorbereitet: Was ist belegt, was bleibt Potenzial, welche Nebenwirkung ist relevant und welche Steuerungsfolge wird daraus abgeleitet?</w:t>
+      </w:r>
+    </w:p>
+    <w:p>
+      <w:r>
+        <w:t>Steuerungsfolge. Wissenschaftliche Anschlussfaehigkeit entsteht hier durch Quellenklarheit. Bei Was du aus dieser Vorlesung mitnimmst werden interne WOE-Begriffe nicht als Ersatz fuer Belege benutzt, sondern mit Wirkungsradar, Journal, Glossar, Resonanz- und Quellenklarheitskapitel verbunden. Wo die Datenlage offen bleibt, wird das offengelegt. Wo eine Aussage nur plausibel ist, bleibt sie als Wirkungspotenzial markiert. Wo ein Schaden eine rote Linie beruehrt, greift Nichtkompensation vor Durchschnittslogik.</w:t>
+      </w:r>
+    </w:p>
+    <w:p>
+      <w:r>
+        <w:t>In einer kontroversen Entscheidung wirkt Was du aus dieser Vorlesung mitnimmst als Pruefpunkt fuer Ambivalenz. Ein Nutzen fuer eine Gruppe kann mit Risiken fuer andere Wirkungsempfaenger einhergehen. Das Skript verlangt deshalb, positive und negative Zustandsveraenderungen getrennt zu fuehren, bevor von positiver Netto-Wirkung gesprochen wird.</w:t>
+      </w:r>
+    </w:p>
+    <w:p>
+      <w:r>
+        <w:t>Fallpruefung. Wenn ein oeffentlicher Akteur eine Botschaft, ein Beteiligungsformat oder einen Resonanzraum verantwortbar gestalten will, beginnt die Analyse bei Empfaengern, Wirkraum, Zeitraum und Datenquelle. Bei Was du aus dieser Vorlesung mitnimmst muss dann geklaert werden, ob Reichweite, Zustimmung und Aufmerksamkeit sauber von Wirkung und Wirkungsrisiko getrennt sind. Eine tragfaehige Antwort benennt mindestens eine Quelle, eine offene Unsicherheit, eine moegliche Gegenbeobachtung und die Entscheidung, die nach der Bewertung geaendert wird.</w:t>
+      </w:r>
+    </w:p>
+    <w:p>
+      <w:r>
+        <w:t>Transferhinweis. In Grundstudium Wirkungsoekonomie wird Wirkungsökonomische Vertiefung erst steuerungsfaehig, wenn daraus eine Entscheidung folgt. Die Grundbegriffe muessen in spaeteren Modulen wiedererkennbar bleiben. Ohne diese Rueckkopplung bleibt Reporting eine Beschreibung. Mit Rueckkopplung wird aus Bewertung eine veraenderte Routine: ein anderer Prozess, ein geaenderter Anreiz, eine bessere Datenpflicht, eine korrigierte Kommunikation oder eine neue Priorisierung.</w:t>
+      </w:r>
+    </w:p>
+    <w:p>
+      <w:r>
+        <w:t>Die typische Fehlstelle bei Medien, Sprache und Öffentlichkeit als Wirkungsräume liegt darin, Reichweite, Zustimmung oder Lautstaerke als Wirkung auszugeben. Bei Wirkungsökonomische Vertiefung wird diese Fehlstelle konkret: Ein scheinbar plausibler Befund darf nicht zur Abkuerzung werden. Quellen, Systemgrenzen, Unsicherheit und Rueckkopplung bleiben sichtbar.</w:t>
+      </w:r>
+    </w:p>
+    <w:p>
+      <w:r>
+        <w:t>Fallpruefung. Wenn ein oeffentlicher Akteur eine Botschaft, ein Beteiligungsformat oder einen Resonanzraum verantwortbar gestalten will, beginnt die Analyse bei Empfaengern, Wirkraum, Zeitraum und Datenquelle. Bei Wirkungsökonomische Vertiefung muss dann geklaert werden, ob Reichweite, Zustimmung und Aufmerksamkeit sauber von Wirkung und Wirkungsrisiko getrennt sind. Eine tragfaehige Antwort benennt mindestens eine Quelle, eine offene Unsicherheit, eine moegliche Gegenbeobachtung und die Entscheidung, die nach der Bewertung geaendert wird.</w:t>
+      </w:r>
+    </w:p>
+    <w:p>
+      <w:r>
+        <w:t>Fuer die Bewertung reicht kein Summenscore, der zentrale Schaeden mit bequemen Pluspunkten verrechnet. Nichtkompensation und Reverse Merit Order markieren, wo rote Linien, demokratische Grundbedingungen oder planetare Grenzen Vorrang vor Durchschnittslogik haben. So bleibt positive Netto-Wirkung eine anspruchsvolle Zielgroesse und wird nicht zur dekorativen Formel.</w:t>
+      </w:r>
+    </w:p>
+    <w:p>
+      <w:r>
+        <w:t>Rueckflussnotiz. Die Grenze gegen Scheingenauigkeit verlaeuft bei Begriffliche Präzision nicht zwischen Optimismus und Pessimismus. Sie verlaeuft zwischen offengelegter Unsicherheit und rhetorischer Sicherheit. Wer Medien, Sprache und Öffentlichkeit als Wirkungsräume belastbar anwenden will, benennt Systemgrenze, Zeitraum, Vergleichspunkt und offene Gegenhypothese. Gerade dadurch bleibt das Skript anschlussfaehig fuer Forschung, Praxis und spaetere Revision.</w:t>
+      </w:r>
+    </w:p>
+    <w:p>
+      <w:r>
+        <w:t>Fuer die Pruefung ist Begriffliche Präzision dann verstanden, wenn daraus eine belastbare Fallantwort entsteht. Eine gute Antwort unterscheidet Beobachtung, Kausalannahme, Bewertung und Steuerungsfolge. Sie bewertet keine Menschen, sondern Wirkpfade, Zustandsveraenderungen, Risiken und institutionelle Bedingungen.</w:t>
+      </w:r>
+    </w:p>
+    <w:p>
+      <w:r>
+        <w:t>Fallpruefung. Wenn ein oeffentlicher Akteur eine Botschaft, ein Beteiligungsformat oder einen Resonanzraum verantwortbar gestalten will, beginnt die Analyse bei Empfaengern, Wirkraum, Zeitraum und Datenquelle. Bei Begriffliche Präzision muss dann geklaert werden, ob Reichweite, Zustimmung und Aufmerksamkeit sauber von Wirkung und Wirkungsrisiko getrennt sind. Eine tragfaehige Antwort benennt mindestens eine Quelle, eine offene Unsicherheit, eine moegliche Gegenbeobachtung und die Entscheidung, die nach der Bewertung geaendert wird.</w:t>
+      </w:r>
+    </w:p>
+    <w:p>
+      <w:r>
+        <w:t>Der Rueckfluss in den WOE-Korpus liegt hier in klaren Begriffen, sauber verlinkten Quellen und benannten Forschungsfragen. Wo Glossar, Werkzeuge, Journal oder Reader noch doppeldeutig bleiben, sollte Medien, Sprache und Öffentlichkeit als Wirkungsräume nicht als fertige Gewissheit auftreten, sondern als pruefbarer Lernstand mit Korrekturpfad.</w:t>
+      </w:r>
+    </w:p>
+    <w:p>
+      <w:r>
+        <w:t>Pruefungsimpuls. Wirkpfad zeigt, warum Medien, Sprache und Öffentlichkeit als Wirkungsräume mehr ist als ein Schlagwort im Feld oeffentliche Resonanzraeume, Sprache, Vertrauen, Quellenklarheit und demokratische Rueckkopplung. Die wirkungsoekonomische Frage lautet: Welche reale Veraenderung wird moeglich, welche bleibt nur Potenzial und wo entsteht ein Wirkungsrisiko? Diese Unterscheidung schuetzt vor Impact-Washing, weil sie Absicht, Aktivitaet, Reichweite und Wirkung auseinanderhaelt.</w:t>
+      </w:r>
+    </w:p>
+    <w:p>
+      <w:r>
+        <w:t>Eine Kommune, ein Unternehmen oder eine Bildungsorganisation will Medien, Sprache und Öffentlichkeit als Wirkungsräume praktisch anwenden. Der erste Schritt ist nicht die Auswahl eines Instruments, sondern die Klaerung der Zustandsveraenderung. Bei Wirkpfad muss deshalb benannt werden, wer betroffen ist, welcher Zustand sich veraendert, welche Frist gilt und welche Gegenbeobachtung die Annahme widerlegen wuerde. Erst danach entsteht eine begruendete Entscheidung im Feld Begriff, Fallbewertung, Wirkpfad, rote Linie, Quellenbeurteilung oder Rueckkopplungsregel.</w:t>
+      </w:r>
+    </w:p>
+    <w:p>
+      <w:r>
+        <w:t>Fallpruefung. Wenn ein oeffentlicher Akteur eine Botschaft, ein Beteiligungsformat oder einen Resonanzraum verantwortbar gestalten will, beginnt die Analyse bei Empfaengern, Wirkraum, Zeitraum und Datenquelle. Bei Wirkpfad muss dann geklaert werden, ob Reichweite, Zustimmung und Aufmerksamkeit sauber von Wirkung und Wirkungsrisiko getrennt sind. Eine tragfaehige Antwort benennt mindestens eine Quelle, eine offene Unsicherheit, eine moegliche Gegenbeobachtung und die Entscheidung, die nach der Bewertung geaendert wird.</w:t>
+      </w:r>
+    </w:p>
+    <w:p>
+      <w:r>
+        <w:t>Begriffliche Sicherung. In V17 muss Leitthese immer mit Empfaengern gelesen werden. Wirkung entsteht nicht beim Sender, sondern an veraenderten Zustaenden von Menschen, Oekosystemen, Institutionen, Oeffentlichkeit oder kuenftigen Handlungsspielraeumen. Darum reicht es nicht, interne Aktivitaeten zu dokumentieren. Entscheidend ist, ob sich ein Zustand nachvollziehbar veraendert und ob diese Veraenderung im Referenzrahmen Mensch, Planet, Demokratie, SDGs, Agenda 2030 und SDG+ tragfaehig bewertet werden kann.</w:t>
       </w:r>
     </w:p>
     <w:p>
@@ -3025,7 +3125,17 @@
     </w:p>
     <w:p>
       <w:r>
-        <w:t>Wirkpfad und Empfaenger. Wissenschaftliche Anschlussfaehigkeit entsteht hier durch Quellenklarheit. Bei Didaktische Einordnung im Studiengang werden interne WOE-Begriffe nicht als Ersatz fuer Belege benutzt, sondern mit Wirkungsradar, Journal, Glossar, Resonanz- und Quellenklarheitskapitel verbunden. Wo die Datenlage offen bleibt, wird das offengelegt. Wo eine Aussage nur plausibel ist, bleibt sie als Wirkungspotenzial markiert. Wo ein Schaden eine rote Linie beruehrt, greift Nichtkompensation vor Durchschnittslogik.</w:t>
+        <w:t>Fallpruefung. Wenn ein oeffentlicher Akteur eine Botschaft, ein Beteiligungsformat oder einen Resonanzraum verantwortbar gestalten will, beginnt die Analyse bei Empfaengern, Wirkraum, Zeitraum und Datenquelle. Bei Leitthese muss dann geklaert werden, ob Reichweite, Zustimmung und Aufmerksamkeit sauber von Wirkung und Wirkungsrisiko getrennt sind. Eine tragfaehige Antwort benennt mindestens eine Quelle, eine offene Unsicherheit, eine moegliche Gegenbeobachtung und die Entscheidung, die nach der Bewertung geaendert wird.</w:t>
+      </w:r>
+    </w:p>
+    <w:p>
+      <w:r>
+        <w:t>Fuer die Bewertung reicht kein Summenscore, der zentrale Schaeden mit bequemen Pluspunkten verrechnet. Nichtkompensation und Reverse Merit Order markieren, wo rote Linien, demokratische Grundbedingungen oder planetare Grenzen Vorrang vor Durchschnittslogik haben. So bleibt positive Netto-Wirkung eine anspruchsvolle Zielgroesse und wird nicht zur dekorativen Formel.</w:t>
+      </w:r>
+    </w:p>
+    <w:p>
+      <w:r>
+        <w:t>Wirkpfadpruefung. Wissenschaftliche Anschlussfaehigkeit entsteht hier durch Quellenklarheit. Bei Didaktische Einordnung im Studiengang werden interne WOE-Begriffe nicht als Ersatz fuer Belege benutzt, sondern mit Wirkungsradar, Journal, Glossar, Resonanz- und Quellenklarheitskapitel verbunden. Wo die Datenlage offen bleibt, wird das offengelegt. Wo eine Aussage nur plausibel ist, bleibt sie als Wirkungspotenzial markiert. Wo ein Schaden eine rote Linie beruehrt, greift Nichtkompensation vor Durchschnittslogik.</w:t>
       </w:r>
     </w:p>
     <w:p>
@@ -3035,82 +3145,12 @@
     </w:p>
     <w:p>
       <w:r>
-        <w:t>Rueckfluss. Fuer den WOE-Korpus bedeutet das: Begriffe aus Medien, Sprache und Öffentlichkeit als Wirkungsräume sollten dort geschaerft werden, wo sie in Glossar, Werkzeugen, Journal oder Readern doppeldeutig bleiben. Offene Forschungsfragen werden nicht versteckt. Sie markieren die Stelle, an der spaetere Evidenz, ein besserer Datensatz oder eine praezisere Fallstudie die Bewertung veraendern kann.</w:t>
-      </w:r>
-    </w:p>
-    <w:p>
-      <w:r>
-        <w:t>Daten, Quellen und Evidenz. In Grundstudium Wirkungsoekonomie wird Analysemodell erst steuerungsfaehig, wenn daraus eine Entscheidung folgt. Die Grundbegriffe muessen in spaeteren Modulen wiedererkennbar bleiben. Ohne diese Rueckkopplung bleibt Reporting eine Beschreibung. Mit Rueckkopplung wird aus Bewertung eine veraenderte Routine: ein anderer Prozess, ein geaenderter Anreiz, eine bessere Datenpflicht, eine korrigierte Kommunikation oder eine neue Priorisierung.</w:t>
-      </w:r>
-    </w:p>
-    <w:p>
-      <w:r>
-        <w:t>Die typische Fehlstelle bei Medien, Sprache und Öffentlichkeit als Wirkungsräume liegt darin, Reichweite, Zustimmung oder Lautstaerke als Wirkung auszugeben. Bei Analysemodell wird diese Fehlstelle konkret: Ein scheinbar plausibler Befund darf nicht zur Abkuerzung werden. Quellen, Systemgrenzen, Unsicherheit und Rueckkopplung bleiben sichtbar.</w:t>
-      </w:r>
-    </w:p>
-    <w:p>
-      <w:r>
-        <w:t>Bewertung und rote Linien. Die Grenze gegen Scheingenauigkeit verlaeuft bei Modellformel nicht zwischen Optimismus und Pessimismus. Sie verlaeuft zwischen offengelegter Unsicherheit und rhetorischer Sicherheit. Wer Medien, Sprache und Öffentlichkeit als Wirkungsräume belastbar anwenden will, benennt Systemgrenze, Zeitraum, Vergleichspunkt und offene Gegenhypothese. Gerade dadurch bleibt das Skript anschlussfaehig fuer Forschung, Praxis und spaetere Revision.</w:t>
-      </w:r>
-    </w:p>
-    <w:p>
-      <w:r>
-        <w:t>Fuer die Pruefung ist Modellformel dann verstanden, wenn daraus eine belastbare Fallantwort entsteht. Eine gute Antwort unterscheidet Beobachtung, Kausalannahme, Bewertung und Steuerungsfolge. Sie bewertet keine Menschen, sondern Wirkpfade, Zustandsveraenderungen, Risiken und institutionelle Bedingungen.</w:t>
-      </w:r>
-    </w:p>
-    <w:p>
-      <w:r>
-        <w:t>Kontrollfrage. Welche Entscheidung waere falsch, wenn Modellformel in V17 missverstanden wird? Die Antwort muss mindestens eine Daten- oder Quellenannahme, eine betroffene Gruppe oder Schutzdimension, eine moegliche Nebenwirkung und einen Rueckkopplungsschritt nennen. Richtig ist nicht die lauteste Bewertung, sondern diejenige, die Begriff, Beleg und Steuerungsfolge zusammenhaelt.</w:t>
-      </w:r>
-    </w:p>
-    <w:p>
-      <w:r>
-        <w:t>Steuerung und Rueckkopplung. Fallfenster zeigt, warum Medien, Sprache und Öffentlichkeit als Wirkungsräume mehr ist als ein Schlagwort im Feld oeffentliche Resonanzraeume, Sprache, Vertrauen, Quellenklarheit und demokratische Rueckkopplung. Die wirkungsoekonomische Frage lautet: Welche reale Veraenderung wird moeglich, welche bleibt nur Potenzial und wo entsteht ein Wirkungsrisiko? Diese Unterscheidung schuetzt vor Impact-Washing, weil sie Absicht, Aktivitaet, Reichweite und Wirkung auseinanderhaelt.</w:t>
-      </w:r>
-    </w:p>
-    <w:p>
-      <w:r>
-        <w:t>Eine Kommune, ein Unternehmen oder eine Bildungsorganisation will Medien, Sprache und Öffentlichkeit als Wirkungsräume praktisch anwenden. Der erste Schritt ist nicht die Auswahl eines Instruments, sondern die Klaerung der Zustandsveraenderung. Bei Fallfenster muss deshalb benannt werden, wer betroffen ist, welcher Zustand sich veraendert, welche Frist gilt und welche Gegenbeobachtung die Annahme widerlegen wuerde. Erst danach entsteht eine begruendete Entscheidung im Feld Begriff, Fallbewertung, Wirkpfad, rote Linie, Quellenbeurteilung oder Rueckkopplungsregel.</w:t>
-      </w:r>
-    </w:p>
-    <w:p>
-      <w:r>
-        <w:t>Pruefungsnahe Anwendung. In V17 muss Prüfungsnahe Fallfragen ohne geschützte Antwortlogik immer mit Empfaengern gelesen werden. Wirkung entsteht nicht beim Sender, sondern an veraenderten Zustaenden von Menschen, Oekosystemen, Institutionen, Oeffentlichkeit oder kuenftigen Handlungsspielraeumen. Darum reicht es nicht, interne Aktivitaeten zu dokumentieren. Entscheidend ist, ob sich ein Zustand nachvollziehbar veraendert und ob diese Veraenderung im Referenzrahmen Mensch, Planet, Demokratie, SDGs, Agenda 2030 und SDG+ tragfaehig bewertet werden kann.</w:t>
-      </w:r>
-    </w:p>
-    <w:p>
-      <w:r>
-        <w:t>Ein Bericht behauptet, die Massnahme zu Medien, Sprache und Öffentlichkeit als Wirkungsräume sei erfolgreich. Die WOE-Lesart fragt bei Prüfungsnahe Fallfragen ohne geschützte Antwortlogik nach belastbaren Nachweisen: begriffliche Praezision, Fallbeschreibung, Quellenklarheit, Plausibilitaet und offene Unsicherheit. Wenn diese Nachweise fehlen, bleibt die Aussage Wirkungspotenzial oder Kommunikationsbehauptung. Sie kann wichtig sein, aber sie ist noch keine belegte Wirkung.</w:t>
-      </w:r>
-    </w:p>
-    <w:p>
-      <w:r>
-        <w:t>Transfer in den WOE-Korpus. Wissenschaftliche Anschlussfaehigkeit entsteht hier durch Quellenklarheit. Bei Einleitung / Wirkungsfrage werden interne WOE-Begriffe nicht als Ersatz fuer Belege benutzt, sondern mit Wirkungsradar, Journal, Glossar, Resonanz- und Quellenklarheitskapitel verbunden. Wo die Datenlage offen bleibt, wird das offengelegt. Wo eine Aussage nur plausibel ist, bleibt sie als Wirkungspotenzial markiert. Wo ein Schaden eine rote Linie beruehrt, greift Nichtkompensation vor Durchschnittslogik.</w:t>
-      </w:r>
-    </w:p>
-    <w:p>
-      <w:r>
-        <w:t>In einer kontroversen Entscheidung wirkt Einleitung / Wirkungsfrage als Pruefpunkt fuer Ambivalenz. Ein Nutzen fuer eine Gruppe kann mit Risiken fuer andere Wirkungsempfaenger einhergehen. Das Skript verlangt deshalb, positive und negative Zustandsveraenderungen getrennt zu fuehren, bevor von positiver Netto-Wirkung gesprochen wird.</w:t>
-      </w:r>
-    </w:p>
-    <w:p>
-      <w:r>
-        <w:t>Grenzen der Aussage. In Grundstudium Wirkungsoekonomie wird Kernaussage erst steuerungsfaehig, wenn daraus eine Entscheidung folgt. Die Grundbegriffe muessen in spaeteren Modulen wiedererkennbar bleiben. Ohne diese Rueckkopplung bleibt Reporting eine Beschreibung. Mit Rueckkopplung wird aus Bewertung eine veraenderte Routine: ein anderer Prozess, ein geaenderter Anreiz, eine bessere Datenpflicht, eine korrigierte Kommunikation oder eine neue Priorisierung.</w:t>
-      </w:r>
-    </w:p>
-    <w:p>
-      <w:r>
-        <w:t>Die typische Fehlstelle bei Medien, Sprache und Öffentlichkeit als Wirkungsräume liegt darin, Reichweite, Zustimmung oder Lautstaerke als Wirkung auszugeben. Bei Kernaussage wird diese Fehlstelle konkret: Ein scheinbar plausibler Befund darf nicht zur Abkuerzung werden. Quellen, Systemgrenzen, Unsicherheit und Rueckkopplung bleiben sichtbar.</w:t>
-      </w:r>
-    </w:p>
-    <w:p>
-      <w:r>
-        <w:t>Kontrollfrage. Welche Entscheidung waere falsch, wenn Kernaussage in V17 missverstanden wird? Die Antwort muss mindestens eine Daten- oder Quellenannahme, eine betroffene Gruppe oder Schutzdimension, eine moegliche Nebenwirkung und einen Rueckkopplungsschritt nennen. Richtig ist nicht die lauteste Bewertung, sondern diejenige, die Begriff, Beleg und Steuerungsfolge zusammenhaelt.</w:t>
-      </w:r>
-    </w:p>
-    <w:p>
-      <w:r>
-        <w:t>Rueckfluss. Fuer den WOE-Korpus bedeutet das: Begriffe aus Medien, Sprache und Öffentlichkeit als Wirkungsräume sollten dort geschaerft werden, wo sie in Glossar, Werkzeugen, Journal oder Readern doppeldeutig bleiben. Offene Forschungsfragen werden nicht versteckt. Sie markieren die Stelle, an der spaetere Evidenz, ein besserer Datensatz oder eine praezisere Fallstudie die Bewertung veraendern kann.</w:t>
+        <w:t>Fallpruefung. Wenn ein oeffentlicher Akteur eine Botschaft, ein Beteiligungsformat oder einen Resonanzraum verantwortbar gestalten will, beginnt die Analyse bei Empfaengern, Wirkraum, Zeitraum und Datenquelle. Bei Didaktische Einordnung im Studiengang muss dann geklaert werden, ob Reichweite, Zustimmung und Aufmerksamkeit sauber von Wirkung und Wirkungsrisiko getrennt sind. Eine tragfaehige Antwort benennt mindestens eine Quelle, eine offene Unsicherheit, eine moegliche Gegenbeobachtung und die Entscheidung, die nach der Bewertung geaendert wird.</w:t>
+      </w:r>
+    </w:p>
+    <w:p>
+      <w:r>
+        <w:t>Der Rueckfluss in den WOE-Korpus liegt hier in klaren Begriffen, sauber verlinkten Quellen und benannten Forschungsfragen. Wo Glossar, Werkzeuge, Journal oder Reader noch doppeldeutig bleiben, sollte Medien, Sprache und Öffentlichkeit als Wirkungsräume nicht als fertige Gewissheit auftreten, sondern als pruefbarer Lernstand mit Korrekturpfad.</w:t>
       </w:r>
     </w:p>
     <w:p>
@@ -3118,150 +3158,102 @@
         <w:pStyle w:val="Heading3"/>
       </w:pPr>
       <w:r>
-        <w:t>Schlussvertiefung 4: Medien, Sprache und Öffentlichkeit als Wirkungsräume im Anwendungsfall</w:t>
-      </w:r>
-    </w:p>
-    <w:p>
-      <w:r>
-        <w:t>Die folgenden Abschnitte sind keine neue Pruefungsloesung. Sie verdichten die vorhandenen Kapitel zu einer Lesart, mit der Studierende einen Fall selbststaendig analysieren koennen. Im Mittelpunkt stehen oeffentliche Resonanzraeume, Sprache, Vertrauen, Quellenklarheit und demokratische Rueckkopplung, nicht moralische Personenbewertung.</w:t>
-      </w:r>
-    </w:p>
-    <w:p>
-      <w:r>
-        <w:t>Begriffliche Schlussklaerung. Die Grenze gegen Scheingenauigkeit verlaeuft bei Quelltext und fachliche Grundlegung nicht zwischen Optimismus und Pessimismus. Sie verlaeuft zwischen offengelegter Unsicherheit und rhetorischer Sicherheit. Wer Medien, Sprache und Öffentlichkeit als Wirkungsräume belastbar anwenden will, benennt Systemgrenze, Zeitraum, Vergleichspunkt und offene Gegenhypothese. Gerade dadurch bleibt das Skript anschlussfaehig fuer Forschung, Praxis und spaetere Revision.</w:t>
-      </w:r>
-    </w:p>
-    <w:p>
-      <w:r>
-        <w:t>Fuer die Pruefung ist Quelltext und fachliche Grundlegung dann verstanden, wenn daraus eine belastbare Fallantwort entsteht. Eine gute Antwort unterscheidet Beobachtung, Kausalannahme, Bewertung und Steuerungsfolge. Sie bewertet keine Menschen, sondern Wirkpfade, Zustandsveraenderungen, Risiken und institutionelle Bedingungen.</w:t>
-      </w:r>
-    </w:p>
-    <w:p>
-      <w:r>
-        <w:t>Wirkpfad und Empfaenger. Wirkung entsteht auch in den Köpfen zeigt, warum Medien, Sprache und Öffentlichkeit als Wirkungsräume mehr ist als ein Schlagwort im Feld oeffentliche Resonanzraeume, Sprache, Vertrauen, Quellenklarheit und demokratische Rueckkopplung. Die wirkungsoekonomische Frage lautet: Welche reale Veraenderung wird moeglich, welche bleibt nur Potenzial und wo entsteht ein Wirkungsrisiko? Diese Unterscheidung schuetzt vor Impact-Washing, weil sie Absicht, Aktivitaet, Reichweite und Wirkung auseinanderhaelt.</w:t>
-      </w:r>
-    </w:p>
-    <w:p>
-      <w:r>
-        <w:t>Eine Kommune, ein Unternehmen oder eine Bildungsorganisation will Medien, Sprache und Öffentlichkeit als Wirkungsräume praktisch anwenden. Der erste Schritt ist nicht die Auswahl eines Instruments, sondern die Klaerung der Zustandsveraenderung. Bei Wirkung entsteht auch in den Köpfen muss deshalb benannt werden, wer betroffen ist, welcher Zustand sich veraendert, welche Frist gilt und welche Gegenbeobachtung die Annahme widerlegen wuerde. Erst danach entsteht eine begruendete Entscheidung im Feld Begriff, Fallbewertung, Wirkpfad, rote Linie, Quellenbeurteilung oder Rueckkopplungsregel.</w:t>
-      </w:r>
-    </w:p>
-    <w:p>
-      <w:r>
-        <w:t>Daten, Quellen und Evidenz. In V17 muss Medien lenken die Aufmerksamkeit immer mit Empfaengern gelesen werden. Wirkung entsteht nicht beim Sender, sondern an veraenderten Zustaenden von Menschen, Oekosystemen, Institutionen, Oeffentlichkeit oder kuenftigen Handlungsspielraeumen. Darum reicht es nicht, interne Aktivitaeten zu dokumentieren. Entscheidend ist, ob sich ein Zustand nachvollziehbar veraendert und ob diese Veraenderung im Referenzrahmen Mensch, Planet, Demokratie, SDGs, Agenda 2030 und SDG+ tragfaehig bewertet werden kann.</w:t>
-      </w:r>
-    </w:p>
-    <w:p>
-      <w:r>
-        <w:t>Ein Bericht behauptet, die Massnahme zu Medien, Sprache und Öffentlichkeit als Wirkungsräume sei erfolgreich. Die WOE-Lesart fragt bei Medien lenken die Aufmerksamkeit nach belastbaren Nachweisen: begriffliche Praezision, Fallbeschreibung, Quellenklarheit, Plausibilitaet und offene Unsicherheit. Wenn diese Nachweise fehlen, bleibt die Aussage Wirkungspotenzial oder Kommunikationsbehauptung. Sie kann wichtig sein, aber sie ist noch keine belegte Wirkung.</w:t>
-      </w:r>
-    </w:p>
-    <w:p>
-      <w:r>
-        <w:t>Bewertung und rote Linien. Wissenschaftliche Anschlussfaehigkeit entsteht hier durch Quellenklarheit. Bei Sprache formt das Denken werden interne WOE-Begriffe nicht als Ersatz fuer Belege benutzt, sondern mit Wirkungsradar, Journal, Glossar, Resonanz- und Quellenklarheitskapitel verbunden. Wo die Datenlage offen bleibt, wird das offengelegt. Wo eine Aussage nur plausibel ist, bleibt sie als Wirkungspotenzial markiert. Wo ein Schaden eine rote Linie beruehrt, greift Nichtkompensation vor Durchschnittslogik.</w:t>
-      </w:r>
-    </w:p>
-    <w:p>
-      <w:r>
-        <w:t>In einer kontroversen Entscheidung wirkt Sprache formt das Denken als Pruefpunkt fuer Ambivalenz. Ein Nutzen fuer eine Gruppe kann mit Risiken fuer andere Wirkungsempfaenger einhergehen. Das Skript verlangt deshalb, positive und negative Zustandsveraenderungen getrennt zu fuehren, bevor von positiver Netto-Wirkung gesprochen wird.</w:t>
-      </w:r>
-    </w:p>
-    <w:p>
-      <w:r>
-        <w:t>Kontrollfrage. Welche Entscheidung waere falsch, wenn Sprache formt das Denken in V17 missverstanden wird? Die Antwort muss mindestens eine Daten- oder Quellenannahme, eine betroffene Gruppe oder Schutzdimension, eine moegliche Nebenwirkung und einen Rueckkopplungsschritt nennen. Richtig ist nicht die lauteste Bewertung, sondern diejenige, die Begriff, Beleg und Steuerungsfolge zusammenhaelt.</w:t>
-      </w:r>
-    </w:p>
-    <w:p>
-      <w:r>
-        <w:t>Steuerung und Rueckkopplung. In Grundstudium Wirkungsoekonomie wird Die Wirkungsökonomie und die Sprache erst steuerungsfaehig, wenn daraus eine Entscheidung folgt. Die Grundbegriffe muessen in spaeteren Modulen wiedererkennbar bleiben. Ohne diese Rueckkopplung bleibt Reporting eine Beschreibung. Mit Rueckkopplung wird aus Bewertung eine veraenderte Routine: ein anderer Prozess, ein geaenderter Anreiz, eine bessere Datenpflicht, eine korrigierte Kommunikation oder eine neue Priorisierung.</w:t>
-      </w:r>
-    </w:p>
-    <w:p>
-      <w:r>
-        <w:t>Die typische Fehlstelle bei Medien, Sprache und Öffentlichkeit als Wirkungsräume liegt darin, Reichweite, Zustimmung oder Lautstaerke als Wirkung auszugeben. Bei Die Wirkungsökonomie und die Sprache wird diese Fehlstelle konkret: Ein scheinbar plausibler Befund darf nicht zur Abkuerzung werden. Quellen, Systemgrenzen, Unsicherheit und Rueckkopplung bleiben sichtbar.</w:t>
-      </w:r>
-    </w:p>
-    <w:p>
-      <w:r>
-        <w:t>Pruefungsnahe Anwendung. Die Grenze gegen Scheingenauigkeit verlaeuft bei Die Öffentlichkeit als gemeinsamer Raum nicht zwischen Optimismus und Pessimismus. Sie verlaeuft zwischen offengelegter Unsicherheit und rhetorischer Sicherheit. Wer Medien, Sprache und Öffentlichkeit als Wirkungsräume belastbar anwenden will, benennt Systemgrenze, Zeitraum, Vergleichspunkt und offene Gegenhypothese. Gerade dadurch bleibt das Skript anschlussfaehig fuer Forschung, Praxis und spaetere Revision.</w:t>
-      </w:r>
-    </w:p>
-    <w:p>
-      <w:r>
-        <w:t>Fuer die Pruefung ist Die Öffentlichkeit als gemeinsamer Raum dann verstanden, wenn daraus eine belastbare Fallantwort entsteht. Eine gute Antwort unterscheidet Beobachtung, Kausalannahme, Bewertung und Steuerungsfolge. Sie bewertet keine Menschen, sondern Wirkpfade, Zustandsveraenderungen, Risiken und institutionelle Bedingungen.</w:t>
-      </w:r>
-    </w:p>
-    <w:p>
-      <w:r>
-        <w:t>Rueckfluss. Fuer den WOE-Korpus bedeutet das: Begriffe aus Medien, Sprache und Öffentlichkeit als Wirkungsräume sollten dort geschaerft werden, wo sie in Glossar, Werkzeugen, Journal oder Readern doppeldeutig bleiben. Offene Forschungsfragen werden nicht versteckt. Sie markieren die Stelle, an der spaetere Evidenz, ein besserer Datensatz oder eine praezisere Fallstudie die Bewertung veraendern kann.</w:t>
-      </w:r>
-    </w:p>
-    <w:p>
-      <w:r>
-        <w:t>Transfer in den WOE-Korpus. Wenn diese Räume vergiftet werden zeigt, warum Medien, Sprache und Öffentlichkeit als Wirkungsräume mehr ist als ein Schlagwort im Feld oeffentliche Resonanzraeume, Sprache, Vertrauen, Quellenklarheit und demokratische Rueckkopplung. Die wirkungsoekonomische Frage lautet: Welche reale Veraenderung wird moeglich, welche bleibt nur Potenzial und wo entsteht ein Wirkungsrisiko? Diese Unterscheidung schuetzt vor Impact-Washing, weil sie Absicht, Aktivitaet, Reichweite und Wirkung auseinanderhaelt.</w:t>
-      </w:r>
-    </w:p>
-    <w:p>
-      <w:r>
-        <w:t>Eine Kommune, ein Unternehmen oder eine Bildungsorganisation will Medien, Sprache und Öffentlichkeit als Wirkungsräume praktisch anwenden. Der erste Schritt ist nicht die Auswahl eines Instruments, sondern die Klaerung der Zustandsveraenderung. Bei Wenn diese Räume vergiftet werden muss deshalb benannt werden, wer betroffen ist, welcher Zustand sich veraendert, welche Frist gilt und welche Gegenbeobachtung die Annahme widerlegen wuerde. Erst danach entsteht eine begruendete Entscheidung im Feld Begriff, Fallbewertung, Wirkpfad, rote Linie, Quellenbeurteilung oder Rueckkopplungsregel.</w:t>
-      </w:r>
-    </w:p>
-    <w:p>
-      <w:r>
-        <w:t>Grenzen der Aussage. In V17 muss Ein Beispiel: zwei Berichte über dasselbe Ereignis immer mit Empfaengern gelesen werden. Wirkung entsteht nicht beim Sender, sondern an veraenderten Zustaenden von Menschen, Oekosystemen, Institutionen, Oeffentlichkeit oder kuenftigen Handlungsspielraeumen. Darum reicht es nicht, interne Aktivitaeten zu dokumentieren. Entscheidend ist, ob sich ein Zustand nachvollziehbar veraendert und ob diese Veraenderung im Referenzrahmen Mensch, Planet, Demokratie, SDGs, Agenda 2030 und SDG+ tragfaehig bewertet werden kann.</w:t>
-      </w:r>
-    </w:p>
-    <w:p>
-      <w:r>
-        <w:t>Ein Bericht behauptet, die Massnahme zu Medien, Sprache und Öffentlichkeit als Wirkungsräume sei erfolgreich. Die WOE-Lesart fragt bei Ein Beispiel: zwei Berichte über dasselbe Ereignis nach belastbaren Nachweisen: begriffliche Praezision, Fallbeschreibung, Quellenklarheit, Plausibilitaet und offene Unsicherheit. Wenn diese Nachweise fehlen, bleibt die Aussage Wirkungspotenzial oder Kommunikationsbehauptung. Sie kann wichtig sein, aber sie ist noch keine belegte Wirkung.</w:t>
-      </w:r>
-    </w:p>
-    <w:p>
-      <w:r>
-        <w:t>Kontrollfrage. Welche Entscheidung waere falsch, wenn Ein Beispiel: zwei Berichte über dasselbe Ereignis in V17 missverstanden wird? Die Antwort muss mindestens eine Daten- oder Quellenannahme, eine betroffene Gruppe oder Schutzdimension, eine moegliche Nebenwirkung und einen Rueckkopplungsschritt nennen. Richtig ist nicht die lauteste Bewertung, sondern diejenige, die Begriff, Beleg und Steuerungsfolge zusammenhaelt.</w:t>
-      </w:r>
-    </w:p>
-    <w:p>
-      <w:pPr>
-        <w:pStyle w:val="Heading3"/>
-      </w:pPr>
-      <w:r>
-        <w:t>Schlussvertiefung 5: Medien, Sprache und Öffentlichkeit als Wirkungsräume im Anwendungsfall</w:t>
-      </w:r>
-    </w:p>
-    <w:p>
-      <w:r>
-        <w:t>Die folgenden Abschnitte sind keine neue Pruefungsloesung. Sie verdichten die vorhandenen Kapitel zu einer Lesart, mit der Studierende einen Fall selbststaendig analysieren koennen. Im Mittelpunkt stehen oeffentliche Resonanzraeume, Sprache, Vertrauen, Quellenklarheit und demokratische Rueckkopplung, nicht moralische Personenbewertung.</w:t>
-      </w:r>
-    </w:p>
-    <w:p>
-      <w:r>
-        <w:t>Begriffliche Schlussklaerung. Wissenschaftliche Anschlussfaehigkeit entsteht hier durch Quellenklarheit. Bei Die besondere Rolle der Plattformen werden interne WOE-Begriffe nicht als Ersatz fuer Belege benutzt, sondern mit Wirkungsradar, Journal, Glossar, Resonanz- und Quellenklarheitskapitel verbunden. Wo die Datenlage offen bleibt, wird das offengelegt. Wo eine Aussage nur plausibel ist, bleibt sie als Wirkungspotenzial markiert. Wo ein Schaden eine rote Linie beruehrt, greift Nichtkompensation vor Durchschnittslogik.</w:t>
-      </w:r>
-    </w:p>
-    <w:p>
-      <w:r>
-        <w:t>In einer kontroversen Entscheidung wirkt Die besondere Rolle der Plattformen als Pruefpunkt fuer Ambivalenz. Ein Nutzen fuer eine Gruppe kann mit Risiken fuer andere Wirkungsempfaenger einhergehen. Das Skript verlangt deshalb, positive und negative Zustandsveraenderungen getrennt zu fuehren, bevor von positiver Netto-Wirkung gesprochen wird.</w:t>
-      </w:r>
-    </w:p>
-    <w:p>
-      <w:r>
-        <w:t>Wirkpfad und Empfaenger. In Grundstudium Wirkungsoekonomie wird Diese Räume lesen lernen erst steuerungsfaehig, wenn daraus eine Entscheidung folgt. Die Grundbegriffe muessen in spaeteren Modulen wiedererkennbar bleiben. Ohne diese Rueckkopplung bleibt Reporting eine Beschreibung. Mit Rueckkopplung wird aus Bewertung eine veraenderte Routine: ein anderer Prozess, ein geaenderter Anreiz, eine bessere Datenpflicht, eine korrigierte Kommunikation oder eine neue Priorisierung.</w:t>
-      </w:r>
-    </w:p>
-    <w:p>
-      <w:r>
-        <w:t>Die typische Fehlstelle bei Medien, Sprache und Öffentlichkeit als Wirkungsräume liegt darin, Reichweite, Zustimmung oder Lautstaerke als Wirkung auszugeben. Bei Diese Räume lesen lernen wird diese Fehlstelle konkret: Ein scheinbar plausibler Befund darf nicht zur Abkuerzung werden. Quellen, Systemgrenzen, Unsicherheit und Rueckkopplung bleiben sichtbar.</w:t>
-      </w:r>
-    </w:p>
-    <w:p>
-      <w:r>
-        <w:t>Daten, Quellen und Evidenz. Die Grenze gegen Scheingenauigkeit verlaeuft bei Was du aus dieser Vorlesung mitnimmst nicht zwischen Optimismus und Pessimismus. Sie verlaeuft zwischen offengelegter Unsicherheit und rhetorischer Sicherheit. Wer Medien, Sprache und Öffentlichkeit als Wirkungsräume belastbar anwenden will, benennt Systemgrenze, Zeitraum, Vergleichspunkt und offene Gegenhypothese. Gerade dadurch bleibt das Skript anschlussfaehig fuer Forschung, Praxis und spaetere Revision.</w:t>
-      </w:r>
-    </w:p>
-    <w:p>
-      <w:r>
-        <w:t>Fuer die Pruefung ist Was du aus dieser Vorlesung mitnimmst dann verstanden, wenn daraus eine belastbare Fallantwort entsteht. Eine gute Antwort unterscheidet Beobachtung, Kausalannahme, Bewertung und Steuerungsfolge. Sie bewertet keine Menschen, sondern Wirkpfade, Zustandsveraenderungen, Risiken und institutionelle Bedingungen.</w:t>
+        <w:t>Vertiefungsrunde 4: Anschluss an Praxis und Forschung</w:t>
+      </w:r>
+    </w:p>
+    <w:p>
+      <w:r>
+        <w:t>Diese Runde wechselt den Blickwinkel, damit der Schlussblock nicht nur wiederholt, sondern Leseentscheidungen vorbereitet: Was ist belegt, was bleibt Potenzial, welche Nebenwirkung ist relevant und welche Steuerungsfolge wird daraus abgeleitet?</w:t>
+      </w:r>
+    </w:p>
+    <w:p>
+      <w:r>
+        <w:t>Evidenzfenster. In Grundstudium Wirkungsoekonomie wird Analysemodell erst steuerungsfaehig, wenn daraus eine Entscheidung folgt. Die Grundbegriffe muessen in spaeteren Modulen wiedererkennbar bleiben. Ohne diese Rueckkopplung bleibt Reporting eine Beschreibung. Mit Rueckkopplung wird aus Bewertung eine veraenderte Routine: ein anderer Prozess, ein geaenderter Anreiz, eine bessere Datenpflicht, eine korrigierte Kommunikation oder eine neue Priorisierung.</w:t>
+      </w:r>
+    </w:p>
+    <w:p>
+      <w:r>
+        <w:t>Die typische Fehlstelle bei Medien, Sprache und Öffentlichkeit als Wirkungsräume liegt darin, Reichweite, Zustimmung oder Lautstaerke als Wirkung auszugeben. Bei Analysemodell wird diese Fehlstelle konkret: Ein scheinbar plausibler Befund darf nicht zur Abkuerzung werden. Quellen, Systemgrenzen, Unsicherheit und Rueckkopplung bleiben sichtbar.</w:t>
+      </w:r>
+    </w:p>
+    <w:p>
+      <w:r>
+        <w:t>Fallpruefung. Wenn ein oeffentlicher Akteur eine Botschaft, ein Beteiligungsformat oder einen Resonanzraum verantwortbar gestalten will, beginnt die Analyse bei Empfaengern, Wirkraum, Zeitraum und Datenquelle. Bei Analysemodell muss dann geklaert werden, ob Reichweite, Zustimmung und Aufmerksamkeit sauber von Wirkung und Wirkungsrisiko getrennt sind. Eine tragfaehige Antwort benennt mindestens eine Quelle, eine offene Unsicherheit, eine moegliche Gegenbeobachtung und die Entscheidung, die nach der Bewertung geaendert wird.</w:t>
+      </w:r>
+    </w:p>
+    <w:p>
+      <w:r>
+        <w:t>Bewertungsgrenze. Die Grenze gegen Scheingenauigkeit verlaeuft bei Modellformel nicht zwischen Optimismus und Pessimismus. Sie verlaeuft zwischen offengelegter Unsicherheit und rhetorischer Sicherheit. Wer Medien, Sprache und Öffentlichkeit als Wirkungsräume belastbar anwenden will, benennt Systemgrenze, Zeitraum, Vergleichspunkt und offene Gegenhypothese. Gerade dadurch bleibt das Skript anschlussfaehig fuer Forschung, Praxis und spaetere Revision.</w:t>
+      </w:r>
+    </w:p>
+    <w:p>
+      <w:r>
+        <w:t>Fuer die Pruefung ist Modellformel dann verstanden, wenn daraus eine belastbare Fallantwort entsteht. Eine gute Antwort unterscheidet Beobachtung, Kausalannahme, Bewertung und Steuerungsfolge. Sie bewertet keine Menschen, sondern Wirkpfade, Zustandsveraenderungen, Risiken und institutionelle Bedingungen.</w:t>
+      </w:r>
+    </w:p>
+    <w:p>
+      <w:r>
+        <w:t>Fallpruefung. Wenn ein oeffentlicher Akteur eine Botschaft, ein Beteiligungsformat oder einen Resonanzraum verantwortbar gestalten will, beginnt die Analyse bei Empfaengern, Wirkraum, Zeitraum und Datenquelle. Bei Modellformel muss dann geklaert werden, ob Reichweite, Zustimmung und Aufmerksamkeit sauber von Wirkung und Wirkungsrisiko getrennt sind. Eine tragfaehige Antwort benennt mindestens eine Quelle, eine offene Unsicherheit, eine moegliche Gegenbeobachtung und die Entscheidung, die nach der Bewertung geaendert wird.</w:t>
+      </w:r>
+    </w:p>
+    <w:p>
+      <w:r>
+        <w:t>Fuer die Bewertung reicht kein Summenscore, der zentrale Schaeden mit bequemen Pluspunkten verrechnet. Nichtkompensation und Reverse Merit Order markieren, wo rote Linien, demokratische Grundbedingungen oder planetare Grenzen Vorrang vor Durchschnittslogik haben. So bleibt positive Netto-Wirkung eine anspruchsvolle Zielgroesse und wird nicht zur dekorativen Formel.</w:t>
+      </w:r>
+    </w:p>
+    <w:p>
+      <w:r>
+        <w:t>Steuerungsfolge. Fallfenster zeigt, warum Medien, Sprache und Öffentlichkeit als Wirkungsräume mehr ist als ein Schlagwort im Feld oeffentliche Resonanzraeume, Sprache, Vertrauen, Quellenklarheit und demokratische Rueckkopplung. Die wirkungsoekonomische Frage lautet: Welche reale Veraenderung wird moeglich, welche bleibt nur Potenzial und wo entsteht ein Wirkungsrisiko? Diese Unterscheidung schuetzt vor Impact-Washing, weil sie Absicht, Aktivitaet, Reichweite und Wirkung auseinanderhaelt.</w:t>
+      </w:r>
+    </w:p>
+    <w:p>
+      <w:r>
+        <w:t>Eine Kommune, ein Unternehmen oder eine Bildungsorganisation will Medien, Sprache und Öffentlichkeit als Wirkungsräume praktisch anwenden. Der erste Schritt ist nicht die Auswahl eines Instruments, sondern die Klaerung der Zustandsveraenderung. Bei Fallfenster muss deshalb benannt werden, wer betroffen ist, welcher Zustand sich veraendert, welche Frist gilt und welche Gegenbeobachtung die Annahme widerlegen wuerde. Erst danach entsteht eine begruendete Entscheidung im Feld Begriff, Fallbewertung, Wirkpfad, rote Linie, Quellenbeurteilung oder Rueckkopplungsregel.</w:t>
+      </w:r>
+    </w:p>
+    <w:p>
+      <w:r>
+        <w:t>Fallpruefung. Wenn ein oeffentlicher Akteur eine Botschaft, ein Beteiligungsformat oder einen Resonanzraum verantwortbar gestalten will, beginnt die Analyse bei Empfaengern, Wirkraum, Zeitraum und Datenquelle. Bei Fallfenster muss dann geklaert werden, ob Reichweite, Zustimmung und Aufmerksamkeit sauber von Wirkung und Wirkungsrisiko getrennt sind. Eine tragfaehige Antwort benennt mindestens eine Quelle, eine offene Unsicherheit, eine moegliche Gegenbeobachtung und die Entscheidung, die nach der Bewertung geaendert wird.</w:t>
+      </w:r>
+    </w:p>
+    <w:p>
+      <w:r>
+        <w:t>Der Rueckfluss in den WOE-Korpus liegt hier in klaren Begriffen, sauber verlinkten Quellen und benannten Forschungsfragen. Wo Glossar, Werkzeuge, Journal oder Reader noch doppeldeutig bleiben, sollte Medien, Sprache und Öffentlichkeit als Wirkungsräume nicht als fertige Gewissheit auftreten, sondern als pruefbarer Lernstand mit Korrekturpfad.</w:t>
+      </w:r>
+    </w:p>
+    <w:p>
+      <w:r>
+        <w:t>Transferhinweis. In V17 muss Prüfungsnahe Fallfragen ohne geschützte Antwortlogik immer mit Empfaengern gelesen werden. Wirkung entsteht nicht beim Sender, sondern an veraenderten Zustaenden von Menschen, Oekosystemen, Institutionen, Oeffentlichkeit oder kuenftigen Handlungsspielraeumen. Darum reicht es nicht, interne Aktivitaeten zu dokumentieren. Entscheidend ist, ob sich ein Zustand nachvollziehbar veraendert und ob diese Veraenderung im Referenzrahmen Mensch, Planet, Demokratie, SDGs, Agenda 2030 und SDG+ tragfaehig bewertet werden kann.</w:t>
+      </w:r>
+    </w:p>
+    <w:p>
+      <w:r>
+        <w:t>Ein Bericht behauptet, die Massnahme zu Medien, Sprache und Öffentlichkeit als Wirkungsräume sei erfolgreich. Die WOE-Lesart fragt bei Prüfungsnahe Fallfragen ohne geschützte Antwortlogik nach belastbaren Nachweisen: begriffliche Praezision, Fallbeschreibung, Quellenklarheit, Plausibilitaet und offene Unsicherheit. Wenn diese Nachweise fehlen, bleibt die Aussage Wirkungspotenzial oder Kommunikationsbehauptung. Sie kann wichtig sein, aber sie ist noch keine belegte Wirkung.</w:t>
+      </w:r>
+    </w:p>
+    <w:p>
+      <w:r>
+        <w:t>Fallpruefung. Wenn ein oeffentlicher Akteur eine Botschaft, ein Beteiligungsformat oder einen Resonanzraum verantwortbar gestalten will, beginnt die Analyse bei Empfaengern, Wirkraum, Zeitraum und Datenquelle. Bei Prüfungsnahe Fallfragen ohne geschützte Antwortlogik muss dann geklaert werden, ob Reichweite, Zustimmung und Aufmerksamkeit sauber von Wirkung und Wirkungsrisiko getrennt sind. Eine tragfaehige Antwort benennt mindestens eine Quelle, eine offene Unsicherheit, eine moegliche Gegenbeobachtung und die Entscheidung, die nach der Bewertung geaendert wird.</w:t>
+      </w:r>
+    </w:p>
+    <w:p>
+      <w:r>
+        <w:t>Rueckflussnotiz. Wissenschaftliche Anschlussfaehigkeit entsteht hier durch Quellenklarheit. Bei Einleitung / Wirkungsfrage werden interne WOE-Begriffe nicht als Ersatz fuer Belege benutzt, sondern mit Wirkungsradar, Journal, Glossar, Resonanz- und Quellenklarheitskapitel verbunden. Wo die Datenlage offen bleibt, wird das offengelegt. Wo eine Aussage nur plausibel ist, bleibt sie als Wirkungspotenzial markiert. Wo ein Schaden eine rote Linie beruehrt, greift Nichtkompensation vor Durchschnittslogik.</w:t>
+      </w:r>
+    </w:p>
+    <w:p>
+      <w:r>
+        <w:t>In einer kontroversen Entscheidung wirkt Einleitung / Wirkungsfrage als Pruefpunkt fuer Ambivalenz. Ein Nutzen fuer eine Gruppe kann mit Risiken fuer andere Wirkungsempfaenger einhergehen. Das Skript verlangt deshalb, positive und negative Zustandsveraenderungen getrennt zu fuehren, bevor von positiver Netto-Wirkung gesprochen wird.</w:t>
+      </w:r>
+    </w:p>
+    <w:p>
+      <w:r>
+        <w:t>Fallpruefung. Wenn ein oeffentlicher Akteur eine Botschaft, ein Beteiligungsformat oder einen Resonanzraum verantwortbar gestalten will, beginnt die Analyse bei Empfaengern, Wirkraum, Zeitraum und Datenquelle. Bei Einleitung / Wirkungsfrage muss dann geklaert werden, ob Reichweite, Zustimmung und Aufmerksamkeit sauber von Wirkung und Wirkungsrisiko getrennt sind. Eine tragfaehige Antwort benennt mindestens eine Quelle, eine offene Unsicherheit, eine moegliche Gegenbeobachtung und die Entscheidung, die nach der Bewertung geaendert wird.</w:t>
+      </w:r>
+    </w:p>
+    <w:p>
+      <w:r>
+        <w:t>Fuer die Bewertung reicht kein Summenscore, der zentrale Schaeden mit bequemen Pluspunkten verrechnet. Nichtkompensation und Reverse Merit Order markieren, wo rote Linien, demokratische Grundbedingungen oder planetare Grenzen Vorrang vor Durchschnittslogik haben. So bleibt positive Netto-Wirkung eine anspruchsvolle Zielgroesse und wird nicht zur dekorativen Formel.</w:t>
       </w:r>
     </w:p>
     <w:p>

--- a/docs/studienskripte/word-rohfassungen/woek-g-v17.docx
+++ b/docs/studienskripte/word-rohfassungen/woek-g-v17.docx
@@ -2799,7 +2799,7 @@
     </w:p>
     <w:p>
       <w:r>
-        <w:t>Begriffliche Sicherung. Einleitung / Wirkungsfrage zeigt, warum Medien, Sprache und Öffentlichkeit als Wirkungsräume mehr ist als ein Schlagwort im Feld oeffentliche Resonanzraeume, Sprache, Vertrauen, Quellenklarheit und demokratische Rueckkopplung. Die wirkungsoekonomische Frage lautet: Welche reale Veraenderung wird moeglich, welche bleibt nur Potenzial und wo entsteht ein Wirkungsrisiko? Diese Unterscheidung schuetzt vor Impact-Washing, weil sie Absicht, Aktivitaet, Reichweite und Wirkung auseinanderhaelt.</w:t>
+        <w:t>Begriffliche Sicherung. Bei Einleitung / Wirkungsfrage wird Medien, Sprache und Öffentlichkeit als Wirkungsräume als Arbeitsfrage im Feld oeffentliche Resonanzraeume, Sprache, Vertrauen, Quellenklarheit und demokratische Rueckkopplung lesbar. Die wirkungsoekonomische Frage lautet: Welche reale Veraenderung wird moeglich, welche bleibt nur Potenzial und wo entsteht ein Wirkungsrisiko? Diese Unterscheidung schuetzt vor Impact-Washing, weil sie Absicht, Aktivitaet, Reichweite und Wirkung auseinanderhaelt.</w:t>
       </w:r>
     </w:p>
     <w:p>
@@ -2889,7 +2889,7 @@
     </w:p>
     <w:p>
       <w:r>
-        <w:t>Transferhinweis. Sprache formt das Denken zeigt, warum Medien, Sprache und Öffentlichkeit als Wirkungsräume mehr ist als ein Schlagwort im Feld oeffentliche Resonanzraeume, Sprache, Vertrauen, Quellenklarheit und demokratische Rueckkopplung. Die wirkungsoekonomische Frage lautet: Welche reale Veraenderung wird moeglich, welche bleibt nur Potenzial und wo entsteht ein Wirkungsrisiko? Diese Unterscheidung schuetzt vor Impact-Washing, weil sie Absicht, Aktivitaet, Reichweite und Wirkung auseinanderhaelt.</w:t>
+        <w:t>Transferhinweis. Bei Sprache formt das Denken wird Medien, Sprache und Öffentlichkeit als Wirkungsräume als Arbeitsfrage im Feld oeffentliche Resonanzraeume, Sprache, Vertrauen, Quellenklarheit und demokratische Rueckkopplung lesbar. Die wirkungsoekonomische Frage lautet: Welche reale Veraenderung wird moeglich, welche bleibt nur Potenzial und wo entsteht ein Wirkungsrisiko? Diese Unterscheidung schuetzt vor Impact-Washing, weil sie Absicht, Aktivitaet, Reichweite und Wirkung auseinanderhaelt.</w:t>
       </w:r>
     </w:p>
     <w:p>
@@ -2992,7 +2992,7 @@
     </w:p>
     <w:p>
       <w:r>
-        <w:t>Evidenzfenster. Die besondere Rolle der Plattformen zeigt, warum Medien, Sprache und Öffentlichkeit als Wirkungsräume mehr ist als ein Schlagwort im Feld oeffentliche Resonanzraeume, Sprache, Vertrauen, Quellenklarheit und demokratische Rueckkopplung. Die wirkungsoekonomische Frage lautet: Welche reale Veraenderung wird moeglich, welche bleibt nur Potenzial und wo entsteht ein Wirkungsrisiko? Diese Unterscheidung schuetzt vor Impact-Washing, weil sie Absicht, Aktivitaet, Reichweite und Wirkung auseinanderhaelt.</w:t>
+        <w:t>Evidenzfenster. Bei Die besondere Rolle der Plattformen wird Medien, Sprache und Öffentlichkeit als Wirkungsräume als Arbeitsfrage im Feld oeffentliche Resonanzraeume, Sprache, Vertrauen, Quellenklarheit und demokratische Rueckkopplung lesbar. Die wirkungsoekonomische Frage lautet: Welche reale Veraenderung wird moeglich, welche bleibt nur Potenzial und wo entsteht ein Wirkungsrisiko? Diese Unterscheidung schuetzt vor Impact-Washing, weil sie Absicht, Aktivitaet, Reichweite und Wirkung auseinanderhaelt.</w:t>
       </w:r>
     </w:p>
     <w:p>
@@ -3100,7 +3100,7 @@
     </w:p>
     <w:p>
       <w:r>
-        <w:t>Pruefungsimpuls. Wirkpfad zeigt, warum Medien, Sprache und Öffentlichkeit als Wirkungsräume mehr ist als ein Schlagwort im Feld oeffentliche Resonanzraeume, Sprache, Vertrauen, Quellenklarheit und demokratische Rueckkopplung. Die wirkungsoekonomische Frage lautet: Welche reale Veraenderung wird moeglich, welche bleibt nur Potenzial und wo entsteht ein Wirkungsrisiko? Diese Unterscheidung schuetzt vor Impact-Washing, weil sie Absicht, Aktivitaet, Reichweite und Wirkung auseinanderhaelt.</w:t>
+        <w:t>Pruefungsimpuls. Bei Wirkpfad wird Medien, Sprache und Öffentlichkeit als Wirkungsräume als Arbeitsfrage im Feld oeffentliche Resonanzraeume, Sprache, Vertrauen, Quellenklarheit und demokratische Rueckkopplung lesbar. Die wirkungsoekonomische Frage lautet: Welche reale Veraenderung wird moeglich, welche bleibt nur Potenzial und wo entsteht ein Wirkungsrisiko? Diese Unterscheidung schuetzt vor Impact-Washing, weil sie Absicht, Aktivitaet, Reichweite und Wirkung auseinanderhaelt.</w:t>
       </w:r>
     </w:p>
     <w:p>
@@ -3203,7 +3203,7 @@
     </w:p>
     <w:p>
       <w:r>
-        <w:t>Steuerungsfolge. Fallfenster zeigt, warum Medien, Sprache und Öffentlichkeit als Wirkungsräume mehr ist als ein Schlagwort im Feld oeffentliche Resonanzraeume, Sprache, Vertrauen, Quellenklarheit und demokratische Rueckkopplung. Die wirkungsoekonomische Frage lautet: Welche reale Veraenderung wird moeglich, welche bleibt nur Potenzial und wo entsteht ein Wirkungsrisiko? Diese Unterscheidung schuetzt vor Impact-Washing, weil sie Absicht, Aktivitaet, Reichweite und Wirkung auseinanderhaelt.</w:t>
+        <w:t>Steuerungsfolge. Bei Fallfenster wird Medien, Sprache und Öffentlichkeit als Wirkungsräume als Arbeitsfrage im Feld oeffentliche Resonanzraeume, Sprache, Vertrauen, Quellenklarheit und demokratische Rueckkopplung lesbar. Die wirkungsoekonomische Frage lautet: Welche reale Veraenderung wird moeglich, welche bleibt nur Potenzial und wo entsteht ein Wirkungsrisiko? Diese Unterscheidung schuetzt vor Impact-Washing, weil sie Absicht, Aktivitaet, Reichweite und Wirkung auseinanderhaelt.</w:t>
       </w:r>
     </w:p>
     <w:p>

--- a/docs/studienskripte/word-rohfassungen/woek-g-v17.docx
+++ b/docs/studienskripte/word-rohfassungen/woek-g-v17.docx
@@ -16,20 +16,7 @@
     </w:p>
     <w:p>
       <w:r>
-        <w:rPr>
-          <w:i/>
-        </w:rPr>
-        <w:t>Rohfassung fuer Claude / CI-CD-Finalisierung</w:t>
-      </w:r>
-    </w:p>
-    <w:p>
-      <w:r>
-        <w:t>Quelle: /Users/hagen/Documents/New project/content/studienskripte/woek-g-v17.md</w:t>
-      </w:r>
-    </w:p>
-    <w:p>
-      <w:r>
-        <w:t>Track: Grundstudium Wirkungsökonomie Kurscode: woek-g Vorlesungscode: V17 Modul/Abschnitt: G2.2 Titel: Medien, Sprache und Öffentlichkeit als Wirkungsräume Status: Studienskript V1 · fachlich finale Codex-Fassung, Claude-CI/CD-Satzfreigabe offen Quelle: woek-akademie-app/content/lehrgaenge/woek-g-v17.md Ablage: Markdown-Master in content/studienskripte/woek-g-v17.md, Word-Rohfassung in docs/studienskripte/word-rohfassungen/woek-g-v17.docx Wissensbasis: aktuelles Grundlagenwerk, Website-Korpus inklusive Journal, Akademie-Quelltexte, Glossar, interne Dossiers und externe Fachquellen</w:t>
+        <w:t>Track: Grundstudium Wirkungsökonomie Kurscode: woek-g Vorlesungscode: V17 Modul/Abschnitt: G2.2 Titel: Medien, Sprache und Öffentlichkeit als Wirkungsräume Status: Studienskript V1. Wissensbasis: aktuelles Grundlagenwerk, Website-Korpus inklusive Journal, Akademie-Quelltexte, Glossar, interne Dossiers und externe Fachquellen</w:t>
       </w:r>
     </w:p>
     <w:p>
@@ -96,11 +83,6 @@
     <w:p>
       <w:r>
         <w:t>&gt; Welche tatsächlichen Zustandsveränderungen werden durch Medien, Sprache und Öffentlichkeit als Wirkungsräume möglich, wahrscheinlich oder riskant - und welche Bedingungen entscheiden darüber, ob aus Wirkungspotenzial tatsächliche Wirkung wird?</w:t>
-      </w:r>
-    </w:p>
-    <w:p>
-      <w:r>
-        <w:t>Dieses Studienskript ist die fachlich finale Codex-V1-Fassung fuer den Akademie-Reader und die oeffentliche Bibliothek. Claude uebernimmt danach Satz, CI/CD, PDF/Reader-Freigabe und die abschliessende Lektoratsabnahme.</w:t>
       </w:r>
     </w:p>
     <w:p>
@@ -709,7 +691,7 @@
         <w:pStyle w:val="ListBullet"/>
       </w:pPr>
       <w:r>
-        <w:t>✅ Richtig: B — Wirkung meint tatsächliche Veränderung von Zuständen, nicht Absicht, Aktivität oder Reichweite.</w:t>
+        <w:t>✅ Richtig: B - Wirkung meint tatsächliche Veränderung von Zuständen, nicht Absicht, Aktivität oder Reichweite.</w:t>
       </w:r>
     </w:p>
     <w:p>
@@ -730,7 +712,7 @@
         <w:pStyle w:val="ListBullet"/>
       </w:pPr>
       <w:r>
-        <w:t>✅ Richtig: B — Ein Auslöser erzeugt höchstens Wirkungspotenzial, solange keine tatsächliche Veränderung nachvollziehbar ist.</w:t>
+        <w:t>✅ Richtig: B - Ein Auslöser erzeugt höchstens Wirkungspotenzial, solange keine tatsächliche Veränderung nachvollziehbar ist.</w:t>
       </w:r>
     </w:p>
     <w:p>
@@ -751,7 +733,7 @@
         <w:pStyle w:val="ListBullet"/>
       </w:pPr>
       <w:r>
-        <w:t>✅ Richtig: C — Die WÖk bewertet Wirkpfade und Zustandsveränderungen, nicht den Wert von Menschen.</w:t>
+        <w:t>✅ Richtig: C - Die WÖk bewertet Wirkpfade und Zustandsveränderungen, nicht den Wert von Menschen.</w:t>
       </w:r>
     </w:p>
     <w:p>
@@ -772,7 +754,7 @@
         <w:pStyle w:val="ListBullet"/>
       </w:pPr>
       <w:r>
-        <w:t>✅ Richtig: A — Quellenklarheit und begriffliche Präzision sind Voraussetzungen für prüfbare Wirkungsaussagen.</w:t>
+        <w:t>✅ Richtig: A - Quellenklarheit und begriffliche Präzision sind Voraussetzungen für prüfbare Wirkungsaussagen.</w:t>
       </w:r>
     </w:p>
     <w:p>
@@ -793,7 +775,7 @@
         <w:pStyle w:val="ListBullet"/>
       </w:pPr>
       <w:r>
-        <w:t>✅ Richtig: B — Rückkopplung bedeutet Lernen und Nachsteuern anhand tatsächlicher Zustandsveränderungen.</w:t>
+        <w:t>✅ Richtig: B - Rückkopplung bedeutet Lernen und Nachsteuern anhand tatsächlicher Zustandsveränderungen.</w:t>
       </w:r>
     </w:p>
     <w:p>
@@ -814,7 +796,7 @@
         <w:pStyle w:val="ListBullet"/>
       </w:pPr>
       <w:r>
-        <w:t>✅ Richtig: A — Wenn eine Zielgröße gemeint ist, geht es um positive Netto-Wirkung im Referenzrahmen Mensch, Planet und Demokratie.</w:t>
+        <w:t>✅ Richtig: A - Wenn eine Zielgröße gemeint ist, geht es um positive Netto-Wirkung im Referenzrahmen Mensch, Planet und Demokratie.</w:t>
       </w:r>
     </w:p>
     <w:p>
@@ -994,11 +976,6 @@
       </w:pPr>
       <w:r>
         <w:t>7. Tiefenskript-Erweiterung Sprint 7</w:t>
-      </w:r>
-    </w:p>
-    <w:p>
-      <w:r>
-        <w:t>Status dieser Erweiterung: V1-finalisierte Codex-Erweiterung fuer Markdown-Master, Word-Rohfassung und Reader-Spiegel. Satz, Medienintegration, Lektorat und PDF-Freigabe bleiben der Claude-CI/CD-Lane vorbehalten.</w:t>
       </w:r>
     </w:p>
     <w:p>
@@ -2422,11 +2399,6 @@
       </w:r>
     </w:p>
     <w:p>
-      <w:r>
-        <w:t>Dieses Studienskript ist die fachlich finale Codex-V1-Fassung fuer den Akademie-Reader und die oeffentliche Bibliothek. Claude uebernimmt danach Satz, CI/CD, PDF/Reader-Freigabe und die abschliessende Lektoratsabnahme.</w:t>
-      </w:r>
-    </w:p>
-    <w:p>
       <w:pPr>
         <w:pStyle w:val="Heading3"/>
       </w:pPr>
@@ -2938,11 +2910,6 @@
       </w:r>
     </w:p>
     <w:p>
-      <w:r>
-        <w:t>Diese Finalisierung schliesst die Codex-Inhaltsproduktion fuer V17. Offen bleibt nicht der fachliche Kern des Skripts, sondern der naechste Produktionsschritt: Claude setzt daraus die CI/CD-konforme Reader- und PDF-Fassung, prueft Satz, Umbrueche, Medienintegration und Lektorat und markiert erst danach die veroeffentlichte Fassung als freigegeben.</w:t>
-      </w:r>
-    </w:p>
-    <w:p>
       <w:pPr>
         <w:pStyle w:val="Heading2"/>
       </w:pPr>
@@ -2963,7 +2930,7 @@
         <w:pStyle w:val="ListBullet"/>
       </w:pPr>
       <w:r>
-        <w:t>woek-akademie-app/content/lehrgaenge/woek-g-v17.md — unmittelbarer Akademie-Quelltext dieser V1-Fassung.</w:t>
+        <w:t>woek-akademie-app/content/lehrgaenge/woek-g-v17.md - unmittelbarer Akademie-Quelltext dieser V1-Fassung.</w:t>
       </w:r>
     </w:p>
     <w:p>
@@ -2971,7 +2938,7 @@
         <w:pStyle w:val="ListBullet"/>
       </w:pPr>
       <w:r>
-        <w:t>assets/pdf/die-neue-ordnung-des-wohlstands.pdf und buch.html — aktuelles Grundlagenwerk.</w:t>
+        <w:t>assets/pdf/die-neue-ordnung-des-wohlstands.pdf und buch.html - aktuelles Grundlagenwerk.</w:t>
       </w:r>
     </w:p>
     <w:p>
@@ -2980,22 +2947,6 @@
       </w:pPr>
       <w:r>
         <w:t>Website-Korpus: Referenz, Wirkungsfelder, Werkzeuge, Glossar, Bibliothek und Journal.</w:t>
-      </w:r>
-    </w:p>
-    <w:p>
-      <w:pPr>
-        <w:pStyle w:val="ListBullet"/>
-      </w:pPr>
-      <w:r>
-        <w:t>docs/CODEX-HANDOFF-studienskripte.md — Produktionsstandard.</w:t>
-      </w:r>
-    </w:p>
-    <w:p>
-      <w:pPr>
-        <w:pStyle w:val="ListBullet"/>
-      </w:pPr>
-      <w:r>
-        <w:t>docs/CODEX-HANDOFF-pruefungen.md — geschützte Prüfungs- und Antwortlogik.</w:t>
       </w:r>
     </w:p>
     <w:p>
